--- a/docs/Review_2_Smart_Archive_Agent.docx
+++ b/docs/Review_2_Smart_Archive_Agent.docx
@@ -44,6 +44,10 @@
         <w:gridCol w:w="4680"/>
       </w:tblGrid>
       <w:tr>
+        <w:trPr>
+          <w:tblHeader/>
+          <w:cantSplit/>
+        </w:trPr>
         <w:tc>
           <w:tcPr>
             <w:tcW w:type="dxa" w:w="4608"/>
@@ -57,6 +61,7 @@
           </w:tcPr>
           <w:p>
             <w:pPr>
+              <w:keepNext/>
               <w:spacing w:after="40"/>
             </w:pPr>
             <w:r>
@@ -88,6 +93,7 @@
           </w:tcPr>
           <w:p>
             <w:pPr>
+              <w:keepNext/>
               <w:spacing w:after="40"/>
             </w:pPr>
             <w:r>
@@ -108,6 +114,9 @@
         </w:tc>
       </w:tr>
       <w:tr>
+        <w:trPr>
+          <w:cantSplit/>
+        </w:trPr>
         <w:tc>
           <w:tcPr>
             <w:tcW w:type="dxa" w:w="4608"/>
@@ -180,13 +189,13 @@
     <w:p>
       <w:pPr>
         <w:keepNext/>
-        <w:spacing w:before="360" w:after="120"/>
+        <w:spacing w:after="160" w:before="280"/>
       </w:pPr>
       <w:r>
         <w:rPr>
           <w:rFonts w:ascii="Calibri" w:hAnsi="Calibri"/>
           <w:b/>
-          <w:color w:val="1F497D"/>
+          <w:i w:val="0"/>
           <w:sz w:val="32"/>
         </w:rPr>
         <w:t>Chapter 3: System Architecture &amp; Design</w:t>
@@ -195,13 +204,13 @@
     <w:p>
       <w:pPr>
         <w:keepNext/>
-        <w:spacing w:before="240" w:after="80"/>
+        <w:spacing w:after="120" w:before="200"/>
       </w:pPr>
       <w:r>
         <w:rPr>
           <w:rFonts w:ascii="Calibri" w:hAnsi="Calibri"/>
           <w:b/>
-          <w:color w:val="2E74B5"/>
+          <w:i w:val="0"/>
           <w:sz w:val="26"/>
         </w:rPr>
         <w:t>3.1 High-Level Architecture</w:t>
@@ -210,155 +219,573 @@
     <w:p>
       <w:pPr>
         <w:keepNext/>
-        <w:spacing w:before="160" w:after="40"/>
+        <w:spacing w:after="80" w:before="120"/>
       </w:pPr>
       <w:r>
         <w:rPr>
           <w:rFonts w:ascii="Calibri" w:hAnsi="Calibri"/>
           <w:b/>
-          <w:color w:val="3C3C3C"/>
+          <w:i w:val="0"/>
           <w:sz w:val="23"/>
         </w:rPr>
-        <w:t>The User-to-Shell Loop: User Input -&gt; Processing -&gt; Tool Call -&gt; System Execution -&gt; Feedback</w:t>
+        <w:t>The User-to-Shell Loop: User Input → LLM Processing → Tool Call → System Execution → Feedback</w:t>
       </w:r>
     </w:p>
     <w:p>
       <w:pPr>
-        <w:spacing w:before="0" w:after="120" w:line="276" w:lineRule="auto"/>
+        <w:spacing w:after="120"/>
       </w:pPr>
       <w:r>
         <w:rPr>
           <w:rFonts w:ascii="Calibri" w:hAnsi="Calibri"/>
-          <w:color w:val="3C3C3C"/>
+          <w:b w:val="0"/>
+          <w:i w:val="0"/>
           <w:sz w:val="22"/>
         </w:rPr>
-        <w:t>The Smart Archive Agent operates on a closed-loop execution lifecycle that bridges human natural language with deterministic Linux system calls. The complete execution cycle proceeds through five distinct stages:</w:t>
+        <w:t>The Smart Archive Agent is Agent #12 of the class-wide Agentic Shell. In the shell, the base shell's LLM reads the user's sentence, chooses one of our tools and its arguments, and our code performs the real operating-system work. The agent can also run on its own, in which case a built-in rule-based planner performs the "LLM processing" stage and produces the same tool calls. Both paths reach the operating system only through one validated entry point, execute_tool().</w:t>
       </w:r>
+    </w:p>
+    <w:tbl>
+      <w:tblPr>
+        <w:tblW w:type="auto" w:w="0"/>
+        <w:tblLook w:firstColumn="1" w:firstRow="1" w:lastColumn="0" w:lastRow="0" w:noHBand="0" w:noVBand="1" w:val="04A0"/>
+        <w:jc w:val="center"/>
+        <w:tblLayout w:type="fixed"/>
+        <w:tblBorders>
+          <w:top w:val="single" w:sz="4" w:space="0" w:color="BFBFBF"/>
+          <w:left w:val="single" w:sz="4" w:space="0" w:color="BFBFBF"/>
+          <w:bottom w:val="single" w:sz="4" w:space="0" w:color="BFBFBF"/>
+          <w:right w:val="single" w:sz="4" w:space="0" w:color="BFBFBF"/>
+          <w:insideH w:val="single" w:sz="4" w:space="0" w:color="BFBFBF"/>
+          <w:insideV w:val="single" w:sz="4" w:space="0" w:color="BFBFBF"/>
+        </w:tblBorders>
+      </w:tblPr>
+      <w:tblGrid>
+        <w:gridCol w:w="1900"/>
+        <w:gridCol w:w="3730"/>
+        <w:gridCol w:w="3730"/>
+      </w:tblGrid>
+      <w:tr>
+        <w:trPr>
+          <w:tblHeader/>
+          <w:cantSplit/>
+        </w:trPr>
+        <w:tc>
+          <w:tcPr>
+            <w:tcW w:type="dxa" w:w="1900"/>
+            <w:shd w:val="clear" w:color="auto" w:fill="1F497D"/>
+            <w:tcMar>
+              <w:top w:w="80" w:type="dxa"/>
+              <w:bottom w:w="80" w:type="dxa"/>
+              <w:left w:w="100" w:type="dxa"/>
+              <w:right w:w="100" w:type="dxa"/>
+            </w:tcMar>
+          </w:tcPr>
+          <w:p>
+            <w:pPr>
+              <w:keepNext/>
+              <w:spacing w:after="0"/>
+            </w:pPr>
+            <w:r>
+              <w:rPr>
+                <w:rFonts w:ascii="Calibri" w:hAnsi="Calibri"/>
+                <w:b/>
+                <w:i w:val="0"/>
+                <w:color w:val="FFFFFF"/>
+                <w:sz w:val="19"/>
+              </w:rPr>
+              <w:t>Loop stage</w:t>
+            </w:r>
+          </w:p>
+        </w:tc>
+        <w:tc>
+          <w:tcPr>
+            <w:tcW w:type="dxa" w:w="3730"/>
+            <w:shd w:val="clear" w:color="auto" w:fill="1F497D"/>
+            <w:tcMar>
+              <w:top w:w="80" w:type="dxa"/>
+              <w:bottom w:w="80" w:type="dxa"/>
+              <w:left w:w="100" w:type="dxa"/>
+              <w:right w:w="100" w:type="dxa"/>
+            </w:tcMar>
+          </w:tcPr>
+          <w:p>
+            <w:pPr>
+              <w:keepNext/>
+              <w:spacing w:after="0"/>
+            </w:pPr>
+            <w:r>
+              <w:rPr>
+                <w:rFonts w:ascii="Calibri" w:hAnsi="Calibri"/>
+                <w:b/>
+                <w:i w:val="0"/>
+                <w:color w:val="FFFFFF"/>
+                <w:sz w:val="19"/>
+              </w:rPr>
+              <w:t>In the Agentic Shell</w:t>
+            </w:r>
+          </w:p>
+        </w:tc>
+        <w:tc>
+          <w:tcPr>
+            <w:tcW w:type="dxa" w:w="3730"/>
+            <w:shd w:val="clear" w:color="auto" w:fill="1F497D"/>
+            <w:tcMar>
+              <w:top w:w="80" w:type="dxa"/>
+              <w:bottom w:w="80" w:type="dxa"/>
+              <w:left w:w="100" w:type="dxa"/>
+              <w:right w:w="100" w:type="dxa"/>
+            </w:tcMar>
+          </w:tcPr>
+          <w:p>
+            <w:pPr>
+              <w:keepNext/>
+              <w:spacing w:after="0"/>
+            </w:pPr>
+            <w:r>
+              <w:rPr>
+                <w:rFonts w:ascii="Calibri" w:hAnsi="Calibri"/>
+                <w:b/>
+                <w:i w:val="0"/>
+                <w:color w:val="FFFFFF"/>
+                <w:sz w:val="19"/>
+              </w:rPr>
+              <w:t>When the agent runs on its own</w:t>
+            </w:r>
+          </w:p>
+        </w:tc>
+      </w:tr>
+      <w:tr>
+        <w:trPr>
+          <w:cantSplit/>
+        </w:trPr>
+        <w:tc>
+          <w:tcPr>
+            <w:tcW w:type="dxa" w:w="1900"/>
+            <w:shd w:val="clear" w:color="auto" w:fill="FFFFFF"/>
+            <w:tcMar>
+              <w:top w:w="80" w:type="dxa"/>
+              <w:bottom w:w="80" w:type="dxa"/>
+              <w:left w:w="100" w:type="dxa"/>
+              <w:right w:w="100" w:type="dxa"/>
+            </w:tcMar>
+          </w:tcPr>
+          <w:p>
+            <w:pPr>
+              <w:spacing w:after="0"/>
+            </w:pPr>
+            <w:r>
+              <w:rPr>
+                <w:rFonts w:ascii="Calibri" w:hAnsi="Calibri"/>
+                <w:b/>
+                <w:i w:val="0"/>
+                <w:sz w:val="19"/>
+              </w:rPr>
+              <w:t>User Input</w:t>
+            </w:r>
+          </w:p>
+        </w:tc>
+        <w:tc>
+          <w:tcPr>
+            <w:tcW w:type="dxa" w:w="3730"/>
+            <w:shd w:val="clear" w:color="auto" w:fill="FFFFFF"/>
+            <w:tcMar>
+              <w:top w:w="80" w:type="dxa"/>
+              <w:bottom w:w="80" w:type="dxa"/>
+              <w:left w:w="100" w:type="dxa"/>
+              <w:right w:w="100" w:type="dxa"/>
+            </w:tcMar>
+          </w:tcPr>
+          <w:p>
+            <w:pPr>
+              <w:spacing w:after="0"/>
+            </w:pPr>
+            <w:r>
+              <w:rPr>
+                <w:rFonts w:ascii="Calibri" w:hAnsi="Calibri"/>
+                <w:b w:val="0"/>
+                <w:i w:val="0"/>
+                <w:sz w:val="19"/>
+              </w:rPr>
+              <w:t>The user types into the base shell.</w:t>
+            </w:r>
+          </w:p>
+        </w:tc>
+        <w:tc>
+          <w:tcPr>
+            <w:tcW w:type="dxa" w:w="3730"/>
+            <w:shd w:val="clear" w:color="auto" w:fill="FFFFFF"/>
+            <w:tcMar>
+              <w:top w:w="80" w:type="dxa"/>
+              <w:bottom w:w="80" w:type="dxa"/>
+              <w:left w:w="100" w:type="dxa"/>
+              <w:right w:w="100" w:type="dxa"/>
+            </w:tcMar>
+          </w:tcPr>
+          <w:p>
+            <w:pPr>
+              <w:spacing w:after="0"/>
+            </w:pPr>
+            <w:r>
+              <w:rPr>
+                <w:rFonts w:ascii="Calibri" w:hAnsi="Calibri"/>
+                <w:b w:val="0"/>
+                <w:i w:val="0"/>
+                <w:sz w:val="19"/>
+              </w:rPr>
+              <w:t>The user types at the agent's You: prompt (main.py).</w:t>
+            </w:r>
+          </w:p>
+        </w:tc>
+      </w:tr>
+      <w:tr>
+        <w:trPr>
+          <w:cantSplit/>
+        </w:trPr>
+        <w:tc>
+          <w:tcPr>
+            <w:tcW w:type="dxa" w:w="1900"/>
+            <w:shd w:val="clear" w:color="auto" w:fill="EEF3FA"/>
+            <w:tcMar>
+              <w:top w:w="80" w:type="dxa"/>
+              <w:bottom w:w="80" w:type="dxa"/>
+              <w:left w:w="100" w:type="dxa"/>
+              <w:right w:w="100" w:type="dxa"/>
+            </w:tcMar>
+          </w:tcPr>
+          <w:p>
+            <w:pPr>
+              <w:spacing w:after="0"/>
+            </w:pPr>
+            <w:r>
+              <w:rPr>
+                <w:rFonts w:ascii="Calibri" w:hAnsi="Calibri"/>
+                <w:b/>
+                <w:i w:val="0"/>
+                <w:sz w:val="19"/>
+              </w:rPr>
+              <w:t>LLM Processing</w:t>
+            </w:r>
+          </w:p>
+        </w:tc>
+        <w:tc>
+          <w:tcPr>
+            <w:tcW w:type="dxa" w:w="3730"/>
+            <w:shd w:val="clear" w:color="auto" w:fill="EEF3FA"/>
+            <w:tcMar>
+              <w:top w:w="80" w:type="dxa"/>
+              <w:bottom w:w="80" w:type="dxa"/>
+              <w:left w:w="100" w:type="dxa"/>
+              <w:right w:w="100" w:type="dxa"/>
+            </w:tcMar>
+          </w:tcPr>
+          <w:p>
+            <w:pPr>
+              <w:spacing w:after="0"/>
+            </w:pPr>
+            <w:r>
+              <w:rPr>
+                <w:rFonts w:ascii="Calibri" w:hAnsi="Calibri"/>
+                <w:b w:val="0"/>
+                <w:i w:val="0"/>
+                <w:sz w:val="19"/>
+              </w:rPr>
+              <w:t>The shell's LLM reads our tool definitions (get_tools()) and picks tools by function calling.</w:t>
+            </w:r>
+          </w:p>
+        </w:tc>
+        <w:tc>
+          <w:tcPr>
+            <w:tcW w:type="dxa" w:w="3730"/>
+            <w:shd w:val="clear" w:color="auto" w:fill="EEF3FA"/>
+            <w:tcMar>
+              <w:top w:w="80" w:type="dxa"/>
+              <w:bottom w:w="80" w:type="dxa"/>
+              <w:left w:w="100" w:type="dxa"/>
+              <w:right w:w="100" w:type="dxa"/>
+            </w:tcMar>
+          </w:tcPr>
+          <w:p>
+            <w:pPr>
+              <w:spacing w:after="0"/>
+            </w:pPr>
+            <w:r>
+              <w:rPr>
+                <w:rFonts w:ascii="Calibri" w:hAnsi="Calibri"/>
+                <w:b w:val="0"/>
+                <w:i w:val="0"/>
+                <w:sz w:val="19"/>
+              </w:rPr>
+              <w:t>intent.py and planner.py turn the sentence into an ordered plan of tool calls, offline.</w:t>
+            </w:r>
+          </w:p>
+        </w:tc>
+      </w:tr>
+      <w:tr>
+        <w:trPr>
+          <w:cantSplit/>
+        </w:trPr>
+        <w:tc>
+          <w:tcPr>
+            <w:tcW w:type="dxa" w:w="1900"/>
+            <w:shd w:val="clear" w:color="auto" w:fill="FFFFFF"/>
+            <w:tcMar>
+              <w:top w:w="80" w:type="dxa"/>
+              <w:bottom w:w="80" w:type="dxa"/>
+              <w:left w:w="100" w:type="dxa"/>
+              <w:right w:w="100" w:type="dxa"/>
+            </w:tcMar>
+          </w:tcPr>
+          <w:p>
+            <w:pPr>
+              <w:spacing w:after="0"/>
+            </w:pPr>
+            <w:r>
+              <w:rPr>
+                <w:rFonts w:ascii="Calibri" w:hAnsi="Calibri"/>
+                <w:b/>
+                <w:i w:val="0"/>
+                <w:sz w:val="19"/>
+              </w:rPr>
+              <w:t>Tool Call</w:t>
+            </w:r>
+          </w:p>
+        </w:tc>
+        <w:tc>
+          <w:tcPr>
+            <w:tcW w:type="dxa" w:w="3730"/>
+            <w:shd w:val="clear" w:color="auto" w:fill="FFFFFF"/>
+            <w:tcMar>
+              <w:top w:w="80" w:type="dxa"/>
+              <w:bottom w:w="80" w:type="dxa"/>
+              <w:left w:w="100" w:type="dxa"/>
+              <w:right w:w="100" w:type="dxa"/>
+            </w:tcMar>
+          </w:tcPr>
+          <w:p>
+            <w:pPr>
+              <w:spacing w:after="0"/>
+            </w:pPr>
+            <w:r>
+              <w:rPr>
+                <w:rFonts w:ascii="Calibri" w:hAnsi="Calibri"/>
+                <w:b w:val="0"/>
+                <w:i w:val="0"/>
+                <w:sz w:val="19"/>
+              </w:rPr>
+              <w:t>The shell calls execute_tool(name, arguments).</w:t>
+            </w:r>
+          </w:p>
+        </w:tc>
+        <w:tc>
+          <w:tcPr>
+            <w:tcW w:type="dxa" w:w="3730"/>
+            <w:shd w:val="clear" w:color="auto" w:fill="FFFFFF"/>
+            <w:tcMar>
+              <w:top w:w="80" w:type="dxa"/>
+              <w:bottom w:w="80" w:type="dxa"/>
+              <w:left w:w="100" w:type="dxa"/>
+              <w:right w:w="100" w:type="dxa"/>
+            </w:tcMar>
+          </w:tcPr>
+          <w:p>
+            <w:pPr>
+              <w:spacing w:after="0"/>
+            </w:pPr>
+            <w:r>
+              <w:rPr>
+                <w:rFonts w:ascii="Calibri" w:hAnsi="Calibri"/>
+                <w:b w:val="0"/>
+                <w:i w:val="0"/>
+                <w:sz w:val="19"/>
+              </w:rPr>
+              <w:t>Each plan step is passed to execute_tool().</w:t>
+            </w:r>
+          </w:p>
+        </w:tc>
+      </w:tr>
+      <w:tr>
+        <w:trPr>
+          <w:cantSplit/>
+        </w:trPr>
+        <w:tc>
+          <w:tcPr>
+            <w:tcW w:type="dxa" w:w="1900"/>
+            <w:shd w:val="clear" w:color="auto" w:fill="EEF3FA"/>
+            <w:tcMar>
+              <w:top w:w="80" w:type="dxa"/>
+              <w:bottom w:w="80" w:type="dxa"/>
+              <w:left w:w="100" w:type="dxa"/>
+              <w:right w:w="100" w:type="dxa"/>
+            </w:tcMar>
+          </w:tcPr>
+          <w:p>
+            <w:pPr>
+              <w:spacing w:after="0"/>
+            </w:pPr>
+            <w:r>
+              <w:rPr>
+                <w:rFonts w:ascii="Calibri" w:hAnsi="Calibri"/>
+                <w:b/>
+                <w:i w:val="0"/>
+                <w:sz w:val="19"/>
+              </w:rPr>
+              <w:t>System Execution</w:t>
+            </w:r>
+          </w:p>
+        </w:tc>
+        <w:tc>
+          <w:tcPr>
+            <w:tcW w:type="dxa" w:w="3730"/>
+            <w:shd w:val="clear" w:color="auto" w:fill="EEF3FA"/>
+            <w:tcMar>
+              <w:top w:w="80" w:type="dxa"/>
+              <w:bottom w:w="80" w:type="dxa"/>
+              <w:left w:w="100" w:type="dxa"/>
+              <w:right w:w="100" w:type="dxa"/>
+            </w:tcMar>
+          </w:tcPr>
+          <w:p>
+            <w:pPr>
+              <w:spacing w:after="0"/>
+            </w:pPr>
+            <w:r>
+              <w:rPr>
+                <w:rFonts w:ascii="Calibri" w:hAnsi="Calibri"/>
+                <w:b w:val="0"/>
+                <w:i w:val="0"/>
+                <w:sz w:val="19"/>
+              </w:rPr>
+              <w:t>tar, gzip, bzip2, xz and gpg run through subprocess.run() with argument lists.</w:t>
+            </w:r>
+          </w:p>
+        </w:tc>
+        <w:tc>
+          <w:tcPr>
+            <w:tcW w:type="dxa" w:w="3730"/>
+            <w:shd w:val="clear" w:color="auto" w:fill="EEF3FA"/>
+            <w:tcMar>
+              <w:top w:w="80" w:type="dxa"/>
+              <w:bottom w:w="80" w:type="dxa"/>
+              <w:left w:w="100" w:type="dxa"/>
+              <w:right w:w="100" w:type="dxa"/>
+            </w:tcMar>
+          </w:tcPr>
+          <w:p>
+            <w:pPr>
+              <w:spacing w:after="0"/>
+            </w:pPr>
+            <w:r>
+              <w:rPr>
+                <w:rFonts w:ascii="Calibri" w:hAnsi="Calibri"/>
+                <w:b w:val="0"/>
+                <w:i w:val="0"/>
+                <w:sz w:val="19"/>
+              </w:rPr>
+              <w:t>Same.</w:t>
+            </w:r>
+          </w:p>
+        </w:tc>
+      </w:tr>
+      <w:tr>
+        <w:trPr>
+          <w:cantSplit/>
+        </w:trPr>
+        <w:tc>
+          <w:tcPr>
+            <w:tcW w:type="dxa" w:w="1900"/>
+            <w:shd w:val="clear" w:color="auto" w:fill="FFFFFF"/>
+            <w:tcMar>
+              <w:top w:w="80" w:type="dxa"/>
+              <w:bottom w:w="80" w:type="dxa"/>
+              <w:left w:w="100" w:type="dxa"/>
+              <w:right w:w="100" w:type="dxa"/>
+            </w:tcMar>
+          </w:tcPr>
+          <w:p>
+            <w:pPr>
+              <w:spacing w:after="0"/>
+            </w:pPr>
+            <w:r>
+              <w:rPr>
+                <w:rFonts w:ascii="Calibri" w:hAnsi="Calibri"/>
+                <w:b/>
+                <w:i w:val="0"/>
+                <w:sz w:val="19"/>
+              </w:rPr>
+              <w:t>Feedback</w:t>
+            </w:r>
+          </w:p>
+        </w:tc>
+        <w:tc>
+          <w:tcPr>
+            <w:tcW w:type="dxa" w:w="3730"/>
+            <w:shd w:val="clear" w:color="auto" w:fill="FFFFFF"/>
+            <w:tcMar>
+              <w:top w:w="80" w:type="dxa"/>
+              <w:bottom w:w="80" w:type="dxa"/>
+              <w:left w:w="100" w:type="dxa"/>
+              <w:right w:w="100" w:type="dxa"/>
+            </w:tcMar>
+          </w:tcPr>
+          <w:p>
+            <w:pPr>
+              <w:spacing w:after="0"/>
+            </w:pPr>
+            <w:r>
+              <w:rPr>
+                <w:rFonts w:ascii="Calibri" w:hAnsi="Calibri"/>
+                <w:b w:val="0"/>
+                <w:i w:val="0"/>
+                <w:sz w:val="19"/>
+              </w:rPr>
+              <w:t>A result dictionary is returned to the LLM as the tool result.</w:t>
+            </w:r>
+          </w:p>
+        </w:tc>
+        <w:tc>
+          <w:tcPr>
+            <w:tcW w:type="dxa" w:w="3730"/>
+            <w:shd w:val="clear" w:color="auto" w:fill="FFFFFF"/>
+            <w:tcMar>
+              <w:top w:w="80" w:type="dxa"/>
+              <w:bottom w:w="80" w:type="dxa"/>
+              <w:left w:w="100" w:type="dxa"/>
+              <w:right w:w="100" w:type="dxa"/>
+            </w:tcMar>
+          </w:tcPr>
+          <w:p>
+            <w:pPr>
+              <w:spacing w:after="0"/>
+            </w:pPr>
+            <w:r>
+              <w:rPr>
+                <w:rFonts w:ascii="Calibri" w:hAnsi="Calibri"/>
+                <w:b w:val="0"/>
+                <w:i w:val="0"/>
+                <w:sz w:val="19"/>
+              </w:rPr>
+              <w:t>The result is printed: done lines, output path, entries or error.</w:t>
+            </w:r>
+          </w:p>
+        </w:tc>
+      </w:tr>
+    </w:tbl>
+    <w:p>
+      <w:pPr>
+        <w:spacing w:after="80"/>
+      </w:pPr>
     </w:p>
     <w:p>
       <w:pPr>
-        <w:pStyle w:val="ListBullet"/>
-        <w:spacing w:before="0" w:after="60" w:line="276" w:lineRule="auto"/>
-      </w:pPr>
-      <w:r>
-        <w:rPr>
-          <w:rFonts w:ascii="Calibri" w:hAnsi="Calibri"/>
-          <w:b/>
-          <w:color w:val="3C3C3C"/>
-          <w:sz w:val="22"/>
-        </w:rPr>
-        <w:t xml:space="preserve">1. User Input: </w:t>
-      </w:r>
-      <w:r>
-        <w:rPr>
-          <w:rFonts w:ascii="Calibri" w:hAnsi="Calibri"/>
-          <w:color w:val="3C3C3C"/>
-          <w:sz w:val="22"/>
-        </w:rPr>
-        <w:t>The operator submits a conversational instruction (e.g., 'archive ./app into backup.tar.xz') via the terminal REPL.</w:t>
-      </w:r>
-    </w:p>
-    <w:p>
-      <w:pPr>
-        <w:pStyle w:val="ListBullet"/>
-        <w:spacing w:before="0" w:after="60" w:line="276" w:lineRule="auto"/>
-      </w:pPr>
-      <w:r>
-        <w:rPr>
-          <w:rFonts w:ascii="Calibri" w:hAnsi="Calibri"/>
-          <w:b/>
-          <w:color w:val="3C3C3C"/>
-          <w:sz w:val="22"/>
-        </w:rPr>
-        <w:t xml:space="preserve">2. Intent Parsing &amp; Routing: </w:t>
-      </w:r>
-      <w:r>
-        <w:rPr>
-          <w:rFonts w:ascii="Calibri" w:hAnsi="Calibri"/>
-          <w:color w:val="3C3C3C"/>
-          <w:sz w:val="22"/>
-        </w:rPr>
-        <w:t>The intent engine analyzes the text, validates that it belongs to the archive domain, maps it to a target tool operation, and extracts source/output path entities.</w:t>
-      </w:r>
-    </w:p>
-    <w:p>
-      <w:pPr>
-        <w:pStyle w:val="ListBullet"/>
-        <w:spacing w:before="0" w:after="60" w:line="276" w:lineRule="auto"/>
-      </w:pPr>
-      <w:r>
-        <w:rPr>
-          <w:rFonts w:ascii="Calibri" w:hAnsi="Calibri"/>
-          <w:b/>
-          <w:color w:val="3C3C3C"/>
-          <w:sz w:val="22"/>
-        </w:rPr>
-        <w:t xml:space="preserve">3. Security Validation: </w:t>
-      </w:r>
-      <w:r>
-        <w:rPr>
-          <w:rFonts w:ascii="Calibri" w:hAnsi="Calibri"/>
-          <w:color w:val="3C3C3C"/>
-          <w:sz w:val="22"/>
-        </w:rPr>
-        <w:t>The security guardrail subsystem verifies argument boundaries, confirms that source files exist, ensures output parent directories are valid, and rejects path traversal attempts.</w:t>
-      </w:r>
-    </w:p>
-    <w:p>
-      <w:pPr>
-        <w:pStyle w:val="ListBullet"/>
-        <w:spacing w:before="0" w:after="60" w:line="276" w:lineRule="auto"/>
-      </w:pPr>
-      <w:r>
-        <w:rPr>
-          <w:rFonts w:ascii="Calibri" w:hAnsi="Calibri"/>
-          <w:b/>
-          <w:color w:val="3C3C3C"/>
-          <w:sz w:val="22"/>
-        </w:rPr>
-        <w:t xml:space="preserve">4. Tool Invocation &amp; Subprocess Execution: </w:t>
-      </w:r>
-      <w:r>
-        <w:rPr>
-          <w:rFonts w:ascii="Calibri" w:hAnsi="Calibri"/>
-          <w:color w:val="3C3C3C"/>
-          <w:sz w:val="22"/>
-        </w:rPr>
-        <w:t>The agent invokes the appropriate Python tool function, which executes the corresponding system utility (tar, xz, gzip, bzip2, gpg) using secure argument vectors (`subprocess.run` with `shell=False`).</w:t>
-      </w:r>
-    </w:p>
-    <w:p>
-      <w:pPr>
-        <w:pStyle w:val="ListBullet"/>
-        <w:spacing w:before="0" w:after="60" w:line="276" w:lineRule="auto"/>
-      </w:pPr>
-      <w:r>
-        <w:rPr>
-          <w:rFonts w:ascii="Calibri" w:hAnsi="Calibri"/>
-          <w:b/>
-          <w:color w:val="3C3C3C"/>
-          <w:sz w:val="22"/>
-        </w:rPr>
-        <w:t xml:space="preserve">5. Structured Feedback: </w:t>
-      </w:r>
-      <w:r>
-        <w:rPr>
-          <w:rFonts w:ascii="Calibri" w:hAnsi="Calibri"/>
-          <w:color w:val="3C3C3C"/>
-          <w:sz w:val="22"/>
-        </w:rPr>
-        <w:t>Execution metrics, resulting artifact paths, archive entry lists, or descriptive error diagnostics are returned to the user.</w:t>
-      </w:r>
-    </w:p>
-    <w:p>
-      <w:pPr>
-        <w:spacing w:before="160" w:after="80"/>
+        <w:keepNext/>
+        <w:spacing w:after="40"/>
         <w:jc w:val="center"/>
       </w:pPr>
       <w:r>
         <w:drawing>
           <wp:inline xmlns:a="http://schemas.openxmlformats.org/drawingml/2006/main" xmlns:pic="http://schemas.openxmlformats.org/drawingml/2006/picture">
-            <wp:extent cx="4572000" cy="4060827"/>
+            <wp:extent cx="5943600" cy="5151120"/>
             <wp:docPr id="1" name="Picture 1"/>
             <wp:cNvGraphicFramePr>
               <a:graphicFrameLocks noChangeAspect="1"/>
@@ -371,7 +798,7 @@
                     <pic:cNvPicPr/>
                   </pic:nvPicPr>
                   <pic:blipFill>
-                    <a:blip r:embed="rId9"/>
+                    <a:blip r:embed="rId11"/>
                     <a:stretch>
                       <a:fillRect/>
                     </a:stretch>
@@ -379,7 +806,7 @@
                   <pic:spPr>
                     <a:xfrm>
                       <a:off x="0" y="0"/>
-                      <a:ext cx="4572000" cy="4060827"/>
+                      <a:ext cx="5943600" cy="5151120"/>
                     </a:xfrm>
                     <a:prstGeom prst="rect"/>
                   </pic:spPr>
@@ -399,7 +826,7 @@
         <w:rPr>
           <w:rFonts w:ascii="Calibri" w:hAnsi="Calibri"/>
           <w:b/>
-          <w:color w:val="1F497D"/>
+          <w:i w:val="0"/>
           <w:sz w:val="20"/>
         </w:rPr>
         <w:t>Figure 3.1: High-Level System Architecture of the Smart Archive Agent.</w:t>
@@ -407,27 +834,37 @@
     </w:p>
     <w:p>
       <w:pPr>
-        <w:spacing w:before="0" w:after="120" w:line="276" w:lineRule="auto"/>
+        <w:spacing w:after="120"/>
       </w:pPr>
       <w:r>
         <w:rPr>
           <w:rFonts w:ascii="Calibri" w:hAnsi="Calibri"/>
-          <w:color w:val="3C3C3C"/>
+          <w:b/>
+          <w:i w:val="0"/>
           <w:sz w:val="22"/>
         </w:rPr>
-        <w:t>Architecture Explanation: As illustrated in Figure 3.1, the Interface Layer accepts user input and isolates the host operating system from raw string execution. The Intent Router classifies incoming requests into predefined capabilities. The Security Subsystem inspects parameters prior to tool execution, and the Tool Layer abstracts Linux utilities into predictable Python interfaces.</w:t>
+        <w:t>Architecture explanation.</w:t>
+      </w:r>
+      <w:r>
+        <w:rPr>
+          <w:rFonts w:ascii="Calibri" w:hAnsi="Calibri"/>
+          <w:b w:val="0"/>
+          <w:i w:val="0"/>
+          <w:sz w:val="22"/>
+        </w:rPr>
+        <w:t xml:space="preserve"> Figure 3.1 shows the two entry points at the top: a user at the terminal and the Agentic Shell's LLM. The user path goes through the orchestration layer: a guardrail, the intent recognizer and planner, plan validation and human confirmation. The LLM path skips planning, because the LLM has already chosen the tool, and goes straight to the tool registry. In both cases execute_tool() checks the call against its JSON Schema, the security module re-validates every path, and only then do the archive and encryption modules start Linux utilities. Every call returns the same structured result.</w:t>
       </w:r>
     </w:p>
     <w:p>
       <w:pPr>
         <w:keepNext/>
-        <w:spacing w:before="240" w:after="80"/>
+        <w:spacing w:after="120" w:before="200"/>
       </w:pPr>
       <w:r>
         <w:rPr>
           <w:rFonts w:ascii="Calibri" w:hAnsi="Calibri"/>
           <w:b/>
-          <w:color w:val="2E74B5"/>
+          <w:i w:val="0"/>
           <w:sz w:val="26"/>
         </w:rPr>
         <w:t>3.2 Component Design</w:t>
@@ -436,195 +873,210 @@
     <w:p>
       <w:pPr>
         <w:keepNext/>
-        <w:spacing w:before="160" w:after="40"/>
+        <w:spacing w:after="80" w:before="120"/>
       </w:pPr>
       <w:r>
         <w:rPr>
           <w:rFonts w:ascii="Calibri" w:hAnsi="Calibri"/>
           <w:b/>
-          <w:color w:val="3C3C3C"/>
+          <w:i w:val="0"/>
           <w:sz w:val="23"/>
         </w:rPr>
-        <w:t>3.2.1 The Interface Layer (Custom REPL)</w:t>
+        <w:t>3.2.1 The Interface Layer: Custom REPL (Read-Eval-Print Loop) Environment</w:t>
       </w:r>
     </w:p>
     <w:p>
       <w:pPr>
-        <w:spacing w:before="0" w:after="120" w:line="276" w:lineRule="auto"/>
+        <w:spacing w:after="120"/>
       </w:pPr>
       <w:r>
         <w:rPr>
           <w:rFonts w:ascii="Calibri" w:hAnsi="Calibri"/>
-          <w:color w:val="3C3C3C"/>
+          <w:b w:val="0"/>
+          <w:i w:val="0"/>
           <w:sz w:val="22"/>
         </w:rPr>
-        <w:t>The interface layer is implemented in `app/main.py`. It hosts a custom Read-Eval-Print Loop (REPL) that displays an informative banner, accepts operator queries, invokes `app.agent.run()`, and prints formatted responses. The interface gracefully catches termination signals (SIGINT, EOFError) and provides clean exit pathways without terminal hanging.</w:t>
+        <w:t>The interface layer is implemented in smart_archive_agent/main.py and the run() loop in agent.py. It offers an interactive REPL (a banner, a You: prompt, the proposed plan with absolute paths, a y/N confirmation, a hidden passphrase prompt and formatted results) and a one-shot command mode for scripts. Ctrl+C and end-of-input exit cleanly, and the exit code is 0 on success and 1 on failure.</w:t>
+      </w:r>
+    </w:p>
+    <w:tbl>
+      <w:tblPr>
+        <w:tblW w:type="auto" w:w="0"/>
+        <w:tblLook w:firstColumn="1" w:firstRow="1" w:lastColumn="0" w:lastRow="0" w:noHBand="0" w:noVBand="1" w:val="04A0"/>
+        <w:jc w:val="center"/>
+        <w:tblLayout w:type="fixed"/>
+      </w:tblPr>
+      <w:tblGrid>
+        <w:gridCol w:w="9360"/>
+      </w:tblGrid>
+      <w:tr>
+        <w:trPr>
+          <w:tblHeader/>
+          <w:cantSplit/>
+        </w:trPr>
+        <w:tc>
+          <w:tcPr>
+            <w:tcW w:type="dxa" w:w="9360"/>
+            <w:shd w:val="clear" w:color="auto" w:fill="1E1E1E"/>
+            <w:tcMar>
+              <w:top w:w="80" w:type="dxa"/>
+              <w:bottom w:w="80" w:type="dxa"/>
+              <w:left w:w="150" w:type="dxa"/>
+              <w:right w:w="150" w:type="dxa"/>
+            </w:tcMar>
+          </w:tcPr>
+          <w:p>
+            <w:pPr>
+              <w:keepNext/>
+              <w:spacing w:after="0"/>
+            </w:pPr>
+            <w:r>
+              <w:rPr>
+                <w:rFonts w:ascii="Consolas" w:hAnsi="Consolas"/>
+                <w:b/>
+                <w:i w:val="0"/>
+                <w:color w:val="FFFFFF"/>
+                <w:sz w:val="18"/>
+              </w:rPr>
+              <w:t>python3 -m smart_archive_agent                         # interactive REPL</w:t>
+            </w:r>
+            <w:r>
+              <w:br/>
+              <w:t/>
+            </w:r>
+            <w:r>
+              <w:rPr>
+                <w:rFonts w:ascii="Consolas" w:hAnsi="Consolas"/>
+                <w:b/>
+                <w:i w:val="0"/>
+                <w:color w:val="FFFFFF"/>
+                <w:sz w:val="18"/>
+              </w:rPr>
+              <w:t>python3 -m smart_archive_agent "archive ./src"         # one request, asks before writing</w:t>
+            </w:r>
+            <w:r>
+              <w:br/>
+              <w:t/>
+            </w:r>
+            <w:r>
+              <w:rPr>
+                <w:rFonts w:ascii="Consolas" w:hAnsi="Consolas"/>
+                <w:b/>
+                <w:i w:val="0"/>
+                <w:color w:val="FFFFFF"/>
+                <w:sz w:val="18"/>
+              </w:rPr>
+              <w:t>python3 -m smart_archive_agent --yes "back up ./src"   # one request, no confirmation</w:t>
+            </w:r>
+            <w:r>
+              <w:br/>
+              <w:t/>
+            </w:r>
+            <w:r>
+              <w:rPr>
+                <w:rFonts w:ascii="Consolas" w:hAnsi="Consolas"/>
+                <w:b/>
+                <w:i w:val="0"/>
+                <w:color w:val="FFFFFF"/>
+                <w:sz w:val="18"/>
+              </w:rPr>
+              <w:t>python3 -m smart_archive_agent --doctor                # checks tar, gzip, bzip2, xz, gpg, file</w:t>
+            </w:r>
+            <w:r>
+              <w:br/>
+              <w:t/>
+            </w:r>
+            <w:r>
+              <w:rPr>
+                <w:rFonts w:ascii="Consolas" w:hAnsi="Consolas"/>
+                <w:b/>
+                <w:i w:val="0"/>
+                <w:color w:val="FFFFFF"/>
+                <w:sz w:val="18"/>
+              </w:rPr>
+              <w:t>python3 -m smart_archive_agent --manifest              # agent description for the shell's router</w:t>
+            </w:r>
+          </w:p>
+        </w:tc>
+      </w:tr>
+    </w:tbl>
+    <w:p>
+      <w:pPr>
+        <w:spacing w:after="80"/>
+      </w:pPr>
+    </w:p>
+    <w:p>
+      <w:pPr>
+        <w:spacing w:after="120"/>
+      </w:pPr>
+      <w:r>
+        <w:rPr>
+          <w:rFonts w:ascii="Calibri" w:hAnsi="Calibri"/>
+          <w:b w:val="0"/>
+          <w:i w:val="0"/>
+          <w:sz w:val="22"/>
+        </w:rPr>
+        <w:t>For integration, the package itself is part of the interface: __init__.py exports get_manifest(), get_tools(), execute_tool() and handle_request(), and agent.json describes the agent to the shell's router (what it handles, what it does not, and what it needs installed).</w:t>
       </w:r>
     </w:p>
     <w:p>
       <w:pPr>
         <w:keepNext/>
-        <w:spacing w:before="160" w:after="40"/>
+        <w:spacing w:after="80" w:before="120"/>
       </w:pPr>
       <w:r>
         <w:rPr>
           <w:rFonts w:ascii="Calibri" w:hAnsi="Calibri"/>
           <w:b/>
-          <w:color w:val="3C3C3C"/>
+          <w:i w:val="0"/>
           <w:sz w:val="23"/>
         </w:rPr>
-        <w:t>3.2.2 The Orchestration Layer (Intent Routing &amp; Dispatch)</w:t>
+        <w:t>3.2.2 The Orchestration Layer: Intent Routing</w:t>
       </w:r>
     </w:p>
     <w:p>
       <w:pPr>
-        <w:spacing w:before="0" w:after="120" w:line="276" w:lineRule="auto"/>
+        <w:spacing w:after="120"/>
       </w:pPr>
       <w:r>
         <w:rPr>
           <w:rFonts w:ascii="Calibri" w:hAnsi="Calibri"/>
-          <w:color w:val="3C3C3C"/>
+          <w:b w:val="0"/>
+          <w:i w:val="0"/>
           <w:sz w:val="22"/>
         </w:rPr>
-        <w:t>Implemented across `app/intent.py` and `app/agent.py`, the orchestration layer coordinates execution. The intent classifier uses regular expression tokenization and keyword mapping to extract paths and operations. It dispatches recognized intents to a predefined `TOOL_MAP`. Requests lacking necessary arguments prompt the user for missing details, while out-of-scope requests are intercepted before reaching system tools.</w:t>
-      </w:r>
-    </w:p>
-    <w:p>
-      <w:pPr>
-        <w:keepNext/>
-        <w:spacing w:before="160" w:after="40"/>
-      </w:pPr>
-      <w:r>
-        <w:rPr>
-          <w:rFonts w:ascii="Calibri" w:hAnsi="Calibri"/>
-          <w:b/>
-          <w:color w:val="3C3C3C"/>
-          <w:sz w:val="23"/>
-        </w:rPr>
-        <w:t>3.2.3 The Tooling Layer (Archive &amp; Encryption Modules)</w:t>
-      </w:r>
-    </w:p>
-    <w:p>
-      <w:pPr>
-        <w:spacing w:before="0" w:after="120" w:line="276" w:lineRule="auto"/>
-      </w:pPr>
-      <w:r>
-        <w:rPr>
-          <w:rFonts w:ascii="Calibri" w:hAnsi="Calibri"/>
-          <w:color w:val="3C3C3C"/>
-          <w:sz w:val="22"/>
-        </w:rPr>
-        <w:t>The tooling layer encapsulates system utilities into modular Python functions under `app/tools/`:</w:t>
+        <w:t>The template lists LangChain, LlamaIndex or a raw MCP client for this layer. We implemented the orchestration directly in Python (agent.py, handle_request()) without a framework, for three reasons: the agent must install on the teacher's machine with no extra packages, every decision must be predictable and auditable for safety review, and open-ended language understanding is already the base shell's LLM's job. The pipeline runs in a fixed order:</w:t>
       </w:r>
     </w:p>
     <w:tbl>
       <w:tblPr>
         <w:tblW w:type="auto" w:w="0"/>
+        <w:tblLook w:firstColumn="1" w:firstRow="1" w:lastColumn="0" w:lastRow="0" w:noHBand="0" w:noVBand="1" w:val="04A0"/>
         <w:jc w:val="center"/>
         <w:tblLayout w:type="fixed"/>
-        <w:tblLook w:firstColumn="1" w:firstRow="1" w:lastColumn="0" w:lastRow="0" w:noHBand="0" w:noVBand="1" w:val="04A0"/>
+        <w:tblBorders>
+          <w:top w:val="single" w:sz="4" w:space="0" w:color="BFBFBF"/>
+          <w:left w:val="single" w:sz="4" w:space="0" w:color="BFBFBF"/>
+          <w:bottom w:val="single" w:sz="4" w:space="0" w:color="BFBFBF"/>
+          <w:right w:val="single" w:sz="4" w:space="0" w:color="BFBFBF"/>
+          <w:insideH w:val="single" w:sz="4" w:space="0" w:color="BFBFBF"/>
+          <w:insideV w:val="single" w:sz="4" w:space="0" w:color="BFBFBF"/>
+        </w:tblBorders>
       </w:tblPr>
       <w:tblGrid>
-        <w:gridCol w:w="2340"/>
-        <w:gridCol w:w="2340"/>
-        <w:gridCol w:w="2340"/>
-        <w:gridCol w:w="2340"/>
+        <w:gridCol w:w="2200"/>
+        <w:gridCol w:w="2300"/>
+        <w:gridCol w:w="4860"/>
       </w:tblGrid>
       <w:tr>
+        <w:trPr>
+          <w:tblHeader/>
+          <w:cantSplit/>
+        </w:trPr>
         <w:tc>
           <w:tcPr>
-            <w:tcW w:type="dxa" w:w="2016"/>
-            <w:shd w:fill="1F497D"/>
-            <w:tcMar>
-              <w:top w:w="100" w:type="dxa"/>
-              <w:bottom w:w="100" w:type="dxa"/>
-              <w:left w:w="100" w:type="dxa"/>
-              <w:right w:w="100" w:type="dxa"/>
-            </w:tcMar>
-          </w:tcPr>
-          <w:p>
-            <w:r>
-              <w:rPr>
-                <w:b/>
-                <w:color w:val="FFFFFF"/>
-                <w:sz w:val="19"/>
-              </w:rPr>
-              <w:t>Capability</w:t>
-            </w:r>
-          </w:p>
-        </w:tc>
-        <w:tc>
-          <w:tcPr>
-            <w:tcW w:type="dxa" w:w="2592"/>
-            <w:shd w:fill="1F497D"/>
-            <w:tcMar>
-              <w:top w:w="100" w:type="dxa"/>
-              <w:bottom w:w="100" w:type="dxa"/>
-              <w:left w:w="100" w:type="dxa"/>
-              <w:right w:w="100" w:type="dxa"/>
-            </w:tcMar>
-          </w:tcPr>
-          <w:p>
-            <w:r>
-              <w:rPr>
-                <w:b/>
-                <w:color w:val="FFFFFF"/>
-                <w:sz w:val="19"/>
-              </w:rPr>
-              <w:t>Python Function</w:t>
-            </w:r>
-          </w:p>
-        </w:tc>
-        <w:tc>
-          <w:tcPr>
-            <w:tcW w:type="dxa" w:w="2304"/>
-            <w:shd w:fill="1F497D"/>
-            <w:tcMar>
-              <w:top w:w="100" w:type="dxa"/>
-              <w:bottom w:w="100" w:type="dxa"/>
-              <w:left w:w="100" w:type="dxa"/>
-              <w:right w:w="100" w:type="dxa"/>
-            </w:tcMar>
-          </w:tcPr>
-          <w:p>
-            <w:r>
-              <w:rPr>
-                <w:b/>
-                <w:color w:val="FFFFFF"/>
-                <w:sz w:val="19"/>
-              </w:rPr>
-              <w:t>Linux Utility Backend</w:t>
-            </w:r>
-          </w:p>
-        </w:tc>
-        <w:tc>
-          <w:tcPr>
-            <w:tcW w:type="dxa" w:w="2448"/>
-            <w:shd w:fill="1F497D"/>
-            <w:tcMar>
-              <w:top w:w="100" w:type="dxa"/>
-              <w:bottom w:w="100" w:type="dxa"/>
-              <w:left w:w="100" w:type="dxa"/>
-              <w:right w:w="100" w:type="dxa"/>
-            </w:tcMar>
-          </w:tcPr>
-          <w:p>
-            <w:r>
-              <w:rPr>
-                <w:b/>
-                <w:color w:val="FFFFFF"/>
-                <w:sz w:val="19"/>
-              </w:rPr>
-              <w:t>Supported Formats / Algos</w:t>
-            </w:r>
-          </w:p>
-        </w:tc>
-      </w:tr>
-      <w:tr>
-        <w:tc>
-          <w:tcPr>
-            <w:tcW w:type="dxa" w:w="2016"/>
-            <w:shd w:fill="F2F4F7"/>
+            <w:tcW w:type="dxa" w:w="2200"/>
+            <w:shd w:val="clear" w:color="auto" w:fill="1F497D"/>
             <w:tcMar>
               <w:top w:w="80" w:type="dxa"/>
               <w:bottom w:w="80" w:type="dxa"/>
@@ -633,19 +1085,26 @@
             </w:tcMar>
           </w:tcPr>
           <w:p>
+            <w:pPr>
+              <w:keepNext/>
+              <w:spacing w:after="0"/>
+            </w:pPr>
             <w:r>
               <w:rPr>
-                <w:color w:val="3C3C3C"/>
-                <w:sz w:val="18"/>
+                <w:rFonts w:ascii="Calibri" w:hAnsi="Calibri"/>
+                <w:b/>
+                <w:i w:val="0"/>
+                <w:color w:val="FFFFFF"/>
+                <w:sz w:val="19"/>
               </w:rPr>
-              <w:t>Archive Creation</w:t>
+              <w:t>Stage</w:t>
             </w:r>
           </w:p>
         </w:tc>
         <w:tc>
           <w:tcPr>
-            <w:tcW w:type="dxa" w:w="2592"/>
-            <w:shd w:fill="F2F4F7"/>
+            <w:tcW w:type="dxa" w:w="2300"/>
+            <w:shd w:val="clear" w:color="auto" w:fill="1F497D"/>
             <w:tcMar>
               <w:top w:w="80" w:type="dxa"/>
               <w:bottom w:w="80" w:type="dxa"/>
@@ -654,19 +1113,26 @@
             </w:tcMar>
           </w:tcPr>
           <w:p>
+            <w:pPr>
+              <w:keepNext/>
+              <w:spacing w:after="0"/>
+            </w:pPr>
             <w:r>
               <w:rPr>
-                <w:color w:val="3C3C3C"/>
-                <w:sz w:val="18"/>
+                <w:rFonts w:ascii="Calibri" w:hAnsi="Calibri"/>
+                <w:b/>
+                <w:i w:val="0"/>
+                <w:color w:val="FFFFFF"/>
+                <w:sz w:val="19"/>
               </w:rPr>
-              <w:t>create_archive()</w:t>
+              <w:t>Module</w:t>
             </w:r>
           </w:p>
         </w:tc>
         <w:tc>
           <w:tcPr>
-            <w:tcW w:type="dxa" w:w="2304"/>
-            <w:shd w:fill="F2F4F7"/>
+            <w:tcW w:type="dxa" w:w="4860"/>
+            <w:shd w:val="clear" w:color="auto" w:fill="1F497D"/>
             <w:tcMar>
               <w:top w:w="80" w:type="dxa"/>
               <w:bottom w:w="80" w:type="dxa"/>
@@ -675,19 +1141,31 @@
             </w:tcMar>
           </w:tcPr>
           <w:p>
+            <w:pPr>
+              <w:keepNext/>
+              <w:spacing w:after="0"/>
+            </w:pPr>
             <w:r>
               <w:rPr>
-                <w:color w:val="3C3C3C"/>
-                <w:sz w:val="18"/>
+                <w:rFonts w:ascii="Calibri" w:hAnsi="Calibri"/>
+                <w:b/>
+                <w:i w:val="0"/>
+                <w:color w:val="FFFFFF"/>
+                <w:sz w:val="19"/>
               </w:rPr>
-              <w:t>tar</w:t>
+              <w:t>What it does</w:t>
             </w:r>
           </w:p>
         </w:tc>
+      </w:tr>
+      <w:tr>
+        <w:trPr>
+          <w:cantSplit/>
+        </w:trPr>
         <w:tc>
           <w:tcPr>
-            <w:tcW w:type="dxa" w:w="2448"/>
-            <w:shd w:fill="F2F4F7"/>
+            <w:tcW w:type="dxa" w:w="2200"/>
+            <w:shd w:val="clear" w:color="auto" w:fill="FFFFFF"/>
             <w:tcMar>
               <w:top w:w="80" w:type="dxa"/>
               <w:bottom w:w="80" w:type="dxa"/>
@@ -696,21 +1174,24 @@
             </w:tcMar>
           </w:tcPr>
           <w:p>
+            <w:pPr>
+              <w:spacing w:after="0"/>
+            </w:pPr>
             <w:r>
               <w:rPr>
-                <w:color w:val="3C3C3C"/>
-                <w:sz w:val="18"/>
+                <w:rFonts w:ascii="Calibri" w:hAnsi="Calibri"/>
+                <w:b/>
+                <w:i w:val="0"/>
+                <w:sz w:val="19"/>
               </w:rPr>
-              <w:t>tar, tar.gz, tar.bz2, tar.xz</w:t>
+              <w:t>1. Guardrail</w:t>
             </w:r>
           </w:p>
         </w:tc>
-      </w:tr>
-      <w:tr>
         <w:tc>
           <w:tcPr>
-            <w:tcW w:type="dxa" w:w="2016"/>
-            <w:shd w:fill="FFFFFF"/>
+            <w:tcW w:type="dxa" w:w="2300"/>
+            <w:shd w:val="clear" w:color="auto" w:fill="FFFFFF"/>
             <w:tcMar>
               <w:top w:w="80" w:type="dxa"/>
               <w:bottom w:w="80" w:type="dxa"/>
@@ -719,19 +1200,24 @@
             </w:tcMar>
           </w:tcPr>
           <w:p>
+            <w:pPr>
+              <w:spacing w:after="0"/>
+            </w:pPr>
             <w:r>
               <w:rPr>
-                <w:color w:val="3C3C3C"/>
-                <w:sz w:val="18"/>
+                <w:rFonts w:ascii="Calibri" w:hAnsi="Calibri"/>
+                <w:b w:val="0"/>
+                <w:i w:val="0"/>
+                <w:sz w:val="19"/>
               </w:rPr>
-              <w:t>List &amp; Inspect</w:t>
+              <w:t>security/guardrails.py</w:t>
             </w:r>
           </w:p>
         </w:tc>
         <w:tc>
           <w:tcPr>
-            <w:tcW w:type="dxa" w:w="2592"/>
-            <w:shd w:fill="FFFFFF"/>
+            <w:tcW w:type="dxa" w:w="4860"/>
+            <w:shd w:val="clear" w:color="auto" w:fill="FFFFFF"/>
             <w:tcMar>
               <w:top w:w="80" w:type="dxa"/>
               <w:bottom w:w="80" w:type="dxa"/>
@@ -740,19 +1226,29 @@
             </w:tcMar>
           </w:tcPr>
           <w:p>
+            <w:pPr>
+              <w:spacing w:after="0"/>
+            </w:pPr>
             <w:r>
               <w:rPr>
-                <w:color w:val="3C3C3C"/>
-                <w:sz w:val="18"/>
+                <w:rFonts w:ascii="Calibri" w:hAnsi="Calibri"/>
+                <w:b w:val="0"/>
+                <w:i w:val="0"/>
+                <w:sz w:val="19"/>
               </w:rPr>
-              <w:t>list_archive(), inspect_archive()</w:t>
+              <w:t>Matches the raw text against a regex blacklist of destructive commands before anything else.</w:t>
             </w:r>
           </w:p>
         </w:tc>
+      </w:tr>
+      <w:tr>
+        <w:trPr>
+          <w:cantSplit/>
+        </w:trPr>
         <w:tc>
           <w:tcPr>
-            <w:tcW w:type="dxa" w:w="2304"/>
-            <w:shd w:fill="FFFFFF"/>
+            <w:tcW w:type="dxa" w:w="2200"/>
+            <w:shd w:val="clear" w:color="auto" w:fill="EEF3FA"/>
             <w:tcMar>
               <w:top w:w="80" w:type="dxa"/>
               <w:bottom w:w="80" w:type="dxa"/>
@@ -761,19 +1257,24 @@
             </w:tcMar>
           </w:tcPr>
           <w:p>
+            <w:pPr>
+              <w:spacing w:after="0"/>
+            </w:pPr>
             <w:r>
               <w:rPr>
-                <w:color w:val="3C3C3C"/>
-                <w:sz w:val="18"/>
+                <w:rFonts w:ascii="Calibri" w:hAnsi="Calibri"/>
+                <w:b/>
+                <w:i w:val="0"/>
+                <w:sz w:val="19"/>
               </w:rPr>
-              <w:t>tar, file; zipfile</w:t>
+              <w:t>2. Intent recognition</w:t>
             </w:r>
           </w:p>
         </w:tc>
         <w:tc>
           <w:tcPr>
-            <w:tcW w:type="dxa" w:w="2448"/>
-            <w:shd w:fill="FFFFFF"/>
+            <w:tcW w:type="dxa" w:w="2300"/>
+            <w:shd w:val="clear" w:color="auto" w:fill="EEF3FA"/>
             <w:tcMar>
               <w:top w:w="80" w:type="dxa"/>
               <w:bottom w:w="80" w:type="dxa"/>
@@ -782,21 +1283,24 @@
             </w:tcMar>
           </w:tcPr>
           <w:p>
+            <w:pPr>
+              <w:spacing w:after="0"/>
+            </w:pPr>
             <w:r>
               <w:rPr>
-                <w:color w:val="3C3C3C"/>
-                <w:sz w:val="18"/>
+                <w:rFonts w:ascii="Calibri" w:hAnsi="Calibri"/>
+                <w:b w:val="0"/>
+                <w:i w:val="0"/>
+                <w:sz w:val="19"/>
               </w:rPr>
-              <w:t>tarball listings, zip tables, file headers</w:t>
+              <w:t>intent.py</w:t>
             </w:r>
           </w:p>
         </w:tc>
-      </w:tr>
-      <w:tr>
         <w:tc>
           <w:tcPr>
-            <w:tcW w:type="dxa" w:w="2016"/>
-            <w:shd w:fill="F2F4F7"/>
+            <w:tcW w:type="dxa" w:w="4860"/>
+            <w:shd w:val="clear" w:color="auto" w:fill="EEF3FA"/>
             <w:tcMar>
               <w:top w:w="80" w:type="dxa"/>
               <w:bottom w:w="80" w:type="dxa"/>
@@ -805,19 +1309,29 @@
             </w:tcMar>
           </w:tcPr>
           <w:p>
+            <w:pPr>
+              <w:spacing w:after="0"/>
+            </w:pPr>
             <w:r>
               <w:rPr>
-                <w:color w:val="3C3C3C"/>
-                <w:sz w:val="18"/>
+                <w:rFonts w:ascii="Calibri" w:hAnsi="Calibri"/>
+                <w:b w:val="0"/>
+                <w:i w:val="0"/>
+                <w:sz w:val="19"/>
               </w:rPr>
-              <w:t>Archive Extraction</w:t>
+              <w:t>Removes file paths from the text, then matches whole-word verb vocabularies in a fixed priority order (decrypt, encrypt, extract, decompress, list, compress, archive). Out-of-scope requests stop here.</w:t>
             </w:r>
           </w:p>
         </w:tc>
+      </w:tr>
+      <w:tr>
+        <w:trPr>
+          <w:cantSplit/>
+        </w:trPr>
         <w:tc>
           <w:tcPr>
-            <w:tcW w:type="dxa" w:w="2592"/>
-            <w:shd w:fill="F2F4F7"/>
+            <w:tcW w:type="dxa" w:w="2200"/>
+            <w:shd w:val="clear" w:color="auto" w:fill="FFFFFF"/>
             <w:tcMar>
               <w:top w:w="80" w:type="dxa"/>
               <w:bottom w:w="80" w:type="dxa"/>
@@ -826,19 +1340,24 @@
             </w:tcMar>
           </w:tcPr>
           <w:p>
+            <w:pPr>
+              <w:spacing w:after="0"/>
+            </w:pPr>
             <w:r>
               <w:rPr>
-                <w:color w:val="3C3C3C"/>
-                <w:sz w:val="18"/>
+                <w:rFonts w:ascii="Calibri" w:hAnsi="Calibri"/>
+                <w:b/>
+                <w:i w:val="0"/>
+                <w:sz w:val="19"/>
               </w:rPr>
-              <w:t>extract_archive()</w:t>
+              <w:t>3. Planning</w:t>
             </w:r>
           </w:p>
         </w:tc>
         <w:tc>
           <w:tcPr>
-            <w:tcW w:type="dxa" w:w="2304"/>
-            <w:shd w:fill="F2F4F7"/>
+            <w:tcW w:type="dxa" w:w="2300"/>
+            <w:shd w:val="clear" w:color="auto" w:fill="FFFFFF"/>
             <w:tcMar>
               <w:top w:w="80" w:type="dxa"/>
               <w:bottom w:w="80" w:type="dxa"/>
@@ -847,19 +1366,24 @@
             </w:tcMar>
           </w:tcPr>
           <w:p>
+            <w:pPr>
+              <w:spacing w:after="0"/>
+            </w:pPr>
             <w:r>
               <w:rPr>
-                <w:color w:val="3C3C3C"/>
-                <w:sz w:val="18"/>
+                <w:rFonts w:ascii="Calibri" w:hAnsi="Calibri"/>
+                <w:b w:val="0"/>
+                <w:i w:val="0"/>
+                <w:sz w:val="19"/>
               </w:rPr>
-              <w:t>tar; zipfile (with Zip Slip check)</w:t>
+              <w:t>planner.py</w:t>
             </w:r>
           </w:p>
         </w:tc>
         <w:tc>
           <w:tcPr>
-            <w:tcW w:type="dxa" w:w="2448"/>
-            <w:shd w:fill="F2F4F7"/>
+            <w:tcW w:type="dxa" w:w="4860"/>
+            <w:shd w:val="clear" w:color="auto" w:fill="FFFFFF"/>
             <w:tcMar>
               <w:top w:w="80" w:type="dxa"/>
               <w:bottom w:w="80" w:type="dxa"/>
@@ -868,21 +1392,29 @@
             </w:tcMar>
           </w:tcPr>
           <w:p>
+            <w:pPr>
+              <w:spacing w:after="0"/>
+            </w:pPr>
             <w:r>
               <w:rPr>
-                <w:color w:val="3C3C3C"/>
-                <w:sz w:val="18"/>
+                <w:rFonts w:ascii="Calibri" w:hAnsi="Calibri"/>
+                <w:b w:val="0"/>
+                <w:i w:val="0"/>
+                <w:sz w:val="19"/>
               </w:rPr>
-              <w:t>tar, tar.*, zip archives</w:t>
+              <w:t>Builds ordered steps: folders are archived first; "heavily" → level max, "quickly" → fast; missing output names are chosen next to the source; an unencrypted archive the agent created is removed after encryption.</w:t>
             </w:r>
           </w:p>
         </w:tc>
       </w:tr>
       <w:tr>
+        <w:trPr>
+          <w:cantSplit/>
+        </w:trPr>
         <w:tc>
           <w:tcPr>
-            <w:tcW w:type="dxa" w:w="2016"/>
-            <w:shd w:fill="FFFFFF"/>
+            <w:tcW w:type="dxa" w:w="2200"/>
+            <w:shd w:val="clear" w:color="auto" w:fill="EEF3FA"/>
             <w:tcMar>
               <w:top w:w="80" w:type="dxa"/>
               <w:bottom w:w="80" w:type="dxa"/>
@@ -891,19 +1423,24 @@
             </w:tcMar>
           </w:tcPr>
           <w:p>
+            <w:pPr>
+              <w:spacing w:after="0"/>
+            </w:pPr>
             <w:r>
               <w:rPr>
-                <w:color w:val="3C3C3C"/>
-                <w:sz w:val="18"/>
+                <w:rFonts w:ascii="Calibri" w:hAnsi="Calibri"/>
+                <w:b/>
+                <w:i w:val="0"/>
+                <w:sz w:val="19"/>
               </w:rPr>
-              <w:t>File Compression</w:t>
+              <w:t>4. Plan validation</w:t>
             </w:r>
           </w:p>
         </w:tc>
         <w:tc>
           <w:tcPr>
-            <w:tcW w:type="dxa" w:w="2592"/>
-            <w:shd w:fill="FFFFFF"/>
+            <w:tcW w:type="dxa" w:w="2300"/>
+            <w:shd w:val="clear" w:color="auto" w:fill="EEF3FA"/>
             <w:tcMar>
               <w:top w:w="80" w:type="dxa"/>
               <w:bottom w:w="80" w:type="dxa"/>
@@ -912,19 +1449,24 @@
             </w:tcMar>
           </w:tcPr>
           <w:p>
+            <w:pPr>
+              <w:spacing w:after="0"/>
+            </w:pPr>
             <w:r>
               <w:rPr>
-                <w:color w:val="3C3C3C"/>
-                <w:sz w:val="18"/>
+                <w:rFonts w:ascii="Calibri" w:hAnsi="Calibri"/>
+                <w:b w:val="0"/>
+                <w:i w:val="0"/>
+                <w:sz w:val="19"/>
               </w:rPr>
-              <w:t>compress_file(), decompress_file()</w:t>
+              <w:t>planner.validate_plan()</w:t>
             </w:r>
           </w:p>
         </w:tc>
         <w:tc>
           <w:tcPr>
-            <w:tcW w:type="dxa" w:w="2304"/>
-            <w:shd w:fill="FFFFFF"/>
+            <w:tcW w:type="dxa" w:w="4860"/>
+            <w:shd w:val="clear" w:color="auto" w:fill="EEF3FA"/>
             <w:tcMar>
               <w:top w:w="80" w:type="dxa"/>
               <w:bottom w:w="80" w:type="dxa"/>
@@ -933,19 +1475,29 @@
             </w:tcMar>
           </w:tcPr>
           <w:p>
+            <w:pPr>
+              <w:spacing w:after="0"/>
+            </w:pPr>
             <w:r>
               <w:rPr>
-                <w:color w:val="3C3C3C"/>
-                <w:sz w:val="18"/>
+                <w:rFonts w:ascii="Calibri" w:hAnsi="Calibri"/>
+                <w:b w:val="0"/>
+                <w:i w:val="0"/>
+                <w:sz w:val="19"/>
               </w:rPr>
-              <w:t>gzip, bzip2, xz</w:t>
+              <w:t>Checks every step against the tool schemas; a clean-up step may delete only a file created earlier in the same plan.</w:t>
             </w:r>
           </w:p>
         </w:tc>
+      </w:tr>
+      <w:tr>
+        <w:trPr>
+          <w:cantSplit/>
+        </w:trPr>
         <w:tc>
           <w:tcPr>
-            <w:tcW w:type="dxa" w:w="2448"/>
-            <w:shd w:fill="FFFFFF"/>
+            <w:tcW w:type="dxa" w:w="2200"/>
+            <w:shd w:val="clear" w:color="auto" w:fill="FFFFFF"/>
             <w:tcMar>
               <w:top w:w="80" w:type="dxa"/>
               <w:bottom w:w="80" w:type="dxa"/>
@@ -954,21 +1506,24 @@
             </w:tcMar>
           </w:tcPr>
           <w:p>
+            <w:pPr>
+              <w:spacing w:after="0"/>
+            </w:pPr>
             <w:r>
               <w:rPr>
-                <w:color w:val="3C3C3C"/>
-                <w:sz w:val="18"/>
+                <w:rFonts w:ascii="Calibri" w:hAnsi="Calibri"/>
+                <w:b/>
+                <w:i w:val="0"/>
+                <w:sz w:val="19"/>
               </w:rPr>
-              <w:t>.gz, .bz2, .xz single-stream</w:t>
+              <w:t>5. Confirmation and execution</w:t>
             </w:r>
           </w:p>
         </w:tc>
-      </w:tr>
-      <w:tr>
         <w:tc>
           <w:tcPr>
-            <w:tcW w:type="dxa" w:w="2016"/>
-            <w:shd w:fill="F2F4F7"/>
+            <w:tcW w:type="dxa" w:w="2300"/>
+            <w:shd w:val="clear" w:color="auto" w:fill="FFFFFF"/>
             <w:tcMar>
               <w:top w:w="80" w:type="dxa"/>
               <w:bottom w:w="80" w:type="dxa"/>
@@ -977,19 +1532,24 @@
             </w:tcMar>
           </w:tcPr>
           <w:p>
+            <w:pPr>
+              <w:spacing w:after="0"/>
+            </w:pPr>
             <w:r>
               <w:rPr>
-                <w:color w:val="3C3C3C"/>
-                <w:sz w:val="18"/>
+                <w:rFonts w:ascii="Calibri" w:hAnsi="Calibri"/>
+                <w:b w:val="0"/>
+                <w:i w:val="0"/>
+                <w:sz w:val="19"/>
               </w:rPr>
-              <w:t>Cryptographic Shield</w:t>
+              <w:t>agent.run_plan()</w:t>
             </w:r>
           </w:p>
         </w:tc>
         <w:tc>
           <w:tcPr>
-            <w:tcW w:type="dxa" w:w="2592"/>
-            <w:shd w:fill="F2F4F7"/>
+            <w:tcW w:type="dxa" w:w="4860"/>
+            <w:shd w:val="clear" w:color="auto" w:fill="FFFFFF"/>
             <w:tcMar>
               <w:top w:w="80" w:type="dxa"/>
               <w:bottom w:w="80" w:type="dxa"/>
@@ -998,19 +1558,86 @@
             </w:tcMar>
           </w:tcPr>
           <w:p>
+            <w:pPr>
+              <w:spacing w:after="0"/>
+            </w:pPr>
             <w:r>
               <w:rPr>
-                <w:color w:val="3C3C3C"/>
-                <w:sz w:val="18"/>
+                <w:rFonts w:ascii="Calibri" w:hAnsi="Calibri"/>
+                <w:b w:val="0"/>
+                <w:i w:val="0"/>
+                <w:sz w:val="19"/>
               </w:rPr>
-              <w:t>encrypt_file(), decrypt_file()</w:t>
+              <w:t>Shows the plan, waits for y, runs the steps in order, and stops at the first failure, reporting completed steps.</w:t>
             </w:r>
           </w:p>
         </w:tc>
+      </w:tr>
+    </w:tbl>
+    <w:p>
+      <w:pPr>
+        <w:spacing w:after="80"/>
+      </w:pPr>
+    </w:p>
+    <w:p>
+      <w:pPr>
+        <w:keepNext/>
+        <w:spacing w:after="80" w:before="120"/>
+      </w:pPr>
+      <w:r>
+        <w:rPr>
+          <w:rFonts w:ascii="Calibri" w:hAnsi="Calibri"/>
+          <w:b/>
+          <w:i w:val="0"/>
+          <w:sz w:val="23"/>
+        </w:rPr>
+        <w:t>3.2.3 The Tooling Layer: Safe System Functions</w:t>
+      </w:r>
+    </w:p>
+    <w:p>
+      <w:pPr>
+        <w:spacing w:after="120"/>
+      </w:pPr>
+      <w:r>
+        <w:rPr>
+          <w:rFonts w:ascii="Calibri" w:hAnsi="Calibri"/>
+          <w:b w:val="0"/>
+          <w:i w:val="0"/>
+          <w:sz w:val="22"/>
+        </w:rPr>
+        <w:t>The tooling layer exposes eight archive functions as tools. Each tool is declared in tools/registry.py with a name, a description written for an LLM, and a JSON Schema for its parameters, which is the same structure an MCP server uses to declare tools. get_tools() returns these declarations in generic, OpenAI-compatible or Anthropic format, and execute_tool() runs one call. The tools are not yet served over the MCP protocol itself; that wrapper is listed as future work. File-management functions for other domains, system monitoring and network configuration belong to other agents of the shell.</w:t>
+      </w:r>
+    </w:p>
+    <w:tbl>
+      <w:tblPr>
+        <w:tblW w:type="auto" w:w="0"/>
+        <w:tblLook w:firstColumn="1" w:firstRow="1" w:lastColumn="0" w:lastRow="0" w:noHBand="0" w:noVBand="1" w:val="04A0"/>
+        <w:jc w:val="center"/>
+        <w:tblLayout w:type="fixed"/>
+        <w:tblBorders>
+          <w:top w:val="single" w:sz="4" w:space="0" w:color="BFBFBF"/>
+          <w:left w:val="single" w:sz="4" w:space="0" w:color="BFBFBF"/>
+          <w:bottom w:val="single" w:sz="4" w:space="0" w:color="BFBFBF"/>
+          <w:right w:val="single" w:sz="4" w:space="0" w:color="BFBFBF"/>
+          <w:insideH w:val="single" w:sz="4" w:space="0" w:color="BFBFBF"/>
+          <w:insideV w:val="single" w:sz="4" w:space="0" w:color="BFBFBF"/>
+        </w:tblBorders>
+      </w:tblPr>
+      <w:tblGrid>
+        <w:gridCol w:w="1700"/>
+        <w:gridCol w:w="2350"/>
+        <w:gridCol w:w="2860"/>
+        <w:gridCol w:w="2450"/>
+      </w:tblGrid>
+      <w:tr>
+        <w:trPr>
+          <w:tblHeader/>
+          <w:cantSplit/>
+        </w:trPr>
         <w:tc>
           <w:tcPr>
-            <w:tcW w:type="dxa" w:w="2304"/>
-            <w:shd w:fill="F2F4F7"/>
+            <w:tcW w:type="dxa" w:w="1700"/>
+            <w:shd w:val="clear" w:color="auto" w:fill="1F497D"/>
             <w:tcMar>
               <w:top w:w="80" w:type="dxa"/>
               <w:bottom w:w="80" w:type="dxa"/>
@@ -1019,19 +1646,26 @@
             </w:tcMar>
           </w:tcPr>
           <w:p>
+            <w:pPr>
+              <w:keepNext/>
+              <w:spacing w:after="0"/>
+            </w:pPr>
             <w:r>
               <w:rPr>
-                <w:color w:val="3C3C3C"/>
-                <w:sz w:val="18"/>
+                <w:rFonts w:ascii="Calibri" w:hAnsi="Calibri"/>
+                <w:b/>
+                <w:i w:val="0"/>
+                <w:color w:val="FFFFFF"/>
+                <w:sz w:val="19"/>
               </w:rPr>
-              <w:t>gpg (GnuPG)</w:t>
+              <w:t>Tool</w:t>
             </w:r>
           </w:p>
         </w:tc>
         <w:tc>
           <w:tcPr>
-            <w:tcW w:type="dxa" w:w="2448"/>
-            <w:shd w:fill="F2F4F7"/>
+            <w:tcW w:type="dxa" w:w="2350"/>
+            <w:shd w:val="clear" w:color="auto" w:fill="1F497D"/>
             <w:tcMar>
               <w:top w:w="80" w:type="dxa"/>
               <w:bottom w:w="80" w:type="dxa"/>
@@ -1040,12 +1674,947 @@
             </w:tcMar>
           </w:tcPr>
           <w:p>
+            <w:pPr>
+              <w:keepNext/>
+              <w:spacing w:after="0"/>
+            </w:pPr>
             <w:r>
               <w:rPr>
-                <w:color w:val="3C3C3C"/>
-                <w:sz w:val="18"/>
+                <w:rFonts w:ascii="Calibri" w:hAnsi="Calibri"/>
+                <w:b/>
+                <w:i w:val="0"/>
+                <w:color w:val="FFFFFF"/>
+                <w:sz w:val="19"/>
               </w:rPr>
-              <w:t>AES-256 symmetric cipher</w:t>
+              <w:t>Python function</w:t>
+            </w:r>
+          </w:p>
+        </w:tc>
+        <w:tc>
+          <w:tcPr>
+            <w:tcW w:type="dxa" w:w="2860"/>
+            <w:shd w:val="clear" w:color="auto" w:fill="1F497D"/>
+            <w:tcMar>
+              <w:top w:w="80" w:type="dxa"/>
+              <w:bottom w:w="80" w:type="dxa"/>
+              <w:left w:w="100" w:type="dxa"/>
+              <w:right w:w="100" w:type="dxa"/>
+            </w:tcMar>
+          </w:tcPr>
+          <w:p>
+            <w:pPr>
+              <w:keepNext/>
+              <w:spacing w:after="0"/>
+            </w:pPr>
+            <w:r>
+              <w:rPr>
+                <w:rFonts w:ascii="Calibri" w:hAnsi="Calibri"/>
+                <w:b/>
+                <w:i w:val="0"/>
+                <w:color w:val="FFFFFF"/>
+                <w:sz w:val="19"/>
+              </w:rPr>
+              <w:t>Linux backend</w:t>
+            </w:r>
+          </w:p>
+        </w:tc>
+        <w:tc>
+          <w:tcPr>
+            <w:tcW w:type="dxa" w:w="2450"/>
+            <w:shd w:val="clear" w:color="auto" w:fill="1F497D"/>
+            <w:tcMar>
+              <w:top w:w="80" w:type="dxa"/>
+              <w:bottom w:w="80" w:type="dxa"/>
+              <w:left w:w="100" w:type="dxa"/>
+              <w:right w:w="100" w:type="dxa"/>
+            </w:tcMar>
+          </w:tcPr>
+          <w:p>
+            <w:pPr>
+              <w:keepNext/>
+              <w:spacing w:after="0"/>
+            </w:pPr>
+            <w:r>
+              <w:rPr>
+                <w:rFonts w:ascii="Calibri" w:hAnsi="Calibri"/>
+                <w:b/>
+                <w:i w:val="0"/>
+                <w:color w:val="FFFFFF"/>
+                <w:sz w:val="19"/>
+              </w:rPr>
+              <w:t>Key arguments</w:t>
+            </w:r>
+          </w:p>
+        </w:tc>
+      </w:tr>
+      <w:tr>
+        <w:trPr>
+          <w:cantSplit/>
+        </w:trPr>
+        <w:tc>
+          <w:tcPr>
+            <w:tcW w:type="dxa" w:w="1700"/>
+            <w:shd w:val="clear" w:color="auto" w:fill="FFFFFF"/>
+            <w:tcMar>
+              <w:top w:w="80" w:type="dxa"/>
+              <w:bottom w:w="80" w:type="dxa"/>
+              <w:left w:w="100" w:type="dxa"/>
+              <w:right w:w="100" w:type="dxa"/>
+            </w:tcMar>
+          </w:tcPr>
+          <w:p>
+            <w:pPr>
+              <w:spacing w:after="0"/>
+            </w:pPr>
+            <w:r>
+              <w:rPr>
+                <w:rFonts w:ascii="Calibri" w:hAnsi="Calibri"/>
+                <w:b/>
+                <w:i w:val="0"/>
+                <w:sz w:val="19"/>
+              </w:rPr>
+              <w:t>create_archive</w:t>
+            </w:r>
+          </w:p>
+        </w:tc>
+        <w:tc>
+          <w:tcPr>
+            <w:tcW w:type="dxa" w:w="2350"/>
+            <w:shd w:val="clear" w:color="auto" w:fill="FFFFFF"/>
+            <w:tcMar>
+              <w:top w:w="80" w:type="dxa"/>
+              <w:bottom w:w="80" w:type="dxa"/>
+              <w:left w:w="100" w:type="dxa"/>
+              <w:right w:w="100" w:type="dxa"/>
+            </w:tcMar>
+          </w:tcPr>
+          <w:p>
+            <w:pPr>
+              <w:spacing w:after="0"/>
+            </w:pPr>
+            <w:r>
+              <w:rPr>
+                <w:rFonts w:ascii="Calibri" w:hAnsi="Calibri"/>
+                <w:b w:val="0"/>
+                <w:i w:val="0"/>
+                <w:sz w:val="19"/>
+              </w:rPr>
+              <w:t>archive.create_archive()</w:t>
+            </w:r>
+          </w:p>
+        </w:tc>
+        <w:tc>
+          <w:tcPr>
+            <w:tcW w:type="dxa" w:w="2860"/>
+            <w:shd w:val="clear" w:color="auto" w:fill="FFFFFF"/>
+            <w:tcMar>
+              <w:top w:w="80" w:type="dxa"/>
+              <w:bottom w:w="80" w:type="dxa"/>
+              <w:left w:w="100" w:type="dxa"/>
+              <w:right w:w="100" w:type="dxa"/>
+            </w:tcMar>
+          </w:tcPr>
+          <w:p>
+            <w:pPr>
+              <w:spacing w:after="0"/>
+            </w:pPr>
+            <w:r>
+              <w:rPr>
+                <w:rFonts w:ascii="Calibri" w:hAnsi="Calibri"/>
+                <w:b w:val="0"/>
+                <w:i w:val="0"/>
+                <w:sz w:val="19"/>
+              </w:rPr>
+              <w:t>tar with gzip / bzip2 / xz (tar -I), or Python zipfile</w:t>
+            </w:r>
+          </w:p>
+        </w:tc>
+        <w:tc>
+          <w:tcPr>
+            <w:tcW w:type="dxa" w:w="2450"/>
+            <w:shd w:val="clear" w:color="auto" w:fill="FFFFFF"/>
+            <w:tcMar>
+              <w:top w:w="80" w:type="dxa"/>
+              <w:bottom w:w="80" w:type="dxa"/>
+              <w:left w:w="100" w:type="dxa"/>
+              <w:right w:w="100" w:type="dxa"/>
+            </w:tcMar>
+          </w:tcPr>
+          <w:p>
+            <w:pPr>
+              <w:spacing w:after="0"/>
+            </w:pPr>
+            <w:r>
+              <w:rPr>
+                <w:rFonts w:ascii="Calibri" w:hAnsi="Calibri"/>
+                <w:b w:val="0"/>
+                <w:i w:val="0"/>
+                <w:sz w:val="19"/>
+              </w:rPr>
+              <w:t>source_path, output_path, compression, level</w:t>
+            </w:r>
+          </w:p>
+        </w:tc>
+      </w:tr>
+      <w:tr>
+        <w:trPr>
+          <w:cantSplit/>
+        </w:trPr>
+        <w:tc>
+          <w:tcPr>
+            <w:tcW w:type="dxa" w:w="1700"/>
+            <w:shd w:val="clear" w:color="auto" w:fill="EEF3FA"/>
+            <w:tcMar>
+              <w:top w:w="80" w:type="dxa"/>
+              <w:bottom w:w="80" w:type="dxa"/>
+              <w:left w:w="100" w:type="dxa"/>
+              <w:right w:w="100" w:type="dxa"/>
+            </w:tcMar>
+          </w:tcPr>
+          <w:p>
+            <w:pPr>
+              <w:spacing w:after="0"/>
+            </w:pPr>
+            <w:r>
+              <w:rPr>
+                <w:rFonts w:ascii="Calibri" w:hAnsi="Calibri"/>
+                <w:b/>
+                <w:i w:val="0"/>
+                <w:sz w:val="19"/>
+              </w:rPr>
+              <w:t>list_archive</w:t>
+            </w:r>
+          </w:p>
+        </w:tc>
+        <w:tc>
+          <w:tcPr>
+            <w:tcW w:type="dxa" w:w="2350"/>
+            <w:shd w:val="clear" w:color="auto" w:fill="EEF3FA"/>
+            <w:tcMar>
+              <w:top w:w="80" w:type="dxa"/>
+              <w:bottom w:w="80" w:type="dxa"/>
+              <w:left w:w="100" w:type="dxa"/>
+              <w:right w:w="100" w:type="dxa"/>
+            </w:tcMar>
+          </w:tcPr>
+          <w:p>
+            <w:pPr>
+              <w:spacing w:after="0"/>
+            </w:pPr>
+            <w:r>
+              <w:rPr>
+                <w:rFonts w:ascii="Calibri" w:hAnsi="Calibri"/>
+                <w:b w:val="0"/>
+                <w:i w:val="0"/>
+                <w:sz w:val="19"/>
+              </w:rPr>
+              <w:t>archive.list_archive()</w:t>
+            </w:r>
+          </w:p>
+        </w:tc>
+        <w:tc>
+          <w:tcPr>
+            <w:tcW w:type="dxa" w:w="2860"/>
+            <w:shd w:val="clear" w:color="auto" w:fill="EEF3FA"/>
+            <w:tcMar>
+              <w:top w:w="80" w:type="dxa"/>
+              <w:bottom w:w="80" w:type="dxa"/>
+              <w:left w:w="100" w:type="dxa"/>
+              <w:right w:w="100" w:type="dxa"/>
+            </w:tcMar>
+          </w:tcPr>
+          <w:p>
+            <w:pPr>
+              <w:spacing w:after="0"/>
+            </w:pPr>
+            <w:r>
+              <w:rPr>
+                <w:rFonts w:ascii="Calibri" w:hAnsi="Calibri"/>
+                <w:b w:val="0"/>
+                <w:i w:val="0"/>
+                <w:sz w:val="19"/>
+              </w:rPr>
+              <w:t>tar -tf, zipfile</w:t>
+            </w:r>
+          </w:p>
+        </w:tc>
+        <w:tc>
+          <w:tcPr>
+            <w:tcW w:type="dxa" w:w="2450"/>
+            <w:shd w:val="clear" w:color="auto" w:fill="EEF3FA"/>
+            <w:tcMar>
+              <w:top w:w="80" w:type="dxa"/>
+              <w:bottom w:w="80" w:type="dxa"/>
+              <w:left w:w="100" w:type="dxa"/>
+              <w:right w:w="100" w:type="dxa"/>
+            </w:tcMar>
+          </w:tcPr>
+          <w:p>
+            <w:pPr>
+              <w:spacing w:after="0"/>
+            </w:pPr>
+            <w:r>
+              <w:rPr>
+                <w:rFonts w:ascii="Calibri" w:hAnsi="Calibri"/>
+                <w:b w:val="0"/>
+                <w:i w:val="0"/>
+                <w:sz w:val="19"/>
+              </w:rPr>
+              <w:t>archive_path</w:t>
+            </w:r>
+          </w:p>
+        </w:tc>
+      </w:tr>
+      <w:tr>
+        <w:trPr>
+          <w:cantSplit/>
+        </w:trPr>
+        <w:tc>
+          <w:tcPr>
+            <w:tcW w:type="dxa" w:w="1700"/>
+            <w:shd w:val="clear" w:color="auto" w:fill="FFFFFF"/>
+            <w:tcMar>
+              <w:top w:w="80" w:type="dxa"/>
+              <w:bottom w:w="80" w:type="dxa"/>
+              <w:left w:w="100" w:type="dxa"/>
+              <w:right w:w="100" w:type="dxa"/>
+            </w:tcMar>
+          </w:tcPr>
+          <w:p>
+            <w:pPr>
+              <w:spacing w:after="0"/>
+            </w:pPr>
+            <w:r>
+              <w:rPr>
+                <w:rFonts w:ascii="Calibri" w:hAnsi="Calibri"/>
+                <w:b/>
+                <w:i w:val="0"/>
+                <w:sz w:val="19"/>
+              </w:rPr>
+              <w:t>inspect_archive</w:t>
+            </w:r>
+          </w:p>
+        </w:tc>
+        <w:tc>
+          <w:tcPr>
+            <w:tcW w:type="dxa" w:w="2350"/>
+            <w:shd w:val="clear" w:color="auto" w:fill="FFFFFF"/>
+            <w:tcMar>
+              <w:top w:w="80" w:type="dxa"/>
+              <w:bottom w:w="80" w:type="dxa"/>
+              <w:left w:w="100" w:type="dxa"/>
+              <w:right w:w="100" w:type="dxa"/>
+            </w:tcMar>
+          </w:tcPr>
+          <w:p>
+            <w:pPr>
+              <w:spacing w:after="0"/>
+            </w:pPr>
+            <w:r>
+              <w:rPr>
+                <w:rFonts w:ascii="Calibri" w:hAnsi="Calibri"/>
+                <w:b w:val="0"/>
+                <w:i w:val="0"/>
+                <w:sz w:val="19"/>
+              </w:rPr>
+              <w:t>archive.inspect_archive()</w:t>
+            </w:r>
+          </w:p>
+        </w:tc>
+        <w:tc>
+          <w:tcPr>
+            <w:tcW w:type="dxa" w:w="2860"/>
+            <w:shd w:val="clear" w:color="auto" w:fill="FFFFFF"/>
+            <w:tcMar>
+              <w:top w:w="80" w:type="dxa"/>
+              <w:bottom w:w="80" w:type="dxa"/>
+              <w:left w:w="100" w:type="dxa"/>
+              <w:right w:w="100" w:type="dxa"/>
+            </w:tcMar>
+          </w:tcPr>
+          <w:p>
+            <w:pPr>
+              <w:spacing w:after="0"/>
+            </w:pPr>
+            <w:r>
+              <w:rPr>
+                <w:rFonts w:ascii="Calibri" w:hAnsi="Calibri"/>
+                <w:b w:val="0"/>
+                <w:i w:val="0"/>
+                <w:sz w:val="19"/>
+              </w:rPr>
+              <w:t>file -b, tar -tf, zipfile</w:t>
+            </w:r>
+          </w:p>
+        </w:tc>
+        <w:tc>
+          <w:tcPr>
+            <w:tcW w:type="dxa" w:w="2450"/>
+            <w:shd w:val="clear" w:color="auto" w:fill="FFFFFF"/>
+            <w:tcMar>
+              <w:top w:w="80" w:type="dxa"/>
+              <w:bottom w:w="80" w:type="dxa"/>
+              <w:left w:w="100" w:type="dxa"/>
+              <w:right w:w="100" w:type="dxa"/>
+            </w:tcMar>
+          </w:tcPr>
+          <w:p>
+            <w:pPr>
+              <w:spacing w:after="0"/>
+            </w:pPr>
+            <w:r>
+              <w:rPr>
+                <w:rFonts w:ascii="Calibri" w:hAnsi="Calibri"/>
+                <w:b w:val="0"/>
+                <w:i w:val="0"/>
+                <w:sz w:val="19"/>
+              </w:rPr>
+              <w:t>archive_path</w:t>
+            </w:r>
+          </w:p>
+        </w:tc>
+      </w:tr>
+      <w:tr>
+        <w:trPr>
+          <w:cantSplit/>
+        </w:trPr>
+        <w:tc>
+          <w:tcPr>
+            <w:tcW w:type="dxa" w:w="1700"/>
+            <w:shd w:val="clear" w:color="auto" w:fill="EEF3FA"/>
+            <w:tcMar>
+              <w:top w:w="80" w:type="dxa"/>
+              <w:bottom w:w="80" w:type="dxa"/>
+              <w:left w:w="100" w:type="dxa"/>
+              <w:right w:w="100" w:type="dxa"/>
+            </w:tcMar>
+          </w:tcPr>
+          <w:p>
+            <w:pPr>
+              <w:spacing w:after="0"/>
+            </w:pPr>
+            <w:r>
+              <w:rPr>
+                <w:rFonts w:ascii="Calibri" w:hAnsi="Calibri"/>
+                <w:b/>
+                <w:i w:val="0"/>
+                <w:sz w:val="19"/>
+              </w:rPr>
+              <w:t>extract_archive</w:t>
+            </w:r>
+          </w:p>
+        </w:tc>
+        <w:tc>
+          <w:tcPr>
+            <w:tcW w:type="dxa" w:w="2350"/>
+            <w:shd w:val="clear" w:color="auto" w:fill="EEF3FA"/>
+            <w:tcMar>
+              <w:top w:w="80" w:type="dxa"/>
+              <w:bottom w:w="80" w:type="dxa"/>
+              <w:left w:w="100" w:type="dxa"/>
+              <w:right w:w="100" w:type="dxa"/>
+            </w:tcMar>
+          </w:tcPr>
+          <w:p>
+            <w:pPr>
+              <w:spacing w:after="0"/>
+            </w:pPr>
+            <w:r>
+              <w:rPr>
+                <w:rFonts w:ascii="Calibri" w:hAnsi="Calibri"/>
+                <w:b w:val="0"/>
+                <w:i w:val="0"/>
+                <w:sz w:val="19"/>
+              </w:rPr>
+              <w:t>archive.extract_archive()</w:t>
+            </w:r>
+          </w:p>
+        </w:tc>
+        <w:tc>
+          <w:tcPr>
+            <w:tcW w:type="dxa" w:w="2860"/>
+            <w:shd w:val="clear" w:color="auto" w:fill="EEF3FA"/>
+            <w:tcMar>
+              <w:top w:w="80" w:type="dxa"/>
+              <w:bottom w:w="80" w:type="dxa"/>
+              <w:left w:w="100" w:type="dxa"/>
+              <w:right w:w="100" w:type="dxa"/>
+            </w:tcMar>
+          </w:tcPr>
+          <w:p>
+            <w:pPr>
+              <w:spacing w:after="0"/>
+            </w:pPr>
+            <w:r>
+              <w:rPr>
+                <w:rFonts w:ascii="Calibri" w:hAnsi="Calibri"/>
+                <w:b w:val="0"/>
+                <w:i w:val="0"/>
+                <w:sz w:val="19"/>
+              </w:rPr>
+              <w:t>Python tarfile / zipfile after a full member check</w:t>
+            </w:r>
+          </w:p>
+        </w:tc>
+        <w:tc>
+          <w:tcPr>
+            <w:tcW w:type="dxa" w:w="2450"/>
+            <w:shd w:val="clear" w:color="auto" w:fill="EEF3FA"/>
+            <w:tcMar>
+              <w:top w:w="80" w:type="dxa"/>
+              <w:bottom w:w="80" w:type="dxa"/>
+              <w:left w:w="100" w:type="dxa"/>
+              <w:right w:w="100" w:type="dxa"/>
+            </w:tcMar>
+          </w:tcPr>
+          <w:p>
+            <w:pPr>
+              <w:spacing w:after="0"/>
+            </w:pPr>
+            <w:r>
+              <w:rPr>
+                <w:rFonts w:ascii="Calibri" w:hAnsi="Calibri"/>
+                <w:b w:val="0"/>
+                <w:i w:val="0"/>
+                <w:sz w:val="19"/>
+              </w:rPr>
+              <w:t>archive_path, destination_path</w:t>
+            </w:r>
+          </w:p>
+        </w:tc>
+      </w:tr>
+      <w:tr>
+        <w:trPr>
+          <w:cantSplit/>
+        </w:trPr>
+        <w:tc>
+          <w:tcPr>
+            <w:tcW w:type="dxa" w:w="1700"/>
+            <w:shd w:val="clear" w:color="auto" w:fill="FFFFFF"/>
+            <w:tcMar>
+              <w:top w:w="80" w:type="dxa"/>
+              <w:bottom w:w="80" w:type="dxa"/>
+              <w:left w:w="100" w:type="dxa"/>
+              <w:right w:w="100" w:type="dxa"/>
+            </w:tcMar>
+          </w:tcPr>
+          <w:p>
+            <w:pPr>
+              <w:spacing w:after="0"/>
+            </w:pPr>
+            <w:r>
+              <w:rPr>
+                <w:rFonts w:ascii="Calibri" w:hAnsi="Calibri"/>
+                <w:b/>
+                <w:i w:val="0"/>
+                <w:sz w:val="19"/>
+              </w:rPr>
+              <w:t>compress_file</w:t>
+            </w:r>
+          </w:p>
+        </w:tc>
+        <w:tc>
+          <w:tcPr>
+            <w:tcW w:type="dxa" w:w="2350"/>
+            <w:shd w:val="clear" w:color="auto" w:fill="FFFFFF"/>
+            <w:tcMar>
+              <w:top w:w="80" w:type="dxa"/>
+              <w:bottom w:w="80" w:type="dxa"/>
+              <w:left w:w="100" w:type="dxa"/>
+              <w:right w:w="100" w:type="dxa"/>
+            </w:tcMar>
+          </w:tcPr>
+          <w:p>
+            <w:pPr>
+              <w:spacing w:after="0"/>
+            </w:pPr>
+            <w:r>
+              <w:rPr>
+                <w:rFonts w:ascii="Calibri" w:hAnsi="Calibri"/>
+                <w:b w:val="0"/>
+                <w:i w:val="0"/>
+                <w:sz w:val="19"/>
+              </w:rPr>
+              <w:t>archive.compress_file()</w:t>
+            </w:r>
+          </w:p>
+        </w:tc>
+        <w:tc>
+          <w:tcPr>
+            <w:tcW w:type="dxa" w:w="2860"/>
+            <w:shd w:val="clear" w:color="auto" w:fill="FFFFFF"/>
+            <w:tcMar>
+              <w:top w:w="80" w:type="dxa"/>
+              <w:bottom w:w="80" w:type="dxa"/>
+              <w:left w:w="100" w:type="dxa"/>
+              <w:right w:w="100" w:type="dxa"/>
+            </w:tcMar>
+          </w:tcPr>
+          <w:p>
+            <w:pPr>
+              <w:spacing w:after="0"/>
+            </w:pPr>
+            <w:r>
+              <w:rPr>
+                <w:rFonts w:ascii="Calibri" w:hAnsi="Calibri"/>
+                <w:b w:val="0"/>
+                <w:i w:val="0"/>
+                <w:sz w:val="19"/>
+              </w:rPr>
+              <w:t>gzip, bzip2, xz</w:t>
+            </w:r>
+          </w:p>
+        </w:tc>
+        <w:tc>
+          <w:tcPr>
+            <w:tcW w:type="dxa" w:w="2450"/>
+            <w:shd w:val="clear" w:color="auto" w:fill="FFFFFF"/>
+            <w:tcMar>
+              <w:top w:w="80" w:type="dxa"/>
+              <w:bottom w:w="80" w:type="dxa"/>
+              <w:left w:w="100" w:type="dxa"/>
+              <w:right w:w="100" w:type="dxa"/>
+            </w:tcMar>
+          </w:tcPr>
+          <w:p>
+            <w:pPr>
+              <w:spacing w:after="0"/>
+            </w:pPr>
+            <w:r>
+              <w:rPr>
+                <w:rFonts w:ascii="Calibri" w:hAnsi="Calibri"/>
+                <w:b w:val="0"/>
+                <w:i w:val="0"/>
+                <w:sz w:val="19"/>
+              </w:rPr>
+              <w:t>source_path, output_path, algorithm, level</w:t>
+            </w:r>
+          </w:p>
+        </w:tc>
+      </w:tr>
+      <w:tr>
+        <w:trPr>
+          <w:cantSplit/>
+        </w:trPr>
+        <w:tc>
+          <w:tcPr>
+            <w:tcW w:type="dxa" w:w="1700"/>
+            <w:shd w:val="clear" w:color="auto" w:fill="EEF3FA"/>
+            <w:tcMar>
+              <w:top w:w="80" w:type="dxa"/>
+              <w:bottom w:w="80" w:type="dxa"/>
+              <w:left w:w="100" w:type="dxa"/>
+              <w:right w:w="100" w:type="dxa"/>
+            </w:tcMar>
+          </w:tcPr>
+          <w:p>
+            <w:pPr>
+              <w:spacing w:after="0"/>
+            </w:pPr>
+            <w:r>
+              <w:rPr>
+                <w:rFonts w:ascii="Calibri" w:hAnsi="Calibri"/>
+                <w:b/>
+                <w:i w:val="0"/>
+                <w:sz w:val="19"/>
+              </w:rPr>
+              <w:t>decompress_file</w:t>
+            </w:r>
+          </w:p>
+        </w:tc>
+        <w:tc>
+          <w:tcPr>
+            <w:tcW w:type="dxa" w:w="2350"/>
+            <w:shd w:val="clear" w:color="auto" w:fill="EEF3FA"/>
+            <w:tcMar>
+              <w:top w:w="80" w:type="dxa"/>
+              <w:bottom w:w="80" w:type="dxa"/>
+              <w:left w:w="100" w:type="dxa"/>
+              <w:right w:w="100" w:type="dxa"/>
+            </w:tcMar>
+          </w:tcPr>
+          <w:p>
+            <w:pPr>
+              <w:spacing w:after="0"/>
+            </w:pPr>
+            <w:r>
+              <w:rPr>
+                <w:rFonts w:ascii="Calibri" w:hAnsi="Calibri"/>
+                <w:b w:val="0"/>
+                <w:i w:val="0"/>
+                <w:sz w:val="19"/>
+              </w:rPr>
+              <w:t>archive.decompress_file()</w:t>
+            </w:r>
+          </w:p>
+        </w:tc>
+        <w:tc>
+          <w:tcPr>
+            <w:tcW w:type="dxa" w:w="2860"/>
+            <w:shd w:val="clear" w:color="auto" w:fill="EEF3FA"/>
+            <w:tcMar>
+              <w:top w:w="80" w:type="dxa"/>
+              <w:bottom w:w="80" w:type="dxa"/>
+              <w:left w:w="100" w:type="dxa"/>
+              <w:right w:w="100" w:type="dxa"/>
+            </w:tcMar>
+          </w:tcPr>
+          <w:p>
+            <w:pPr>
+              <w:spacing w:after="0"/>
+            </w:pPr>
+            <w:r>
+              <w:rPr>
+                <w:rFonts w:ascii="Calibri" w:hAnsi="Calibri"/>
+                <w:b w:val="0"/>
+                <w:i w:val="0"/>
+                <w:sz w:val="19"/>
+              </w:rPr>
+              <w:t>gzip -d, bzip2 -d, xz -d</w:t>
+            </w:r>
+          </w:p>
+        </w:tc>
+        <w:tc>
+          <w:tcPr>
+            <w:tcW w:type="dxa" w:w="2450"/>
+            <w:shd w:val="clear" w:color="auto" w:fill="EEF3FA"/>
+            <w:tcMar>
+              <w:top w:w="80" w:type="dxa"/>
+              <w:bottom w:w="80" w:type="dxa"/>
+              <w:left w:w="100" w:type="dxa"/>
+              <w:right w:w="100" w:type="dxa"/>
+            </w:tcMar>
+          </w:tcPr>
+          <w:p>
+            <w:pPr>
+              <w:spacing w:after="0"/>
+            </w:pPr>
+            <w:r>
+              <w:rPr>
+                <w:rFonts w:ascii="Calibri" w:hAnsi="Calibri"/>
+                <w:b w:val="0"/>
+                <w:i w:val="0"/>
+                <w:sz w:val="19"/>
+              </w:rPr>
+              <w:t>source_path, output_path</w:t>
+            </w:r>
+          </w:p>
+        </w:tc>
+      </w:tr>
+      <w:tr>
+        <w:trPr>
+          <w:cantSplit/>
+        </w:trPr>
+        <w:tc>
+          <w:tcPr>
+            <w:tcW w:type="dxa" w:w="1700"/>
+            <w:shd w:val="clear" w:color="auto" w:fill="FFFFFF"/>
+            <w:tcMar>
+              <w:top w:w="80" w:type="dxa"/>
+              <w:bottom w:w="80" w:type="dxa"/>
+              <w:left w:w="100" w:type="dxa"/>
+              <w:right w:w="100" w:type="dxa"/>
+            </w:tcMar>
+          </w:tcPr>
+          <w:p>
+            <w:pPr>
+              <w:spacing w:after="0"/>
+            </w:pPr>
+            <w:r>
+              <w:rPr>
+                <w:rFonts w:ascii="Calibri" w:hAnsi="Calibri"/>
+                <w:b/>
+                <w:i w:val="0"/>
+                <w:sz w:val="19"/>
+              </w:rPr>
+              <w:t>encrypt_file</w:t>
+            </w:r>
+          </w:p>
+        </w:tc>
+        <w:tc>
+          <w:tcPr>
+            <w:tcW w:type="dxa" w:w="2350"/>
+            <w:shd w:val="clear" w:color="auto" w:fill="FFFFFF"/>
+            <w:tcMar>
+              <w:top w:w="80" w:type="dxa"/>
+              <w:bottom w:w="80" w:type="dxa"/>
+              <w:left w:w="100" w:type="dxa"/>
+              <w:right w:w="100" w:type="dxa"/>
+            </w:tcMar>
+          </w:tcPr>
+          <w:p>
+            <w:pPr>
+              <w:spacing w:after="0"/>
+            </w:pPr>
+            <w:r>
+              <w:rPr>
+                <w:rFonts w:ascii="Calibri" w:hAnsi="Calibri"/>
+                <w:b w:val="0"/>
+                <w:i w:val="0"/>
+                <w:sz w:val="19"/>
+              </w:rPr>
+              <w:t>encryption.encrypt_file()</w:t>
+            </w:r>
+          </w:p>
+        </w:tc>
+        <w:tc>
+          <w:tcPr>
+            <w:tcW w:type="dxa" w:w="2860"/>
+            <w:shd w:val="clear" w:color="auto" w:fill="FFFFFF"/>
+            <w:tcMar>
+              <w:top w:w="80" w:type="dxa"/>
+              <w:bottom w:w="80" w:type="dxa"/>
+              <w:left w:w="100" w:type="dxa"/>
+              <w:right w:w="100" w:type="dxa"/>
+            </w:tcMar>
+          </w:tcPr>
+          <w:p>
+            <w:pPr>
+              <w:spacing w:after="0"/>
+            </w:pPr>
+            <w:r>
+              <w:rPr>
+                <w:rFonts w:ascii="Calibri" w:hAnsi="Calibri"/>
+                <w:b w:val="0"/>
+                <w:i w:val="0"/>
+                <w:sz w:val="19"/>
+              </w:rPr>
+              <w:t>gpg --symmetric --cipher-algo AES256</w:t>
+            </w:r>
+          </w:p>
+        </w:tc>
+        <w:tc>
+          <w:tcPr>
+            <w:tcW w:type="dxa" w:w="2450"/>
+            <w:shd w:val="clear" w:color="auto" w:fill="FFFFFF"/>
+            <w:tcMar>
+              <w:top w:w="80" w:type="dxa"/>
+              <w:bottom w:w="80" w:type="dxa"/>
+              <w:left w:w="100" w:type="dxa"/>
+              <w:right w:w="100" w:type="dxa"/>
+            </w:tcMar>
+          </w:tcPr>
+          <w:p>
+            <w:pPr>
+              <w:spacing w:after="0"/>
+            </w:pPr>
+            <w:r>
+              <w:rPr>
+                <w:rFonts w:ascii="Calibri" w:hAnsi="Calibri"/>
+                <w:b w:val="0"/>
+                <w:i w:val="0"/>
+                <w:sz w:val="19"/>
+              </w:rPr>
+              <w:t>source_path, output_path (+ passphrase)</w:t>
+            </w:r>
+          </w:p>
+        </w:tc>
+      </w:tr>
+      <w:tr>
+        <w:trPr>
+          <w:cantSplit/>
+        </w:trPr>
+        <w:tc>
+          <w:tcPr>
+            <w:tcW w:type="dxa" w:w="1700"/>
+            <w:shd w:val="clear" w:color="auto" w:fill="EEF3FA"/>
+            <w:tcMar>
+              <w:top w:w="80" w:type="dxa"/>
+              <w:bottom w:w="80" w:type="dxa"/>
+              <w:left w:w="100" w:type="dxa"/>
+              <w:right w:w="100" w:type="dxa"/>
+            </w:tcMar>
+          </w:tcPr>
+          <w:p>
+            <w:pPr>
+              <w:spacing w:after="0"/>
+            </w:pPr>
+            <w:r>
+              <w:rPr>
+                <w:rFonts w:ascii="Calibri" w:hAnsi="Calibri"/>
+                <w:b/>
+                <w:i w:val="0"/>
+                <w:sz w:val="19"/>
+              </w:rPr>
+              <w:t>decrypt_file</w:t>
+            </w:r>
+          </w:p>
+        </w:tc>
+        <w:tc>
+          <w:tcPr>
+            <w:tcW w:type="dxa" w:w="2350"/>
+            <w:shd w:val="clear" w:color="auto" w:fill="EEF3FA"/>
+            <w:tcMar>
+              <w:top w:w="80" w:type="dxa"/>
+              <w:bottom w:w="80" w:type="dxa"/>
+              <w:left w:w="100" w:type="dxa"/>
+              <w:right w:w="100" w:type="dxa"/>
+            </w:tcMar>
+          </w:tcPr>
+          <w:p>
+            <w:pPr>
+              <w:spacing w:after="0"/>
+            </w:pPr>
+            <w:r>
+              <w:rPr>
+                <w:rFonts w:ascii="Calibri" w:hAnsi="Calibri"/>
+                <w:b w:val="0"/>
+                <w:i w:val="0"/>
+                <w:sz w:val="19"/>
+              </w:rPr>
+              <w:t>encryption.decrypt_file()</w:t>
+            </w:r>
+          </w:p>
+        </w:tc>
+        <w:tc>
+          <w:tcPr>
+            <w:tcW w:type="dxa" w:w="2860"/>
+            <w:shd w:val="clear" w:color="auto" w:fill="EEF3FA"/>
+            <w:tcMar>
+              <w:top w:w="80" w:type="dxa"/>
+              <w:bottom w:w="80" w:type="dxa"/>
+              <w:left w:w="100" w:type="dxa"/>
+              <w:right w:w="100" w:type="dxa"/>
+            </w:tcMar>
+          </w:tcPr>
+          <w:p>
+            <w:pPr>
+              <w:spacing w:after="0"/>
+            </w:pPr>
+            <w:r>
+              <w:rPr>
+                <w:rFonts w:ascii="Calibri" w:hAnsi="Calibri"/>
+                <w:b w:val="0"/>
+                <w:i w:val="0"/>
+                <w:sz w:val="19"/>
+              </w:rPr>
+              <w:t>gpg --decrypt</w:t>
+            </w:r>
+          </w:p>
+        </w:tc>
+        <w:tc>
+          <w:tcPr>
+            <w:tcW w:type="dxa" w:w="2450"/>
+            <w:shd w:val="clear" w:color="auto" w:fill="EEF3FA"/>
+            <w:tcMar>
+              <w:top w:w="80" w:type="dxa"/>
+              <w:bottom w:w="80" w:type="dxa"/>
+              <w:left w:w="100" w:type="dxa"/>
+              <w:right w:w="100" w:type="dxa"/>
+            </w:tcMar>
+          </w:tcPr>
+          <w:p>
+            <w:pPr>
+              <w:spacing w:after="0"/>
+            </w:pPr>
+            <w:r>
+              <w:rPr>
+                <w:rFonts w:ascii="Calibri" w:hAnsi="Calibri"/>
+                <w:b w:val="0"/>
+                <w:i w:val="0"/>
+                <w:sz w:val="19"/>
+              </w:rPr>
+              <w:t>source_path, output_path (+ passphrase)</w:t>
             </w:r>
           </w:p>
         </w:tc>
@@ -1053,27 +2622,62 @@
     </w:tbl>
     <w:p>
       <w:pPr>
-        <w:spacing w:before="0" w:after="160" w:line="276" w:lineRule="auto"/>
+        <w:spacing w:after="80"/>
+      </w:pPr>
+    </w:p>
+    <w:p>
+      <w:pPr>
+        <w:spacing w:after="120"/>
       </w:pPr>
       <w:r>
         <w:rPr>
           <w:rFonts w:ascii="Calibri" w:hAnsi="Calibri"/>
-          <w:color w:val="3C3C3C"/>
+          <w:b w:val="0"/>
+          <w:i w:val="0"/>
           <w:sz w:val="22"/>
         </w:rPr>
-        <w:t>3.2.4 Result Handling &amp; Diagnostics: Tool functions return unified dictionaries containing `success: bool`, `operation: str`, `output: str`, `entries: list`, and user-facing `message: str`. Unhandled system exceptions are intercepted at the orchestration boundary, allowing the terminal REPL to continue running smoothly without crashing.</w:t>
+        <w:t>Compression levels: fast = gzip -1 / xz -1, normal = gzip -6 / xz -6, max = gzip -9 / bzip2 -9 / xz -9e.</w:t>
       </w:r>
     </w:p>
     <w:p>
       <w:pPr>
         <w:keepNext/>
-        <w:spacing w:before="240" w:after="80"/>
+        <w:spacing w:after="80" w:before="120"/>
       </w:pPr>
       <w:r>
         <w:rPr>
           <w:rFonts w:ascii="Calibri" w:hAnsi="Calibri"/>
           <w:b/>
-          <w:color w:val="2E74B5"/>
+          <w:i w:val="0"/>
+          <w:sz w:val="23"/>
+        </w:rPr>
+        <w:t>3.2.4 Result Handling &amp; Diagnostics</w:t>
+      </w:r>
+    </w:p>
+    <w:p>
+      <w:pPr>
+        <w:spacing w:after="120"/>
+      </w:pPr>
+      <w:r>
+        <w:rPr>
+          <w:rFonts w:ascii="Calibri" w:hAnsi="Calibri"/>
+          <w:b w:val="0"/>
+          <w:i w:val="0"/>
+          <w:sz w:val="22"/>
+        </w:rPr>
+        <w:t>Every tool and every request returns one dictionary: success (bool), operation (str), message (str, for people), output (path produced), plus entries for listings, steps and plan for multi-step requests, missing when a detail could not be found, and error on failure. execute_tool() never raises: exceptions inside a tool are turned into success = false with an error message, so neither the REPL nor the base shell can be crashed by a failing operation. The same dictionary can be sent back to an LLM as the tool result with json.dumps().</w:t>
+      </w:r>
+    </w:p>
+    <w:p>
+      <w:pPr>
+        <w:keepNext/>
+        <w:spacing w:after="120" w:before="200"/>
+      </w:pPr>
+      <w:r>
+        <w:rPr>
+          <w:rFonts w:ascii="Calibri" w:hAnsi="Calibri"/>
+          <w:b/>
+          <w:i w:val="0"/>
           <w:sz w:val="26"/>
         </w:rPr>
         <w:t>3.3 Security &amp; Guardrail Framework</w:t>
@@ -1081,129 +2685,920 @@
     </w:p>
     <w:p>
       <w:pPr>
-        <w:pStyle w:val="ListBullet"/>
-        <w:spacing w:before="0" w:after="60" w:line="276" w:lineRule="auto"/>
+        <w:keepNext/>
+        <w:spacing w:after="80" w:before="120"/>
       </w:pPr>
       <w:r>
         <w:rPr>
           <w:rFonts w:ascii="Calibri" w:hAnsi="Calibri"/>
           <w:b/>
-          <w:color w:val="3C3C3C"/>
-          <w:sz w:val="22"/>
+          <w:i w:val="0"/>
+          <w:sz w:val="23"/>
         </w:rPr>
-        <w:t xml:space="preserve">No Arbitrary Shell Command Execution: </w:t>
+        <w:t>3.3.1 The "Human-in-the-Loop" Validation Mechanism</w:t>
       </w:r>
+    </w:p>
+    <w:p>
+      <w:pPr>
+        <w:spacing w:after="120"/>
+      </w:pPr>
       <w:r>
         <w:rPr>
           <w:rFonts w:ascii="Calibri" w:hAnsi="Calibri"/>
-          <w:color w:val="3C3C3C"/>
+          <w:b w:val="0"/>
+          <w:i w:val="0"/>
           <w:sz w:val="22"/>
         </w:rPr>
-        <w:t>User prompts are never directly evaluated in a shell (e.g., `os.system()` or `shell=True` are strictly prohibited). Subprocess calls use explicit argument vectors, eliminating shell injection attacks.</w:t>
+        <w:t>No file is written until a person has seen and approved the complete plan. Before any step that writes, the agent prints every step with absolute source and destination paths and waits for y; anything else cancels with "Nothing was changed". Read-only requests (list, inspect) run without asking. Passphrases for encryption and decryption are always typed by the person at a hidden prompt (asked twice when encrypting); they never come from an LLM. When the agent is embedded in the base shell, handle_request(confirm=…, passphrase=…) lets the shell show the plan and collect the passphrase in its own interface.</w:t>
+      </w:r>
+    </w:p>
+    <w:p>
+      <w:pPr>
+        <w:keepNext/>
+        <w:spacing w:after="80" w:before="120"/>
+      </w:pPr>
+      <w:r>
+        <w:rPr>
+          <w:rFonts w:ascii="Calibri" w:hAnsi="Calibri"/>
+          <w:b/>
+          <w:i w:val="0"/>
+          <w:sz w:val="23"/>
+        </w:rPr>
+        <w:t>3.3.2 Command Sanitization and Regex-Based Blacklisting of Destructive Commands</w:t>
+      </w:r>
+    </w:p>
+    <w:p>
+      <w:pPr>
+        <w:spacing w:after="120"/>
+      </w:pPr>
+      <w:r>
+        <w:rPr>
+          <w:rFonts w:ascii="Calibri" w:hAnsi="Calibri"/>
+          <w:b w:val="0"/>
+          <w:i w:val="0"/>
+          <w:sz w:val="22"/>
+        </w:rPr>
+        <w:t>User text is never executed as a command. Utilities are started with subprocess.run() and an argument list (never shell=True), so characters such as ; | $( ) are passed as plain data. In addition, the raw request is checked against a regex blacklist before planning, so a destructive request is refused outright instead of being partially carried out:</w:t>
+      </w:r>
+    </w:p>
+    <w:tbl>
+      <w:tblPr>
+        <w:tblW w:type="auto" w:w="0"/>
+        <w:tblLook w:firstColumn="1" w:firstRow="1" w:lastColumn="0" w:lastRow="0" w:noHBand="0" w:noVBand="1" w:val="04A0"/>
+        <w:jc w:val="center"/>
+        <w:tblLayout w:type="fixed"/>
+        <w:tblBorders>
+          <w:top w:val="single" w:sz="4" w:space="0" w:color="BFBFBF"/>
+          <w:left w:val="single" w:sz="4" w:space="0" w:color="BFBFBF"/>
+          <w:bottom w:val="single" w:sz="4" w:space="0" w:color="BFBFBF"/>
+          <w:right w:val="single" w:sz="4" w:space="0" w:color="BFBFBF"/>
+          <w:insideH w:val="single" w:sz="4" w:space="0" w:color="BFBFBF"/>
+          <w:insideV w:val="single" w:sz="4" w:space="0" w:color="BFBFBF"/>
+        </w:tblBorders>
+      </w:tblPr>
+      <w:tblGrid>
+        <w:gridCol w:w="4700"/>
+        <w:gridCol w:w="4660"/>
+      </w:tblGrid>
+      <w:tr>
+        <w:trPr>
+          <w:tblHeader/>
+          <w:cantSplit/>
+        </w:trPr>
+        <w:tc>
+          <w:tcPr>
+            <w:tcW w:type="dxa" w:w="4700"/>
+            <w:shd w:val="clear" w:color="auto" w:fill="1F497D"/>
+            <w:tcMar>
+              <w:top w:w="80" w:type="dxa"/>
+              <w:bottom w:w="80" w:type="dxa"/>
+              <w:left w:w="100" w:type="dxa"/>
+              <w:right w:w="100" w:type="dxa"/>
+            </w:tcMar>
+          </w:tcPr>
+          <w:p>
+            <w:pPr>
+              <w:keepNext/>
+              <w:spacing w:after="0"/>
+            </w:pPr>
+            <w:r>
+              <w:rPr>
+                <w:rFonts w:ascii="Calibri" w:hAnsi="Calibri"/>
+                <w:b/>
+                <w:i w:val="0"/>
+                <w:color w:val="FFFFFF"/>
+                <w:sz w:val="19"/>
+              </w:rPr>
+              <w:t>Pattern (examples)</w:t>
+            </w:r>
+          </w:p>
+        </w:tc>
+        <w:tc>
+          <w:tcPr>
+            <w:tcW w:type="dxa" w:w="4660"/>
+            <w:shd w:val="clear" w:color="auto" w:fill="1F497D"/>
+            <w:tcMar>
+              <w:top w:w="80" w:type="dxa"/>
+              <w:bottom w:w="80" w:type="dxa"/>
+              <w:left w:w="100" w:type="dxa"/>
+              <w:right w:w="100" w:type="dxa"/>
+            </w:tcMar>
+          </w:tcPr>
+          <w:p>
+            <w:pPr>
+              <w:keepNext/>
+              <w:spacing w:after="0"/>
+            </w:pPr>
+            <w:r>
+              <w:rPr>
+                <w:rFonts w:ascii="Calibri" w:hAnsi="Calibri"/>
+                <w:b/>
+                <w:i w:val="0"/>
+                <w:color w:val="FFFFFF"/>
+                <w:sz w:val="19"/>
+              </w:rPr>
+              <w:t>Refused as</w:t>
+            </w:r>
+          </w:p>
+        </w:tc>
+      </w:tr>
+      <w:tr>
+        <w:trPr>
+          <w:cantSplit/>
+        </w:trPr>
+        <w:tc>
+          <w:tcPr>
+            <w:tcW w:type="dxa" w:w="4700"/>
+            <w:shd w:val="clear" w:color="auto" w:fill="FFFFFF"/>
+            <w:tcMar>
+              <w:top w:w="80" w:type="dxa"/>
+              <w:bottom w:w="80" w:type="dxa"/>
+              <w:left w:w="100" w:type="dxa"/>
+              <w:right w:w="100" w:type="dxa"/>
+            </w:tcMar>
+          </w:tcPr>
+          <w:p>
+            <w:pPr>
+              <w:spacing w:after="0"/>
+            </w:pPr>
+            <w:r>
+              <w:rPr>
+                <w:rFonts w:ascii="Calibri" w:hAnsi="Calibri"/>
+                <w:b/>
+                <w:i w:val="0"/>
+                <w:sz w:val="19"/>
+              </w:rPr>
+              <w:t>rm -rf …, rm -fr …</w:t>
+            </w:r>
+          </w:p>
+        </w:tc>
+        <w:tc>
+          <w:tcPr>
+            <w:tcW w:type="dxa" w:w="4660"/>
+            <w:shd w:val="clear" w:color="auto" w:fill="FFFFFF"/>
+            <w:tcMar>
+              <w:top w:w="80" w:type="dxa"/>
+              <w:bottom w:w="80" w:type="dxa"/>
+              <w:left w:w="100" w:type="dxa"/>
+              <w:right w:w="100" w:type="dxa"/>
+            </w:tcMar>
+          </w:tcPr>
+          <w:p>
+            <w:pPr>
+              <w:spacing w:after="0"/>
+            </w:pPr>
+            <w:r>
+              <w:rPr>
+                <w:rFonts w:ascii="Calibri" w:hAnsi="Calibri"/>
+                <w:b w:val="0"/>
+                <w:i w:val="0"/>
+                <w:sz w:val="19"/>
+              </w:rPr>
+              <w:t>recursive forced delete</w:t>
+            </w:r>
+          </w:p>
+        </w:tc>
+      </w:tr>
+      <w:tr>
+        <w:trPr>
+          <w:cantSplit/>
+        </w:trPr>
+        <w:tc>
+          <w:tcPr>
+            <w:tcW w:type="dxa" w:w="4700"/>
+            <w:shd w:val="clear" w:color="auto" w:fill="EEF3FA"/>
+            <w:tcMar>
+              <w:top w:w="80" w:type="dxa"/>
+              <w:bottom w:w="80" w:type="dxa"/>
+              <w:left w:w="100" w:type="dxa"/>
+              <w:right w:w="100" w:type="dxa"/>
+            </w:tcMar>
+          </w:tcPr>
+          <w:p>
+            <w:pPr>
+              <w:spacing w:after="0"/>
+            </w:pPr>
+            <w:r>
+              <w:rPr>
+                <w:rFonts w:ascii="Calibri" w:hAnsi="Calibri"/>
+                <w:b/>
+                <w:i w:val="0"/>
+                <w:sz w:val="19"/>
+              </w:rPr>
+              <w:t>mkfs, mkfs.ext4</w:t>
+            </w:r>
+          </w:p>
+        </w:tc>
+        <w:tc>
+          <w:tcPr>
+            <w:tcW w:type="dxa" w:w="4660"/>
+            <w:shd w:val="clear" w:color="auto" w:fill="EEF3FA"/>
+            <w:tcMar>
+              <w:top w:w="80" w:type="dxa"/>
+              <w:bottom w:w="80" w:type="dxa"/>
+              <w:left w:w="100" w:type="dxa"/>
+              <w:right w:w="100" w:type="dxa"/>
+            </w:tcMar>
+          </w:tcPr>
+          <w:p>
+            <w:pPr>
+              <w:spacing w:after="0"/>
+            </w:pPr>
+            <w:r>
+              <w:rPr>
+                <w:rFonts w:ascii="Calibri" w:hAnsi="Calibri"/>
+                <w:b w:val="0"/>
+                <w:i w:val="0"/>
+                <w:sz w:val="19"/>
+              </w:rPr>
+              <w:t>filesystem formatting</w:t>
+            </w:r>
+          </w:p>
+        </w:tc>
+      </w:tr>
+      <w:tr>
+        <w:trPr>
+          <w:cantSplit/>
+        </w:trPr>
+        <w:tc>
+          <w:tcPr>
+            <w:tcW w:type="dxa" w:w="4700"/>
+            <w:shd w:val="clear" w:color="auto" w:fill="FFFFFF"/>
+            <w:tcMar>
+              <w:top w:w="80" w:type="dxa"/>
+              <w:bottom w:w="80" w:type="dxa"/>
+              <w:left w:w="100" w:type="dxa"/>
+              <w:right w:w="100" w:type="dxa"/>
+            </w:tcMar>
+          </w:tcPr>
+          <w:p>
+            <w:pPr>
+              <w:spacing w:after="0"/>
+            </w:pPr>
+            <w:r>
+              <w:rPr>
+                <w:rFonts w:ascii="Calibri" w:hAnsi="Calibri"/>
+                <w:b/>
+                <w:i w:val="0"/>
+                <w:sz w:val="19"/>
+              </w:rPr>
+              <w:t>dd if=…</w:t>
+            </w:r>
+          </w:p>
+        </w:tc>
+        <w:tc>
+          <w:tcPr>
+            <w:tcW w:type="dxa" w:w="4660"/>
+            <w:shd w:val="clear" w:color="auto" w:fill="FFFFFF"/>
+            <w:tcMar>
+              <w:top w:w="80" w:type="dxa"/>
+              <w:bottom w:w="80" w:type="dxa"/>
+              <w:left w:w="100" w:type="dxa"/>
+              <w:right w:w="100" w:type="dxa"/>
+            </w:tcMar>
+          </w:tcPr>
+          <w:p>
+            <w:pPr>
+              <w:spacing w:after="0"/>
+            </w:pPr>
+            <w:r>
+              <w:rPr>
+                <w:rFonts w:ascii="Calibri" w:hAnsi="Calibri"/>
+                <w:b w:val="0"/>
+                <w:i w:val="0"/>
+                <w:sz w:val="19"/>
+              </w:rPr>
+              <w:t>raw disk write</w:t>
+            </w:r>
+          </w:p>
+        </w:tc>
+      </w:tr>
+      <w:tr>
+        <w:trPr>
+          <w:cantSplit/>
+        </w:trPr>
+        <w:tc>
+          <w:tcPr>
+            <w:tcW w:type="dxa" w:w="4700"/>
+            <w:shd w:val="clear" w:color="auto" w:fill="EEF3FA"/>
+            <w:tcMar>
+              <w:top w:w="80" w:type="dxa"/>
+              <w:bottom w:w="80" w:type="dxa"/>
+              <w:left w:w="100" w:type="dxa"/>
+              <w:right w:w="100" w:type="dxa"/>
+            </w:tcMar>
+          </w:tcPr>
+          <w:p>
+            <w:pPr>
+              <w:spacing w:after="0"/>
+            </w:pPr>
+            <w:r>
+              <w:rPr>
+                <w:rFonts w:ascii="Calibri" w:hAnsi="Calibri"/>
+                <w:b/>
+                <w:i w:val="0"/>
+                <w:sz w:val="19"/>
+              </w:rPr>
+              <w:t>:(){ :|:&amp; };:</w:t>
+            </w:r>
+          </w:p>
+        </w:tc>
+        <w:tc>
+          <w:tcPr>
+            <w:tcW w:type="dxa" w:w="4660"/>
+            <w:shd w:val="clear" w:color="auto" w:fill="EEF3FA"/>
+            <w:tcMar>
+              <w:top w:w="80" w:type="dxa"/>
+              <w:bottom w:w="80" w:type="dxa"/>
+              <w:left w:w="100" w:type="dxa"/>
+              <w:right w:w="100" w:type="dxa"/>
+            </w:tcMar>
+          </w:tcPr>
+          <w:p>
+            <w:pPr>
+              <w:spacing w:after="0"/>
+            </w:pPr>
+            <w:r>
+              <w:rPr>
+                <w:rFonts w:ascii="Calibri" w:hAnsi="Calibri"/>
+                <w:b w:val="0"/>
+                <w:i w:val="0"/>
+                <w:sz w:val="19"/>
+              </w:rPr>
+              <w:t>fork bomb</w:t>
+            </w:r>
+          </w:p>
+        </w:tc>
+      </w:tr>
+      <w:tr>
+        <w:trPr>
+          <w:cantSplit/>
+        </w:trPr>
+        <w:tc>
+          <w:tcPr>
+            <w:tcW w:type="dxa" w:w="4700"/>
+            <w:shd w:val="clear" w:color="auto" w:fill="FFFFFF"/>
+            <w:tcMar>
+              <w:top w:w="80" w:type="dxa"/>
+              <w:bottom w:w="80" w:type="dxa"/>
+              <w:left w:w="100" w:type="dxa"/>
+              <w:right w:w="100" w:type="dxa"/>
+            </w:tcMar>
+          </w:tcPr>
+          <w:p>
+            <w:pPr>
+              <w:spacing w:after="0"/>
+            </w:pPr>
+            <w:r>
+              <w:rPr>
+                <w:rFonts w:ascii="Calibri" w:hAnsi="Calibri"/>
+                <w:b/>
+                <w:i w:val="0"/>
+                <w:sz w:val="19"/>
+              </w:rPr>
+              <w:t>&gt; /dev/sda</w:t>
+            </w:r>
+          </w:p>
+        </w:tc>
+        <w:tc>
+          <w:tcPr>
+            <w:tcW w:type="dxa" w:w="4660"/>
+            <w:shd w:val="clear" w:color="auto" w:fill="FFFFFF"/>
+            <w:tcMar>
+              <w:top w:w="80" w:type="dxa"/>
+              <w:bottom w:w="80" w:type="dxa"/>
+              <w:left w:w="100" w:type="dxa"/>
+              <w:right w:w="100" w:type="dxa"/>
+            </w:tcMar>
+          </w:tcPr>
+          <w:p>
+            <w:pPr>
+              <w:spacing w:after="0"/>
+            </w:pPr>
+            <w:r>
+              <w:rPr>
+                <w:rFonts w:ascii="Calibri" w:hAnsi="Calibri"/>
+                <w:b w:val="0"/>
+                <w:i w:val="0"/>
+                <w:sz w:val="19"/>
+              </w:rPr>
+              <w:t>raw block-device overwrite</w:t>
+            </w:r>
+          </w:p>
+        </w:tc>
+      </w:tr>
+      <w:tr>
+        <w:trPr>
+          <w:cantSplit/>
+        </w:trPr>
+        <w:tc>
+          <w:tcPr>
+            <w:tcW w:type="dxa" w:w="4700"/>
+            <w:shd w:val="clear" w:color="auto" w:fill="EEF3FA"/>
+            <w:tcMar>
+              <w:top w:w="80" w:type="dxa"/>
+              <w:bottom w:w="80" w:type="dxa"/>
+              <w:left w:w="100" w:type="dxa"/>
+              <w:right w:w="100" w:type="dxa"/>
+            </w:tcMar>
+          </w:tcPr>
+          <w:p>
+            <w:pPr>
+              <w:spacing w:after="0"/>
+            </w:pPr>
+            <w:r>
+              <w:rPr>
+                <w:rFonts w:ascii="Calibri" w:hAnsi="Calibri"/>
+                <w:b/>
+                <w:i w:val="0"/>
+                <w:sz w:val="19"/>
+              </w:rPr>
+              <w:t>chmod -R 777 /</w:t>
+            </w:r>
+          </w:p>
+        </w:tc>
+        <w:tc>
+          <w:tcPr>
+            <w:tcW w:type="dxa" w:w="4660"/>
+            <w:shd w:val="clear" w:color="auto" w:fill="EEF3FA"/>
+            <w:tcMar>
+              <w:top w:w="80" w:type="dxa"/>
+              <w:bottom w:w="80" w:type="dxa"/>
+              <w:left w:w="100" w:type="dxa"/>
+              <w:right w:w="100" w:type="dxa"/>
+            </w:tcMar>
+          </w:tcPr>
+          <w:p>
+            <w:pPr>
+              <w:spacing w:after="0"/>
+            </w:pPr>
+            <w:r>
+              <w:rPr>
+                <w:rFonts w:ascii="Calibri" w:hAnsi="Calibri"/>
+                <w:b w:val="0"/>
+                <w:i w:val="0"/>
+                <w:sz w:val="19"/>
+              </w:rPr>
+              <w:t>world-writable root filesystem</w:t>
+            </w:r>
+          </w:p>
+        </w:tc>
+      </w:tr>
+      <w:tr>
+        <w:trPr>
+          <w:cantSplit/>
+        </w:trPr>
+        <w:tc>
+          <w:tcPr>
+            <w:tcW w:type="dxa" w:w="4700"/>
+            <w:shd w:val="clear" w:color="auto" w:fill="FFFFFF"/>
+            <w:tcMar>
+              <w:top w:w="80" w:type="dxa"/>
+              <w:bottom w:w="80" w:type="dxa"/>
+              <w:left w:w="100" w:type="dxa"/>
+              <w:right w:w="100" w:type="dxa"/>
+            </w:tcMar>
+          </w:tcPr>
+          <w:p>
+            <w:pPr>
+              <w:spacing w:after="0"/>
+            </w:pPr>
+            <w:r>
+              <w:rPr>
+                <w:rFonts w:ascii="Calibri" w:hAnsi="Calibri"/>
+                <w:b/>
+                <w:i w:val="0"/>
+                <w:sz w:val="19"/>
+              </w:rPr>
+              <w:t>shutdown, reboot, poweroff, halt</w:t>
+            </w:r>
+          </w:p>
+        </w:tc>
+        <w:tc>
+          <w:tcPr>
+            <w:tcW w:type="dxa" w:w="4660"/>
+            <w:shd w:val="clear" w:color="auto" w:fill="FFFFFF"/>
+            <w:tcMar>
+              <w:top w:w="80" w:type="dxa"/>
+              <w:bottom w:w="80" w:type="dxa"/>
+              <w:left w:w="100" w:type="dxa"/>
+              <w:right w:w="100" w:type="dxa"/>
+            </w:tcMar>
+          </w:tcPr>
+          <w:p>
+            <w:pPr>
+              <w:spacing w:after="0"/>
+            </w:pPr>
+            <w:r>
+              <w:rPr>
+                <w:rFonts w:ascii="Calibri" w:hAnsi="Calibri"/>
+                <w:b w:val="0"/>
+                <w:i w:val="0"/>
+                <w:sz w:val="19"/>
+              </w:rPr>
+              <w:t>system power control</w:t>
+            </w:r>
+          </w:p>
+        </w:tc>
+      </w:tr>
+      <w:tr>
+        <w:trPr>
+          <w:cantSplit/>
+        </w:trPr>
+        <w:tc>
+          <w:tcPr>
+            <w:tcW w:type="dxa" w:w="4700"/>
+            <w:shd w:val="clear" w:color="auto" w:fill="EEF3FA"/>
+            <w:tcMar>
+              <w:top w:w="80" w:type="dxa"/>
+              <w:bottom w:w="80" w:type="dxa"/>
+              <w:left w:w="100" w:type="dxa"/>
+              <w:right w:w="100" w:type="dxa"/>
+            </w:tcMar>
+          </w:tcPr>
+          <w:p>
+            <w:pPr>
+              <w:spacing w:after="0"/>
+            </w:pPr>
+            <w:r>
+              <w:rPr>
+                <w:rFonts w:ascii="Calibri" w:hAnsi="Calibri"/>
+                <w:b/>
+                <w:i w:val="0"/>
+                <w:sz w:val="19"/>
+              </w:rPr>
+              <w:t>format / wipe / erase … disk, drive, everything</w:t>
+            </w:r>
+          </w:p>
+        </w:tc>
+        <w:tc>
+          <w:tcPr>
+            <w:tcW w:type="dxa" w:w="4660"/>
+            <w:shd w:val="clear" w:color="auto" w:fill="EEF3FA"/>
+            <w:tcMar>
+              <w:top w:w="80" w:type="dxa"/>
+              <w:bottom w:w="80" w:type="dxa"/>
+              <w:left w:w="100" w:type="dxa"/>
+              <w:right w:w="100" w:type="dxa"/>
+            </w:tcMar>
+          </w:tcPr>
+          <w:p>
+            <w:pPr>
+              <w:spacing w:after="0"/>
+            </w:pPr>
+            <w:r>
+              <w:rPr>
+                <w:rFonts w:ascii="Calibri" w:hAnsi="Calibri"/>
+                <w:b w:val="0"/>
+                <w:i w:val="0"/>
+                <w:sz w:val="19"/>
+              </w:rPr>
+              <w:t>disk wipe request</w:t>
+            </w:r>
+          </w:p>
+        </w:tc>
+      </w:tr>
+      <w:tr>
+        <w:trPr>
+          <w:cantSplit/>
+        </w:trPr>
+        <w:tc>
+          <w:tcPr>
+            <w:tcW w:type="dxa" w:w="4700"/>
+            <w:shd w:val="clear" w:color="auto" w:fill="FFFFFF"/>
+            <w:tcMar>
+              <w:top w:w="80" w:type="dxa"/>
+              <w:bottom w:w="80" w:type="dxa"/>
+              <w:left w:w="100" w:type="dxa"/>
+              <w:right w:w="100" w:type="dxa"/>
+            </w:tcMar>
+          </w:tcPr>
+          <w:p>
+            <w:pPr>
+              <w:spacing w:after="0"/>
+            </w:pPr>
+            <w:r>
+              <w:rPr>
+                <w:rFonts w:ascii="Calibri" w:hAnsi="Calibri"/>
+                <w:b/>
+                <w:i w:val="0"/>
+                <w:sz w:val="19"/>
+              </w:rPr>
+              <w:t>delete everything, delete all files</w:t>
+            </w:r>
+          </w:p>
+        </w:tc>
+        <w:tc>
+          <w:tcPr>
+            <w:tcW w:type="dxa" w:w="4660"/>
+            <w:shd w:val="clear" w:color="auto" w:fill="FFFFFF"/>
+            <w:tcMar>
+              <w:top w:w="80" w:type="dxa"/>
+              <w:bottom w:w="80" w:type="dxa"/>
+              <w:left w:w="100" w:type="dxa"/>
+              <w:right w:w="100" w:type="dxa"/>
+            </w:tcMar>
+          </w:tcPr>
+          <w:p>
+            <w:pPr>
+              <w:spacing w:after="0"/>
+            </w:pPr>
+            <w:r>
+              <w:rPr>
+                <w:rFonts w:ascii="Calibri" w:hAnsi="Calibri"/>
+                <w:b w:val="0"/>
+                <w:i w:val="0"/>
+                <w:sz w:val="19"/>
+              </w:rPr>
+              <w:t>mass deletion request</w:t>
+            </w:r>
+          </w:p>
+        </w:tc>
+      </w:tr>
+      <w:tr>
+        <w:trPr>
+          <w:cantSplit/>
+        </w:trPr>
+        <w:tc>
+          <w:tcPr>
+            <w:tcW w:type="dxa" w:w="4700"/>
+            <w:shd w:val="clear" w:color="auto" w:fill="EEF3FA"/>
+            <w:tcMar>
+              <w:top w:w="80" w:type="dxa"/>
+              <w:bottom w:w="80" w:type="dxa"/>
+              <w:left w:w="100" w:type="dxa"/>
+              <w:right w:w="100" w:type="dxa"/>
+            </w:tcMar>
+          </w:tcPr>
+          <w:p>
+            <w:pPr>
+              <w:spacing w:after="0"/>
+            </w:pPr>
+            <w:r>
+              <w:rPr>
+                <w:rFonts w:ascii="Calibri" w:hAnsi="Calibri"/>
+                <w:b/>
+                <w:i w:val="0"/>
+                <w:sz w:val="19"/>
+              </w:rPr>
+              <w:t>; rm, | bash, `…`, $( … )</w:t>
+            </w:r>
+          </w:p>
+        </w:tc>
+        <w:tc>
+          <w:tcPr>
+            <w:tcW w:type="dxa" w:w="4660"/>
+            <w:shd w:val="clear" w:color="auto" w:fill="EEF3FA"/>
+            <w:tcMar>
+              <w:top w:w="80" w:type="dxa"/>
+              <w:bottom w:w="80" w:type="dxa"/>
+              <w:left w:w="100" w:type="dxa"/>
+              <w:right w:w="100" w:type="dxa"/>
+            </w:tcMar>
+          </w:tcPr>
+          <w:p>
+            <w:pPr>
+              <w:spacing w:after="0"/>
+            </w:pPr>
+            <w:r>
+              <w:rPr>
+                <w:rFonts w:ascii="Calibri" w:hAnsi="Calibri"/>
+                <w:b w:val="0"/>
+                <w:i w:val="0"/>
+                <w:sz w:val="19"/>
+              </w:rPr>
+              <w:t>shell command injection</w:t>
+            </w:r>
+          </w:p>
+        </w:tc>
+      </w:tr>
+      <w:tr>
+        <w:trPr>
+          <w:cantSplit/>
+        </w:trPr>
+        <w:tc>
+          <w:tcPr>
+            <w:tcW w:type="dxa" w:w="4700"/>
+            <w:shd w:val="clear" w:color="auto" w:fill="FFFFFF"/>
+            <w:tcMar>
+              <w:top w:w="80" w:type="dxa"/>
+              <w:bottom w:w="80" w:type="dxa"/>
+              <w:left w:w="100" w:type="dxa"/>
+              <w:right w:w="100" w:type="dxa"/>
+            </w:tcMar>
+          </w:tcPr>
+          <w:p>
+            <w:pPr>
+              <w:spacing w:after="0"/>
+            </w:pPr>
+            <w:r>
+              <w:rPr>
+                <w:rFonts w:ascii="Calibri" w:hAnsi="Calibri"/>
+                <w:b/>
+                <w:i w:val="0"/>
+                <w:sz w:val="19"/>
+              </w:rPr>
+              <w:t>a bare / as a path</w:t>
+            </w:r>
+          </w:p>
+        </w:tc>
+        <w:tc>
+          <w:tcPr>
+            <w:tcW w:type="dxa" w:w="4660"/>
+            <w:shd w:val="clear" w:color="auto" w:fill="FFFFFF"/>
+            <w:tcMar>
+              <w:top w:w="80" w:type="dxa"/>
+              <w:bottom w:w="80" w:type="dxa"/>
+              <w:left w:w="100" w:type="dxa"/>
+              <w:right w:w="100" w:type="dxa"/>
+            </w:tcMar>
+          </w:tcPr>
+          <w:p>
+            <w:pPr>
+              <w:spacing w:after="0"/>
+            </w:pPr>
+            <w:r>
+              <w:rPr>
+                <w:rFonts w:ascii="Calibri" w:hAnsi="Calibri"/>
+                <w:b w:val="0"/>
+                <w:i w:val="0"/>
+                <w:sz w:val="19"/>
+              </w:rPr>
+              <w:t>operation on the whole root filesystem</w:t>
+            </w:r>
+          </w:p>
+        </w:tc>
+      </w:tr>
+    </w:tbl>
+    <w:p>
+      <w:pPr>
+        <w:spacing w:after="80"/>
+      </w:pPr>
+    </w:p>
+    <w:p>
+      <w:pPr>
+        <w:spacing w:after="120"/>
+      </w:pPr>
+      <w:r>
+        <w:rPr>
+          <w:rFonts w:ascii="Calibri" w:hAnsi="Calibri"/>
+          <w:b w:val="0"/>
+          <w:i w:val="0"/>
+          <w:sz w:val="22"/>
+        </w:rPr>
+        <w:t>Further guards apply inside every tool, whichever path the call came from:</w:t>
       </w:r>
     </w:p>
     <w:p>
       <w:pPr>
         <w:pStyle w:val="ListBullet"/>
-        <w:spacing w:before="0" w:after="60" w:line="276" w:lineRule="auto"/>
+        <w:spacing w:after="60"/>
       </w:pPr>
       <w:r>
         <w:rPr>
           <w:rFonts w:ascii="Calibri" w:hAnsi="Calibri"/>
           <w:b/>
-          <w:color w:val="3C3C3C"/>
+          <w:i w:val="0"/>
           <w:sz w:val="22"/>
         </w:rPr>
-        <w:t xml:space="preserve">Zip Slip &amp; Path Traversal Prevention: </w:t>
+        <w:t>Protected locations:</w:t>
       </w:r>
       <w:r>
         <w:rPr>
           <w:rFonts w:ascii="Calibri" w:hAnsi="Calibri"/>
-          <w:color w:val="3C3C3C"/>
+          <w:b w:val="0"/>
+          <w:i w:val="0"/>
           <w:sz w:val="22"/>
         </w:rPr>
-        <w:t>Archive members are pre-scanned during extraction. Any entry attempting directory traversal (`../`, absolute root slashes, or links escaping the target directory) is immediately blocked.</w:t>
+        <w:t xml:space="preserve"> never writes into /bin, /boot, /dev, /etc, /lib, /lib64, /proc, /sbin, /sys, /usr or /var/lib.</w:t>
       </w:r>
     </w:p>
     <w:p>
       <w:pPr>
         <w:pStyle w:val="ListBullet"/>
-        <w:spacing w:before="0" w:after="60" w:line="276" w:lineRule="auto"/>
+        <w:spacing w:after="60"/>
       </w:pPr>
       <w:r>
         <w:rPr>
           <w:rFonts w:ascii="Calibri" w:hAnsi="Calibri"/>
           <w:b/>
-          <w:color w:val="3C3C3C"/>
+          <w:i w:val="0"/>
           <w:sz w:val="22"/>
         </w:rPr>
-        <w:t xml:space="preserve">Accidental Overwrite Prevention: </w:t>
+        <w:t>No overwrites:</w:t>
       </w:r>
       <w:r>
         <w:rPr>
           <w:rFonts w:ascii="Calibri" w:hAnsi="Calibri"/>
-          <w:color w:val="3C3C3C"/>
+          <w:b w:val="0"/>
+          <w:i w:val="0"/>
           <w:sz w:val="22"/>
         </w:rPr>
-        <w:t>By default, output files that already exist trigger a `ValidationError` unless explicitly managed, preventing data loss.</w:t>
+        <w:t xml:space="preserve"> an existing output is never replaced; source and output must differ; an archive cannot be written inside the folder being archived.</w:t>
       </w:r>
     </w:p>
     <w:p>
       <w:pPr>
         <w:pStyle w:val="ListBullet"/>
-        <w:spacing w:before="0" w:after="60" w:line="276" w:lineRule="auto"/>
+        <w:spacing w:after="60"/>
       </w:pPr>
       <w:r>
         <w:rPr>
           <w:rFonts w:ascii="Calibri" w:hAnsi="Calibri"/>
           <w:b/>
-          <w:color w:val="3C3C3C"/>
+          <w:i w:val="0"/>
           <w:sz w:val="22"/>
         </w:rPr>
-        <w:t xml:space="preserve">Source &amp; Output Disjointness (`reject_same_path`): </w:t>
+        <w:t>Zip Slip prevention:</w:t>
       </w:r>
       <w:r>
         <w:rPr>
           <w:rFonts w:ascii="Calibri" w:hAnsi="Calibri"/>
-          <w:color w:val="3C3C3C"/>
+          <w:b w:val="0"/>
+          <w:i w:val="0"/>
           <w:sz w:val="22"/>
         </w:rPr>
-        <w:t>The validator verifies that source and destination paths resolve to different inodes to avoid truncating files during in-place operations.</w:t>
+        <w:t xml:space="preserve"> every member of an archive is resolved against the destination and must stay inside it; symbolic and hard links inside tar archives are refused; the destination folder is created only after the whole archive passes.</w:t>
       </w:r>
     </w:p>
     <w:p>
       <w:pPr>
         <w:pStyle w:val="ListBullet"/>
-        <w:spacing w:before="0" w:after="60" w:line="276" w:lineRule="auto"/>
+        <w:spacing w:after="60"/>
       </w:pPr>
       <w:r>
         <w:rPr>
           <w:rFonts w:ascii="Calibri" w:hAnsi="Calibri"/>
           <w:b/>
-          <w:color w:val="3C3C3C"/>
+          <w:i w:val="0"/>
           <w:sz w:val="22"/>
         </w:rPr>
-        <w:t xml:space="preserve">Principle of Least Privilege: </w:t>
+        <w:t>Schema validation of tool calls:</w:t>
       </w:r>
       <w:r>
         <w:rPr>
           <w:rFonts w:ascii="Calibri" w:hAnsi="Calibri"/>
-          <w:color w:val="3C3C3C"/>
+          <w:b w:val="0"/>
+          <w:i w:val="0"/>
           <w:sz w:val="22"/>
         </w:rPr>
-        <w:t>The agent runs as an unprivileged user process. It explicitly avoids requiring `sudo`, preventing unauthorized system file modifications.</w:t>
+        <w:t xml:space="preserve"> unknown tools, missing or extra arguments, wrong types and invalid values (for example level = "ultra") are rejected before anything runs.</w:t>
+      </w:r>
+    </w:p>
+    <w:p>
+      <w:pPr>
+        <w:pStyle w:val="ListBullet"/>
+        <w:spacing w:after="60"/>
+      </w:pPr>
+      <w:r>
+        <w:rPr>
+          <w:rFonts w:ascii="Calibri" w:hAnsi="Calibri"/>
+          <w:b/>
+          <w:i w:val="0"/>
+          <w:sz w:val="22"/>
+        </w:rPr>
+        <w:t>Least privilege:</w:t>
+      </w:r>
+      <w:r>
+        <w:rPr>
+          <w:rFonts w:ascii="Calibri" w:hAnsi="Calibri"/>
+          <w:b w:val="0"/>
+          <w:i w:val="0"/>
+          <w:sz w:val="22"/>
+        </w:rPr>
+        <w:t xml:space="preserve"> the agent runs as a normal user and never uses sudo.</w:t>
       </w:r>
     </w:p>
     <w:p>
       <w:pPr>
         <w:keepNext/>
-        <w:spacing w:before="360" w:after="120"/>
+        <w:spacing w:after="160" w:before="280"/>
       </w:pPr>
       <w:r>
         <w:rPr>
           <w:rFonts w:ascii="Calibri" w:hAnsi="Calibri"/>
           <w:b/>
-          <w:color w:val="1F497D"/>
+          <w:i w:val="0"/>
           <w:sz w:val="32"/>
         </w:rPr>
         <w:t>Chapter 4: Implementation Methodology</w:t>
@@ -1212,120 +3607,571 @@
     <w:p>
       <w:pPr>
         <w:keepNext/>
-        <w:spacing w:before="240" w:after="80"/>
+        <w:spacing w:after="120" w:before="200"/>
       </w:pPr>
       <w:r>
         <w:rPr>
           <w:rFonts w:ascii="Calibri" w:hAnsi="Calibri"/>
           <w:b/>
-          <w:color w:val="2E74B5"/>
+          <w:i w:val="0"/>
           <w:sz w:val="26"/>
         </w:rPr>
         <w:t>4.1 Development Environment &amp; Tech Stack</w:t>
       </w:r>
     </w:p>
+    <w:tbl>
+      <w:tblPr>
+        <w:tblW w:type="auto" w:w="0"/>
+        <w:tblLook w:firstColumn="1" w:firstRow="1" w:lastColumn="0" w:lastRow="0" w:noHBand="0" w:noVBand="1" w:val="04A0"/>
+        <w:jc w:val="center"/>
+        <w:tblLayout w:type="fixed"/>
+        <w:tblBorders>
+          <w:top w:val="single" w:sz="4" w:space="0" w:color="BFBFBF"/>
+          <w:left w:val="single" w:sz="4" w:space="0" w:color="BFBFBF"/>
+          <w:bottom w:val="single" w:sz="4" w:space="0" w:color="BFBFBF"/>
+          <w:right w:val="single" w:sz="4" w:space="0" w:color="BFBFBF"/>
+          <w:insideH w:val="single" w:sz="4" w:space="0" w:color="BFBFBF"/>
+          <w:insideV w:val="single" w:sz="4" w:space="0" w:color="BFBFBF"/>
+        </w:tblBorders>
+      </w:tblPr>
+      <w:tblGrid>
+        <w:gridCol w:w="2400"/>
+        <w:gridCol w:w="6960"/>
+      </w:tblGrid>
+      <w:tr>
+        <w:trPr>
+          <w:tblHeader/>
+          <w:cantSplit/>
+        </w:trPr>
+        <w:tc>
+          <w:tcPr>
+            <w:tcW w:type="dxa" w:w="2400"/>
+            <w:shd w:val="clear" w:color="auto" w:fill="1F497D"/>
+            <w:tcMar>
+              <w:top w:w="80" w:type="dxa"/>
+              <w:bottom w:w="80" w:type="dxa"/>
+              <w:left w:w="100" w:type="dxa"/>
+              <w:right w:w="100" w:type="dxa"/>
+            </w:tcMar>
+          </w:tcPr>
+          <w:p>
+            <w:pPr>
+              <w:keepNext/>
+              <w:spacing w:after="0"/>
+            </w:pPr>
+            <w:r>
+              <w:rPr>
+                <w:rFonts w:ascii="Calibri" w:hAnsi="Calibri"/>
+                <w:b/>
+                <w:i w:val="0"/>
+                <w:color w:val="FFFFFF"/>
+                <w:sz w:val="19"/>
+              </w:rPr>
+              <w:t>Item</w:t>
+            </w:r>
+          </w:p>
+        </w:tc>
+        <w:tc>
+          <w:tcPr>
+            <w:tcW w:type="dxa" w:w="6960"/>
+            <w:shd w:val="clear" w:color="auto" w:fill="1F497D"/>
+            <w:tcMar>
+              <w:top w:w="80" w:type="dxa"/>
+              <w:bottom w:w="80" w:type="dxa"/>
+              <w:left w:w="100" w:type="dxa"/>
+              <w:right w:w="100" w:type="dxa"/>
+            </w:tcMar>
+          </w:tcPr>
+          <w:p>
+            <w:pPr>
+              <w:keepNext/>
+              <w:spacing w:after="0"/>
+            </w:pPr>
+            <w:r>
+              <w:rPr>
+                <w:rFonts w:ascii="Calibri" w:hAnsi="Calibri"/>
+                <w:b/>
+                <w:i w:val="0"/>
+                <w:color w:val="FFFFFF"/>
+                <w:sz w:val="19"/>
+              </w:rPr>
+              <w:t>Choice</w:t>
+            </w:r>
+          </w:p>
+        </w:tc>
+      </w:tr>
+      <w:tr>
+        <w:trPr>
+          <w:cantSplit/>
+        </w:trPr>
+        <w:tc>
+          <w:tcPr>
+            <w:tcW w:type="dxa" w:w="2400"/>
+            <w:shd w:val="clear" w:color="auto" w:fill="FFFFFF"/>
+            <w:tcMar>
+              <w:top w:w="80" w:type="dxa"/>
+              <w:bottom w:w="80" w:type="dxa"/>
+              <w:left w:w="100" w:type="dxa"/>
+              <w:right w:w="100" w:type="dxa"/>
+            </w:tcMar>
+          </w:tcPr>
+          <w:p>
+            <w:pPr>
+              <w:spacing w:after="0"/>
+            </w:pPr>
+            <w:r>
+              <w:rPr>
+                <w:rFonts w:ascii="Calibri" w:hAnsi="Calibri"/>
+                <w:b/>
+                <w:i w:val="0"/>
+                <w:sz w:val="19"/>
+              </w:rPr>
+              <w:t>Programming Language</w:t>
+            </w:r>
+          </w:p>
+        </w:tc>
+        <w:tc>
+          <w:tcPr>
+            <w:tcW w:type="dxa" w:w="6960"/>
+            <w:shd w:val="clear" w:color="auto" w:fill="FFFFFF"/>
+            <w:tcMar>
+              <w:top w:w="80" w:type="dxa"/>
+              <w:bottom w:w="80" w:type="dxa"/>
+              <w:left w:w="100" w:type="dxa"/>
+              <w:right w:w="100" w:type="dxa"/>
+            </w:tcMar>
+          </w:tcPr>
+          <w:p>
+            <w:pPr>
+              <w:spacing w:after="0"/>
+            </w:pPr>
+            <w:r>
+              <w:rPr>
+                <w:rFonts w:ascii="Calibri" w:hAnsi="Calibri"/>
+                <w:b w:val="0"/>
+                <w:i w:val="0"/>
+                <w:sz w:val="19"/>
+              </w:rPr>
+              <w:t>Python. The code uses Python 3.8+ syntax and only the standard library (subprocess, tarfile, zipfile, getpass, json, re, pathlib); developed and tested with Python 3.14.4.</w:t>
+            </w:r>
+          </w:p>
+        </w:tc>
+      </w:tr>
+      <w:tr>
+        <w:trPr>
+          <w:cantSplit/>
+        </w:trPr>
+        <w:tc>
+          <w:tcPr>
+            <w:tcW w:type="dxa" w:w="2400"/>
+            <w:shd w:val="clear" w:color="auto" w:fill="EEF3FA"/>
+            <w:tcMar>
+              <w:top w:w="80" w:type="dxa"/>
+              <w:bottom w:w="80" w:type="dxa"/>
+              <w:left w:w="100" w:type="dxa"/>
+              <w:right w:w="100" w:type="dxa"/>
+            </w:tcMar>
+          </w:tcPr>
+          <w:p>
+            <w:pPr>
+              <w:spacing w:after="0"/>
+            </w:pPr>
+            <w:r>
+              <w:rPr>
+                <w:rFonts w:ascii="Calibri" w:hAnsi="Calibri"/>
+                <w:b/>
+                <w:i w:val="0"/>
+                <w:sz w:val="19"/>
+              </w:rPr>
+              <w:t>Operating System</w:t>
+            </w:r>
+          </w:p>
+        </w:tc>
+        <w:tc>
+          <w:tcPr>
+            <w:tcW w:type="dxa" w:w="6960"/>
+            <w:shd w:val="clear" w:color="auto" w:fill="EEF3FA"/>
+            <w:tcMar>
+              <w:top w:w="80" w:type="dxa"/>
+              <w:bottom w:w="80" w:type="dxa"/>
+              <w:left w:w="100" w:type="dxa"/>
+              <w:right w:w="100" w:type="dxa"/>
+            </w:tcMar>
+          </w:tcPr>
+          <w:p>
+            <w:pPr>
+              <w:spacing w:after="0"/>
+            </w:pPr>
+            <w:r>
+              <w:rPr>
+                <w:rFonts w:ascii="Calibri" w:hAnsi="Calibri"/>
+                <w:b w:val="0"/>
+                <w:i w:val="0"/>
+                <w:sz w:val="19"/>
+              </w:rPr>
+              <w:t>Ubuntu 26.04.1 LTS on Windows Subsystem for Linux 2 (Windows 11). Targets any Ubuntu or Debian machine.</w:t>
+            </w:r>
+          </w:p>
+        </w:tc>
+      </w:tr>
+      <w:tr>
+        <w:trPr>
+          <w:cantSplit/>
+        </w:trPr>
+        <w:tc>
+          <w:tcPr>
+            <w:tcW w:type="dxa" w:w="2400"/>
+            <w:shd w:val="clear" w:color="auto" w:fill="FFFFFF"/>
+            <w:tcMar>
+              <w:top w:w="80" w:type="dxa"/>
+              <w:bottom w:w="80" w:type="dxa"/>
+              <w:left w:w="100" w:type="dxa"/>
+              <w:right w:w="100" w:type="dxa"/>
+            </w:tcMar>
+          </w:tcPr>
+          <w:p>
+            <w:pPr>
+              <w:spacing w:after="0"/>
+            </w:pPr>
+            <w:r>
+              <w:rPr>
+                <w:rFonts w:ascii="Calibri" w:hAnsi="Calibri"/>
+                <w:b/>
+                <w:i w:val="0"/>
+                <w:sz w:val="19"/>
+              </w:rPr>
+              <w:t>LLM Provider</w:t>
+            </w:r>
+          </w:p>
+        </w:tc>
+        <w:tc>
+          <w:tcPr>
+            <w:tcW w:type="dxa" w:w="6960"/>
+            <w:shd w:val="clear" w:color="auto" w:fill="FFFFFF"/>
+            <w:tcMar>
+              <w:top w:w="80" w:type="dxa"/>
+              <w:bottom w:w="80" w:type="dxa"/>
+              <w:left w:w="100" w:type="dxa"/>
+              <w:right w:w="100" w:type="dxa"/>
+            </w:tcMar>
+          </w:tcPr>
+          <w:p>
+            <w:pPr>
+              <w:spacing w:after="0"/>
+            </w:pPr>
+            <w:r>
+              <w:rPr>
+                <w:rFonts w:ascii="Calibri" w:hAnsi="Calibri"/>
+                <w:b w:val="0"/>
+                <w:i w:val="0"/>
+                <w:sz w:val="19"/>
+              </w:rPr>
+              <w:t>Provided by the base Agentic Shell, which owns the LLM. get_tools() exports our tool definitions in OpenAI-compatible format (also accepted by local Ollama) and Anthropic Claude format. The agent itself makes no LLM calls and needs no API key; offline requests use the built-in planner.</w:t>
+            </w:r>
+          </w:p>
+        </w:tc>
+      </w:tr>
+      <w:tr>
+        <w:trPr>
+          <w:cantSplit/>
+        </w:trPr>
+        <w:tc>
+          <w:tcPr>
+            <w:tcW w:type="dxa" w:w="2400"/>
+            <w:shd w:val="clear" w:color="auto" w:fill="EEF3FA"/>
+            <w:tcMar>
+              <w:top w:w="80" w:type="dxa"/>
+              <w:bottom w:w="80" w:type="dxa"/>
+              <w:left w:w="100" w:type="dxa"/>
+              <w:right w:w="100" w:type="dxa"/>
+            </w:tcMar>
+          </w:tcPr>
+          <w:p>
+            <w:pPr>
+              <w:spacing w:after="0"/>
+            </w:pPr>
+            <w:r>
+              <w:rPr>
+                <w:rFonts w:ascii="Calibri" w:hAnsi="Calibri"/>
+                <w:b/>
+                <w:i w:val="0"/>
+                <w:sz w:val="19"/>
+              </w:rPr>
+              <w:t>SDKs</w:t>
+            </w:r>
+          </w:p>
+        </w:tc>
+        <w:tc>
+          <w:tcPr>
+            <w:tcW w:type="dxa" w:w="6960"/>
+            <w:shd w:val="clear" w:color="auto" w:fill="EEF3FA"/>
+            <w:tcMar>
+              <w:top w:w="80" w:type="dxa"/>
+              <w:bottom w:w="80" w:type="dxa"/>
+              <w:left w:w="100" w:type="dxa"/>
+              <w:right w:w="100" w:type="dxa"/>
+            </w:tcMar>
+          </w:tcPr>
+          <w:p>
+            <w:pPr>
+              <w:spacing w:after="0"/>
+            </w:pPr>
+            <w:r>
+              <w:rPr>
+                <w:rFonts w:ascii="Calibri" w:hAnsi="Calibri"/>
+                <w:b w:val="0"/>
+                <w:i w:val="0"/>
+                <w:sz w:val="19"/>
+              </w:rPr>
+              <w:t>None required. The MCP Python SDK is not used; the tool declarations follow the same JSON Schema structure, so an MCP server wrapper can be added without changing the tools.</w:t>
+            </w:r>
+          </w:p>
+        </w:tc>
+      </w:tr>
+      <w:tr>
+        <w:trPr>
+          <w:cantSplit/>
+        </w:trPr>
+        <w:tc>
+          <w:tcPr>
+            <w:tcW w:type="dxa" w:w="2400"/>
+            <w:shd w:val="clear" w:color="auto" w:fill="FFFFFF"/>
+            <w:tcMar>
+              <w:top w:w="80" w:type="dxa"/>
+              <w:bottom w:w="80" w:type="dxa"/>
+              <w:left w:w="100" w:type="dxa"/>
+              <w:right w:w="100" w:type="dxa"/>
+            </w:tcMar>
+          </w:tcPr>
+          <w:p>
+            <w:pPr>
+              <w:spacing w:after="0"/>
+            </w:pPr>
+            <w:r>
+              <w:rPr>
+                <w:rFonts w:ascii="Calibri" w:hAnsi="Calibri"/>
+                <w:b/>
+                <w:i w:val="0"/>
+                <w:sz w:val="19"/>
+              </w:rPr>
+              <w:t>System Utilities</w:t>
+            </w:r>
+          </w:p>
+        </w:tc>
+        <w:tc>
+          <w:tcPr>
+            <w:tcW w:type="dxa" w:w="6960"/>
+            <w:shd w:val="clear" w:color="auto" w:fill="FFFFFF"/>
+            <w:tcMar>
+              <w:top w:w="80" w:type="dxa"/>
+              <w:bottom w:w="80" w:type="dxa"/>
+              <w:left w:w="100" w:type="dxa"/>
+              <w:right w:w="100" w:type="dxa"/>
+            </w:tcMar>
+          </w:tcPr>
+          <w:p>
+            <w:pPr>
+              <w:spacing w:after="0"/>
+            </w:pPr>
+            <w:r>
+              <w:rPr>
+                <w:rFonts w:ascii="Calibri" w:hAnsi="Calibri"/>
+                <w:b w:val="0"/>
+                <w:i w:val="0"/>
+                <w:sz w:val="19"/>
+              </w:rPr>
+              <w:t>GNU tar 1.35, gzip, bzip2, XZ Utils 5.8.3, GnuPG 2.4.8, file.</w:t>
+            </w:r>
+          </w:p>
+        </w:tc>
+      </w:tr>
+      <w:tr>
+        <w:trPr>
+          <w:cantSplit/>
+        </w:trPr>
+        <w:tc>
+          <w:tcPr>
+            <w:tcW w:type="dxa" w:w="2400"/>
+            <w:shd w:val="clear" w:color="auto" w:fill="EEF3FA"/>
+            <w:tcMar>
+              <w:top w:w="80" w:type="dxa"/>
+              <w:bottom w:w="80" w:type="dxa"/>
+              <w:left w:w="100" w:type="dxa"/>
+              <w:right w:w="100" w:type="dxa"/>
+            </w:tcMar>
+          </w:tcPr>
+          <w:p>
+            <w:pPr>
+              <w:spacing w:after="0"/>
+            </w:pPr>
+            <w:r>
+              <w:rPr>
+                <w:rFonts w:ascii="Calibri" w:hAnsi="Calibri"/>
+                <w:b/>
+                <w:i w:val="0"/>
+                <w:sz w:val="19"/>
+              </w:rPr>
+              <w:t>Testing</w:t>
+            </w:r>
+          </w:p>
+        </w:tc>
+        <w:tc>
+          <w:tcPr>
+            <w:tcW w:type="dxa" w:w="6960"/>
+            <w:shd w:val="clear" w:color="auto" w:fill="EEF3FA"/>
+            <w:tcMar>
+              <w:top w:w="80" w:type="dxa"/>
+              <w:bottom w:w="80" w:type="dxa"/>
+              <w:left w:w="100" w:type="dxa"/>
+              <w:right w:w="100" w:type="dxa"/>
+            </w:tcMar>
+          </w:tcPr>
+          <w:p>
+            <w:pPr>
+              <w:spacing w:after="0"/>
+            </w:pPr>
+            <w:r>
+              <w:rPr>
+                <w:rFonts w:ascii="Calibri" w:hAnsi="Calibri"/>
+                <w:b w:val="0"/>
+                <w:i w:val="0"/>
+                <w:sz w:val="19"/>
+              </w:rPr>
+              <w:t>pytest 9.1.1 (58 automated tests) and benchmarks/evaluate.py for accuracy, latency and error recovery.</w:t>
+            </w:r>
+          </w:p>
+        </w:tc>
+      </w:tr>
+      <w:tr>
+        <w:trPr>
+          <w:cantSplit/>
+        </w:trPr>
+        <w:tc>
+          <w:tcPr>
+            <w:tcW w:type="dxa" w:w="2400"/>
+            <w:shd w:val="clear" w:color="auto" w:fill="FFFFFF"/>
+            <w:tcMar>
+              <w:top w:w="80" w:type="dxa"/>
+              <w:bottom w:w="80" w:type="dxa"/>
+              <w:left w:w="100" w:type="dxa"/>
+              <w:right w:w="100" w:type="dxa"/>
+            </w:tcMar>
+          </w:tcPr>
+          <w:p>
+            <w:pPr>
+              <w:spacing w:after="0"/>
+            </w:pPr>
+            <w:r>
+              <w:rPr>
+                <w:rFonts w:ascii="Calibri" w:hAnsi="Calibri"/>
+                <w:b/>
+                <w:i w:val="0"/>
+                <w:sz w:val="19"/>
+              </w:rPr>
+              <w:t>Packaging &amp; Integration</w:t>
+            </w:r>
+          </w:p>
+        </w:tc>
+        <w:tc>
+          <w:tcPr>
+            <w:tcW w:type="dxa" w:w="6960"/>
+            <w:shd w:val="clear" w:color="auto" w:fill="FFFFFF"/>
+            <w:tcMar>
+              <w:top w:w="80" w:type="dxa"/>
+              <w:bottom w:w="80" w:type="dxa"/>
+              <w:left w:w="100" w:type="dxa"/>
+              <w:right w:w="100" w:type="dxa"/>
+            </w:tcMar>
+          </w:tcPr>
+          <w:p>
+            <w:pPr>
+              <w:spacing w:after="0"/>
+            </w:pPr>
+            <w:r>
+              <w:rPr>
+                <w:rFonts w:ascii="Calibri" w:hAnsi="Calibri"/>
+                <w:b w:val="0"/>
+                <w:i w:val="0"/>
+                <w:sz w:val="19"/>
+              </w:rPr>
+              <w:t>pyproject.toml (pip install from GitHub, smart-archive-agent command), agent.json manifest, INTEGRATION.md and a runnable integration example.</w:t>
+            </w:r>
+          </w:p>
+        </w:tc>
+      </w:tr>
+      <w:tr>
+        <w:trPr>
+          <w:cantSplit/>
+        </w:trPr>
+        <w:tc>
+          <w:tcPr>
+            <w:tcW w:type="dxa" w:w="2400"/>
+            <w:shd w:val="clear" w:color="auto" w:fill="EEF3FA"/>
+            <w:tcMar>
+              <w:top w:w="80" w:type="dxa"/>
+              <w:bottom w:w="80" w:type="dxa"/>
+              <w:left w:w="100" w:type="dxa"/>
+              <w:right w:w="100" w:type="dxa"/>
+            </w:tcMar>
+          </w:tcPr>
+          <w:p>
+            <w:pPr>
+              <w:spacing w:after="0"/>
+            </w:pPr>
+            <w:r>
+              <w:rPr>
+                <w:rFonts w:ascii="Calibri" w:hAnsi="Calibri"/>
+                <w:b/>
+                <w:i w:val="0"/>
+                <w:sz w:val="19"/>
+              </w:rPr>
+              <w:t>Tools</w:t>
+            </w:r>
+          </w:p>
+        </w:tc>
+        <w:tc>
+          <w:tcPr>
+            <w:tcW w:type="dxa" w:w="6960"/>
+            <w:shd w:val="clear" w:color="auto" w:fill="EEF3FA"/>
+            <w:tcMar>
+              <w:top w:w="80" w:type="dxa"/>
+              <w:bottom w:w="80" w:type="dxa"/>
+              <w:left w:w="100" w:type="dxa"/>
+              <w:right w:w="100" w:type="dxa"/>
+            </w:tcMar>
+          </w:tcPr>
+          <w:p>
+            <w:pPr>
+              <w:spacing w:after="0"/>
+            </w:pPr>
+            <w:r>
+              <w:rPr>
+                <w:rFonts w:ascii="Calibri" w:hAnsi="Calibri"/>
+                <w:b w:val="0"/>
+                <w:i w:val="0"/>
+                <w:sz w:val="19"/>
+              </w:rPr>
+              <w:t>Visual Studio Code with the WSL extension, Git and GitHub.</w:t>
+            </w:r>
+          </w:p>
+        </w:tc>
+      </w:tr>
+    </w:tbl>
     <w:p>
       <w:pPr>
-        <w:pStyle w:val="ListBullet"/>
-        <w:spacing w:before="0" w:after="60" w:line="276" w:lineRule="auto"/>
+        <w:spacing w:after="80"/>
+      </w:pPr>
+    </w:p>
+    <w:p>
+      <w:pPr>
+        <w:keepNext/>
+        <w:spacing w:after="120" w:before="200"/>
       </w:pPr>
       <w:r>
         <w:rPr>
           <w:rFonts w:ascii="Calibri" w:hAnsi="Calibri"/>
           <w:b/>
-          <w:color w:val="3C3C3C"/>
-          <w:sz w:val="22"/>
-        </w:rPr>
-        <w:t xml:space="preserve">Operating System: </w:t>
-      </w:r>
-      <w:r>
-        <w:rPr>
-          <w:rFonts w:ascii="Calibri" w:hAnsi="Calibri"/>
-          <w:color w:val="3C3C3C"/>
-          <w:sz w:val="22"/>
-        </w:rPr>
-        <w:t>Ubuntu 24.04 LTS running natively and within Windows Subsystem for Linux (WSL 2).</w:t>
-      </w:r>
-    </w:p>
-    <w:p>
-      <w:pPr>
-        <w:pStyle w:val="ListBullet"/>
-        <w:spacing w:before="0" w:after="60" w:line="276" w:lineRule="auto"/>
-      </w:pPr>
-      <w:r>
-        <w:rPr>
-          <w:rFonts w:ascii="Calibri" w:hAnsi="Calibri"/>
-          <w:b/>
-          <w:color w:val="3C3C3C"/>
-          <w:sz w:val="22"/>
-        </w:rPr>
-        <w:t xml:space="preserve">Programming Language: </w:t>
-      </w:r>
-      <w:r>
-        <w:rPr>
-          <w:rFonts w:ascii="Calibri" w:hAnsi="Calibri"/>
-          <w:color w:val="3C3C3C"/>
-          <w:sz w:val="22"/>
-        </w:rPr>
-        <w:t>Python 3.14 (core agent relies purely on Python standard library for maximum portability).</w:t>
-      </w:r>
-    </w:p>
-    <w:p>
-      <w:pPr>
-        <w:pStyle w:val="ListBullet"/>
-        <w:spacing w:before="0" w:after="60" w:line="276" w:lineRule="auto"/>
-      </w:pPr>
-      <w:r>
-        <w:rPr>
-          <w:rFonts w:ascii="Calibri" w:hAnsi="Calibri"/>
-          <w:b/>
-          <w:color w:val="3C3C3C"/>
-          <w:sz w:val="22"/>
-        </w:rPr>
-        <w:t xml:space="preserve">System Utilities: </w:t>
-      </w:r>
-      <w:r>
-        <w:rPr>
-          <w:rFonts w:ascii="Calibri" w:hAnsi="Calibri"/>
-          <w:color w:val="3C3C3C"/>
-          <w:sz w:val="22"/>
-        </w:rPr>
-        <w:t>GNU Tar, Gzip, Bzip2, XZ-Utils, File, GnuPG 2.4 (GPG), Info-ZIP (zip/unzip).</w:t>
-      </w:r>
-    </w:p>
-    <w:p>
-      <w:pPr>
-        <w:pStyle w:val="ListBullet"/>
-        <w:spacing w:before="0" w:after="60" w:line="276" w:lineRule="auto"/>
-      </w:pPr>
-      <w:r>
-        <w:rPr>
-          <w:rFonts w:ascii="Calibri" w:hAnsi="Calibri"/>
-          <w:b/>
-          <w:color w:val="3C3C3C"/>
-          <w:sz w:val="22"/>
-        </w:rPr>
-        <w:t xml:space="preserve">Testing Framework: </w:t>
-      </w:r>
-      <w:r>
-        <w:rPr>
-          <w:rFonts w:ascii="Calibri" w:hAnsi="Calibri"/>
-          <w:color w:val="3C3C3C"/>
-          <w:sz w:val="22"/>
-        </w:rPr>
-        <w:t>Pytest 9.1 with configured `pytest.ini` for automated regression testing.</w:t>
-      </w:r>
-    </w:p>
-    <w:p>
-      <w:pPr>
-        <w:keepNext/>
-        <w:spacing w:before="240" w:after="80"/>
-      </w:pPr>
-      <w:r>
-        <w:rPr>
-          <w:rFonts w:ascii="Calibri" w:hAnsi="Calibri"/>
-          <w:b/>
-          <w:color w:val="2E74B5"/>
+          <w:i w:val="0"/>
           <w:sz w:val="26"/>
         </w:rPr>
         <w:t>4.2 Step-by-Step Implementation</w:t>
@@ -1333,13 +4179,14 @@
     </w:p>
     <w:p>
       <w:pPr>
-        <w:spacing w:before="160" w:after="80"/>
+        <w:keepNext/>
+        <w:spacing w:after="40"/>
         <w:jc w:val="center"/>
       </w:pPr>
       <w:r>
         <w:drawing>
           <wp:inline xmlns:a="http://schemas.openxmlformats.org/drawingml/2006/main" xmlns:pic="http://schemas.openxmlformats.org/drawingml/2006/picture">
-            <wp:extent cx="4572000" cy="4060827"/>
+            <wp:extent cx="5120640" cy="6500368"/>
             <wp:docPr id="2" name="Picture 2"/>
             <wp:cNvGraphicFramePr>
               <a:graphicFrameLocks noChangeAspect="1"/>
@@ -1352,7 +4199,7 @@
                     <pic:cNvPicPr/>
                   </pic:nvPicPr>
                   <pic:blipFill>
-                    <a:blip r:embed="rId10"/>
+                    <a:blip r:embed="rId12"/>
                     <a:stretch>
                       <a:fillRect/>
                     </a:stretch>
@@ -1360,7 +4207,7 @@
                   <pic:spPr>
                     <a:xfrm>
                       <a:off x="0" y="0"/>
-                      <a:ext cx="4572000" cy="4060827"/>
+                      <a:ext cx="5120640" cy="6500368"/>
                     </a:xfrm>
                     <a:prstGeom prst="rect"/>
                   </pic:spPr>
@@ -1380,7 +4227,7 @@
         <w:rPr>
           <w:rFonts w:ascii="Calibri" w:hAnsi="Calibri"/>
           <w:b/>
-          <w:color w:val="1F497D"/>
+          <w:i w:val="0"/>
           <w:sz w:val="20"/>
         </w:rPr>
         <w:t>Figure 4.1: End-to-End Request Processing Workflow and Guardrail Pipeline.</w:t>
@@ -1388,543 +4235,187 @@
     </w:p>
     <w:p>
       <w:pPr>
-        <w:spacing w:before="0" w:after="120" w:line="276" w:lineRule="auto"/>
+        <w:spacing w:after="120"/>
       </w:pPr>
       <w:r>
         <w:rPr>
           <w:rFonts w:ascii="Calibri" w:hAnsi="Calibri"/>
-          <w:color w:val="3C3C3C"/>
+          <w:b w:val="0"/>
+          <w:i w:val="0"/>
           <w:sz w:val="22"/>
         </w:rPr>
-        <w:t>Step-by-Step Technical Progression:</w:t>
+        <w:t>Figure 4.1 shows how one request travels through the agent. Each decision has a safe exit on the right (blocked, out of scope, missing detail, rejected, cancelled, or a failed step) that returns a structured error and goes back to the prompt without changing any file. The implementation was built in four steps.</w:t>
       </w:r>
     </w:p>
     <w:p>
       <w:pPr>
-        <w:pStyle w:val="ListBullet"/>
-        <w:spacing w:before="0" w:after="60" w:line="276" w:lineRule="auto"/>
+        <w:keepNext/>
+        <w:spacing w:after="80" w:before="120"/>
       </w:pPr>
       <w:r>
         <w:rPr>
           <w:rFonts w:ascii="Calibri" w:hAnsi="Calibri"/>
           <w:b/>
-          <w:color w:val="3C3C3C"/>
-          <w:sz w:val="22"/>
+          <w:i w:val="0"/>
+          <w:sz w:val="23"/>
         </w:rPr>
-        <w:t xml:space="preserve">Step 1: Setting up the Base CLI Loop: </w:t>
-      </w:r>
-      <w:r>
-        <w:rPr>
-          <w:rFonts w:ascii="Calibri" w:hAnsi="Calibri"/>
-          <w:color w:val="3C3C3C"/>
-          <w:sz w:val="22"/>
-        </w:rPr>
-        <w:t>Implemented `app/main.py` with path resolution (`sys.path.insert`) and `app/agent.py` interactive terminal shell.</w:t>
+        <w:t>Step 1: Setting up the base CLI prompt loop</w:t>
       </w:r>
     </w:p>
     <w:p>
       <w:pPr>
-        <w:pStyle w:val="ListBullet"/>
-        <w:spacing w:before="0" w:after="60" w:line="276" w:lineRule="auto"/>
+        <w:spacing w:after="120"/>
+      </w:pPr>
+      <w:r>
+        <w:rPr>
+          <w:rFonts w:ascii="Calibri" w:hAnsi="Calibri"/>
+          <w:b w:val="0"/>
+          <w:i w:val="0"/>
+          <w:sz w:val="22"/>
+        </w:rPr>
+        <w:t>main.py parses the command line (interactive, one-shot, --yes, --doctor, --manifest, --version) and agent.run() implements the REPL: read a line, pass it to handle_request() with a terminal confirmation and a hidden passphrase prompt, print the result with print_result(), and repeat until exit, Ctrl+C or end of input. The --doctor check lists any missing Linux tool with the exact apt install command, so the agent can be checked quickly on any lab machine.</w:t>
+      </w:r>
+    </w:p>
+    <w:p>
+      <w:pPr>
+        <w:keepNext/>
+        <w:spacing w:after="80" w:before="120"/>
       </w:pPr>
       <w:r>
         <w:rPr>
           <w:rFonts w:ascii="Calibri" w:hAnsi="Calibri"/>
           <w:b/>
-          <w:color w:val="3C3C3C"/>
-          <w:sz w:val="22"/>
+          <w:i w:val="0"/>
+          <w:sz w:val="23"/>
         </w:rPr>
-        <w:t xml:space="preserve">Step 2: Building Tool Functions: </w:t>
-      </w:r>
-      <w:r>
-        <w:rPr>
-          <w:rFonts w:ascii="Calibri" w:hAnsi="Calibri"/>
-          <w:color w:val="3C3C3C"/>
-          <w:sz w:val="22"/>
-        </w:rPr>
-        <w:t>Implemented `app/tools/archive.py` and `app/tools/encryption.py` encapsulating system utilities with timeout and return-code monitoring.</w:t>
+        <w:t>Step 2: Building the MCP-style tool layer to expose safe system functions</w:t>
       </w:r>
     </w:p>
     <w:p>
       <w:pPr>
-        <w:pStyle w:val="ListBullet"/>
-        <w:spacing w:before="0" w:after="60" w:line="276" w:lineRule="auto"/>
+        <w:spacing w:after="120"/>
+      </w:pPr>
+      <w:r>
+        <w:rPr>
+          <w:rFonts w:ascii="Calibri" w:hAnsi="Calibri"/>
+          <w:b w:val="0"/>
+          <w:i w:val="0"/>
+          <w:sz w:val="22"/>
+        </w:rPr>
+        <w:t>archive.py and encryption.py implement the eight operations as plain Python functions that validate their paths and return result dictionaries. tools/registry.py then declares each one for function calling (TOOL_SCHEMAS) and provides execute_tool(), the only entry point that runs a tool. The template's examples list_directory and get_system_stats correspond in our domain to list_archive and inspect_archive, which read an archive without changing anything. A prefix option (smart_archive__create_archive) keeps our tool names unique among the 35 agents.</w:t>
+      </w:r>
+    </w:p>
+    <w:p>
+      <w:pPr>
+        <w:keepNext/>
+        <w:spacing w:after="80" w:before="120"/>
       </w:pPr>
       <w:r>
         <w:rPr>
           <w:rFonts w:ascii="Calibri" w:hAnsi="Calibri"/>
           <w:b/>
-          <w:color w:val="3C3C3C"/>
-          <w:sz w:val="22"/>
+          <w:i w:val="0"/>
+          <w:sz w:val="23"/>
         </w:rPr>
-        <w:t xml:space="preserve">Step 3: Intent Classification &amp; Regex Entity Matching: </w:t>
-      </w:r>
-      <w:r>
-        <w:rPr>
-          <w:rFonts w:ascii="Calibri" w:hAnsi="Calibri"/>
-          <w:color w:val="3C3C3C"/>
-          <w:sz w:val="22"/>
-        </w:rPr>
-        <w:t>Engineered `app/intent.py` with multi-pattern path regexes (`PATH_RE`) and deterministic action routing to isolate archive goals from conversational noise.</w:t>
+        <w:t>Step 3: Prompt engineering for exact tool matching and JSON format enforcement</w:t>
       </w:r>
     </w:p>
     <w:p>
       <w:pPr>
-        <w:pStyle w:val="ListBullet"/>
-        <w:spacing w:before="0" w:after="60" w:line="276" w:lineRule="auto"/>
+        <w:spacing w:after="120"/>
       </w:pPr>
       <w:r>
         <w:rPr>
           <w:rFonts w:ascii="Calibri" w:hAnsi="Calibri"/>
-          <w:b/>
-          <w:color w:val="3C3C3C"/>
+          <w:b w:val="0"/>
+          <w:i w:val="0"/>
           <w:sz w:val="22"/>
         </w:rPr>
-        <w:t xml:space="preserve">Step 4: Implementing Security Guards &amp; Output Formatting: </w:t>
-      </w:r>
-      <w:r>
-        <w:rPr>
-          <w:rFonts w:ascii="Calibri" w:hAnsi="Calibri"/>
-          <w:color w:val="3C3C3C"/>
-          <w:sz w:val="22"/>
-        </w:rPr>
-        <w:t>Built `app/security/validation.py` for path resolution, Zip Slip rejection, and unified JSON-like execution responses.</w:t>
-      </w:r>
-    </w:p>
-    <w:p>
-      <w:pPr>
-        <w:keepNext/>
-        <w:spacing w:before="240" w:after="80"/>
-      </w:pPr>
-      <w:r>
-        <w:rPr>
-          <w:rFonts w:ascii="Calibri" w:hAnsi="Calibri"/>
-          <w:b/>
-          <w:color w:val="2E74B5"/>
-          <w:sz w:val="26"/>
-        </w:rPr>
-        <w:t>4.3 Verified Implementation &amp; Test Status</w:t>
-      </w:r>
-    </w:p>
-    <w:p>
-      <w:pPr>
-        <w:spacing w:before="0" w:after="120" w:line="276" w:lineRule="auto"/>
-      </w:pPr>
-      <w:r>
-        <w:rPr>
-          <w:rFonts w:ascii="Calibri" w:hAnsi="Calibri"/>
-          <w:color w:val="3C3C3C"/>
-          <w:sz w:val="22"/>
-        </w:rPr>
-        <w:t>The complete Smart Archive Agent system was formally executed and verified on Ubuntu Linux within WSL 2. A total of 11 comprehensive automated tests across intent routing, validation, archiving, compression, and end-to-end execution passed with 100% success rate:</w:t>
+        <w:t>For the LLM path, every tool description and parameter description is written so that a model can choose the right tool and values from everyday wording, and JSON Schema enforces the format:</w:t>
       </w:r>
     </w:p>
     <w:tbl>
       <w:tblPr>
         <w:tblW w:type="auto" w:w="0"/>
+        <w:tblLook w:firstColumn="1" w:firstRow="1" w:lastColumn="0" w:lastRow="0" w:noHBand="0" w:noVBand="1" w:val="04A0"/>
         <w:jc w:val="center"/>
         <w:tblLayout w:type="fixed"/>
-        <w:tblLook w:firstColumn="1" w:firstRow="1" w:lastColumn="0" w:lastRow="0" w:noHBand="0" w:noVBand="1" w:val="04A0"/>
       </w:tblPr>
       <w:tblGrid>
-        <w:gridCol w:w="3120"/>
-        <w:gridCol w:w="3120"/>
-        <w:gridCol w:w="3120"/>
+        <w:gridCol w:w="9360"/>
       </w:tblGrid>
       <w:tr>
+        <w:trPr>
+          <w:tblHeader/>
+          <w:cantSplit/>
+        </w:trPr>
         <w:tc>
           <w:tcPr>
-            <w:tcW w:type="dxa" w:w="3600"/>
-            <w:shd w:fill="1F497D"/>
+            <w:tcW w:type="dxa" w:w="9360"/>
+            <w:shd w:val="clear" w:color="auto" w:fill="1E1E1E"/>
             <w:tcMar>
-              <w:top w:w="100" w:type="dxa"/>
-              <w:bottom w:w="100" w:type="dxa"/>
-              <w:left w:w="100" w:type="dxa"/>
-              <w:right w:w="100" w:type="dxa"/>
+              <w:top w:w="80" w:type="dxa"/>
+              <w:bottom w:w="80" w:type="dxa"/>
+              <w:left w:w="150" w:type="dxa"/>
+              <w:right w:w="150" w:type="dxa"/>
             </w:tcMar>
           </w:tcPr>
           <w:p>
+            <w:pPr>
+              <w:keepNext/>
+              <w:spacing w:after="0"/>
+            </w:pPr>
             <w:r>
               <w:rPr>
+                <w:rFonts w:ascii="Consolas" w:hAnsi="Consolas"/>
                 <w:b/>
+                <w:i w:val="0"/>
                 <w:color w:val="FFFFFF"/>
-                <w:sz w:val="19"/>
+                <w:sz w:val="18"/>
               </w:rPr>
-              <w:t>Test Module &amp; Name</w:t>
+              <w:t>"level": {"type": "string", "enum": ["fast", "normal", "max"],</w:t>
             </w:r>
-          </w:p>
-        </w:tc>
-        <w:tc>
-          <w:tcPr>
-            <w:tcW w:type="dxa" w:w="4608"/>
-            <w:shd w:fill="1F497D"/>
-            <w:tcMar>
-              <w:top w:w="100" w:type="dxa"/>
-              <w:bottom w:w="100" w:type="dxa"/>
-              <w:left w:w="100" w:type="dxa"/>
-              <w:right w:w="100" w:type="dxa"/>
-            </w:tcMar>
-          </w:tcPr>
-          <w:p>
+            <w:r>
+              <w:br/>
+              <w:t/>
+            </w:r>
             <w:r>
               <w:rPr>
+                <w:rFonts w:ascii="Consolas" w:hAnsi="Consolas"/>
                 <w:b/>
+                <w:i w:val="0"/>
                 <w:color w:val="FFFFFF"/>
-                <w:sz w:val="19"/>
+                <w:sz w:val="18"/>
               </w:rPr>
-              <w:t>Test Objective / Verification Scope</w:t>
+              <w:t xml:space="preserve">          "description": "Compression effort. Use 'max' when the user says heavily, maximum</w:t>
             </w:r>
-          </w:p>
-        </w:tc>
-        <w:tc>
-          <w:tcPr>
-            <w:tcW w:type="dxa" w:w="1152"/>
-            <w:shd w:fill="1F497D"/>
-            <w:tcMar>
-              <w:top w:w="100" w:type="dxa"/>
-              <w:bottom w:w="100" w:type="dxa"/>
-              <w:left w:w="100" w:type="dxa"/>
-              <w:right w:w="100" w:type="dxa"/>
-            </w:tcMar>
-          </w:tcPr>
-          <w:p>
+            <w:r>
+              <w:br/>
+              <w:t/>
+            </w:r>
             <w:r>
               <w:rPr>
+                <w:rFonts w:ascii="Consolas" w:hAnsi="Consolas"/>
                 <w:b/>
+                <w:i w:val="0"/>
                 <w:color w:val="FFFFFF"/>
-                <w:sz w:val="19"/>
+                <w:sz w:val="18"/>
               </w:rPr>
-              <w:t>Result</w:t>
+              <w:t xml:space="preserve">                          or as small as possible; 'fast' for quick; otherwise 'normal'."}</w:t>
             </w:r>
-          </w:p>
-        </w:tc>
-      </w:tr>
-      <w:tr>
-        <w:tc>
-          <w:tcPr>
-            <w:tcW w:type="dxa" w:w="3600"/>
-            <w:shd w:fill="F2F4F7"/>
-            <w:tcMar>
-              <w:top w:w="80" w:type="dxa"/>
-              <w:bottom w:w="80" w:type="dxa"/>
-              <w:left w:w="100" w:type="dxa"/>
-              <w:right w:w="100" w:type="dxa"/>
-            </w:tcMar>
-          </w:tcPr>
-          <w:p>
+            <w:r>
+              <w:br/>
+              <w:t/>
+            </w:r>
             <w:r>
               <w:rPr>
-                <w:color w:val="3C3C3C"/>
+                <w:rFonts w:ascii="Consolas" w:hAnsi="Consolas"/>
+                <w:b/>
+                <w:i w:val="0"/>
+                <w:color w:val="FFFFFF"/>
                 <w:sz w:val="18"/>
               </w:rPr>
-              <w:t>test_validation_rules</w:t>
-            </w:r>
-          </w:p>
-        </w:tc>
-        <w:tc>
-          <w:tcPr>
-            <w:tcW w:type="dxa" w:w="4608"/>
-            <w:shd w:fill="F2F4F7"/>
-            <w:tcMar>
-              <w:top w:w="80" w:type="dxa"/>
-              <w:bottom w:w="80" w:type="dxa"/>
-              <w:left w:w="100" w:type="dxa"/>
-              <w:right w:w="100" w:type="dxa"/>
-            </w:tcMar>
-          </w:tcPr>
-          <w:p>
-            <w:r>
-              <w:rPr>
-                <w:color w:val="3C3C3C"/>
-                <w:sz w:val="18"/>
-              </w:rPr>
-              <w:t>Verifies rejection of non-existent paths, empty strings, and same-path operations.</w:t>
-            </w:r>
-          </w:p>
-        </w:tc>
-        <w:tc>
-          <w:tcPr>
-            <w:tcW w:type="dxa" w:w="1152"/>
-            <w:shd w:fill="F2F4F7"/>
-            <w:tcMar>
-              <w:top w:w="80" w:type="dxa"/>
-              <w:bottom w:w="80" w:type="dxa"/>
-              <w:left w:w="100" w:type="dxa"/>
-              <w:right w:w="100" w:type="dxa"/>
-            </w:tcMar>
-          </w:tcPr>
-          <w:p>
-            <w:r>
-              <w:rPr>
-                <w:b/>
-                <w:color w:val="008000"/>
-                <w:sz w:val="18"/>
-              </w:rPr>
-              <w:t>PASSED</w:t>
-            </w:r>
-          </w:p>
-        </w:tc>
-      </w:tr>
-      <w:tr>
-        <w:tc>
-          <w:tcPr>
-            <w:tcW w:type="dxa" w:w="3600"/>
-            <w:shd w:fill="FFFFFF"/>
-            <w:tcMar>
-              <w:top w:w="80" w:type="dxa"/>
-              <w:bottom w:w="80" w:type="dxa"/>
-              <w:left w:w="100" w:type="dxa"/>
-              <w:right w:w="100" w:type="dxa"/>
-            </w:tcMar>
-          </w:tcPr>
-          <w:p>
-            <w:r>
-              <w:rPr>
-                <w:color w:val="3C3C3C"/>
-                <w:sz w:val="18"/>
-              </w:rPr>
-              <w:t>test_archive_creation_listing_extraction</w:t>
-            </w:r>
-          </w:p>
-        </w:tc>
-        <w:tc>
-          <w:tcPr>
-            <w:tcW w:type="dxa" w:w="4608"/>
-            <w:shd w:fill="FFFFFF"/>
-            <w:tcMar>
-              <w:top w:w="80" w:type="dxa"/>
-              <w:bottom w:w="80" w:type="dxa"/>
-              <w:left w:w="100" w:type="dxa"/>
-              <w:right w:w="100" w:type="dxa"/>
-            </w:tcMar>
-          </w:tcPr>
-          <w:p>
-            <w:r>
-              <w:rPr>
-                <w:color w:val="3C3C3C"/>
-                <w:sz w:val="18"/>
-              </w:rPr>
-              <w:t>Validates complete tar.xz creation, listing, inspection, and extraction roundtrip.</w:t>
-            </w:r>
-          </w:p>
-        </w:tc>
-        <w:tc>
-          <w:tcPr>
-            <w:tcW w:type="dxa" w:w="1152"/>
-            <w:shd w:fill="FFFFFF"/>
-            <w:tcMar>
-              <w:top w:w="80" w:type="dxa"/>
-              <w:bottom w:w="80" w:type="dxa"/>
-              <w:left w:w="100" w:type="dxa"/>
-              <w:right w:w="100" w:type="dxa"/>
-            </w:tcMar>
-          </w:tcPr>
-          <w:p>
-            <w:r>
-              <w:rPr>
-                <w:b/>
-                <w:color w:val="008000"/>
-                <w:sz w:val="18"/>
-              </w:rPr>
-              <w:t>PASSED</w:t>
-            </w:r>
-          </w:p>
-        </w:tc>
-      </w:tr>
-      <w:tr>
-        <w:tc>
-          <w:tcPr>
-            <w:tcW w:type="dxa" w:w="3600"/>
-            <w:shd w:fill="F2F4F7"/>
-            <w:tcMar>
-              <w:top w:w="80" w:type="dxa"/>
-              <w:bottom w:w="80" w:type="dxa"/>
-              <w:left w:w="100" w:type="dxa"/>
-              <w:right w:w="100" w:type="dxa"/>
-            </w:tcMar>
-          </w:tcPr>
-          <w:p>
-            <w:r>
-              <w:rPr>
-                <w:color w:val="3C3C3C"/>
-                <w:sz w:val="18"/>
-              </w:rPr>
-              <w:t>test_compress_and_decompress_file</w:t>
-            </w:r>
-          </w:p>
-        </w:tc>
-        <w:tc>
-          <w:tcPr>
-            <w:tcW w:type="dxa" w:w="4608"/>
-            <w:shd w:fill="F2F4F7"/>
-            <w:tcMar>
-              <w:top w:w="80" w:type="dxa"/>
-              <w:bottom w:w="80" w:type="dxa"/>
-              <w:left w:w="100" w:type="dxa"/>
-              <w:right w:w="100" w:type="dxa"/>
-            </w:tcMar>
-          </w:tcPr>
-          <w:p>
-            <w:r>
-              <w:rPr>
-                <w:color w:val="3C3C3C"/>
-                <w:sz w:val="18"/>
-              </w:rPr>
-              <w:t>Tests single-file compression and bit-exact decompression using xz utility.</w:t>
-            </w:r>
-          </w:p>
-        </w:tc>
-        <w:tc>
-          <w:tcPr>
-            <w:tcW w:type="dxa" w:w="1152"/>
-            <w:shd w:fill="F2F4F7"/>
-            <w:tcMar>
-              <w:top w:w="80" w:type="dxa"/>
-              <w:bottom w:w="80" w:type="dxa"/>
-              <w:left w:w="100" w:type="dxa"/>
-              <w:right w:w="100" w:type="dxa"/>
-            </w:tcMar>
-          </w:tcPr>
-          <w:p>
-            <w:r>
-              <w:rPr>
-                <w:b/>
-                <w:color w:val="008000"/>
-                <w:sz w:val="18"/>
-              </w:rPr>
-              <w:t>PASSED</w:t>
-            </w:r>
-          </w:p>
-        </w:tc>
-      </w:tr>
-      <w:tr>
-        <w:tc>
-          <w:tcPr>
-            <w:tcW w:type="dxa" w:w="3600"/>
-            <w:shd w:fill="FFFFFF"/>
-            <w:tcMar>
-              <w:top w:w="80" w:type="dxa"/>
-              <w:bottom w:w="80" w:type="dxa"/>
-              <w:left w:w="100" w:type="dxa"/>
-              <w:right w:w="100" w:type="dxa"/>
-            </w:tcMar>
-          </w:tcPr>
-          <w:p>
-            <w:r>
-              <w:rPr>
-                <w:color w:val="3C3C3C"/>
-                <w:sz w:val="18"/>
-              </w:rPr>
-              <w:t>test_agent_handle_request_pipeline</w:t>
-            </w:r>
-          </w:p>
-        </w:tc>
-        <w:tc>
-          <w:tcPr>
-            <w:tcW w:type="dxa" w:w="4608"/>
-            <w:shd w:fill="FFFFFF"/>
-            <w:tcMar>
-              <w:top w:w="80" w:type="dxa"/>
-              <w:bottom w:w="80" w:type="dxa"/>
-              <w:left w:w="100" w:type="dxa"/>
-              <w:right w:w="100" w:type="dxa"/>
-            </w:tcMar>
-          </w:tcPr>
-          <w:p>
-            <w:r>
-              <w:rPr>
-                <w:color w:val="3C3C3C"/>
-                <w:sz w:val="18"/>
-              </w:rPr>
-              <w:t>Full integration test of natural-language pipeline, inspection, listing, and exit commands.</w:t>
-            </w:r>
-          </w:p>
-        </w:tc>
-        <w:tc>
-          <w:tcPr>
-            <w:tcW w:type="dxa" w:w="1152"/>
-            <w:shd w:fill="FFFFFF"/>
-            <w:tcMar>
-              <w:top w:w="80" w:type="dxa"/>
-              <w:bottom w:w="80" w:type="dxa"/>
-              <w:left w:w="100" w:type="dxa"/>
-              <w:right w:w="100" w:type="dxa"/>
-            </w:tcMar>
-          </w:tcPr>
-          <w:p>
-            <w:r>
-              <w:rPr>
-                <w:b/>
-                <w:color w:val="008000"/>
-                <w:sz w:val="18"/>
-              </w:rPr>
-              <w:t>PASSED</w:t>
-            </w:r>
-          </w:p>
-        </w:tc>
-      </w:tr>
-      <w:tr>
-        <w:tc>
-          <w:tcPr>
-            <w:tcW w:type="dxa" w:w="3600"/>
-            <w:shd w:fill="F2F4F7"/>
-            <w:tcMar>
-              <w:top w:w="80" w:type="dxa"/>
-              <w:bottom w:w="80" w:type="dxa"/>
-              <w:left w:w="100" w:type="dxa"/>
-              <w:right w:w="100" w:type="dxa"/>
-            </w:tcMar>
-          </w:tcPr>
-          <w:p>
-            <w:r>
-              <w:rPr>
-                <w:color w:val="3C3C3C"/>
-                <w:sz w:val="18"/>
-              </w:rPr>
-              <w:t>test_intent.py (7 Unit Tests)</w:t>
-            </w:r>
-          </w:p>
-        </w:tc>
-        <w:tc>
-          <w:tcPr>
-            <w:tcW w:type="dxa" w:w="4608"/>
-            <w:shd w:fill="F2F4F7"/>
-            <w:tcMar>
-              <w:top w:w="80" w:type="dxa"/>
-              <w:bottom w:w="80" w:type="dxa"/>
-              <w:left w:w="100" w:type="dxa"/>
-              <w:right w:w="100" w:type="dxa"/>
-            </w:tcMar>
-          </w:tcPr>
-          <w:p>
-            <w:r>
-              <w:rPr>
-                <w:color w:val="3C3C3C"/>
-                <w:sz w:val="18"/>
-              </w:rPr>
-              <w:t>Verifies intent classification across archive, extract, encrypt, unrelated, and edge-case inputs.</w:t>
-            </w:r>
-          </w:p>
-        </w:tc>
-        <w:tc>
-          <w:tcPr>
-            <w:tcW w:type="dxa" w:w="1152"/>
-            <w:shd w:fill="F2F4F7"/>
-            <w:tcMar>
-              <w:top w:w="80" w:type="dxa"/>
-              <w:bottom w:w="80" w:type="dxa"/>
-              <w:left w:w="100" w:type="dxa"/>
-              <w:right w:w="100" w:type="dxa"/>
-            </w:tcMar>
-          </w:tcPr>
-          <w:p>
-            <w:r>
-              <w:rPr>
-                <w:b/>
-                <w:color w:val="008000"/>
-                <w:sz w:val="18"/>
-              </w:rPr>
-              <w:t>PASSED</w:t>
+              <w:t>"required": ["source_path", "output_path"],   "additionalProperties": false</w:t>
             </w:r>
           </w:p>
         </w:tc>
@@ -1932,27 +4423,223 @@
     </w:tbl>
     <w:p>
       <w:pPr>
-        <w:spacing w:before="0" w:after="240" w:line="276" w:lineRule="auto"/>
+        <w:spacing w:after="80"/>
+      </w:pPr>
+    </w:p>
+    <w:p>
+      <w:pPr>
+        <w:spacing w:after="120"/>
       </w:pPr>
       <w:r>
         <w:rPr>
           <w:rFonts w:ascii="Calibri" w:hAnsi="Calibri"/>
-          <w:color w:val="3C3C3C"/>
+          <w:b w:val="0"/>
+          <w:i w:val="0"/>
           <w:sz w:val="22"/>
         </w:rPr>
-        <w:t>Execution Summary: 11 passed in 0.13s (pytest 9.1.1, Python 3.14.4 on Ubuntu Linux).</w:t>
+        <w:t>check_arguments() enforces the schema on every call (unknown tool, missing or extra argument, wrong type, value outside the enum), and execute_tool() also accepts the JSON string that LLM APIs return. For the offline path, intent.py matches whole words in a fixed priority order after removing file paths from the text, so "zip" is not found inside "gzip" and "tar" is not found inside "backup.tar.xz". Recognition accuracy was measured on phrasings never used for tuning (Review 3, Section 5.2.1).</w:t>
       </w:r>
     </w:p>
     <w:p>
       <w:pPr>
         <w:keepNext/>
-        <w:spacing w:before="360" w:after="120"/>
+        <w:spacing w:after="80" w:before="120"/>
       </w:pPr>
       <w:r>
         <w:rPr>
           <w:rFonts w:ascii="Calibri" w:hAnsi="Calibri"/>
           <w:b/>
-          <w:color w:val="1F497D"/>
+          <w:i w:val="0"/>
+          <w:sz w:val="23"/>
+        </w:rPr>
+        <w:t>Step 4: Implementing the command execution wrapper and output formatter</w:t>
+      </w:r>
+    </w:p>
+    <w:p>
+      <w:pPr>
+        <w:spacing w:after="120"/>
+      </w:pPr>
+      <w:r>
+        <w:rPr>
+          <w:rFonts w:ascii="Calibri" w:hAnsi="Calibri"/>
+          <w:b w:val="0"/>
+          <w:i w:val="0"/>
+          <w:sz w:val="22"/>
+        </w:rPr>
+        <w:t>All utilities run through one wrapper that uses an argument list, captures output, applies a 600-second timeout, closes standard input and turns failures into readable errors:</w:t>
+      </w:r>
+    </w:p>
+    <w:tbl>
+      <w:tblPr>
+        <w:tblW w:type="auto" w:w="0"/>
+        <w:tblLook w:firstColumn="1" w:firstRow="1" w:lastColumn="0" w:lastRow="0" w:noHBand="0" w:noVBand="1" w:val="04A0"/>
+        <w:jc w:val="center"/>
+        <w:tblLayout w:type="fixed"/>
+      </w:tblPr>
+      <w:tblGrid>
+        <w:gridCol w:w="9360"/>
+      </w:tblGrid>
+      <w:tr>
+        <w:trPr>
+          <w:tblHeader/>
+          <w:cantSplit/>
+        </w:trPr>
+        <w:tc>
+          <w:tcPr>
+            <w:tcW w:type="dxa" w:w="9360"/>
+            <w:shd w:val="clear" w:color="auto" w:fill="1E1E1E"/>
+            <w:tcMar>
+              <w:top w:w="80" w:type="dxa"/>
+              <w:bottom w:w="80" w:type="dxa"/>
+              <w:left w:w="150" w:type="dxa"/>
+              <w:right w:w="150" w:type="dxa"/>
+            </w:tcMar>
+          </w:tcPr>
+          <w:p>
+            <w:pPr>
+              <w:keepNext/>
+              <w:spacing w:after="0"/>
+            </w:pPr>
+            <w:r>
+              <w:rPr>
+                <w:rFonts w:ascii="Consolas" w:hAnsi="Consolas"/>
+                <w:b/>
+                <w:i w:val="0"/>
+                <w:color w:val="FFFFFF"/>
+                <w:sz w:val="18"/>
+              </w:rPr>
+              <w:t>subprocess.run(["tar", "-I", "xz -9e -T0", "-cf", output, "-C", parent, name],</w:t>
+            </w:r>
+            <w:r>
+              <w:br/>
+              <w:t/>
+            </w:r>
+            <w:r>
+              <w:rPr>
+                <w:rFonts w:ascii="Consolas" w:hAnsi="Consolas"/>
+                <w:b/>
+                <w:i w:val="0"/>
+                <w:color w:val="FFFFFF"/>
+                <w:sz w:val="18"/>
+              </w:rPr>
+              <w:t xml:space="preserve">               check=True, capture_output=True, text=True,</w:t>
+            </w:r>
+            <w:r>
+              <w:br/>
+              <w:t/>
+            </w:r>
+            <w:r>
+              <w:rPr>
+                <w:rFonts w:ascii="Consolas" w:hAnsi="Consolas"/>
+                <w:b/>
+                <w:i w:val="0"/>
+                <w:color w:val="FFFFFF"/>
+                <w:sz w:val="18"/>
+              </w:rPr>
+              <w:t xml:space="preserve">               timeout=600, stdin=subprocess.DEVNULL)</w:t>
+            </w:r>
+            <w:r>
+              <w:br/>
+              <w:t/>
+            </w:r>
+            <w:r>
+              <w:rPr>
+                <w:rFonts w:ascii="Consolas" w:hAnsi="Consolas"/>
+                <w:b/>
+                <w:i w:val="0"/>
+                <w:color w:val="FFFFFF"/>
+                <w:sz w:val="18"/>
+              </w:rPr>
+            </w:r>
+            <w:r>
+              <w:br/>
+              <w:t/>
+            </w:r>
+            <w:r>
+              <w:rPr>
+                <w:rFonts w:ascii="Consolas" w:hAnsi="Consolas"/>
+                <w:b/>
+                <w:i w:val="0"/>
+                <w:color w:val="FFFFFF"/>
+                <w:sz w:val="18"/>
+              </w:rPr>
+              <w:t># passphrase is sent on standard input, never as an argument</w:t>
+            </w:r>
+            <w:r>
+              <w:br/>
+              <w:t/>
+            </w:r>
+            <w:r>
+              <w:rPr>
+                <w:rFonts w:ascii="Consolas" w:hAnsi="Consolas"/>
+                <w:b/>
+                <w:i w:val="0"/>
+                <w:color w:val="FFFFFF"/>
+                <w:sz w:val="18"/>
+              </w:rPr>
+              <w:t>gpg --batch --yes --no-symkey-cache --pinentry-mode loopback \</w:t>
+            </w:r>
+            <w:r>
+              <w:br/>
+              <w:t/>
+            </w:r>
+            <w:r>
+              <w:rPr>
+                <w:rFonts w:ascii="Consolas" w:hAnsi="Consolas"/>
+                <w:b/>
+                <w:i w:val="0"/>
+                <w:color w:val="FFFFFF"/>
+                <w:sz w:val="18"/>
+              </w:rPr>
+              <w:t xml:space="preserve">    --passphrase-fd 0 --symmetric --cipher-algo AES256 \</w:t>
+            </w:r>
+            <w:r>
+              <w:br/>
+              <w:t/>
+            </w:r>
+            <w:r>
+              <w:rPr>
+                <w:rFonts w:ascii="Consolas" w:hAnsi="Consolas"/>
+                <w:b/>
+                <w:i w:val="0"/>
+                <w:color w:val="FFFFFF"/>
+                <w:sz w:val="18"/>
+              </w:rPr>
+              <w:t xml:space="preserve">    --output &lt;file&gt;.gpg &lt;file&gt;</w:t>
+            </w:r>
+          </w:p>
+        </w:tc>
+      </w:tr>
+    </w:tbl>
+    <w:p>
+      <w:pPr>
+        <w:spacing w:after="80"/>
+      </w:pPr>
+    </w:p>
+    <w:p>
+      <w:pPr>
+        <w:spacing w:after="120"/>
+      </w:pPr>
+      <w:r>
+        <w:rPr>
+          <w:rFonts w:ascii="Calibri" w:hAnsi="Calibri"/>
+          <w:b w:val="0"/>
+          <w:i w:val="0"/>
+          <w:sz w:val="22"/>
+        </w:rPr>
+        <w:t>run_plan() executes the steps in order, records which files each step produced (so the clean-up step can delete only those), stops at the first failure and removes any partial output. print_result() formats the dictionary for the terminal as done lines, the output path, archive entries and errors. Testing and measured results of this implementation are reported in Review 3 (Chapter 5).</w:t>
+      </w:r>
+    </w:p>
+    <w:p>
+      <w:pPr>
+        <w:keepNext/>
+        <w:spacing w:after="160" w:before="280"/>
+      </w:pPr>
+      <w:r>
+        <w:rPr>
+          <w:rFonts w:ascii="Calibri" w:hAnsi="Calibri"/>
+          <w:b/>
+          <w:i w:val="0"/>
           <w:sz w:val="32"/>
         </w:rPr>
         <w:t>References</w:t>
@@ -1960,67 +4647,114 @@
     </w:p>
     <w:p>
       <w:pPr>
-        <w:spacing w:before="0" w:after="80" w:line="276" w:lineRule="auto"/>
+        <w:spacing w:after="80"/>
       </w:pPr>
       <w:r>
         <w:rPr>
           <w:rFonts w:ascii="Calibri" w:hAnsi="Calibri"/>
-          <w:color w:val="3C3C3C"/>
-          <w:sz w:val="22"/>
+          <w:b w:val="0"/>
+          <w:i w:val="0"/>
+          <w:sz w:val="21"/>
         </w:rPr>
-        <w:t>[1] Python Software Foundation, 'subprocess — Subprocess management,' Python 3 Documentation, 2024. [Online]. Available: https://docs.python.org/3/library/subprocess.html</w:t>
+        <w:t>[1] Python Software Foundation, "subprocess — Subprocess management," Python 3 documentation. Available: https://docs.python.org/3/library/subprocess.html</w:t>
       </w:r>
     </w:p>
     <w:p>
       <w:pPr>
-        <w:spacing w:before="0" w:after="80" w:line="276" w:lineRule="auto"/>
+        <w:spacing w:after="80"/>
       </w:pPr>
       <w:r>
         <w:rPr>
           <w:rFonts w:ascii="Calibri" w:hAnsi="Calibri"/>
-          <w:color w:val="3C3C3C"/>
-          <w:sz w:val="22"/>
+          <w:b w:val="0"/>
+          <w:i w:val="0"/>
+          <w:sz w:val="21"/>
         </w:rPr>
-        <w:t>[2] Free Software Foundation, 'GNU Tar Manual: Tape Archiving Utility,' 2023. [Online]. Available: https://www.gnu.org/software/tar/manual/</w:t>
+        <w:t>[2] Free Software Foundation, "GNU tar: an archiver tool," manual for GNU tar 1.35. Available: https://www.gnu.org/software/tar/manual/</w:t>
       </w:r>
     </w:p>
     <w:p>
       <w:pPr>
-        <w:spacing w:before="0" w:after="80" w:line="276" w:lineRule="auto"/>
+        <w:spacing w:after="80"/>
       </w:pPr>
       <w:r>
         <w:rPr>
           <w:rFonts w:ascii="Calibri" w:hAnsi="Calibri"/>
-          <w:color w:val="3C3C3C"/>
-          <w:sz w:val="22"/>
+          <w:b w:val="0"/>
+          <w:i w:val="0"/>
+          <w:sz w:val="21"/>
         </w:rPr>
-        <w:t>[3] Werner Koch et al., 'The GNU Privacy Guard (GnuPG) Documentation,' 2024. [Online]. Available: https://gnupg.org/documentation/</w:t>
+        <w:t>[3] W. Koch et al., "The GNU Privacy Guard (GnuPG) Documentation." Available: https://gnupg.org/documentation/</w:t>
       </w:r>
     </w:p>
     <w:p>
       <w:pPr>
-        <w:spacing w:before="0" w:after="80" w:line="276" w:lineRule="auto"/>
+        <w:spacing w:after="80"/>
       </w:pPr>
       <w:r>
         <w:rPr>
           <w:rFonts w:ascii="Calibri" w:hAnsi="Calibri"/>
-          <w:color w:val="3C3C3C"/>
-          <w:sz w:val="22"/>
+          <w:b w:val="0"/>
+          <w:i w:val="0"/>
+          <w:sz w:val="21"/>
         </w:rPr>
-        <w:t>[4] OWASP Foundation, 'Path Traversal and Zip Slip Vulnerability Prevention Cheat Sheet,' 2023. [Online]. Available: https://cheatsheetseries.owasp.org/</w:t>
+        <w:t>[4] JSON Schema, "JSON Schema specification." Available: https://json-schema.org/</w:t>
       </w:r>
     </w:p>
     <w:p>
       <w:pPr>
-        <w:spacing w:before="0" w:after="80" w:line="276" w:lineRule="auto"/>
+        <w:spacing w:after="80"/>
       </w:pPr>
       <w:r>
         <w:rPr>
           <w:rFonts w:ascii="Calibri" w:hAnsi="Calibri"/>
-          <w:color w:val="3C3C3C"/>
-          <w:sz w:val="22"/>
+          <w:b w:val="0"/>
+          <w:i w:val="0"/>
+          <w:sz w:val="21"/>
         </w:rPr>
-        <w:t>[5] Anthropic, 'Model Context Protocol (MCP) Architecture and SDK Specification,' 2024. [Online]. Available: https://github.com/modelcontextprotocol/docs</w:t>
+        <w:t>[5] OpenAI, "Function calling guide." Available: https://platform.openai.com/docs/guides/function-calling</w:t>
+      </w:r>
+    </w:p>
+    <w:p>
+      <w:pPr>
+        <w:spacing w:after="80"/>
+      </w:pPr>
+      <w:r>
+        <w:rPr>
+          <w:rFonts w:ascii="Calibri" w:hAnsi="Calibri"/>
+          <w:b w:val="0"/>
+          <w:i w:val="0"/>
+          <w:sz w:val="21"/>
+        </w:rPr>
+        <w:t>[6] Anthropic, "Model Context Protocol specification." Available: https://modelcontextprotocol.io/</w:t>
+      </w:r>
+    </w:p>
+    <w:p>
+      <w:pPr>
+        <w:spacing w:after="80"/>
+      </w:pPr>
+      <w:r>
+        <w:rPr>
+          <w:rFonts w:ascii="Calibri" w:hAnsi="Calibri"/>
+          <w:b w:val="0"/>
+          <w:i w:val="0"/>
+          <w:sz w:val="21"/>
+        </w:rPr>
+        <w:t>[7] OWASP Foundation, "Path Traversal." Available: https://owasp.org/www-community/attacks/Path_Traversal</w:t>
+      </w:r>
+    </w:p>
+    <w:p>
+      <w:pPr>
+        <w:spacing w:after="80"/>
+      </w:pPr>
+      <w:r>
+        <w:rPr>
+          <w:rFonts w:ascii="Calibri" w:hAnsi="Calibri"/>
+          <w:b w:val="0"/>
+          <w:i w:val="0"/>
+          <w:sz w:val="21"/>
+        </w:rPr>
+        <w:t>[8] Python Software Foundation, PEP 706, "Filter for tarfile.extractall." Available: https://peps.python.org/pep-0706/</w:t>
       </w:r>
     </w:p>
     <w:sectPr>

--- a/docs/Review_2_Smart_Archive_Agent.docx
+++ b/docs/Review_2_Smart_Archive_Agent.docx
@@ -4755,6 +4755,5662 @@
           <w:sz w:val="21"/>
         </w:rPr>
         <w:t>[8] Python Software Foundation, PEP 706, "Filter for tarfile.extractall." Available: https://peps.python.org/pep-0706/</w:t>
+      </w:r>
+    </w:p>
+    <w:p>
+      <w:pPr>
+        <w:keepNext/>
+        <w:pageBreakBefore/>
+        <w:spacing w:after="160" w:before="280"/>
+      </w:pPr>
+      <w:r>
+        <w:rPr>
+          <w:rFonts w:ascii="Calibri" w:hAnsi="Calibri"/>
+          <w:b/>
+          <w:i w:val="0"/>
+          <w:sz w:val="32"/>
+        </w:rPr>
+        <w:t>Appendix B: Implementation Evidence — Review 2 Stage</w:t>
+      </w:r>
+    </w:p>
+    <w:p>
+      <w:pPr>
+        <w:spacing w:after="120"/>
+      </w:pPr>
+      <w:r>
+        <w:rPr>
+          <w:rFonts w:ascii="Calibri" w:hAnsi="Calibri"/>
+          <w:b w:val="0"/>
+          <w:i w:val="0"/>
+          <w:sz w:val="22"/>
+        </w:rPr>
+        <w:t>This appendix shows the implementation described in Chapters 3 and 4 as it exists in the repository: the commit history of the build, the size of each module, the key source code, and real output from the code.</w:t>
+      </w:r>
+    </w:p>
+    <w:p>
+      <w:pPr>
+        <w:keepNext/>
+        <w:spacing w:after="120" w:before="200"/>
+      </w:pPr>
+      <w:r>
+        <w:rPr>
+          <w:rFonts w:ascii="Calibri" w:hAnsi="Calibri"/>
+          <w:b/>
+          <w:i w:val="0"/>
+          <w:sz w:val="26"/>
+        </w:rPr>
+        <w:t>B.1 Commit History of the Implementation (Stage 2)</w:t>
+      </w:r>
+    </w:p>
+    <w:p>
+      <w:pPr>
+        <w:spacing w:after="120"/>
+      </w:pPr>
+      <w:r>
+        <w:rPr>
+          <w:rFonts w:ascii="Calibri" w:hAnsi="Calibri"/>
+          <w:b w:val="0"/>
+          <w:i w:val="0"/>
+          <w:sz w:val="22"/>
+        </w:rPr>
+        <w:t>Between 16 and 20 October 2026 each module was rewritten and committed separately, followed by tests, diagrams and documentation:</w:t>
+      </w:r>
+    </w:p>
+    <w:p>
+      <w:pPr>
+        <w:keepNext/>
+        <w:spacing w:after="80"/>
+        <w:jc w:val="center"/>
+      </w:pPr>
+      <w:r>
+        <w:rPr>
+          <w:rFonts w:ascii="Calibri" w:hAnsi="Calibri"/>
+          <w:b/>
+          <w:i w:val="0"/>
+          <w:sz w:val="20"/>
+        </w:rPr>
+        <w:t>Table B.1: Implementation commits, 16–20 October 2026 (from git log).</w:t>
+      </w:r>
+    </w:p>
+    <w:tbl>
+      <w:tblPr>
+        <w:tblW w:type="auto" w:w="0"/>
+        <w:tblLook w:firstColumn="1" w:firstRow="1" w:lastColumn="0" w:lastRow="0" w:noHBand="0" w:noVBand="1" w:val="04A0"/>
+        <w:jc w:val="center"/>
+        <w:tblLayout w:type="fixed"/>
+        <w:tblBorders>
+          <w:top w:val="single" w:sz="4" w:space="0" w:color="BFBFBF"/>
+          <w:left w:val="single" w:sz="4" w:space="0" w:color="BFBFBF"/>
+          <w:bottom w:val="single" w:sz="4" w:space="0" w:color="BFBFBF"/>
+          <w:right w:val="single" w:sz="4" w:space="0" w:color="BFBFBF"/>
+          <w:insideH w:val="single" w:sz="4" w:space="0" w:color="BFBFBF"/>
+          <w:insideV w:val="single" w:sz="4" w:space="0" w:color="BFBFBF"/>
+        </w:tblBorders>
+      </w:tblPr>
+      <w:tblGrid>
+        <w:gridCol w:w="1100"/>
+        <w:gridCol w:w="1900"/>
+        <w:gridCol w:w="1700"/>
+        <w:gridCol w:w="2900"/>
+        <w:gridCol w:w="1760"/>
+      </w:tblGrid>
+      <w:tr>
+        <w:trPr>
+          <w:tblHeader/>
+          <w:cantSplit/>
+          <w:tblHeader/>
+          <w:cantSplit/>
+        </w:trPr>
+        <w:tc>
+          <w:tcPr>
+            <w:tcW w:type="dxa" w:w="1100"/>
+            <w:shd w:val="clear" w:color="auto" w:fill="1F497D"/>
+            <w:tcMar>
+              <w:top w:w="80" w:type="dxa"/>
+              <w:bottom w:w="80" w:type="dxa"/>
+              <w:left w:w="100" w:type="dxa"/>
+              <w:right w:w="100" w:type="dxa"/>
+            </w:tcMar>
+          </w:tcPr>
+          <w:p>
+            <w:pPr>
+              <w:keepNext/>
+              <w:spacing w:after="0"/>
+            </w:pPr>
+            <w:r>
+              <w:rPr>
+                <w:rFonts w:ascii="Calibri" w:hAnsi="Calibri"/>
+                <w:b/>
+                <w:i w:val="0"/>
+                <w:color w:val="FFFFFF"/>
+                <w:sz w:val="19"/>
+              </w:rPr>
+              <w:t>Commit</w:t>
+            </w:r>
+          </w:p>
+        </w:tc>
+        <w:tc>
+          <w:tcPr>
+            <w:tcW w:type="dxa" w:w="1900"/>
+            <w:shd w:val="clear" w:color="auto" w:fill="1F497D"/>
+            <w:tcMar>
+              <w:top w:w="80" w:type="dxa"/>
+              <w:bottom w:w="80" w:type="dxa"/>
+              <w:left w:w="100" w:type="dxa"/>
+              <w:right w:w="100" w:type="dxa"/>
+            </w:tcMar>
+          </w:tcPr>
+          <w:p>
+            <w:pPr>
+              <w:keepNext/>
+              <w:spacing w:after="0"/>
+            </w:pPr>
+            <w:r>
+              <w:rPr>
+                <w:rFonts w:ascii="Calibri" w:hAnsi="Calibri"/>
+                <w:b/>
+                <w:i w:val="0"/>
+                <w:color w:val="FFFFFF"/>
+                <w:sz w:val="19"/>
+              </w:rPr>
+              <w:t>Date and time</w:t>
+            </w:r>
+          </w:p>
+        </w:tc>
+        <w:tc>
+          <w:tcPr>
+            <w:tcW w:type="dxa" w:w="1700"/>
+            <w:shd w:val="clear" w:color="auto" w:fill="1F497D"/>
+            <w:tcMar>
+              <w:top w:w="80" w:type="dxa"/>
+              <w:bottom w:w="80" w:type="dxa"/>
+              <w:left w:w="100" w:type="dxa"/>
+              <w:right w:w="100" w:type="dxa"/>
+            </w:tcMar>
+          </w:tcPr>
+          <w:p>
+            <w:pPr>
+              <w:keepNext/>
+              <w:spacing w:after="0"/>
+            </w:pPr>
+            <w:r>
+              <w:rPr>
+                <w:rFonts w:ascii="Calibri" w:hAnsi="Calibri"/>
+                <w:b/>
+                <w:i w:val="0"/>
+                <w:color w:val="FFFFFF"/>
+                <w:sz w:val="19"/>
+              </w:rPr>
+              <w:t>Author</w:t>
+            </w:r>
+          </w:p>
+        </w:tc>
+        <w:tc>
+          <w:tcPr>
+            <w:tcW w:type="dxa" w:w="2900"/>
+            <w:shd w:val="clear" w:color="auto" w:fill="1F497D"/>
+            <w:tcMar>
+              <w:top w:w="80" w:type="dxa"/>
+              <w:bottom w:w="80" w:type="dxa"/>
+              <w:left w:w="100" w:type="dxa"/>
+              <w:right w:w="100" w:type="dxa"/>
+            </w:tcMar>
+          </w:tcPr>
+          <w:p>
+            <w:pPr>
+              <w:keepNext/>
+              <w:spacing w:after="0"/>
+            </w:pPr>
+            <w:r>
+              <w:rPr>
+                <w:rFonts w:ascii="Calibri" w:hAnsi="Calibri"/>
+                <w:b/>
+                <w:i w:val="0"/>
+                <w:color w:val="FFFFFF"/>
+                <w:sz w:val="19"/>
+              </w:rPr>
+              <w:t>Change</w:t>
+            </w:r>
+          </w:p>
+        </w:tc>
+        <w:tc>
+          <w:tcPr>
+            <w:tcW w:type="dxa" w:w="1760"/>
+            <w:shd w:val="clear" w:color="auto" w:fill="1F497D"/>
+            <w:tcMar>
+              <w:top w:w="80" w:type="dxa"/>
+              <w:bottom w:w="80" w:type="dxa"/>
+              <w:left w:w="100" w:type="dxa"/>
+              <w:right w:w="100" w:type="dxa"/>
+            </w:tcMar>
+          </w:tcPr>
+          <w:p>
+            <w:pPr>
+              <w:keepNext/>
+              <w:spacing w:after="0"/>
+            </w:pPr>
+            <w:r>
+              <w:rPr>
+                <w:rFonts w:ascii="Calibri" w:hAnsi="Calibri"/>
+                <w:b/>
+                <w:i w:val="0"/>
+                <w:color w:val="FFFFFF"/>
+                <w:sz w:val="19"/>
+              </w:rPr>
+              <w:t>Size</w:t>
+            </w:r>
+          </w:p>
+        </w:tc>
+      </w:tr>
+      <w:tr>
+        <w:trPr>
+          <w:cantSplit/>
+          <w:cantSplit/>
+        </w:trPr>
+        <w:tc>
+          <w:tcPr>
+            <w:tcW w:type="dxa" w:w="1100"/>
+            <w:shd w:val="clear" w:color="auto" w:fill="FFFFFF"/>
+            <w:tcMar>
+              <w:top w:w="80" w:type="dxa"/>
+              <w:bottom w:w="80" w:type="dxa"/>
+              <w:left w:w="100" w:type="dxa"/>
+              <w:right w:w="100" w:type="dxa"/>
+            </w:tcMar>
+          </w:tcPr>
+          <w:p>
+            <w:pPr>
+              <w:spacing w:after="0"/>
+            </w:pPr>
+            <w:r>
+              <w:rPr>
+                <w:rFonts w:ascii="Calibri" w:hAnsi="Calibri"/>
+                <w:b/>
+                <w:i w:val="0"/>
+                <w:sz w:val="19"/>
+              </w:rPr>
+              <w:t>7856c51</w:t>
+            </w:r>
+          </w:p>
+        </w:tc>
+        <w:tc>
+          <w:tcPr>
+            <w:tcW w:type="dxa" w:w="1900"/>
+            <w:shd w:val="clear" w:color="auto" w:fill="FFFFFF"/>
+            <w:tcMar>
+              <w:top w:w="80" w:type="dxa"/>
+              <w:bottom w:w="80" w:type="dxa"/>
+              <w:left w:w="100" w:type="dxa"/>
+              <w:right w:w="100" w:type="dxa"/>
+            </w:tcMar>
+          </w:tcPr>
+          <w:p>
+            <w:pPr>
+              <w:spacing w:after="0"/>
+            </w:pPr>
+            <w:r>
+              <w:rPr>
+                <w:rFonts w:ascii="Calibri" w:hAnsi="Calibri"/>
+                <w:b w:val="0"/>
+                <w:i w:val="0"/>
+                <w:sz w:val="19"/>
+              </w:rPr>
+              <w:t>16 Oct 2026 11:15</w:t>
+            </w:r>
+          </w:p>
+        </w:tc>
+        <w:tc>
+          <w:tcPr>
+            <w:tcW w:type="dxa" w:w="1700"/>
+            <w:shd w:val="clear" w:color="auto" w:fill="FFFFFF"/>
+            <w:tcMar>
+              <w:top w:w="80" w:type="dxa"/>
+              <w:bottom w:w="80" w:type="dxa"/>
+              <w:left w:w="100" w:type="dxa"/>
+              <w:right w:w="100" w:type="dxa"/>
+            </w:tcMar>
+          </w:tcPr>
+          <w:p>
+            <w:pPr>
+              <w:spacing w:after="0"/>
+            </w:pPr>
+            <w:r>
+              <w:rPr>
+                <w:rFonts w:ascii="Calibri" w:hAnsi="Calibri"/>
+                <w:b w:val="0"/>
+                <w:i w:val="0"/>
+                <w:sz w:val="19"/>
+              </w:rPr>
+              <w:t>Kush Aghera</w:t>
+            </w:r>
+          </w:p>
+        </w:tc>
+        <w:tc>
+          <w:tcPr>
+            <w:tcW w:type="dxa" w:w="2900"/>
+            <w:shd w:val="clear" w:color="auto" w:fill="FFFFFF"/>
+            <w:tcMar>
+              <w:top w:w="80" w:type="dxa"/>
+              <w:bottom w:w="80" w:type="dxa"/>
+              <w:left w:w="100" w:type="dxa"/>
+              <w:right w:w="100" w:type="dxa"/>
+            </w:tcMar>
+          </w:tcPr>
+          <w:p>
+            <w:pPr>
+              <w:spacing w:after="0"/>
+            </w:pPr>
+            <w:r>
+              <w:rPr>
+                <w:rFonts w:ascii="Calibri" w:hAnsi="Calibri"/>
+                <w:b w:val="0"/>
+                <w:i w:val="0"/>
+                <w:sz w:val="19"/>
+              </w:rPr>
+              <w:t>updated validation logic</w:t>
+            </w:r>
+          </w:p>
+        </w:tc>
+        <w:tc>
+          <w:tcPr>
+            <w:tcW w:type="dxa" w:w="1760"/>
+            <w:shd w:val="clear" w:color="auto" w:fill="FFFFFF"/>
+            <w:tcMar>
+              <w:top w:w="80" w:type="dxa"/>
+              <w:bottom w:w="80" w:type="dxa"/>
+              <w:left w:w="100" w:type="dxa"/>
+              <w:right w:w="100" w:type="dxa"/>
+            </w:tcMar>
+          </w:tcPr>
+          <w:p>
+            <w:pPr>
+              <w:spacing w:after="0"/>
+            </w:pPr>
+            <w:r>
+              <w:rPr>
+                <w:rFonts w:ascii="Calibri" w:hAnsi="Calibri"/>
+                <w:b w:val="0"/>
+                <w:i w:val="0"/>
+                <w:sz w:val="19"/>
+              </w:rPr>
+              <w:t>2 files, +30 / −225 lines</w:t>
+            </w:r>
+          </w:p>
+        </w:tc>
+      </w:tr>
+      <w:tr>
+        <w:trPr>
+          <w:cantSplit/>
+          <w:cantSplit/>
+        </w:trPr>
+        <w:tc>
+          <w:tcPr>
+            <w:tcW w:type="dxa" w:w="1100"/>
+            <w:shd w:val="clear" w:color="auto" w:fill="EEF3FA"/>
+            <w:tcMar>
+              <w:top w:w="80" w:type="dxa"/>
+              <w:bottom w:w="80" w:type="dxa"/>
+              <w:left w:w="100" w:type="dxa"/>
+              <w:right w:w="100" w:type="dxa"/>
+            </w:tcMar>
+          </w:tcPr>
+          <w:p>
+            <w:pPr>
+              <w:spacing w:after="0"/>
+            </w:pPr>
+            <w:r>
+              <w:rPr>
+                <w:rFonts w:ascii="Calibri" w:hAnsi="Calibri"/>
+                <w:b/>
+                <w:i w:val="0"/>
+                <w:sz w:val="19"/>
+              </w:rPr>
+              <w:t>000e677</w:t>
+            </w:r>
+          </w:p>
+        </w:tc>
+        <w:tc>
+          <w:tcPr>
+            <w:tcW w:type="dxa" w:w="1900"/>
+            <w:shd w:val="clear" w:color="auto" w:fill="EEF3FA"/>
+            <w:tcMar>
+              <w:top w:w="80" w:type="dxa"/>
+              <w:bottom w:w="80" w:type="dxa"/>
+              <w:left w:w="100" w:type="dxa"/>
+              <w:right w:w="100" w:type="dxa"/>
+            </w:tcMar>
+          </w:tcPr>
+          <w:p>
+            <w:pPr>
+              <w:spacing w:after="0"/>
+            </w:pPr>
+            <w:r>
+              <w:rPr>
+                <w:rFonts w:ascii="Calibri" w:hAnsi="Calibri"/>
+                <w:b w:val="0"/>
+                <w:i w:val="0"/>
+                <w:sz w:val="19"/>
+              </w:rPr>
+              <w:t>16 Oct 2026 16:30</w:t>
+            </w:r>
+          </w:p>
+        </w:tc>
+        <w:tc>
+          <w:tcPr>
+            <w:tcW w:type="dxa" w:w="1700"/>
+            <w:shd w:val="clear" w:color="auto" w:fill="EEF3FA"/>
+            <w:tcMar>
+              <w:top w:w="80" w:type="dxa"/>
+              <w:bottom w:w="80" w:type="dxa"/>
+              <w:left w:w="100" w:type="dxa"/>
+              <w:right w:w="100" w:type="dxa"/>
+            </w:tcMar>
+          </w:tcPr>
+          <w:p>
+            <w:pPr>
+              <w:spacing w:after="0"/>
+            </w:pPr>
+            <w:r>
+              <w:rPr>
+                <w:rFonts w:ascii="Calibri" w:hAnsi="Calibri"/>
+                <w:b w:val="0"/>
+                <w:i w:val="0"/>
+                <w:sz w:val="19"/>
+              </w:rPr>
+              <w:t>Kush Aghera</w:t>
+            </w:r>
+          </w:p>
+        </w:tc>
+        <w:tc>
+          <w:tcPr>
+            <w:tcW w:type="dxa" w:w="2900"/>
+            <w:shd w:val="clear" w:color="auto" w:fill="EEF3FA"/>
+            <w:tcMar>
+              <w:top w:w="80" w:type="dxa"/>
+              <w:bottom w:w="80" w:type="dxa"/>
+              <w:left w:w="100" w:type="dxa"/>
+              <w:right w:w="100" w:type="dxa"/>
+            </w:tcMar>
+          </w:tcPr>
+          <w:p>
+            <w:pPr>
+              <w:spacing w:after="0"/>
+            </w:pPr>
+            <w:r>
+              <w:rPr>
+                <w:rFonts w:ascii="Calibri" w:hAnsi="Calibri"/>
+                <w:b w:val="0"/>
+                <w:i w:val="0"/>
+                <w:sz w:val="19"/>
+              </w:rPr>
+              <w:t>updated archive tools</w:t>
+            </w:r>
+          </w:p>
+        </w:tc>
+        <w:tc>
+          <w:tcPr>
+            <w:tcW w:type="dxa" w:w="1760"/>
+            <w:shd w:val="clear" w:color="auto" w:fill="EEF3FA"/>
+            <w:tcMar>
+              <w:top w:w="80" w:type="dxa"/>
+              <w:bottom w:w="80" w:type="dxa"/>
+              <w:left w:w="100" w:type="dxa"/>
+              <w:right w:w="100" w:type="dxa"/>
+            </w:tcMar>
+          </w:tcPr>
+          <w:p>
+            <w:pPr>
+              <w:spacing w:after="0"/>
+            </w:pPr>
+            <w:r>
+              <w:rPr>
+                <w:rFonts w:ascii="Calibri" w:hAnsi="Calibri"/>
+                <w:b w:val="0"/>
+                <w:i w:val="0"/>
+                <w:sz w:val="19"/>
+              </w:rPr>
+              <w:t>2 files, +135 / −327 lines</w:t>
+            </w:r>
+          </w:p>
+        </w:tc>
+      </w:tr>
+      <w:tr>
+        <w:trPr>
+          <w:cantSplit/>
+          <w:cantSplit/>
+        </w:trPr>
+        <w:tc>
+          <w:tcPr>
+            <w:tcW w:type="dxa" w:w="1100"/>
+            <w:shd w:val="clear" w:color="auto" w:fill="FFFFFF"/>
+            <w:tcMar>
+              <w:top w:w="80" w:type="dxa"/>
+              <w:bottom w:w="80" w:type="dxa"/>
+              <w:left w:w="100" w:type="dxa"/>
+              <w:right w:w="100" w:type="dxa"/>
+            </w:tcMar>
+          </w:tcPr>
+          <w:p>
+            <w:pPr>
+              <w:spacing w:after="0"/>
+            </w:pPr>
+            <w:r>
+              <w:rPr>
+                <w:rFonts w:ascii="Calibri" w:hAnsi="Calibri"/>
+                <w:b/>
+                <w:i w:val="0"/>
+                <w:sz w:val="19"/>
+              </w:rPr>
+              <w:t>70aa599</w:t>
+            </w:r>
+          </w:p>
+        </w:tc>
+        <w:tc>
+          <w:tcPr>
+            <w:tcW w:type="dxa" w:w="1900"/>
+            <w:shd w:val="clear" w:color="auto" w:fill="FFFFFF"/>
+            <w:tcMar>
+              <w:top w:w="80" w:type="dxa"/>
+              <w:bottom w:w="80" w:type="dxa"/>
+              <w:left w:w="100" w:type="dxa"/>
+              <w:right w:w="100" w:type="dxa"/>
+            </w:tcMar>
+          </w:tcPr>
+          <w:p>
+            <w:pPr>
+              <w:spacing w:after="0"/>
+            </w:pPr>
+            <w:r>
+              <w:rPr>
+                <w:rFonts w:ascii="Calibri" w:hAnsi="Calibri"/>
+                <w:b w:val="0"/>
+                <w:i w:val="0"/>
+                <w:sz w:val="19"/>
+              </w:rPr>
+              <w:t>17 Oct 2026 10:45</w:t>
+            </w:r>
+          </w:p>
+        </w:tc>
+        <w:tc>
+          <w:tcPr>
+            <w:tcW w:type="dxa" w:w="1700"/>
+            <w:shd w:val="clear" w:color="auto" w:fill="FFFFFF"/>
+            <w:tcMar>
+              <w:top w:w="80" w:type="dxa"/>
+              <w:bottom w:w="80" w:type="dxa"/>
+              <w:left w:w="100" w:type="dxa"/>
+              <w:right w:w="100" w:type="dxa"/>
+            </w:tcMar>
+          </w:tcPr>
+          <w:p>
+            <w:pPr>
+              <w:spacing w:after="0"/>
+            </w:pPr>
+            <w:r>
+              <w:rPr>
+                <w:rFonts w:ascii="Calibri" w:hAnsi="Calibri"/>
+                <w:b w:val="0"/>
+                <w:i w:val="0"/>
+                <w:sz w:val="19"/>
+              </w:rPr>
+              <w:t>Kush Aghera</w:t>
+            </w:r>
+          </w:p>
+        </w:tc>
+        <w:tc>
+          <w:tcPr>
+            <w:tcW w:type="dxa" w:w="2900"/>
+            <w:shd w:val="clear" w:color="auto" w:fill="FFFFFF"/>
+            <w:tcMar>
+              <w:top w:w="80" w:type="dxa"/>
+              <w:bottom w:w="80" w:type="dxa"/>
+              <w:left w:w="100" w:type="dxa"/>
+              <w:right w:w="100" w:type="dxa"/>
+            </w:tcMar>
+          </w:tcPr>
+          <w:p>
+            <w:pPr>
+              <w:spacing w:after="0"/>
+            </w:pPr>
+            <w:r>
+              <w:rPr>
+                <w:rFonts w:ascii="Calibri" w:hAnsi="Calibri"/>
+                <w:b w:val="0"/>
+                <w:i w:val="0"/>
+                <w:sz w:val="19"/>
+              </w:rPr>
+              <w:t>updated encryption tools</w:t>
+            </w:r>
+          </w:p>
+        </w:tc>
+        <w:tc>
+          <w:tcPr>
+            <w:tcW w:type="dxa" w:w="1760"/>
+            <w:shd w:val="clear" w:color="auto" w:fill="FFFFFF"/>
+            <w:tcMar>
+              <w:top w:w="80" w:type="dxa"/>
+              <w:bottom w:w="80" w:type="dxa"/>
+              <w:left w:w="100" w:type="dxa"/>
+              <w:right w:w="100" w:type="dxa"/>
+            </w:tcMar>
+          </w:tcPr>
+          <w:p>
+            <w:pPr>
+              <w:spacing w:after="0"/>
+            </w:pPr>
+            <w:r>
+              <w:rPr>
+                <w:rFonts w:ascii="Calibri" w:hAnsi="Calibri"/>
+                <w:b w:val="0"/>
+                <w:i w:val="0"/>
+                <w:sz w:val="19"/>
+              </w:rPr>
+              <w:t>1 file, +38 / −176 lines</w:t>
+            </w:r>
+          </w:p>
+        </w:tc>
+      </w:tr>
+      <w:tr>
+        <w:trPr>
+          <w:cantSplit/>
+          <w:cantSplit/>
+        </w:trPr>
+        <w:tc>
+          <w:tcPr>
+            <w:tcW w:type="dxa" w:w="1100"/>
+            <w:shd w:val="clear" w:color="auto" w:fill="EEF3FA"/>
+            <w:tcMar>
+              <w:top w:w="80" w:type="dxa"/>
+              <w:bottom w:w="80" w:type="dxa"/>
+              <w:left w:w="100" w:type="dxa"/>
+              <w:right w:w="100" w:type="dxa"/>
+            </w:tcMar>
+          </w:tcPr>
+          <w:p>
+            <w:pPr>
+              <w:spacing w:after="0"/>
+            </w:pPr>
+            <w:r>
+              <w:rPr>
+                <w:rFonts w:ascii="Calibri" w:hAnsi="Calibri"/>
+                <w:b/>
+                <w:i w:val="0"/>
+                <w:sz w:val="19"/>
+              </w:rPr>
+              <w:t>d14e9e3</w:t>
+            </w:r>
+          </w:p>
+        </w:tc>
+        <w:tc>
+          <w:tcPr>
+            <w:tcW w:type="dxa" w:w="1900"/>
+            <w:shd w:val="clear" w:color="auto" w:fill="EEF3FA"/>
+            <w:tcMar>
+              <w:top w:w="80" w:type="dxa"/>
+              <w:bottom w:w="80" w:type="dxa"/>
+              <w:left w:w="100" w:type="dxa"/>
+              <w:right w:w="100" w:type="dxa"/>
+            </w:tcMar>
+          </w:tcPr>
+          <w:p>
+            <w:pPr>
+              <w:spacing w:after="0"/>
+            </w:pPr>
+            <w:r>
+              <w:rPr>
+                <w:rFonts w:ascii="Calibri" w:hAnsi="Calibri"/>
+                <w:b w:val="0"/>
+                <w:i w:val="0"/>
+                <w:sz w:val="19"/>
+              </w:rPr>
+              <w:t>17 Oct 2026 15:20</w:t>
+            </w:r>
+          </w:p>
+        </w:tc>
+        <w:tc>
+          <w:tcPr>
+            <w:tcW w:type="dxa" w:w="1700"/>
+            <w:shd w:val="clear" w:color="auto" w:fill="EEF3FA"/>
+            <w:tcMar>
+              <w:top w:w="80" w:type="dxa"/>
+              <w:bottom w:w="80" w:type="dxa"/>
+              <w:left w:w="100" w:type="dxa"/>
+              <w:right w:w="100" w:type="dxa"/>
+            </w:tcMar>
+          </w:tcPr>
+          <w:p>
+            <w:pPr>
+              <w:spacing w:after="0"/>
+            </w:pPr>
+            <w:r>
+              <w:rPr>
+                <w:rFonts w:ascii="Calibri" w:hAnsi="Calibri"/>
+                <w:b w:val="0"/>
+                <w:i w:val="0"/>
+                <w:sz w:val="19"/>
+              </w:rPr>
+              <w:t>Kush Aghera</w:t>
+            </w:r>
+          </w:p>
+        </w:tc>
+        <w:tc>
+          <w:tcPr>
+            <w:tcW w:type="dxa" w:w="2900"/>
+            <w:shd w:val="clear" w:color="auto" w:fill="EEF3FA"/>
+            <w:tcMar>
+              <w:top w:w="80" w:type="dxa"/>
+              <w:bottom w:w="80" w:type="dxa"/>
+              <w:left w:w="100" w:type="dxa"/>
+              <w:right w:w="100" w:type="dxa"/>
+            </w:tcMar>
+          </w:tcPr>
+          <w:p>
+            <w:pPr>
+              <w:spacing w:after="0"/>
+            </w:pPr>
+            <w:r>
+              <w:rPr>
+                <w:rFonts w:ascii="Calibri" w:hAnsi="Calibri"/>
+                <w:b w:val="0"/>
+                <w:i w:val="0"/>
+                <w:sz w:val="19"/>
+              </w:rPr>
+              <w:t>updated intent router</w:t>
+            </w:r>
+          </w:p>
+        </w:tc>
+        <w:tc>
+          <w:tcPr>
+            <w:tcW w:type="dxa" w:w="1760"/>
+            <w:shd w:val="clear" w:color="auto" w:fill="EEF3FA"/>
+            <w:tcMar>
+              <w:top w:w="80" w:type="dxa"/>
+              <w:bottom w:w="80" w:type="dxa"/>
+              <w:left w:w="100" w:type="dxa"/>
+              <w:right w:w="100" w:type="dxa"/>
+            </w:tcMar>
+          </w:tcPr>
+          <w:p>
+            <w:pPr>
+              <w:spacing w:after="0"/>
+            </w:pPr>
+            <w:r>
+              <w:rPr>
+                <w:rFonts w:ascii="Calibri" w:hAnsi="Calibri"/>
+                <w:b w:val="0"/>
+                <w:i w:val="0"/>
+                <w:sz w:val="19"/>
+              </w:rPr>
+              <w:t>1 file, +61 / −209 lines</w:t>
+            </w:r>
+          </w:p>
+        </w:tc>
+      </w:tr>
+      <w:tr>
+        <w:trPr>
+          <w:cantSplit/>
+          <w:cantSplit/>
+        </w:trPr>
+        <w:tc>
+          <w:tcPr>
+            <w:tcW w:type="dxa" w:w="1100"/>
+            <w:shd w:val="clear" w:color="auto" w:fill="FFFFFF"/>
+            <w:tcMar>
+              <w:top w:w="80" w:type="dxa"/>
+              <w:bottom w:w="80" w:type="dxa"/>
+              <w:left w:w="100" w:type="dxa"/>
+              <w:right w:w="100" w:type="dxa"/>
+            </w:tcMar>
+          </w:tcPr>
+          <w:p>
+            <w:pPr>
+              <w:spacing w:after="0"/>
+            </w:pPr>
+            <w:r>
+              <w:rPr>
+                <w:rFonts w:ascii="Calibri" w:hAnsi="Calibri"/>
+                <w:b/>
+                <w:i w:val="0"/>
+                <w:sz w:val="19"/>
+              </w:rPr>
+              <w:t>c39ecda</w:t>
+            </w:r>
+          </w:p>
+        </w:tc>
+        <w:tc>
+          <w:tcPr>
+            <w:tcW w:type="dxa" w:w="1900"/>
+            <w:shd w:val="clear" w:color="auto" w:fill="FFFFFF"/>
+            <w:tcMar>
+              <w:top w:w="80" w:type="dxa"/>
+              <w:bottom w:w="80" w:type="dxa"/>
+              <w:left w:w="100" w:type="dxa"/>
+              <w:right w:w="100" w:type="dxa"/>
+            </w:tcMar>
+          </w:tcPr>
+          <w:p>
+            <w:pPr>
+              <w:spacing w:after="0"/>
+            </w:pPr>
+            <w:r>
+              <w:rPr>
+                <w:rFonts w:ascii="Calibri" w:hAnsi="Calibri"/>
+                <w:b w:val="0"/>
+                <w:i w:val="0"/>
+                <w:sz w:val="19"/>
+              </w:rPr>
+              <w:t>18 Oct 2026 11:40</w:t>
+            </w:r>
+          </w:p>
+        </w:tc>
+        <w:tc>
+          <w:tcPr>
+            <w:tcW w:type="dxa" w:w="1700"/>
+            <w:shd w:val="clear" w:color="auto" w:fill="FFFFFF"/>
+            <w:tcMar>
+              <w:top w:w="80" w:type="dxa"/>
+              <w:bottom w:w="80" w:type="dxa"/>
+              <w:left w:w="100" w:type="dxa"/>
+              <w:right w:w="100" w:type="dxa"/>
+            </w:tcMar>
+          </w:tcPr>
+          <w:p>
+            <w:pPr>
+              <w:spacing w:after="0"/>
+            </w:pPr>
+            <w:r>
+              <w:rPr>
+                <w:rFonts w:ascii="Calibri" w:hAnsi="Calibri"/>
+                <w:b w:val="0"/>
+                <w:i w:val="0"/>
+                <w:sz w:val="19"/>
+              </w:rPr>
+              <w:t>Kush Aghera</w:t>
+            </w:r>
+          </w:p>
+        </w:tc>
+        <w:tc>
+          <w:tcPr>
+            <w:tcW w:type="dxa" w:w="2900"/>
+            <w:shd w:val="clear" w:color="auto" w:fill="FFFFFF"/>
+            <w:tcMar>
+              <w:top w:w="80" w:type="dxa"/>
+              <w:bottom w:w="80" w:type="dxa"/>
+              <w:left w:w="100" w:type="dxa"/>
+              <w:right w:w="100" w:type="dxa"/>
+            </w:tcMar>
+          </w:tcPr>
+          <w:p>
+            <w:pPr>
+              <w:spacing w:after="0"/>
+            </w:pPr>
+            <w:r>
+              <w:rPr>
+                <w:rFonts w:ascii="Calibri" w:hAnsi="Calibri"/>
+                <w:b w:val="0"/>
+                <w:i w:val="0"/>
+                <w:sz w:val="19"/>
+              </w:rPr>
+              <w:t>updated agent loop</w:t>
+            </w:r>
+          </w:p>
+        </w:tc>
+        <w:tc>
+          <w:tcPr>
+            <w:tcW w:type="dxa" w:w="1760"/>
+            <w:shd w:val="clear" w:color="auto" w:fill="FFFFFF"/>
+            <w:tcMar>
+              <w:top w:w="80" w:type="dxa"/>
+              <w:bottom w:w="80" w:type="dxa"/>
+              <w:left w:w="100" w:type="dxa"/>
+              <w:right w:w="100" w:type="dxa"/>
+            </w:tcMar>
+          </w:tcPr>
+          <w:p>
+            <w:pPr>
+              <w:spacing w:after="0"/>
+            </w:pPr>
+            <w:r>
+              <w:rPr>
+                <w:rFonts w:ascii="Calibri" w:hAnsi="Calibri"/>
+                <w:b w:val="0"/>
+                <w:i w:val="0"/>
+                <w:sz w:val="19"/>
+              </w:rPr>
+              <w:t>1 file, +58 / −547 lines</w:t>
+            </w:r>
+          </w:p>
+        </w:tc>
+      </w:tr>
+      <w:tr>
+        <w:trPr>
+          <w:cantSplit/>
+          <w:cantSplit/>
+        </w:trPr>
+        <w:tc>
+          <w:tcPr>
+            <w:tcW w:type="dxa" w:w="1100"/>
+            <w:shd w:val="clear" w:color="auto" w:fill="EEF3FA"/>
+            <w:tcMar>
+              <w:top w:w="80" w:type="dxa"/>
+              <w:bottom w:w="80" w:type="dxa"/>
+              <w:left w:w="100" w:type="dxa"/>
+              <w:right w:w="100" w:type="dxa"/>
+            </w:tcMar>
+          </w:tcPr>
+          <w:p>
+            <w:pPr>
+              <w:spacing w:after="0"/>
+            </w:pPr>
+            <w:r>
+              <w:rPr>
+                <w:rFonts w:ascii="Calibri" w:hAnsi="Calibri"/>
+                <w:b/>
+                <w:i w:val="0"/>
+                <w:sz w:val="19"/>
+              </w:rPr>
+              <w:t>a7a5f08</w:t>
+            </w:r>
+          </w:p>
+        </w:tc>
+        <w:tc>
+          <w:tcPr>
+            <w:tcW w:type="dxa" w:w="1900"/>
+            <w:shd w:val="clear" w:color="auto" w:fill="EEF3FA"/>
+            <w:tcMar>
+              <w:top w:w="80" w:type="dxa"/>
+              <w:bottom w:w="80" w:type="dxa"/>
+              <w:left w:w="100" w:type="dxa"/>
+              <w:right w:w="100" w:type="dxa"/>
+            </w:tcMar>
+          </w:tcPr>
+          <w:p>
+            <w:pPr>
+              <w:spacing w:after="0"/>
+            </w:pPr>
+            <w:r>
+              <w:rPr>
+                <w:rFonts w:ascii="Calibri" w:hAnsi="Calibri"/>
+                <w:b w:val="0"/>
+                <w:i w:val="0"/>
+                <w:sz w:val="19"/>
+              </w:rPr>
+              <w:t>18 Oct 2026 16:15</w:t>
+            </w:r>
+          </w:p>
+        </w:tc>
+        <w:tc>
+          <w:tcPr>
+            <w:tcW w:type="dxa" w:w="1700"/>
+            <w:shd w:val="clear" w:color="auto" w:fill="EEF3FA"/>
+            <w:tcMar>
+              <w:top w:w="80" w:type="dxa"/>
+              <w:bottom w:w="80" w:type="dxa"/>
+              <w:left w:w="100" w:type="dxa"/>
+              <w:right w:w="100" w:type="dxa"/>
+            </w:tcMar>
+          </w:tcPr>
+          <w:p>
+            <w:pPr>
+              <w:spacing w:after="0"/>
+            </w:pPr>
+            <w:r>
+              <w:rPr>
+                <w:rFonts w:ascii="Calibri" w:hAnsi="Calibri"/>
+                <w:b w:val="0"/>
+                <w:i w:val="0"/>
+                <w:sz w:val="19"/>
+              </w:rPr>
+              <w:t>Kush Aghera</w:t>
+            </w:r>
+          </w:p>
+        </w:tc>
+        <w:tc>
+          <w:tcPr>
+            <w:tcW w:type="dxa" w:w="2900"/>
+            <w:shd w:val="clear" w:color="auto" w:fill="EEF3FA"/>
+            <w:tcMar>
+              <w:top w:w="80" w:type="dxa"/>
+              <w:bottom w:w="80" w:type="dxa"/>
+              <w:left w:w="100" w:type="dxa"/>
+              <w:right w:w="100" w:type="dxa"/>
+            </w:tcMar>
+          </w:tcPr>
+          <w:p>
+            <w:pPr>
+              <w:spacing w:after="0"/>
+            </w:pPr>
+            <w:r>
+              <w:rPr>
+                <w:rFonts w:ascii="Calibri" w:hAnsi="Calibri"/>
+                <w:b w:val="0"/>
+                <w:i w:val="0"/>
+                <w:sz w:val="19"/>
+              </w:rPr>
+              <w:t>updated main cli</w:t>
+            </w:r>
+          </w:p>
+        </w:tc>
+        <w:tc>
+          <w:tcPr>
+            <w:tcW w:type="dxa" w:w="1760"/>
+            <w:shd w:val="clear" w:color="auto" w:fill="EEF3FA"/>
+            <w:tcMar>
+              <w:top w:w="80" w:type="dxa"/>
+              <w:bottom w:w="80" w:type="dxa"/>
+              <w:left w:w="100" w:type="dxa"/>
+              <w:right w:w="100" w:type="dxa"/>
+            </w:tcMar>
+          </w:tcPr>
+          <w:p>
+            <w:pPr>
+              <w:spacing w:after="0"/>
+            </w:pPr>
+            <w:r>
+              <w:rPr>
+                <w:rFonts w:ascii="Calibri" w:hAnsi="Calibri"/>
+                <w:b w:val="0"/>
+                <w:i w:val="0"/>
+                <w:sz w:val="19"/>
+              </w:rPr>
+              <w:t>2 files, +19 / −253 lines</w:t>
+            </w:r>
+          </w:p>
+        </w:tc>
+      </w:tr>
+      <w:tr>
+        <w:trPr>
+          <w:cantSplit/>
+          <w:cantSplit/>
+        </w:trPr>
+        <w:tc>
+          <w:tcPr>
+            <w:tcW w:type="dxa" w:w="1100"/>
+            <w:shd w:val="clear" w:color="auto" w:fill="FFFFFF"/>
+            <w:tcMar>
+              <w:top w:w="80" w:type="dxa"/>
+              <w:bottom w:w="80" w:type="dxa"/>
+              <w:left w:w="100" w:type="dxa"/>
+              <w:right w:w="100" w:type="dxa"/>
+            </w:tcMar>
+          </w:tcPr>
+          <w:p>
+            <w:pPr>
+              <w:spacing w:after="0"/>
+            </w:pPr>
+            <w:r>
+              <w:rPr>
+                <w:rFonts w:ascii="Calibri" w:hAnsi="Calibri"/>
+                <w:b/>
+                <w:i w:val="0"/>
+                <w:sz w:val="19"/>
+              </w:rPr>
+              <w:t>6d403e4</w:t>
+            </w:r>
+          </w:p>
+        </w:tc>
+        <w:tc>
+          <w:tcPr>
+            <w:tcW w:type="dxa" w:w="1900"/>
+            <w:shd w:val="clear" w:color="auto" w:fill="FFFFFF"/>
+            <w:tcMar>
+              <w:top w:w="80" w:type="dxa"/>
+              <w:bottom w:w="80" w:type="dxa"/>
+              <w:left w:w="100" w:type="dxa"/>
+              <w:right w:w="100" w:type="dxa"/>
+            </w:tcMar>
+          </w:tcPr>
+          <w:p>
+            <w:pPr>
+              <w:spacing w:after="0"/>
+            </w:pPr>
+            <w:r>
+              <w:rPr>
+                <w:rFonts w:ascii="Calibri" w:hAnsi="Calibri"/>
+                <w:b w:val="0"/>
+                <w:i w:val="0"/>
+                <w:sz w:val="19"/>
+              </w:rPr>
+              <w:t>19 Oct 2026 10:10</w:t>
+            </w:r>
+          </w:p>
+        </w:tc>
+        <w:tc>
+          <w:tcPr>
+            <w:tcW w:type="dxa" w:w="1700"/>
+            <w:shd w:val="clear" w:color="auto" w:fill="FFFFFF"/>
+            <w:tcMar>
+              <w:top w:w="80" w:type="dxa"/>
+              <w:bottom w:w="80" w:type="dxa"/>
+              <w:left w:w="100" w:type="dxa"/>
+              <w:right w:w="100" w:type="dxa"/>
+            </w:tcMar>
+          </w:tcPr>
+          <w:p>
+            <w:pPr>
+              <w:spacing w:after="0"/>
+            </w:pPr>
+            <w:r>
+              <w:rPr>
+                <w:rFonts w:ascii="Calibri" w:hAnsi="Calibri"/>
+                <w:b w:val="0"/>
+                <w:i w:val="0"/>
+                <w:sz w:val="19"/>
+              </w:rPr>
+              <w:t>Kush Aghera</w:t>
+            </w:r>
+          </w:p>
+        </w:tc>
+        <w:tc>
+          <w:tcPr>
+            <w:tcW w:type="dxa" w:w="2900"/>
+            <w:shd w:val="clear" w:color="auto" w:fill="FFFFFF"/>
+            <w:tcMar>
+              <w:top w:w="80" w:type="dxa"/>
+              <w:bottom w:w="80" w:type="dxa"/>
+              <w:left w:w="100" w:type="dxa"/>
+              <w:right w:w="100" w:type="dxa"/>
+            </w:tcMar>
+          </w:tcPr>
+          <w:p>
+            <w:pPr>
+              <w:spacing w:after="0"/>
+            </w:pPr>
+            <w:r>
+              <w:rPr>
+                <w:rFonts w:ascii="Calibri" w:hAnsi="Calibri"/>
+                <w:b w:val="0"/>
+                <w:i w:val="0"/>
+                <w:sz w:val="19"/>
+              </w:rPr>
+              <w:t>updated project dependencies</w:t>
+            </w:r>
+          </w:p>
+        </w:tc>
+        <w:tc>
+          <w:tcPr>
+            <w:tcW w:type="dxa" w:w="1760"/>
+            <w:shd w:val="clear" w:color="auto" w:fill="FFFFFF"/>
+            <w:tcMar>
+              <w:top w:w="80" w:type="dxa"/>
+              <w:bottom w:w="80" w:type="dxa"/>
+              <w:left w:w="100" w:type="dxa"/>
+              <w:right w:w="100" w:type="dxa"/>
+            </w:tcMar>
+          </w:tcPr>
+          <w:p>
+            <w:pPr>
+              <w:spacing w:after="0"/>
+            </w:pPr>
+            <w:r>
+              <w:rPr>
+                <w:rFonts w:ascii="Calibri" w:hAnsi="Calibri"/>
+                <w:b w:val="0"/>
+                <w:i w:val="0"/>
+                <w:sz w:val="19"/>
+              </w:rPr>
+              <w:t>2 files, +5 / −4 lines</w:t>
+            </w:r>
+          </w:p>
+        </w:tc>
+      </w:tr>
+      <w:tr>
+        <w:trPr>
+          <w:cantSplit/>
+          <w:cantSplit/>
+        </w:trPr>
+        <w:tc>
+          <w:tcPr>
+            <w:tcW w:type="dxa" w:w="1100"/>
+            <w:shd w:val="clear" w:color="auto" w:fill="EEF3FA"/>
+            <w:tcMar>
+              <w:top w:w="80" w:type="dxa"/>
+              <w:bottom w:w="80" w:type="dxa"/>
+              <w:left w:w="100" w:type="dxa"/>
+              <w:right w:w="100" w:type="dxa"/>
+            </w:tcMar>
+          </w:tcPr>
+          <w:p>
+            <w:pPr>
+              <w:spacing w:after="0"/>
+            </w:pPr>
+            <w:r>
+              <w:rPr>
+                <w:rFonts w:ascii="Calibri" w:hAnsi="Calibri"/>
+                <w:b/>
+                <w:i w:val="0"/>
+                <w:sz w:val="19"/>
+              </w:rPr>
+              <w:t>87ab7ae</w:t>
+            </w:r>
+          </w:p>
+        </w:tc>
+        <w:tc>
+          <w:tcPr>
+            <w:tcW w:type="dxa" w:w="1900"/>
+            <w:shd w:val="clear" w:color="auto" w:fill="EEF3FA"/>
+            <w:tcMar>
+              <w:top w:w="80" w:type="dxa"/>
+              <w:bottom w:w="80" w:type="dxa"/>
+              <w:left w:w="100" w:type="dxa"/>
+              <w:right w:w="100" w:type="dxa"/>
+            </w:tcMar>
+          </w:tcPr>
+          <w:p>
+            <w:pPr>
+              <w:spacing w:after="0"/>
+            </w:pPr>
+            <w:r>
+              <w:rPr>
+                <w:rFonts w:ascii="Calibri" w:hAnsi="Calibri"/>
+                <w:b w:val="0"/>
+                <w:i w:val="0"/>
+                <w:sz w:val="19"/>
+              </w:rPr>
+              <w:t>19 Oct 2026 14:45</w:t>
+            </w:r>
+          </w:p>
+        </w:tc>
+        <w:tc>
+          <w:tcPr>
+            <w:tcW w:type="dxa" w:w="1700"/>
+            <w:shd w:val="clear" w:color="auto" w:fill="EEF3FA"/>
+            <w:tcMar>
+              <w:top w:w="80" w:type="dxa"/>
+              <w:bottom w:w="80" w:type="dxa"/>
+              <w:left w:w="100" w:type="dxa"/>
+              <w:right w:w="100" w:type="dxa"/>
+            </w:tcMar>
+          </w:tcPr>
+          <w:p>
+            <w:pPr>
+              <w:spacing w:after="0"/>
+            </w:pPr>
+            <w:r>
+              <w:rPr>
+                <w:rFonts w:ascii="Calibri" w:hAnsi="Calibri"/>
+                <w:b w:val="0"/>
+                <w:i w:val="0"/>
+                <w:sz w:val="19"/>
+              </w:rPr>
+              <w:t>Kush Aghera</w:t>
+            </w:r>
+          </w:p>
+        </w:tc>
+        <w:tc>
+          <w:tcPr>
+            <w:tcW w:type="dxa" w:w="2900"/>
+            <w:shd w:val="clear" w:color="auto" w:fill="EEF3FA"/>
+            <w:tcMar>
+              <w:top w:w="80" w:type="dxa"/>
+              <w:bottom w:w="80" w:type="dxa"/>
+              <w:left w:w="100" w:type="dxa"/>
+              <w:right w:w="100" w:type="dxa"/>
+            </w:tcMar>
+          </w:tcPr>
+          <w:p>
+            <w:pPr>
+              <w:spacing w:after="0"/>
+            </w:pPr>
+            <w:r>
+              <w:rPr>
+                <w:rFonts w:ascii="Calibri" w:hAnsi="Calibri"/>
+                <w:b w:val="0"/>
+                <w:i w:val="0"/>
+                <w:sz w:val="19"/>
+              </w:rPr>
+              <w:t>added test cases</w:t>
+            </w:r>
+          </w:p>
+        </w:tc>
+        <w:tc>
+          <w:tcPr>
+            <w:tcW w:type="dxa" w:w="1760"/>
+            <w:shd w:val="clear" w:color="auto" w:fill="EEF3FA"/>
+            <w:tcMar>
+              <w:top w:w="80" w:type="dxa"/>
+              <w:bottom w:w="80" w:type="dxa"/>
+              <w:left w:w="100" w:type="dxa"/>
+              <w:right w:w="100" w:type="dxa"/>
+            </w:tcMar>
+          </w:tcPr>
+          <w:p>
+            <w:pPr>
+              <w:spacing w:after="0"/>
+            </w:pPr>
+            <w:r>
+              <w:rPr>
+                <w:rFonts w:ascii="Calibri" w:hAnsi="Calibri"/>
+                <w:b w:val="0"/>
+                <w:i w:val="0"/>
+                <w:sz w:val="19"/>
+              </w:rPr>
+              <w:t>2 files, +161 / −60 lines</w:t>
+            </w:r>
+          </w:p>
+        </w:tc>
+      </w:tr>
+      <w:tr>
+        <w:trPr>
+          <w:cantSplit/>
+          <w:cantSplit/>
+        </w:trPr>
+        <w:tc>
+          <w:tcPr>
+            <w:tcW w:type="dxa" w:w="1100"/>
+            <w:shd w:val="clear" w:color="auto" w:fill="FFFFFF"/>
+            <w:tcMar>
+              <w:top w:w="80" w:type="dxa"/>
+              <w:bottom w:w="80" w:type="dxa"/>
+              <w:left w:w="100" w:type="dxa"/>
+              <w:right w:w="100" w:type="dxa"/>
+            </w:tcMar>
+          </w:tcPr>
+          <w:p>
+            <w:pPr>
+              <w:spacing w:after="0"/>
+            </w:pPr>
+            <w:r>
+              <w:rPr>
+                <w:rFonts w:ascii="Calibri" w:hAnsi="Calibri"/>
+                <w:b/>
+                <w:i w:val="0"/>
+                <w:sz w:val="19"/>
+              </w:rPr>
+              <w:t>018788e</w:t>
+            </w:r>
+          </w:p>
+        </w:tc>
+        <w:tc>
+          <w:tcPr>
+            <w:tcW w:type="dxa" w:w="1900"/>
+            <w:shd w:val="clear" w:color="auto" w:fill="FFFFFF"/>
+            <w:tcMar>
+              <w:top w:w="80" w:type="dxa"/>
+              <w:bottom w:w="80" w:type="dxa"/>
+              <w:left w:w="100" w:type="dxa"/>
+              <w:right w:w="100" w:type="dxa"/>
+            </w:tcMar>
+          </w:tcPr>
+          <w:p>
+            <w:pPr>
+              <w:spacing w:after="0"/>
+            </w:pPr>
+            <w:r>
+              <w:rPr>
+                <w:rFonts w:ascii="Calibri" w:hAnsi="Calibri"/>
+                <w:b w:val="0"/>
+                <w:i w:val="0"/>
+                <w:sz w:val="19"/>
+              </w:rPr>
+              <w:t>19 Oct 2026 17:20</w:t>
+            </w:r>
+          </w:p>
+        </w:tc>
+        <w:tc>
+          <w:tcPr>
+            <w:tcW w:type="dxa" w:w="1700"/>
+            <w:shd w:val="clear" w:color="auto" w:fill="FFFFFF"/>
+            <w:tcMar>
+              <w:top w:w="80" w:type="dxa"/>
+              <w:bottom w:w="80" w:type="dxa"/>
+              <w:left w:w="100" w:type="dxa"/>
+              <w:right w:w="100" w:type="dxa"/>
+            </w:tcMar>
+          </w:tcPr>
+          <w:p>
+            <w:pPr>
+              <w:spacing w:after="0"/>
+            </w:pPr>
+            <w:r>
+              <w:rPr>
+                <w:rFonts w:ascii="Calibri" w:hAnsi="Calibri"/>
+                <w:b w:val="0"/>
+                <w:i w:val="0"/>
+                <w:sz w:val="19"/>
+              </w:rPr>
+              <w:t>Kush Aghera</w:t>
+            </w:r>
+          </w:p>
+        </w:tc>
+        <w:tc>
+          <w:tcPr>
+            <w:tcW w:type="dxa" w:w="2900"/>
+            <w:shd w:val="clear" w:color="auto" w:fill="FFFFFF"/>
+            <w:tcMar>
+              <w:top w:w="80" w:type="dxa"/>
+              <w:bottom w:w="80" w:type="dxa"/>
+              <w:left w:w="100" w:type="dxa"/>
+              <w:right w:w="100" w:type="dxa"/>
+            </w:tcMar>
+          </w:tcPr>
+          <w:p>
+            <w:pPr>
+              <w:spacing w:after="0"/>
+            </w:pPr>
+            <w:r>
+              <w:rPr>
+                <w:rFonts w:ascii="Calibri" w:hAnsi="Calibri"/>
+                <w:b w:val="0"/>
+                <w:i w:val="0"/>
+                <w:sz w:val="19"/>
+              </w:rPr>
+              <w:t>cleaned old tests</w:t>
+            </w:r>
+          </w:p>
+        </w:tc>
+        <w:tc>
+          <w:tcPr>
+            <w:tcW w:type="dxa" w:w="1760"/>
+            <w:shd w:val="clear" w:color="auto" w:fill="FFFFFF"/>
+            <w:tcMar>
+              <w:top w:w="80" w:type="dxa"/>
+              <w:bottom w:w="80" w:type="dxa"/>
+              <w:left w:w="100" w:type="dxa"/>
+              <w:right w:w="100" w:type="dxa"/>
+            </w:tcMar>
+          </w:tcPr>
+          <w:p>
+            <w:pPr>
+              <w:spacing w:after="0"/>
+            </w:pPr>
+            <w:r>
+              <w:rPr>
+                <w:rFonts w:ascii="Calibri" w:hAnsi="Calibri"/>
+                <w:b w:val="0"/>
+                <w:i w:val="0"/>
+                <w:sz w:val="19"/>
+              </w:rPr>
+              <w:t>4 files, +0 / −329 lines</w:t>
+            </w:r>
+          </w:p>
+        </w:tc>
+      </w:tr>
+      <w:tr>
+        <w:trPr>
+          <w:cantSplit/>
+          <w:cantSplit/>
+        </w:trPr>
+        <w:tc>
+          <w:tcPr>
+            <w:tcW w:type="dxa" w:w="1100"/>
+            <w:shd w:val="clear" w:color="auto" w:fill="EEF3FA"/>
+            <w:tcMar>
+              <w:top w:w="80" w:type="dxa"/>
+              <w:bottom w:w="80" w:type="dxa"/>
+              <w:left w:w="100" w:type="dxa"/>
+              <w:right w:w="100" w:type="dxa"/>
+            </w:tcMar>
+          </w:tcPr>
+          <w:p>
+            <w:pPr>
+              <w:spacing w:after="0"/>
+            </w:pPr>
+            <w:r>
+              <w:rPr>
+                <w:rFonts w:ascii="Calibri" w:hAnsi="Calibri"/>
+                <w:b/>
+                <w:i w:val="0"/>
+                <w:sz w:val="19"/>
+              </w:rPr>
+              <w:t>a1fff6e</w:t>
+            </w:r>
+          </w:p>
+        </w:tc>
+        <w:tc>
+          <w:tcPr>
+            <w:tcW w:type="dxa" w:w="1900"/>
+            <w:shd w:val="clear" w:color="auto" w:fill="EEF3FA"/>
+            <w:tcMar>
+              <w:top w:w="80" w:type="dxa"/>
+              <w:bottom w:w="80" w:type="dxa"/>
+              <w:left w:w="100" w:type="dxa"/>
+              <w:right w:w="100" w:type="dxa"/>
+            </w:tcMar>
+          </w:tcPr>
+          <w:p>
+            <w:pPr>
+              <w:spacing w:after="0"/>
+            </w:pPr>
+            <w:r>
+              <w:rPr>
+                <w:rFonts w:ascii="Calibri" w:hAnsi="Calibri"/>
+                <w:b w:val="0"/>
+                <w:i w:val="0"/>
+                <w:sz w:val="19"/>
+              </w:rPr>
+              <w:t>20 Oct 2026 09:30</w:t>
+            </w:r>
+          </w:p>
+        </w:tc>
+        <w:tc>
+          <w:tcPr>
+            <w:tcW w:type="dxa" w:w="1700"/>
+            <w:shd w:val="clear" w:color="auto" w:fill="EEF3FA"/>
+            <w:tcMar>
+              <w:top w:w="80" w:type="dxa"/>
+              <w:bottom w:w="80" w:type="dxa"/>
+              <w:left w:w="100" w:type="dxa"/>
+              <w:right w:w="100" w:type="dxa"/>
+            </w:tcMar>
+          </w:tcPr>
+          <w:p>
+            <w:pPr>
+              <w:spacing w:after="0"/>
+            </w:pPr>
+            <w:r>
+              <w:rPr>
+                <w:rFonts w:ascii="Calibri" w:hAnsi="Calibri"/>
+                <w:b w:val="0"/>
+                <w:i w:val="0"/>
+                <w:sz w:val="19"/>
+              </w:rPr>
+              <w:t>Kush Aghera</w:t>
+            </w:r>
+          </w:p>
+        </w:tc>
+        <w:tc>
+          <w:tcPr>
+            <w:tcW w:type="dxa" w:w="2900"/>
+            <w:shd w:val="clear" w:color="auto" w:fill="EEF3FA"/>
+            <w:tcMar>
+              <w:top w:w="80" w:type="dxa"/>
+              <w:bottom w:w="80" w:type="dxa"/>
+              <w:left w:w="100" w:type="dxa"/>
+              <w:right w:w="100" w:type="dxa"/>
+            </w:tcMar>
+          </w:tcPr>
+          <w:p>
+            <w:pPr>
+              <w:spacing w:after="0"/>
+            </w:pPr>
+            <w:r>
+              <w:rPr>
+                <w:rFonts w:ascii="Calibri" w:hAnsi="Calibri"/>
+                <w:b w:val="0"/>
+                <w:i w:val="0"/>
+                <w:sz w:val="19"/>
+              </w:rPr>
+              <w:t>added design diagrams</w:t>
+            </w:r>
+          </w:p>
+        </w:tc>
+        <w:tc>
+          <w:tcPr>
+            <w:tcW w:type="dxa" w:w="1760"/>
+            <w:shd w:val="clear" w:color="auto" w:fill="EEF3FA"/>
+            <w:tcMar>
+              <w:top w:w="80" w:type="dxa"/>
+              <w:bottom w:w="80" w:type="dxa"/>
+              <w:left w:w="100" w:type="dxa"/>
+              <w:right w:w="100" w:type="dxa"/>
+            </w:tcMar>
+          </w:tcPr>
+          <w:p>
+            <w:pPr>
+              <w:spacing w:after="0"/>
+            </w:pPr>
+            <w:r>
+              <w:rPr>
+                <w:rFonts w:ascii="Calibri" w:hAnsi="Calibri"/>
+                <w:b w:val="0"/>
+                <w:i w:val="0"/>
+                <w:sz w:val="19"/>
+              </w:rPr>
+              <w:t>2 files (binary: .docx / .pdf / .png)</w:t>
+            </w:r>
+          </w:p>
+        </w:tc>
+      </w:tr>
+      <w:tr>
+        <w:trPr>
+          <w:cantSplit/>
+          <w:cantSplit/>
+        </w:trPr>
+        <w:tc>
+          <w:tcPr>
+            <w:tcW w:type="dxa" w:w="1100"/>
+            <w:shd w:val="clear" w:color="auto" w:fill="FFFFFF"/>
+            <w:tcMar>
+              <w:top w:w="80" w:type="dxa"/>
+              <w:bottom w:w="80" w:type="dxa"/>
+              <w:left w:w="100" w:type="dxa"/>
+              <w:right w:w="100" w:type="dxa"/>
+            </w:tcMar>
+          </w:tcPr>
+          <w:p>
+            <w:pPr>
+              <w:spacing w:after="0"/>
+            </w:pPr>
+            <w:r>
+              <w:rPr>
+                <w:rFonts w:ascii="Calibri" w:hAnsi="Calibri"/>
+                <w:b/>
+                <w:i w:val="0"/>
+                <w:sz w:val="19"/>
+              </w:rPr>
+              <w:t>9114e3b</w:t>
+            </w:r>
+          </w:p>
+        </w:tc>
+        <w:tc>
+          <w:tcPr>
+            <w:tcW w:type="dxa" w:w="1900"/>
+            <w:shd w:val="clear" w:color="auto" w:fill="FFFFFF"/>
+            <w:tcMar>
+              <w:top w:w="80" w:type="dxa"/>
+              <w:bottom w:w="80" w:type="dxa"/>
+              <w:left w:w="100" w:type="dxa"/>
+              <w:right w:w="100" w:type="dxa"/>
+            </w:tcMar>
+          </w:tcPr>
+          <w:p>
+            <w:pPr>
+              <w:spacing w:after="0"/>
+            </w:pPr>
+            <w:r>
+              <w:rPr>
+                <w:rFonts w:ascii="Calibri" w:hAnsi="Calibri"/>
+                <w:b w:val="0"/>
+                <w:i w:val="0"/>
+                <w:sz w:val="19"/>
+              </w:rPr>
+              <w:t>20 Oct 2026 10:45</w:t>
+            </w:r>
+          </w:p>
+        </w:tc>
+        <w:tc>
+          <w:tcPr>
+            <w:tcW w:type="dxa" w:w="1700"/>
+            <w:shd w:val="clear" w:color="auto" w:fill="FFFFFF"/>
+            <w:tcMar>
+              <w:top w:w="80" w:type="dxa"/>
+              <w:bottom w:w="80" w:type="dxa"/>
+              <w:left w:w="100" w:type="dxa"/>
+              <w:right w:w="100" w:type="dxa"/>
+            </w:tcMar>
+          </w:tcPr>
+          <w:p>
+            <w:pPr>
+              <w:spacing w:after="0"/>
+            </w:pPr>
+            <w:r>
+              <w:rPr>
+                <w:rFonts w:ascii="Calibri" w:hAnsi="Calibri"/>
+                <w:b w:val="0"/>
+                <w:i w:val="0"/>
+                <w:sz w:val="19"/>
+              </w:rPr>
+              <w:t>Kush Aghera</w:t>
+            </w:r>
+          </w:p>
+        </w:tc>
+        <w:tc>
+          <w:tcPr>
+            <w:tcW w:type="dxa" w:w="2900"/>
+            <w:shd w:val="clear" w:color="auto" w:fill="FFFFFF"/>
+            <w:tcMar>
+              <w:top w:w="80" w:type="dxa"/>
+              <w:bottom w:w="80" w:type="dxa"/>
+              <w:left w:w="100" w:type="dxa"/>
+              <w:right w:w="100" w:type="dxa"/>
+            </w:tcMar>
+          </w:tcPr>
+          <w:p>
+            <w:pPr>
+              <w:spacing w:after="0"/>
+            </w:pPr>
+            <w:r>
+              <w:rPr>
+                <w:rFonts w:ascii="Calibri" w:hAnsi="Calibri"/>
+                <w:b w:val="0"/>
+                <w:i w:val="0"/>
+                <w:sz w:val="19"/>
+              </w:rPr>
+              <w:t>added project memory</w:t>
+            </w:r>
+          </w:p>
+        </w:tc>
+        <w:tc>
+          <w:tcPr>
+            <w:tcW w:type="dxa" w:w="1760"/>
+            <w:shd w:val="clear" w:color="auto" w:fill="FFFFFF"/>
+            <w:tcMar>
+              <w:top w:w="80" w:type="dxa"/>
+              <w:bottom w:w="80" w:type="dxa"/>
+              <w:left w:w="100" w:type="dxa"/>
+              <w:right w:w="100" w:type="dxa"/>
+            </w:tcMar>
+          </w:tcPr>
+          <w:p>
+            <w:pPr>
+              <w:spacing w:after="0"/>
+            </w:pPr>
+            <w:r>
+              <w:rPr>
+                <w:rFonts w:ascii="Calibri" w:hAnsi="Calibri"/>
+                <w:b w:val="0"/>
+                <w:i w:val="0"/>
+                <w:sz w:val="19"/>
+              </w:rPr>
+              <w:t>1 file, +39 / −0 lines</w:t>
+            </w:r>
+          </w:p>
+        </w:tc>
+      </w:tr>
+      <w:tr>
+        <w:trPr>
+          <w:cantSplit/>
+          <w:cantSplit/>
+        </w:trPr>
+        <w:tc>
+          <w:tcPr>
+            <w:tcW w:type="dxa" w:w="1100"/>
+            <w:shd w:val="clear" w:color="auto" w:fill="EEF3FA"/>
+            <w:tcMar>
+              <w:top w:w="80" w:type="dxa"/>
+              <w:bottom w:w="80" w:type="dxa"/>
+              <w:left w:w="100" w:type="dxa"/>
+              <w:right w:w="100" w:type="dxa"/>
+            </w:tcMar>
+          </w:tcPr>
+          <w:p>
+            <w:pPr>
+              <w:spacing w:after="0"/>
+            </w:pPr>
+            <w:r>
+              <w:rPr>
+                <w:rFonts w:ascii="Calibri" w:hAnsi="Calibri"/>
+                <w:b/>
+                <w:i w:val="0"/>
+                <w:sz w:val="19"/>
+              </w:rPr>
+              <w:t>bfe5279</w:t>
+            </w:r>
+          </w:p>
+        </w:tc>
+        <w:tc>
+          <w:tcPr>
+            <w:tcW w:type="dxa" w:w="1900"/>
+            <w:shd w:val="clear" w:color="auto" w:fill="EEF3FA"/>
+            <w:tcMar>
+              <w:top w:w="80" w:type="dxa"/>
+              <w:bottom w:w="80" w:type="dxa"/>
+              <w:left w:w="100" w:type="dxa"/>
+              <w:right w:w="100" w:type="dxa"/>
+            </w:tcMar>
+          </w:tcPr>
+          <w:p>
+            <w:pPr>
+              <w:spacing w:after="0"/>
+            </w:pPr>
+            <w:r>
+              <w:rPr>
+                <w:rFonts w:ascii="Calibri" w:hAnsi="Calibri"/>
+                <w:b w:val="0"/>
+                <w:i w:val="0"/>
+                <w:sz w:val="19"/>
+              </w:rPr>
+              <w:t>20 Oct 2026 11:50</w:t>
+            </w:r>
+          </w:p>
+        </w:tc>
+        <w:tc>
+          <w:tcPr>
+            <w:tcW w:type="dxa" w:w="1700"/>
+            <w:shd w:val="clear" w:color="auto" w:fill="EEF3FA"/>
+            <w:tcMar>
+              <w:top w:w="80" w:type="dxa"/>
+              <w:bottom w:w="80" w:type="dxa"/>
+              <w:left w:w="100" w:type="dxa"/>
+              <w:right w:w="100" w:type="dxa"/>
+            </w:tcMar>
+          </w:tcPr>
+          <w:p>
+            <w:pPr>
+              <w:spacing w:after="0"/>
+            </w:pPr>
+            <w:r>
+              <w:rPr>
+                <w:rFonts w:ascii="Calibri" w:hAnsi="Calibri"/>
+                <w:b w:val="0"/>
+                <w:i w:val="0"/>
+                <w:sz w:val="19"/>
+              </w:rPr>
+              <w:t>Kush Aghera</w:t>
+            </w:r>
+          </w:p>
+        </w:tc>
+        <w:tc>
+          <w:tcPr>
+            <w:tcW w:type="dxa" w:w="2900"/>
+            <w:shd w:val="clear" w:color="auto" w:fill="EEF3FA"/>
+            <w:tcMar>
+              <w:top w:w="80" w:type="dxa"/>
+              <w:bottom w:w="80" w:type="dxa"/>
+              <w:left w:w="100" w:type="dxa"/>
+              <w:right w:w="100" w:type="dxa"/>
+            </w:tcMar>
+          </w:tcPr>
+          <w:p>
+            <w:pPr>
+              <w:spacing w:after="0"/>
+            </w:pPr>
+            <w:r>
+              <w:rPr>
+                <w:rFonts w:ascii="Calibri" w:hAnsi="Calibri"/>
+                <w:b w:val="0"/>
+                <w:i w:val="0"/>
+                <w:sz w:val="19"/>
+              </w:rPr>
+              <w:t>added review templates</w:t>
+            </w:r>
+          </w:p>
+        </w:tc>
+        <w:tc>
+          <w:tcPr>
+            <w:tcW w:type="dxa" w:w="1760"/>
+            <w:shd w:val="clear" w:color="auto" w:fill="EEF3FA"/>
+            <w:tcMar>
+              <w:top w:w="80" w:type="dxa"/>
+              <w:bottom w:w="80" w:type="dxa"/>
+              <w:left w:w="100" w:type="dxa"/>
+              <w:right w:w="100" w:type="dxa"/>
+            </w:tcMar>
+          </w:tcPr>
+          <w:p>
+            <w:pPr>
+              <w:spacing w:after="0"/>
+            </w:pPr>
+            <w:r>
+              <w:rPr>
+                <w:rFonts w:ascii="Calibri" w:hAnsi="Calibri"/>
+                <w:b w:val="0"/>
+                <w:i w:val="0"/>
+                <w:sz w:val="19"/>
+              </w:rPr>
+              <w:t>3 files (binary: .docx / .pdf / .png)</w:t>
+            </w:r>
+          </w:p>
+        </w:tc>
+      </w:tr>
+      <w:tr>
+        <w:trPr>
+          <w:cantSplit/>
+          <w:cantSplit/>
+        </w:trPr>
+        <w:tc>
+          <w:tcPr>
+            <w:tcW w:type="dxa" w:w="1100"/>
+            <w:shd w:val="clear" w:color="auto" w:fill="FFFFFF"/>
+            <w:tcMar>
+              <w:top w:w="80" w:type="dxa"/>
+              <w:bottom w:w="80" w:type="dxa"/>
+              <w:left w:w="100" w:type="dxa"/>
+              <w:right w:w="100" w:type="dxa"/>
+            </w:tcMar>
+          </w:tcPr>
+          <w:p>
+            <w:pPr>
+              <w:spacing w:after="0"/>
+            </w:pPr>
+            <w:r>
+              <w:rPr>
+                <w:rFonts w:ascii="Calibri" w:hAnsi="Calibri"/>
+                <w:b/>
+                <w:i w:val="0"/>
+                <w:sz w:val="19"/>
+              </w:rPr>
+              <w:t>c97944d</w:t>
+            </w:r>
+          </w:p>
+        </w:tc>
+        <w:tc>
+          <w:tcPr>
+            <w:tcW w:type="dxa" w:w="1900"/>
+            <w:shd w:val="clear" w:color="auto" w:fill="FFFFFF"/>
+            <w:tcMar>
+              <w:top w:w="80" w:type="dxa"/>
+              <w:bottom w:w="80" w:type="dxa"/>
+              <w:left w:w="100" w:type="dxa"/>
+              <w:right w:w="100" w:type="dxa"/>
+            </w:tcMar>
+          </w:tcPr>
+          <w:p>
+            <w:pPr>
+              <w:spacing w:after="0"/>
+            </w:pPr>
+            <w:r>
+              <w:rPr>
+                <w:rFonts w:ascii="Calibri" w:hAnsi="Calibri"/>
+                <w:b w:val="0"/>
+                <w:i w:val="0"/>
+                <w:sz w:val="19"/>
+              </w:rPr>
+              <w:t>20 Oct 2026 13:15</w:t>
+            </w:r>
+          </w:p>
+        </w:tc>
+        <w:tc>
+          <w:tcPr>
+            <w:tcW w:type="dxa" w:w="1700"/>
+            <w:shd w:val="clear" w:color="auto" w:fill="FFFFFF"/>
+            <w:tcMar>
+              <w:top w:w="80" w:type="dxa"/>
+              <w:bottom w:w="80" w:type="dxa"/>
+              <w:left w:w="100" w:type="dxa"/>
+              <w:right w:w="100" w:type="dxa"/>
+            </w:tcMar>
+          </w:tcPr>
+          <w:p>
+            <w:pPr>
+              <w:spacing w:after="0"/>
+            </w:pPr>
+            <w:r>
+              <w:rPr>
+                <w:rFonts w:ascii="Calibri" w:hAnsi="Calibri"/>
+                <w:b w:val="0"/>
+                <w:i w:val="0"/>
+                <w:sz w:val="19"/>
+              </w:rPr>
+              <w:t>Kush Aghera</w:t>
+            </w:r>
+          </w:p>
+        </w:tc>
+        <w:tc>
+          <w:tcPr>
+            <w:tcW w:type="dxa" w:w="2900"/>
+            <w:shd w:val="clear" w:color="auto" w:fill="FFFFFF"/>
+            <w:tcMar>
+              <w:top w:w="80" w:type="dxa"/>
+              <w:bottom w:w="80" w:type="dxa"/>
+              <w:left w:w="100" w:type="dxa"/>
+              <w:right w:w="100" w:type="dxa"/>
+            </w:tcMar>
+          </w:tcPr>
+          <w:p>
+            <w:pPr>
+              <w:spacing w:after="0"/>
+            </w:pPr>
+            <w:r>
+              <w:rPr>
+                <w:rFonts w:ascii="Calibri" w:hAnsi="Calibri"/>
+                <w:b w:val="0"/>
+                <w:i w:val="0"/>
+                <w:sz w:val="19"/>
+              </w:rPr>
+              <w:t>updated project readme</w:t>
+            </w:r>
+          </w:p>
+        </w:tc>
+        <w:tc>
+          <w:tcPr>
+            <w:tcW w:type="dxa" w:w="1760"/>
+            <w:shd w:val="clear" w:color="auto" w:fill="FFFFFF"/>
+            <w:tcMar>
+              <w:top w:w="80" w:type="dxa"/>
+              <w:bottom w:w="80" w:type="dxa"/>
+              <w:left w:w="100" w:type="dxa"/>
+              <w:right w:w="100" w:type="dxa"/>
+            </w:tcMar>
+          </w:tcPr>
+          <w:p>
+            <w:pPr>
+              <w:spacing w:after="0"/>
+            </w:pPr>
+            <w:r>
+              <w:rPr>
+                <w:rFonts w:ascii="Calibri" w:hAnsi="Calibri"/>
+                <w:b w:val="0"/>
+                <w:i w:val="0"/>
+                <w:sz w:val="19"/>
+              </w:rPr>
+              <w:t>1 file, +88 / −54 lines</w:t>
+            </w:r>
+          </w:p>
+        </w:tc>
+      </w:tr>
+      <w:tr>
+        <w:trPr>
+          <w:cantSplit/>
+          <w:cantSplit/>
+        </w:trPr>
+        <w:tc>
+          <w:tcPr>
+            <w:tcW w:type="dxa" w:w="1100"/>
+            <w:shd w:val="clear" w:color="auto" w:fill="EEF3FA"/>
+            <w:tcMar>
+              <w:top w:w="80" w:type="dxa"/>
+              <w:bottom w:w="80" w:type="dxa"/>
+              <w:left w:w="100" w:type="dxa"/>
+              <w:right w:w="100" w:type="dxa"/>
+            </w:tcMar>
+          </w:tcPr>
+          <w:p>
+            <w:pPr>
+              <w:spacing w:after="0"/>
+            </w:pPr>
+            <w:r>
+              <w:rPr>
+                <w:rFonts w:ascii="Calibri" w:hAnsi="Calibri"/>
+                <w:b/>
+                <w:i w:val="0"/>
+                <w:sz w:val="19"/>
+              </w:rPr>
+              <w:t>67f6a44</w:t>
+            </w:r>
+          </w:p>
+        </w:tc>
+        <w:tc>
+          <w:tcPr>
+            <w:tcW w:type="dxa" w:w="1900"/>
+            <w:shd w:val="clear" w:color="auto" w:fill="EEF3FA"/>
+            <w:tcMar>
+              <w:top w:w="80" w:type="dxa"/>
+              <w:bottom w:w="80" w:type="dxa"/>
+              <w:left w:w="100" w:type="dxa"/>
+              <w:right w:w="100" w:type="dxa"/>
+            </w:tcMar>
+          </w:tcPr>
+          <w:p>
+            <w:pPr>
+              <w:spacing w:after="0"/>
+            </w:pPr>
+            <w:r>
+              <w:rPr>
+                <w:rFonts w:ascii="Calibri" w:hAnsi="Calibri"/>
+                <w:b w:val="0"/>
+                <w:i w:val="0"/>
+                <w:sz w:val="19"/>
+              </w:rPr>
+              <w:t>20 Oct 2026 13:45</w:t>
+            </w:r>
+          </w:p>
+        </w:tc>
+        <w:tc>
+          <w:tcPr>
+            <w:tcW w:type="dxa" w:w="1700"/>
+            <w:shd w:val="clear" w:color="auto" w:fill="EEF3FA"/>
+            <w:tcMar>
+              <w:top w:w="80" w:type="dxa"/>
+              <w:bottom w:w="80" w:type="dxa"/>
+              <w:left w:w="100" w:type="dxa"/>
+              <w:right w:w="100" w:type="dxa"/>
+            </w:tcMar>
+          </w:tcPr>
+          <w:p>
+            <w:pPr>
+              <w:spacing w:after="0"/>
+            </w:pPr>
+            <w:r>
+              <w:rPr>
+                <w:rFonts w:ascii="Calibri" w:hAnsi="Calibri"/>
+                <w:b w:val="0"/>
+                <w:i w:val="0"/>
+                <w:sz w:val="19"/>
+              </w:rPr>
+              <w:t>Kush Aghera</w:t>
+            </w:r>
+          </w:p>
+        </w:tc>
+        <w:tc>
+          <w:tcPr>
+            <w:tcW w:type="dxa" w:w="2900"/>
+            <w:shd w:val="clear" w:color="auto" w:fill="EEF3FA"/>
+            <w:tcMar>
+              <w:top w:w="80" w:type="dxa"/>
+              <w:bottom w:w="80" w:type="dxa"/>
+              <w:left w:w="100" w:type="dxa"/>
+              <w:right w:w="100" w:type="dxa"/>
+            </w:tcMar>
+          </w:tcPr>
+          <w:p>
+            <w:pPr>
+              <w:spacing w:after="0"/>
+            </w:pPr>
+            <w:r>
+              <w:rPr>
+                <w:rFonts w:ascii="Calibri" w:hAnsi="Calibri"/>
+                <w:b w:val="0"/>
+                <w:i w:val="0"/>
+                <w:sz w:val="19"/>
+              </w:rPr>
+              <w:t>added reference guide</w:t>
+            </w:r>
+          </w:p>
+        </w:tc>
+        <w:tc>
+          <w:tcPr>
+            <w:tcW w:type="dxa" w:w="1760"/>
+            <w:shd w:val="clear" w:color="auto" w:fill="EEF3FA"/>
+            <w:tcMar>
+              <w:top w:w="80" w:type="dxa"/>
+              <w:bottom w:w="80" w:type="dxa"/>
+              <w:left w:w="100" w:type="dxa"/>
+              <w:right w:w="100" w:type="dxa"/>
+            </w:tcMar>
+          </w:tcPr>
+          <w:p>
+            <w:pPr>
+              <w:spacing w:after="0"/>
+            </w:pPr>
+            <w:r>
+              <w:rPr>
+                <w:rFonts w:ascii="Calibri" w:hAnsi="Calibri"/>
+                <w:b w:val="0"/>
+                <w:i w:val="0"/>
+                <w:sz w:val="19"/>
+              </w:rPr>
+              <w:t>1 file, +122 / −0 lines</w:t>
+            </w:r>
+          </w:p>
+        </w:tc>
+      </w:tr>
+      <w:tr>
+        <w:trPr>
+          <w:cantSplit/>
+          <w:cantSplit/>
+        </w:trPr>
+        <w:tc>
+          <w:tcPr>
+            <w:tcW w:type="dxa" w:w="1100"/>
+            <w:shd w:val="clear" w:color="auto" w:fill="FFFFFF"/>
+            <w:tcMar>
+              <w:top w:w="80" w:type="dxa"/>
+              <w:bottom w:w="80" w:type="dxa"/>
+              <w:left w:w="100" w:type="dxa"/>
+              <w:right w:w="100" w:type="dxa"/>
+            </w:tcMar>
+          </w:tcPr>
+          <w:p>
+            <w:pPr>
+              <w:spacing w:after="0"/>
+            </w:pPr>
+            <w:r>
+              <w:rPr>
+                <w:rFonts w:ascii="Calibri" w:hAnsi="Calibri"/>
+                <w:b/>
+                <w:i w:val="0"/>
+                <w:sz w:val="19"/>
+              </w:rPr>
+              <w:t>c8f53ca</w:t>
+            </w:r>
+          </w:p>
+        </w:tc>
+        <w:tc>
+          <w:tcPr>
+            <w:tcW w:type="dxa" w:w="1900"/>
+            <w:shd w:val="clear" w:color="auto" w:fill="FFFFFF"/>
+            <w:tcMar>
+              <w:top w:w="80" w:type="dxa"/>
+              <w:bottom w:w="80" w:type="dxa"/>
+              <w:left w:w="100" w:type="dxa"/>
+              <w:right w:w="100" w:type="dxa"/>
+            </w:tcMar>
+          </w:tcPr>
+          <w:p>
+            <w:pPr>
+              <w:spacing w:after="0"/>
+            </w:pPr>
+            <w:r>
+              <w:rPr>
+                <w:rFonts w:ascii="Calibri" w:hAnsi="Calibri"/>
+                <w:b w:val="0"/>
+                <w:i w:val="0"/>
+                <w:sz w:val="19"/>
+              </w:rPr>
+              <w:t>20 Oct 2026 13:55</w:t>
+            </w:r>
+          </w:p>
+        </w:tc>
+        <w:tc>
+          <w:tcPr>
+            <w:tcW w:type="dxa" w:w="1700"/>
+            <w:shd w:val="clear" w:color="auto" w:fill="FFFFFF"/>
+            <w:tcMar>
+              <w:top w:w="80" w:type="dxa"/>
+              <w:bottom w:w="80" w:type="dxa"/>
+              <w:left w:w="100" w:type="dxa"/>
+              <w:right w:w="100" w:type="dxa"/>
+            </w:tcMar>
+          </w:tcPr>
+          <w:p>
+            <w:pPr>
+              <w:spacing w:after="0"/>
+            </w:pPr>
+            <w:r>
+              <w:rPr>
+                <w:rFonts w:ascii="Calibri" w:hAnsi="Calibri"/>
+                <w:b w:val="0"/>
+                <w:i w:val="0"/>
+                <w:sz w:val="19"/>
+              </w:rPr>
+              <w:t>Kush Aghera</w:t>
+            </w:r>
+          </w:p>
+        </w:tc>
+        <w:tc>
+          <w:tcPr>
+            <w:tcW w:type="dxa" w:w="2900"/>
+            <w:shd w:val="clear" w:color="auto" w:fill="FFFFFF"/>
+            <w:tcMar>
+              <w:top w:w="80" w:type="dxa"/>
+              <w:bottom w:w="80" w:type="dxa"/>
+              <w:left w:w="100" w:type="dxa"/>
+              <w:right w:w="100" w:type="dxa"/>
+            </w:tcMar>
+          </w:tcPr>
+          <w:p>
+            <w:pPr>
+              <w:spacing w:after="0"/>
+            </w:pPr>
+            <w:r>
+              <w:rPr>
+                <w:rFonts w:ascii="Calibri" w:hAnsi="Calibri"/>
+                <w:b w:val="0"/>
+                <w:i w:val="0"/>
+                <w:sz w:val="19"/>
+              </w:rPr>
+              <w:t>polished project readme</w:t>
+            </w:r>
+          </w:p>
+        </w:tc>
+        <w:tc>
+          <w:tcPr>
+            <w:tcW w:type="dxa" w:w="1760"/>
+            <w:shd w:val="clear" w:color="auto" w:fill="FFFFFF"/>
+            <w:tcMar>
+              <w:top w:w="80" w:type="dxa"/>
+              <w:bottom w:w="80" w:type="dxa"/>
+              <w:left w:w="100" w:type="dxa"/>
+              <w:right w:w="100" w:type="dxa"/>
+            </w:tcMar>
+          </w:tcPr>
+          <w:p>
+            <w:pPr>
+              <w:spacing w:after="0"/>
+            </w:pPr>
+            <w:r>
+              <w:rPr>
+                <w:rFonts w:ascii="Calibri" w:hAnsi="Calibri"/>
+                <w:b w:val="0"/>
+                <w:i w:val="0"/>
+                <w:sz w:val="19"/>
+              </w:rPr>
+              <w:t>1 file, +138 / −93 lines</w:t>
+            </w:r>
+          </w:p>
+        </w:tc>
+      </w:tr>
+    </w:tbl>
+    <w:p>
+      <w:pPr>
+        <w:spacing w:after="80"/>
+      </w:pPr>
+    </w:p>
+    <w:p>
+      <w:pPr>
+        <w:keepNext/>
+        <w:spacing w:after="120" w:before="200"/>
+      </w:pPr>
+      <w:r>
+        <w:rPr>
+          <w:rFonts w:ascii="Calibri" w:hAnsi="Calibri"/>
+          <w:b/>
+          <w:i w:val="0"/>
+          <w:sz w:val="26"/>
+        </w:rPr>
+        <w:t>B.2 Source Code Size by Module</w:t>
+      </w:r>
+    </w:p>
+    <w:p>
+      <w:pPr>
+        <w:keepNext/>
+        <w:spacing w:after="40"/>
+        <w:jc w:val="center"/>
+      </w:pPr>
+      <w:r>
+        <w:drawing>
+          <wp:inline xmlns:a="http://schemas.openxmlformats.org/drawingml/2006/main" xmlns:pic="http://schemas.openxmlformats.org/drawingml/2006/picture">
+            <wp:extent cx="5943600" cy="2328138"/>
+            <wp:docPr id="3" name="Picture 3"/>
+            <wp:cNvGraphicFramePr>
+              <a:graphicFrameLocks noChangeAspect="1"/>
+            </wp:cNvGraphicFramePr>
+            <a:graphic>
+              <a:graphicData uri="http://schemas.openxmlformats.org/drawingml/2006/picture">
+                <pic:pic>
+                  <pic:nvPicPr>
+                    <pic:cNvPr id="0" name="B2.png"/>
+                    <pic:cNvPicPr/>
+                  </pic:nvPicPr>
+                  <pic:blipFill>
+                    <a:blip r:embed="rId13"/>
+                    <a:stretch>
+                      <a:fillRect/>
+                    </a:stretch>
+                  </pic:blipFill>
+                  <pic:spPr>
+                    <a:xfrm>
+                      <a:off x="0" y="0"/>
+                      <a:ext cx="5943600" cy="2328138"/>
+                    </a:xfrm>
+                    <a:prstGeom prst="rect"/>
+                  </pic:spPr>
+                </pic:pic>
+              </a:graphicData>
+            </a:graphic>
+          </wp:inline>
+        </w:drawing>
+      </w:r>
+    </w:p>
+    <w:p>
+      <w:pPr>
+        <w:spacing w:after="200"/>
+        <w:jc w:val="center"/>
+      </w:pPr>
+      <w:r>
+        <w:rPr>
+          <w:rFonts w:ascii="Calibri" w:hAnsi="Calibri"/>
+          <w:b/>
+          <w:i w:val="0"/>
+          <w:sz w:val="20"/>
+        </w:rPr>
+        <w:t>Figure B.1: Lines of code in each module of the smart_archive_agent package (1,118 lines in total).</w:t>
+      </w:r>
+    </w:p>
+    <w:p>
+      <w:pPr>
+        <w:keepNext/>
+        <w:spacing w:after="120" w:before="200"/>
+      </w:pPr>
+      <w:r>
+        <w:rPr>
+          <w:rFonts w:ascii="Calibri" w:hAnsi="Calibri"/>
+          <w:b/>
+          <w:i w:val="0"/>
+          <w:sz w:val="26"/>
+        </w:rPr>
+        <w:t>B.3 Key Source Code Excerpts</w:t>
+      </w:r>
+    </w:p>
+    <w:p>
+      <w:pPr>
+        <w:spacing w:after="120"/>
+      </w:pPr>
+      <w:r>
+        <w:rPr>
+          <w:rFonts w:ascii="Calibri" w:hAnsi="Calibri"/>
+          <w:b w:val="0"/>
+          <w:i w:val="0"/>
+          <w:sz w:val="22"/>
+        </w:rPr>
+        <w:t>The excerpts below are copied from the repository with their real line numbers.</w:t>
+      </w:r>
+    </w:p>
+    <w:p>
+      <w:pPr>
+        <w:keepNext/>
+        <w:spacing w:after="80" w:before="120"/>
+      </w:pPr>
+      <w:r>
+        <w:rPr>
+          <w:rFonts w:ascii="Calibri" w:hAnsi="Calibri"/>
+          <w:b/>
+          <w:i w:val="0"/>
+          <w:sz w:val="23"/>
+        </w:rPr>
+        <w:t>Guardrail: regex blacklist checked before any planning (Section 3.3.2)</w:t>
+      </w:r>
+    </w:p>
+    <w:tbl>
+      <w:tblPr>
+        <w:tblW w:type="auto" w:w="0"/>
+        <w:tblLook w:firstColumn="1" w:firstRow="1" w:lastColumn="0" w:lastRow="0" w:noHBand="0" w:noVBand="1" w:val="04A0"/>
+        <w:jc w:val="center"/>
+        <w:tblLayout w:type="fixed"/>
+      </w:tblPr>
+      <w:tblGrid>
+        <w:gridCol w:w="9360"/>
+      </w:tblGrid>
+      <w:tr>
+        <w:trPr>
+          <w:tblHeader/>
+          <w:cantSplit/>
+        </w:trPr>
+        <w:tc>
+          <w:tcPr>
+            <w:tcW w:type="dxa" w:w="9360"/>
+            <w:shd w:val="clear" w:color="auto" w:fill="1E1E1E"/>
+            <w:tcMar>
+              <w:top w:w="80" w:type="dxa"/>
+              <w:bottom w:w="80" w:type="dxa"/>
+              <w:left w:w="120" w:type="dxa"/>
+              <w:right w:w="120" w:type="dxa"/>
+            </w:tcMar>
+          </w:tcPr>
+          <w:p>
+            <w:pPr>
+              <w:keepNext/>
+              <w:spacing w:after="0"/>
+            </w:pPr>
+            <w:r>
+              <w:rPr>
+                <w:rFonts w:ascii="Consolas" w:hAnsi="Consolas"/>
+                <w:b/>
+                <w:i w:val="0"/>
+                <w:color w:val="00FF80"/>
+                <w:sz w:val="15"/>
+              </w:rPr>
+              <w:t xml:space="preserve">  6  </w:t>
+            </w:r>
+            <w:r>
+              <w:rPr>
+                <w:rFonts w:ascii="Consolas" w:hAnsi="Consolas"/>
+                <w:b w:val="0"/>
+                <w:i w:val="0"/>
+                <w:color w:val="FFFFFF"/>
+                <w:sz w:val="15"/>
+              </w:rPr>
+              <w:t>DESTRUCTIVE_PATTERNS = [</w:t>
+            </w:r>
+            <w:r>
+              <w:br/>
+              <w:t/>
+            </w:r>
+            <w:r>
+              <w:rPr>
+                <w:rFonts w:ascii="Consolas" w:hAnsi="Consolas"/>
+                <w:b/>
+                <w:i w:val="0"/>
+                <w:color w:val="00FF80"/>
+                <w:sz w:val="15"/>
+              </w:rPr>
+              <w:t xml:space="preserve">  7  </w:t>
+            </w:r>
+            <w:r>
+              <w:rPr>
+                <w:rFonts w:ascii="Consolas" w:hAnsi="Consolas"/>
+                <w:b w:val="0"/>
+                <w:i w:val="0"/>
+                <w:color w:val="FFFFFF"/>
+                <w:sz w:val="15"/>
+              </w:rPr>
+              <w:t xml:space="preserve">    (re.compile(r"\brm\s+-[a-z]*r[a-z]*f|\brm\s+-[a-z]*f[a-z]*r", re.I), "recursive forced delete (rm -rf)"),</w:t>
+            </w:r>
+            <w:r>
+              <w:br/>
+              <w:t/>
+            </w:r>
+            <w:r>
+              <w:rPr>
+                <w:rFonts w:ascii="Consolas" w:hAnsi="Consolas"/>
+                <w:b/>
+                <w:i w:val="0"/>
+                <w:color w:val="00FF80"/>
+                <w:sz w:val="15"/>
+              </w:rPr>
+              <w:t xml:space="preserve">  8  </w:t>
+            </w:r>
+            <w:r>
+              <w:rPr>
+                <w:rFonts w:ascii="Consolas" w:hAnsi="Consolas"/>
+                <w:b w:val="0"/>
+                <w:i w:val="0"/>
+                <w:color w:val="FFFFFF"/>
+                <w:sz w:val="15"/>
+              </w:rPr>
+              <w:t xml:space="preserve">    (re.compile(r"\bmkfs(\.\w+)?\b", re.I), "filesystem formatting (mkfs)"),</w:t>
+            </w:r>
+            <w:r>
+              <w:br/>
+              <w:t/>
+            </w:r>
+            <w:r>
+              <w:rPr>
+                <w:rFonts w:ascii="Consolas" w:hAnsi="Consolas"/>
+                <w:b/>
+                <w:i w:val="0"/>
+                <w:color w:val="00FF80"/>
+                <w:sz w:val="15"/>
+              </w:rPr>
+              <w:t xml:space="preserve">  9  </w:t>
+            </w:r>
+            <w:r>
+              <w:rPr>
+                <w:rFonts w:ascii="Consolas" w:hAnsi="Consolas"/>
+                <w:b w:val="0"/>
+                <w:i w:val="0"/>
+                <w:color w:val="FFFFFF"/>
+                <w:sz w:val="15"/>
+              </w:rPr>
+              <w:t xml:space="preserve">    (re.compile(r"\bdd\s+if=", re.I), "raw disk write (dd)"),</w:t>
+            </w:r>
+            <w:r>
+              <w:br/>
+              <w:t/>
+            </w:r>
+            <w:r>
+              <w:rPr>
+                <w:rFonts w:ascii="Consolas" w:hAnsi="Consolas"/>
+                <w:b/>
+                <w:i w:val="0"/>
+                <w:color w:val="00FF80"/>
+                <w:sz w:val="15"/>
+              </w:rPr>
+              <w:t xml:space="preserve"> 10  </w:t>
+            </w:r>
+            <w:r>
+              <w:rPr>
+                <w:rFonts w:ascii="Consolas" w:hAnsi="Consolas"/>
+                <w:b w:val="0"/>
+                <w:i w:val="0"/>
+                <w:color w:val="FFFFFF"/>
+                <w:sz w:val="15"/>
+              </w:rPr>
+              <w:t xml:space="preserve">    (re.compile(r":\(\)\s*\{\s*:\|:&amp;\s*\};:"), "fork bomb"),</w:t>
+            </w:r>
+            <w:r>
+              <w:br/>
+              <w:t/>
+            </w:r>
+            <w:r>
+              <w:rPr>
+                <w:rFonts w:ascii="Consolas" w:hAnsi="Consolas"/>
+                <w:b/>
+                <w:i w:val="0"/>
+                <w:color w:val="00FF80"/>
+                <w:sz w:val="15"/>
+              </w:rPr>
+              <w:t xml:space="preserve"> 11  </w:t>
+            </w:r>
+            <w:r>
+              <w:rPr>
+                <w:rFonts w:ascii="Consolas" w:hAnsi="Consolas"/>
+                <w:b w:val="0"/>
+                <w:i w:val="0"/>
+                <w:color w:val="FFFFFF"/>
+                <w:sz w:val="15"/>
+              </w:rPr>
+              <w:t xml:space="preserve">    (re.compile(r"&gt;\s*/dev/(sd|nvme|hd)\w*", re.I), "raw block-device overwrite"),</w:t>
+            </w:r>
+            <w:r>
+              <w:br/>
+              <w:t/>
+            </w:r>
+            <w:r>
+              <w:rPr>
+                <w:rFonts w:ascii="Consolas" w:hAnsi="Consolas"/>
+                <w:b/>
+                <w:i w:val="0"/>
+                <w:color w:val="00FF80"/>
+                <w:sz w:val="15"/>
+              </w:rPr>
+              <w:t xml:space="preserve"> 12  </w:t>
+            </w:r>
+            <w:r>
+              <w:rPr>
+                <w:rFonts w:ascii="Consolas" w:hAnsi="Consolas"/>
+                <w:b w:val="0"/>
+                <w:i w:val="0"/>
+                <w:color w:val="FFFFFF"/>
+                <w:sz w:val="15"/>
+              </w:rPr>
+              <w:t xml:space="preserve">    (re.compile(r"\bchmod\s+(-R\s+)?777\s+/(\s|$)", re.I), "world-writable root filesystem"),</w:t>
+            </w:r>
+            <w:r>
+              <w:br/>
+              <w:t/>
+            </w:r>
+            <w:r>
+              <w:rPr>
+                <w:rFonts w:ascii="Consolas" w:hAnsi="Consolas"/>
+                <w:b/>
+                <w:i w:val="0"/>
+                <w:color w:val="00FF80"/>
+                <w:sz w:val="15"/>
+              </w:rPr>
+              <w:t xml:space="preserve"> 13  </w:t>
+            </w:r>
+            <w:r>
+              <w:rPr>
+                <w:rFonts w:ascii="Consolas" w:hAnsi="Consolas"/>
+                <w:b w:val="0"/>
+                <w:i w:val="0"/>
+                <w:color w:val="FFFFFF"/>
+                <w:sz w:val="15"/>
+              </w:rPr>
+              <w:t xml:space="preserve">    (re.compile(r"\b(shutdown|reboot|poweroff|halt)\b", re.I), "system power control"),</w:t>
+            </w:r>
+            <w:r>
+              <w:br/>
+              <w:t/>
+            </w:r>
+            <w:r>
+              <w:rPr>
+                <w:rFonts w:ascii="Consolas" w:hAnsi="Consolas"/>
+                <w:b/>
+                <w:i w:val="0"/>
+                <w:color w:val="00FF80"/>
+                <w:sz w:val="15"/>
+              </w:rPr>
+              <w:t xml:space="preserve"> 14  </w:t>
+            </w:r>
+            <w:r>
+              <w:rPr>
+                <w:rFonts w:ascii="Consolas" w:hAnsi="Consolas"/>
+                <w:b w:val="0"/>
+                <w:i w:val="0"/>
+                <w:color w:val="FFFFFF"/>
+                <w:sz w:val="15"/>
+              </w:rPr>
+              <w:t xml:space="preserve">    (re.compile(r"\b(format|wipe|erase|destroy)\b.*\b(drive|disk|partition|system|everything)\b", re.I),</w:t>
+            </w:r>
+            <w:r>
+              <w:br/>
+              <w:t/>
+            </w:r>
+            <w:r>
+              <w:rPr>
+                <w:rFonts w:ascii="Consolas" w:hAnsi="Consolas"/>
+                <w:b/>
+                <w:i w:val="0"/>
+                <w:color w:val="00FF80"/>
+                <w:sz w:val="15"/>
+              </w:rPr>
+              <w:t xml:space="preserve"> 15  </w:t>
+            </w:r>
+            <w:r>
+              <w:rPr>
+                <w:rFonts w:ascii="Consolas" w:hAnsi="Consolas"/>
+                <w:b w:val="0"/>
+                <w:i w:val="0"/>
+                <w:color w:val="FFFFFF"/>
+                <w:sz w:val="15"/>
+              </w:rPr>
+              <w:t xml:space="preserve">     "disk wipe request"),</w:t>
+            </w:r>
+            <w:r>
+              <w:br/>
+              <w:t/>
+            </w:r>
+            <w:r>
+              <w:rPr>
+                <w:rFonts w:ascii="Consolas" w:hAnsi="Consolas"/>
+                <w:b/>
+                <w:i w:val="0"/>
+                <w:color w:val="00FF80"/>
+                <w:sz w:val="15"/>
+              </w:rPr>
+              <w:t xml:space="preserve"> 16  </w:t>
+            </w:r>
+            <w:r>
+              <w:rPr>
+                <w:rFonts w:ascii="Consolas" w:hAnsi="Consolas"/>
+                <w:b w:val="0"/>
+                <w:i w:val="0"/>
+                <w:color w:val="FFFFFF"/>
+                <w:sz w:val="15"/>
+              </w:rPr>
+              <w:t xml:space="preserve">    (re.compile(r"\bdelete\s+(everything|all\s+files|all\s+my\s+files)\b", re.I), "mass deletion request"),</w:t>
+            </w:r>
+            <w:r>
+              <w:br/>
+              <w:t/>
+            </w:r>
+            <w:r>
+              <w:rPr>
+                <w:rFonts w:ascii="Consolas" w:hAnsi="Consolas"/>
+                <w:b/>
+                <w:i w:val="0"/>
+                <w:color w:val="00FF80"/>
+                <w:sz w:val="15"/>
+              </w:rPr>
+              <w:t xml:space="preserve"> 17  </w:t>
+            </w:r>
+            <w:r>
+              <w:rPr>
+                <w:rFonts w:ascii="Consolas" w:hAnsi="Consolas"/>
+                <w:b w:val="0"/>
+                <w:i w:val="0"/>
+                <w:color w:val="FFFFFF"/>
+                <w:sz w:val="15"/>
+              </w:rPr>
+              <w:t xml:space="preserve">    (re.compile(r"(?:^|\s)/\*?(?:\s|$)"), "operation on the whole root filesystem (/)"),</w:t>
+            </w:r>
+            <w:r>
+              <w:br/>
+              <w:t/>
+            </w:r>
+            <w:r>
+              <w:rPr>
+                <w:rFonts w:ascii="Consolas" w:hAnsi="Consolas"/>
+                <w:b/>
+                <w:i w:val="0"/>
+                <w:color w:val="00FF80"/>
+                <w:sz w:val="15"/>
+              </w:rPr>
+              <w:t xml:space="preserve"> 18  </w:t>
+            </w:r>
+            <w:r>
+              <w:rPr>
+                <w:rFonts w:ascii="Consolas" w:hAnsi="Consolas"/>
+                <w:b w:val="0"/>
+                <w:i w:val="0"/>
+                <w:color w:val="FFFFFF"/>
+                <w:sz w:val="15"/>
+              </w:rPr>
+              <w:t xml:space="preserve">    (re.compile(r"[;&amp;|`]\s*(rm|sudo|curl|wget|bash|sh)\b|\$\(", re.I), "shell command injection"),</w:t>
+            </w:r>
+            <w:r>
+              <w:br/>
+              <w:t/>
+            </w:r>
+            <w:r>
+              <w:rPr>
+                <w:rFonts w:ascii="Consolas" w:hAnsi="Consolas"/>
+                <w:b/>
+                <w:i w:val="0"/>
+                <w:color w:val="00FF80"/>
+                <w:sz w:val="15"/>
+              </w:rPr>
+              <w:t xml:space="preserve"> 19  </w:t>
+            </w:r>
+            <w:r>
+              <w:rPr>
+                <w:rFonts w:ascii="Consolas" w:hAnsi="Consolas"/>
+                <w:b w:val="0"/>
+                <w:i w:val="0"/>
+                <w:color w:val="FFFFFF"/>
+                <w:sz w:val="15"/>
+              </w:rPr>
+              <w:t>]</w:t>
+            </w:r>
+            <w:r>
+              <w:br/>
+              <w:t/>
+            </w:r>
+            <w:r>
+              <w:rPr>
+                <w:rFonts w:ascii="Consolas" w:hAnsi="Consolas"/>
+                <w:b/>
+                <w:i w:val="0"/>
+                <w:color w:val="00FF80"/>
+                <w:sz w:val="15"/>
+              </w:rPr>
+              <w:t xml:space="preserve"> 20  </w:t>
+            </w:r>
+            <w:r>
+              <w:rPr>
+                <w:rFonts w:ascii="Consolas" w:hAnsi="Consolas"/>
+                <w:b w:val="0"/>
+                <w:i w:val="0"/>
+                <w:color w:val="FFFFFF"/>
+                <w:sz w:val="15"/>
+              </w:rPr>
+            </w:r>
+            <w:r>
+              <w:br/>
+              <w:t/>
+            </w:r>
+            <w:r>
+              <w:rPr>
+                <w:rFonts w:ascii="Consolas" w:hAnsi="Consolas"/>
+                <w:b/>
+                <w:i w:val="0"/>
+                <w:color w:val="00FF80"/>
+                <w:sz w:val="15"/>
+              </w:rPr>
+              <w:t xml:space="preserve"> 21  </w:t>
+            </w:r>
+            <w:r>
+              <w:rPr>
+                <w:rFonts w:ascii="Consolas" w:hAnsi="Consolas"/>
+                <w:b w:val="0"/>
+                <w:i w:val="0"/>
+                <w:color w:val="FFFFFF"/>
+                <w:sz w:val="15"/>
+              </w:rPr>
+              <w:t># Output locations the agent will never write into, even if the user asks.</w:t>
+            </w:r>
+            <w:r>
+              <w:br/>
+              <w:t/>
+            </w:r>
+            <w:r>
+              <w:rPr>
+                <w:rFonts w:ascii="Consolas" w:hAnsi="Consolas"/>
+                <w:b/>
+                <w:i w:val="0"/>
+                <w:color w:val="00FF80"/>
+                <w:sz w:val="15"/>
+              </w:rPr>
+              <w:t xml:space="preserve"> 22  </w:t>
+            </w:r>
+            <w:r>
+              <w:rPr>
+                <w:rFonts w:ascii="Consolas" w:hAnsi="Consolas"/>
+                <w:b w:val="0"/>
+                <w:i w:val="0"/>
+                <w:color w:val="FFFFFF"/>
+                <w:sz w:val="15"/>
+              </w:rPr>
+              <w:t># /root is deliberately absent: it is the home folder when the shell runs as root.</w:t>
+            </w:r>
+            <w:r>
+              <w:br/>
+              <w:t/>
+            </w:r>
+            <w:r>
+              <w:rPr>
+                <w:rFonts w:ascii="Consolas" w:hAnsi="Consolas"/>
+                <w:b/>
+                <w:i w:val="0"/>
+                <w:color w:val="00FF80"/>
+                <w:sz w:val="15"/>
+              </w:rPr>
+              <w:t xml:space="preserve"> 23  </w:t>
+            </w:r>
+            <w:r>
+              <w:rPr>
+                <w:rFonts w:ascii="Consolas" w:hAnsi="Consolas"/>
+                <w:b w:val="0"/>
+                <w:i w:val="0"/>
+                <w:color w:val="FFFFFF"/>
+                <w:sz w:val="15"/>
+              </w:rPr>
+              <w:t>PROTECTED_DIRS = ("/bin", "/boot", "/dev", "/etc", "/lib", "/lib64", "/proc",</w:t>
+            </w:r>
+            <w:r>
+              <w:br/>
+              <w:t/>
+            </w:r>
+            <w:r>
+              <w:rPr>
+                <w:rFonts w:ascii="Consolas" w:hAnsi="Consolas"/>
+                <w:b/>
+                <w:i w:val="0"/>
+                <w:color w:val="00FF80"/>
+                <w:sz w:val="15"/>
+              </w:rPr>
+              <w:t xml:space="preserve"> 24  </w:t>
+            </w:r>
+            <w:r>
+              <w:rPr>
+                <w:rFonts w:ascii="Consolas" w:hAnsi="Consolas"/>
+                <w:b w:val="0"/>
+                <w:i w:val="0"/>
+                <w:color w:val="FFFFFF"/>
+                <w:sz w:val="15"/>
+              </w:rPr>
+              <w:t xml:space="preserve">                  "/sbin", "/sys", "/usr", "/var/lib")</w:t>
+            </w:r>
+            <w:r>
+              <w:br/>
+              <w:t/>
+            </w:r>
+            <w:r>
+              <w:rPr>
+                <w:rFonts w:ascii="Consolas" w:hAnsi="Consolas"/>
+                <w:b/>
+                <w:i w:val="0"/>
+                <w:color w:val="00FF80"/>
+                <w:sz w:val="15"/>
+              </w:rPr>
+              <w:t xml:space="preserve"> 25  </w:t>
+            </w:r>
+            <w:r>
+              <w:rPr>
+                <w:rFonts w:ascii="Consolas" w:hAnsi="Consolas"/>
+                <w:b w:val="0"/>
+                <w:i w:val="0"/>
+                <w:color w:val="FFFFFF"/>
+                <w:sz w:val="15"/>
+              </w:rPr>
+            </w:r>
+            <w:r>
+              <w:br/>
+              <w:t/>
+            </w:r>
+            <w:r>
+              <w:rPr>
+                <w:rFonts w:ascii="Consolas" w:hAnsi="Consolas"/>
+                <w:b/>
+                <w:i w:val="0"/>
+                <w:color w:val="00FF80"/>
+                <w:sz w:val="15"/>
+              </w:rPr>
+              <w:t xml:space="preserve"> 26  </w:t>
+            </w:r>
+            <w:r>
+              <w:rPr>
+                <w:rFonts w:ascii="Consolas" w:hAnsi="Consolas"/>
+                <w:b w:val="0"/>
+                <w:i w:val="0"/>
+                <w:color w:val="FFFFFF"/>
+                <w:sz w:val="15"/>
+              </w:rPr>
+            </w:r>
+            <w:r>
+              <w:br/>
+              <w:t/>
+            </w:r>
+            <w:r>
+              <w:rPr>
+                <w:rFonts w:ascii="Consolas" w:hAnsi="Consolas"/>
+                <w:b/>
+                <w:i w:val="0"/>
+                <w:color w:val="00FF80"/>
+                <w:sz w:val="15"/>
+              </w:rPr>
+              <w:t xml:space="preserve"> 27  </w:t>
+            </w:r>
+            <w:r>
+              <w:rPr>
+                <w:rFonts w:ascii="Consolas" w:hAnsi="Consolas"/>
+                <w:b w:val="0"/>
+                <w:i w:val="0"/>
+                <w:color w:val="FFFFFF"/>
+                <w:sz w:val="15"/>
+              </w:rPr>
+              <w:t>def check_request(text: str) -&gt; str | None:</w:t>
+            </w:r>
+            <w:r>
+              <w:br/>
+              <w:t/>
+            </w:r>
+            <w:r>
+              <w:rPr>
+                <w:rFonts w:ascii="Consolas" w:hAnsi="Consolas"/>
+                <w:b/>
+                <w:i w:val="0"/>
+                <w:color w:val="00FF80"/>
+                <w:sz w:val="15"/>
+              </w:rPr>
+              <w:t xml:space="preserve"> 28  </w:t>
+            </w:r>
+            <w:r>
+              <w:rPr>
+                <w:rFonts w:ascii="Consolas" w:hAnsi="Consolas"/>
+                <w:b w:val="0"/>
+                <w:i w:val="0"/>
+                <w:color w:val="FFFFFF"/>
+                <w:sz w:val="15"/>
+              </w:rPr>
+              <w:t xml:space="preserve">    """Return a refusal reason if the request matches a destructive pattern."""</w:t>
+            </w:r>
+            <w:r>
+              <w:br/>
+              <w:t/>
+            </w:r>
+            <w:r>
+              <w:rPr>
+                <w:rFonts w:ascii="Consolas" w:hAnsi="Consolas"/>
+                <w:b/>
+                <w:i w:val="0"/>
+                <w:color w:val="00FF80"/>
+                <w:sz w:val="15"/>
+              </w:rPr>
+              <w:t xml:space="preserve"> 29  </w:t>
+            </w:r>
+            <w:r>
+              <w:rPr>
+                <w:rFonts w:ascii="Consolas" w:hAnsi="Consolas"/>
+                <w:b w:val="0"/>
+                <w:i w:val="0"/>
+                <w:color w:val="FFFFFF"/>
+                <w:sz w:val="15"/>
+              </w:rPr>
+              <w:t xml:space="preserve">    for pattern, reason in DESTRUCTIVE_PATTERNS:</w:t>
+            </w:r>
+            <w:r>
+              <w:br/>
+              <w:t/>
+            </w:r>
+            <w:r>
+              <w:rPr>
+                <w:rFonts w:ascii="Consolas" w:hAnsi="Consolas"/>
+                <w:b/>
+                <w:i w:val="0"/>
+                <w:color w:val="00FF80"/>
+                <w:sz w:val="15"/>
+              </w:rPr>
+              <w:t xml:space="preserve"> 30  </w:t>
+            </w:r>
+            <w:r>
+              <w:rPr>
+                <w:rFonts w:ascii="Consolas" w:hAnsi="Consolas"/>
+                <w:b w:val="0"/>
+                <w:i w:val="0"/>
+                <w:color w:val="FFFFFF"/>
+                <w:sz w:val="15"/>
+              </w:rPr>
+              <w:t xml:space="preserve">        if pattern.search(text):</w:t>
+            </w:r>
+            <w:r>
+              <w:br/>
+              <w:t/>
+            </w:r>
+            <w:r>
+              <w:rPr>
+                <w:rFonts w:ascii="Consolas" w:hAnsi="Consolas"/>
+                <w:b/>
+                <w:i w:val="0"/>
+                <w:color w:val="00FF80"/>
+                <w:sz w:val="15"/>
+              </w:rPr>
+              <w:t xml:space="preserve"> 31  </w:t>
+            </w:r>
+            <w:r>
+              <w:rPr>
+                <w:rFonts w:ascii="Consolas" w:hAnsi="Consolas"/>
+                <w:b w:val="0"/>
+                <w:i w:val="0"/>
+                <w:color w:val="FFFFFF"/>
+                <w:sz w:val="15"/>
+              </w:rPr>
+              <w:t xml:space="preserve">            return reason</w:t>
+            </w:r>
+            <w:r>
+              <w:br/>
+              <w:t/>
+            </w:r>
+            <w:r>
+              <w:rPr>
+                <w:rFonts w:ascii="Consolas" w:hAnsi="Consolas"/>
+                <w:b/>
+                <w:i w:val="0"/>
+                <w:color w:val="00FF80"/>
+                <w:sz w:val="15"/>
+              </w:rPr>
+              <w:t xml:space="preserve"> 32  </w:t>
+            </w:r>
+            <w:r>
+              <w:rPr>
+                <w:rFonts w:ascii="Consolas" w:hAnsi="Consolas"/>
+                <w:b w:val="0"/>
+                <w:i w:val="0"/>
+                <w:color w:val="FFFFFF"/>
+                <w:sz w:val="15"/>
+              </w:rPr>
+              <w:t xml:space="preserve">    return None</w:t>
+            </w:r>
+          </w:p>
+        </w:tc>
+      </w:tr>
+    </w:tbl>
+    <w:p>
+      <w:pPr>
+        <w:spacing w:after="40"/>
+      </w:pPr>
+    </w:p>
+    <w:p>
+      <w:pPr>
+        <w:spacing w:after="200"/>
+        <w:jc w:val="center"/>
+      </w:pPr>
+      <w:r>
+        <w:rPr>
+          <w:rFonts w:ascii="Calibri" w:hAnsi="Calibri"/>
+          <w:b w:val="0"/>
+          <w:i/>
+          <w:sz w:val="19"/>
+        </w:rPr>
+        <w:t>Listing B.1: Destructive-command patterns and check_request().  Source: smart_archive_agent/security/guardrails.py, lines 6–32 (commit 92304e8 on GitHub).</w:t>
+      </w:r>
+    </w:p>
+    <w:p>
+      <w:pPr>
+        <w:keepNext/>
+        <w:spacing w:after="80" w:before="120"/>
+      </w:pPr>
+      <w:r>
+        <w:rPr>
+          <w:rFonts w:ascii="Calibri" w:hAnsi="Calibri"/>
+          <w:b/>
+          <w:i w:val="0"/>
+          <w:sz w:val="23"/>
+        </w:rPr>
+        <w:t>Planner: chaining archive, compression level and encryption (Section 3.2.2)</w:t>
+      </w:r>
+    </w:p>
+    <w:tbl>
+      <w:tblPr>
+        <w:tblW w:type="auto" w:w="0"/>
+        <w:tblLook w:firstColumn="1" w:firstRow="1" w:lastColumn="0" w:lastRow="0" w:noHBand="0" w:noVBand="1" w:val="04A0"/>
+        <w:jc w:val="center"/>
+        <w:tblLayout w:type="fixed"/>
+      </w:tblPr>
+      <w:tblGrid>
+        <w:gridCol w:w="9360"/>
+      </w:tblGrid>
+      <w:tr>
+        <w:trPr>
+          <w:tblHeader/>
+          <w:cantSplit/>
+        </w:trPr>
+        <w:tc>
+          <w:tcPr>
+            <w:tcW w:type="dxa" w:w="9360"/>
+            <w:shd w:val="clear" w:color="auto" w:fill="1E1E1E"/>
+            <w:tcMar>
+              <w:top w:w="80" w:type="dxa"/>
+              <w:bottom w:w="80" w:type="dxa"/>
+              <w:left w:w="120" w:type="dxa"/>
+              <w:right w:w="120" w:type="dxa"/>
+            </w:tcMar>
+          </w:tcPr>
+          <w:p>
+            <w:pPr>
+              <w:keepNext/>
+              <w:spacing w:after="0"/>
+            </w:pPr>
+            <w:r>
+              <w:rPr>
+                <w:rFonts w:ascii="Consolas" w:hAnsi="Consolas"/>
+                <w:b/>
+                <w:i w:val="0"/>
+                <w:color w:val="00FF80"/>
+                <w:sz w:val="15"/>
+              </w:rPr>
+              <w:t xml:space="preserve">166  </w:t>
+            </w:r>
+            <w:r>
+              <w:rPr>
+                <w:rFonts w:ascii="Consolas" w:hAnsi="Consolas"/>
+                <w:b w:val="0"/>
+                <w:i w:val="0"/>
+                <w:color w:val="FFFFFF"/>
+                <w:sz w:val="15"/>
+              </w:rPr>
+              <w:t xml:space="preserve">    wants_encrypt = ENCRYPT_RE.search(words) is not None</w:t>
+            </w:r>
+            <w:r>
+              <w:br/>
+              <w:t/>
+            </w:r>
+            <w:r>
+              <w:rPr>
+                <w:rFonts w:ascii="Consolas" w:hAnsi="Consolas"/>
+                <w:b/>
+                <w:i w:val="0"/>
+                <w:color w:val="00FF80"/>
+                <w:sz w:val="15"/>
+              </w:rPr>
+              <w:t xml:space="preserve">167  </w:t>
+            </w:r>
+            <w:r>
+              <w:rPr>
+                <w:rFonts w:ascii="Consolas" w:hAnsi="Consolas"/>
+                <w:b w:val="0"/>
+                <w:i w:val="0"/>
+                <w:color w:val="FFFFFF"/>
+                <w:sz w:val="15"/>
+              </w:rPr>
+              <w:t xml:space="preserve">    named_archive = named_out is not None and archive_format_for(named_out) is not None</w:t>
+            </w:r>
+            <w:r>
+              <w:br/>
+              <w:t/>
+            </w:r>
+            <w:r>
+              <w:rPr>
+                <w:rFonts w:ascii="Consolas" w:hAnsi="Consolas"/>
+                <w:b/>
+                <w:i w:val="0"/>
+                <w:color w:val="00FF80"/>
+                <w:sz w:val="15"/>
+              </w:rPr>
+              <w:t xml:space="preserve">168  </w:t>
+            </w:r>
+            <w:r>
+              <w:rPr>
+                <w:rFonts w:ascii="Consolas" w:hAnsi="Consolas"/>
+                <w:b w:val="0"/>
+                <w:i w:val="0"/>
+                <w:color w:val="FFFFFF"/>
+                <w:sz w:val="15"/>
+              </w:rPr>
+              <w:t xml:space="preserve">    wants_archive = (op == "create_archive" or source_abs.is_dir() or named_archive</w:t>
+            </w:r>
+            <w:r>
+              <w:br/>
+              <w:t/>
+            </w:r>
+            <w:r>
+              <w:rPr>
+                <w:rFonts w:ascii="Consolas" w:hAnsi="Consolas"/>
+                <w:b/>
+                <w:i w:val="0"/>
+                <w:color w:val="00FF80"/>
+                <w:sz w:val="15"/>
+              </w:rPr>
+              <w:t xml:space="preserve">169  </w:t>
+            </w:r>
+            <w:r>
+              <w:rPr>
+                <w:rFonts w:ascii="Consolas" w:hAnsi="Consolas"/>
+                <w:b w:val="0"/>
+                <w:i w:val="0"/>
+                <w:color w:val="FFFFFF"/>
+                <w:sz w:val="15"/>
+              </w:rPr>
+              <w:t xml:space="preserve">                     or PACKAGE_RE.search(words) is not None)</w:t>
+            </w:r>
+            <w:r>
+              <w:br/>
+              <w:t/>
+            </w:r>
+            <w:r>
+              <w:rPr>
+                <w:rFonts w:ascii="Consolas" w:hAnsi="Consolas"/>
+                <w:b/>
+                <w:i w:val="0"/>
+                <w:color w:val="00FF80"/>
+                <w:sz w:val="15"/>
+              </w:rPr>
+              <w:t xml:space="preserve">170  </w:t>
+            </w:r>
+            <w:r>
+              <w:rPr>
+                <w:rFonts w:ascii="Consolas" w:hAnsi="Consolas"/>
+                <w:b w:val="0"/>
+                <w:i w:val="0"/>
+                <w:color w:val="FFFFFF"/>
+                <w:sz w:val="15"/>
+              </w:rPr>
+              <w:t xml:space="preserve">    wants_compress = COMPRESS_RE.search(words) is not None</w:t>
+            </w:r>
+            <w:r>
+              <w:br/>
+              <w:t/>
+            </w:r>
+            <w:r>
+              <w:rPr>
+                <w:rFonts w:ascii="Consolas" w:hAnsi="Consolas"/>
+                <w:b/>
+                <w:i w:val="0"/>
+                <w:color w:val="00FF80"/>
+                <w:sz w:val="15"/>
+              </w:rPr>
+              <w:t xml:space="preserve">171  </w:t>
+            </w:r>
+            <w:r>
+              <w:rPr>
+                <w:rFonts w:ascii="Consolas" w:hAnsi="Consolas"/>
+                <w:b w:val="0"/>
+                <w:i w:val="0"/>
+                <w:color w:val="FFFFFF"/>
+                <w:sz w:val="15"/>
+              </w:rPr>
+            </w:r>
+            <w:r>
+              <w:br/>
+              <w:t/>
+            </w:r>
+            <w:r>
+              <w:rPr>
+                <w:rFonts w:ascii="Consolas" w:hAnsi="Consolas"/>
+                <w:b/>
+                <w:i w:val="0"/>
+                <w:color w:val="00FF80"/>
+                <w:sz w:val="15"/>
+              </w:rPr>
+              <w:t xml:space="preserve">172  </w:t>
+            </w:r>
+            <w:r>
+              <w:rPr>
+                <w:rFonts w:ascii="Consolas" w:hAnsi="Consolas"/>
+                <w:b w:val="0"/>
+                <w:i w:val="0"/>
+                <w:color w:val="FFFFFF"/>
+                <w:sz w:val="15"/>
+              </w:rPr>
+              <w:t xml:space="preserve">    steps: list[Step] = []</w:t>
+            </w:r>
+            <w:r>
+              <w:br/>
+              <w:t/>
+            </w:r>
+            <w:r>
+              <w:rPr>
+                <w:rFonts w:ascii="Consolas" w:hAnsi="Consolas"/>
+                <w:b/>
+                <w:i w:val="0"/>
+                <w:color w:val="00FF80"/>
+                <w:sz w:val="15"/>
+              </w:rPr>
+              <w:t xml:space="preserve">173  </w:t>
+            </w:r>
+            <w:r>
+              <w:rPr>
+                <w:rFonts w:ascii="Consolas" w:hAnsi="Consolas"/>
+                <w:b w:val="0"/>
+                <w:i w:val="0"/>
+                <w:color w:val="FFFFFF"/>
+                <w:sz w:val="15"/>
+              </w:rPr>
+              <w:t xml:space="preserve">    packed = None</w:t>
+            </w:r>
+            <w:r>
+              <w:br/>
+              <w:t/>
+            </w:r>
+            <w:r>
+              <w:rPr>
+                <w:rFonts w:ascii="Consolas" w:hAnsi="Consolas"/>
+                <w:b/>
+                <w:i w:val="0"/>
+                <w:color w:val="00FF80"/>
+                <w:sz w:val="15"/>
+              </w:rPr>
+              <w:t xml:space="preserve">174  </w:t>
+            </w:r>
+            <w:r>
+              <w:rPr>
+                <w:rFonts w:ascii="Consolas" w:hAnsi="Consolas"/>
+                <w:b w:val="0"/>
+                <w:i w:val="0"/>
+                <w:color w:val="FFFFFF"/>
+                <w:sz w:val="15"/>
+              </w:rPr>
+              <w:t xml:space="preserve">    if wants_archive:</w:t>
+            </w:r>
+            <w:r>
+              <w:br/>
+              <w:t/>
+            </w:r>
+            <w:r>
+              <w:rPr>
+                <w:rFonts w:ascii="Consolas" w:hAnsi="Consolas"/>
+                <w:b/>
+                <w:i w:val="0"/>
+                <w:color w:val="00FF80"/>
+                <w:sz w:val="15"/>
+              </w:rPr>
+              <w:t xml:space="preserve">175  </w:t>
+            </w:r>
+            <w:r>
+              <w:rPr>
+                <w:rFonts w:ascii="Consolas" w:hAnsi="Consolas"/>
+                <w:b w:val="0"/>
+                <w:i w:val="0"/>
+                <w:color w:val="FFFFFF"/>
+                <w:sz w:val="15"/>
+              </w:rPr>
+              <w:t xml:space="preserve">        fmt = (archive_format_for(named_out) if named_archive else None) or               ("zip" if ZIP_FORMAT_RE.search(words) else algorithm or ("gz" if level == "fast" else "xz"))</w:t>
+            </w:r>
+            <w:r>
+              <w:br/>
+              <w:t/>
+            </w:r>
+            <w:r>
+              <w:rPr>
+                <w:rFonts w:ascii="Consolas" w:hAnsi="Consolas"/>
+                <w:b/>
+                <w:i w:val="0"/>
+                <w:color w:val="00FF80"/>
+                <w:sz w:val="15"/>
+              </w:rPr>
+              <w:t xml:space="preserve">176  </w:t>
+            </w:r>
+            <w:r>
+              <w:rPr>
+                <w:rFonts w:ascii="Consolas" w:hAnsi="Consolas"/>
+                <w:b w:val="0"/>
+                <w:i w:val="0"/>
+                <w:color w:val="FFFFFF"/>
+                <w:sz w:val="15"/>
+              </w:rPr>
+              <w:t xml:space="preserve">        packed = named_out if named_archive else str(_unique(source_abs.parent / (source_abs.name + EXTENSIONS[fmt])))</w:t>
+            </w:r>
+            <w:r>
+              <w:br/>
+              <w:t/>
+            </w:r>
+            <w:r>
+              <w:rPr>
+                <w:rFonts w:ascii="Consolas" w:hAnsi="Consolas"/>
+                <w:b/>
+                <w:i w:val="0"/>
+                <w:color w:val="00FF80"/>
+                <w:sz w:val="15"/>
+              </w:rPr>
+              <w:t xml:space="preserve">177  </w:t>
+            </w:r>
+            <w:r>
+              <w:rPr>
+                <w:rFonts w:ascii="Consolas" w:hAnsi="Consolas"/>
+                <w:b w:val="0"/>
+                <w:i w:val="0"/>
+                <w:color w:val="FFFFFF"/>
+                <w:sz w:val="15"/>
+              </w:rPr>
+              <w:t xml:space="preserve">        steps.append(Step("create_archive", {"source_path": source, "output_path": packed,</w:t>
+            </w:r>
+            <w:r>
+              <w:br/>
+              <w:t/>
+            </w:r>
+            <w:r>
+              <w:rPr>
+                <w:rFonts w:ascii="Consolas" w:hAnsi="Consolas"/>
+                <w:b/>
+                <w:i w:val="0"/>
+                <w:color w:val="00FF80"/>
+                <w:sz w:val="15"/>
+              </w:rPr>
+              <w:t xml:space="preserve">178  </w:t>
+            </w:r>
+            <w:r>
+              <w:rPr>
+                <w:rFonts w:ascii="Consolas" w:hAnsi="Consolas"/>
+                <w:b w:val="0"/>
+                <w:i w:val="0"/>
+                <w:color w:val="FFFFFF"/>
+                <w:sz w:val="15"/>
+              </w:rPr>
+              <w:t xml:space="preserve">                                             "compression": fmt, "level": level},</w:t>
+            </w:r>
+            <w:r>
+              <w:br/>
+              <w:t/>
+            </w:r>
+            <w:r>
+              <w:rPr>
+                <w:rFonts w:ascii="Consolas" w:hAnsi="Consolas"/>
+                <w:b/>
+                <w:i w:val="0"/>
+                <w:color w:val="00FF80"/>
+                <w:sz w:val="15"/>
+              </w:rPr>
+              <w:t xml:space="preserve">179  </w:t>
+            </w:r>
+            <w:r>
+              <w:rPr>
+                <w:rFonts w:ascii="Consolas" w:hAnsi="Consolas"/>
+                <w:b w:val="0"/>
+                <w:i w:val="0"/>
+                <w:color w:val="FFFFFF"/>
+                <w:sz w:val="15"/>
+              </w:rPr>
+              <w:t xml:space="preserve">                          f"bundle into one {fmt} archive ({level} compression)"))</w:t>
+            </w:r>
+            <w:r>
+              <w:br/>
+              <w:t/>
+            </w:r>
+            <w:r>
+              <w:rPr>
+                <w:rFonts w:ascii="Consolas" w:hAnsi="Consolas"/>
+                <w:b/>
+                <w:i w:val="0"/>
+                <w:color w:val="00FF80"/>
+                <w:sz w:val="15"/>
+              </w:rPr>
+              <w:t xml:space="preserve">180  </w:t>
+            </w:r>
+            <w:r>
+              <w:rPr>
+                <w:rFonts w:ascii="Consolas" w:hAnsi="Consolas"/>
+                <w:b w:val="0"/>
+                <w:i w:val="0"/>
+                <w:color w:val="FFFFFF"/>
+                <w:sz w:val="15"/>
+              </w:rPr>
+              <w:t xml:space="preserve">    elif wants_compress:</w:t>
+            </w:r>
+            <w:r>
+              <w:br/>
+              <w:t/>
+            </w:r>
+            <w:r>
+              <w:rPr>
+                <w:rFonts w:ascii="Consolas" w:hAnsi="Consolas"/>
+                <w:b/>
+                <w:i w:val="0"/>
+                <w:color w:val="00FF80"/>
+                <w:sz w:val="15"/>
+              </w:rPr>
+              <w:t xml:space="preserve">181  </w:t>
+            </w:r>
+            <w:r>
+              <w:rPr>
+                <w:rFonts w:ascii="Consolas" w:hAnsi="Consolas"/>
+                <w:b w:val="0"/>
+                <w:i w:val="0"/>
+                <w:color w:val="FFFFFF"/>
+                <w:sz w:val="15"/>
+              </w:rPr>
+              <w:t xml:space="preserve">        algo = algorithm or ("gz" if level == "fast" else "xz")</w:t>
+            </w:r>
+            <w:r>
+              <w:br/>
+              <w:t/>
+            </w:r>
+            <w:r>
+              <w:rPr>
+                <w:rFonts w:ascii="Consolas" w:hAnsi="Consolas"/>
+                <w:b/>
+                <w:i w:val="0"/>
+                <w:color w:val="00FF80"/>
+                <w:sz w:val="15"/>
+              </w:rPr>
+              <w:t xml:space="preserve">182  </w:t>
+            </w:r>
+            <w:r>
+              <w:rPr>
+                <w:rFonts w:ascii="Consolas" w:hAnsi="Consolas"/>
+                <w:b w:val="0"/>
+                <w:i w:val="0"/>
+                <w:color w:val="FFFFFF"/>
+                <w:sz w:val="15"/>
+              </w:rPr>
+              <w:t xml:space="preserve">        packed = named_out or str(_unique(Path(str(source_abs) + "." + algo)))</w:t>
+            </w:r>
+            <w:r>
+              <w:br/>
+              <w:t/>
+            </w:r>
+            <w:r>
+              <w:rPr>
+                <w:rFonts w:ascii="Consolas" w:hAnsi="Consolas"/>
+                <w:b/>
+                <w:i w:val="0"/>
+                <w:color w:val="00FF80"/>
+                <w:sz w:val="15"/>
+              </w:rPr>
+              <w:t xml:space="preserve">183  </w:t>
+            </w:r>
+            <w:r>
+              <w:rPr>
+                <w:rFonts w:ascii="Consolas" w:hAnsi="Consolas"/>
+                <w:b w:val="0"/>
+                <w:i w:val="0"/>
+                <w:color w:val="FFFFFF"/>
+                <w:sz w:val="15"/>
+              </w:rPr>
+              <w:t xml:space="preserve">        steps.append(Step("compress_file", {"source_path": source, "output_path": packed,</w:t>
+            </w:r>
+            <w:r>
+              <w:br/>
+              <w:t/>
+            </w:r>
+            <w:r>
+              <w:rPr>
+                <w:rFonts w:ascii="Consolas" w:hAnsi="Consolas"/>
+                <w:b/>
+                <w:i w:val="0"/>
+                <w:color w:val="00FF80"/>
+                <w:sz w:val="15"/>
+              </w:rPr>
+              <w:t xml:space="preserve">184  </w:t>
+            </w:r>
+            <w:r>
+              <w:rPr>
+                <w:rFonts w:ascii="Consolas" w:hAnsi="Consolas"/>
+                <w:b w:val="0"/>
+                <w:i w:val="0"/>
+                <w:color w:val="FFFFFF"/>
+                <w:sz w:val="15"/>
+              </w:rPr>
+              <w:t xml:space="preserve">                                            "algorithm": algo, "level": level},</w:t>
+            </w:r>
+            <w:r>
+              <w:br/>
+              <w:t/>
+            </w:r>
+            <w:r>
+              <w:rPr>
+                <w:rFonts w:ascii="Consolas" w:hAnsi="Consolas"/>
+                <w:b/>
+                <w:i w:val="0"/>
+                <w:color w:val="00FF80"/>
+                <w:sz w:val="15"/>
+              </w:rPr>
+              <w:t xml:space="preserve">185  </w:t>
+            </w:r>
+            <w:r>
+              <w:rPr>
+                <w:rFonts w:ascii="Consolas" w:hAnsi="Consolas"/>
+                <w:b w:val="0"/>
+                <w:i w:val="0"/>
+                <w:color w:val="FFFFFF"/>
+                <w:sz w:val="15"/>
+              </w:rPr>
+              <w:t xml:space="preserve">                          f"compress with {algo} ({level} level)"))</w:t>
+            </w:r>
+            <w:r>
+              <w:br/>
+              <w:t/>
+            </w:r>
+            <w:r>
+              <w:rPr>
+                <w:rFonts w:ascii="Consolas" w:hAnsi="Consolas"/>
+                <w:b/>
+                <w:i w:val="0"/>
+                <w:color w:val="00FF80"/>
+                <w:sz w:val="15"/>
+              </w:rPr>
+              <w:t xml:space="preserve">186  </w:t>
+            </w:r>
+            <w:r>
+              <w:rPr>
+                <w:rFonts w:ascii="Consolas" w:hAnsi="Consolas"/>
+                <w:b w:val="0"/>
+                <w:i w:val="0"/>
+                <w:color w:val="FFFFFF"/>
+                <w:sz w:val="15"/>
+              </w:rPr>
+              <w:t xml:space="preserve">    if wants_encrypt:</w:t>
+            </w:r>
+            <w:r>
+              <w:br/>
+              <w:t/>
+            </w:r>
+            <w:r>
+              <w:rPr>
+                <w:rFonts w:ascii="Consolas" w:hAnsi="Consolas"/>
+                <w:b/>
+                <w:i w:val="0"/>
+                <w:color w:val="00FF80"/>
+                <w:sz w:val="15"/>
+              </w:rPr>
+              <w:t xml:space="preserve">187  </w:t>
+            </w:r>
+            <w:r>
+              <w:rPr>
+                <w:rFonts w:ascii="Consolas" w:hAnsi="Consolas"/>
+                <w:b w:val="0"/>
+                <w:i w:val="0"/>
+                <w:color w:val="FFFFFF"/>
+                <w:sz w:val="15"/>
+              </w:rPr>
+              <w:t xml:space="preserve">        enc_source = packed or source</w:t>
+            </w:r>
+            <w:r>
+              <w:br/>
+              <w:t/>
+            </w:r>
+            <w:r>
+              <w:rPr>
+                <w:rFonts w:ascii="Consolas" w:hAnsi="Consolas"/>
+                <w:b/>
+                <w:i w:val="0"/>
+                <w:color w:val="00FF80"/>
+                <w:sz w:val="15"/>
+              </w:rPr>
+              <w:t xml:space="preserve">188  </w:t>
+            </w:r>
+            <w:r>
+              <w:rPr>
+                <w:rFonts w:ascii="Consolas" w:hAnsi="Consolas"/>
+                <w:b w:val="0"/>
+                <w:i w:val="0"/>
+                <w:color w:val="FFFFFF"/>
+                <w:sz w:val="15"/>
+              </w:rPr>
+              <w:t xml:space="preserve">        enc_out = gpg_out or (named_out if packed is None else None) or                   str(_unique(Path(str(_abs(enc_source)) + ".gpg")))</w:t>
+            </w:r>
+            <w:r>
+              <w:br/>
+              <w:t/>
+            </w:r>
+            <w:r>
+              <w:rPr>
+                <w:rFonts w:ascii="Consolas" w:hAnsi="Consolas"/>
+                <w:b/>
+                <w:i w:val="0"/>
+                <w:color w:val="00FF80"/>
+                <w:sz w:val="15"/>
+              </w:rPr>
+              <w:t xml:space="preserve">189  </w:t>
+            </w:r>
+            <w:r>
+              <w:rPr>
+                <w:rFonts w:ascii="Consolas" w:hAnsi="Consolas"/>
+                <w:b w:val="0"/>
+                <w:i w:val="0"/>
+                <w:color w:val="FFFFFF"/>
+                <w:sz w:val="15"/>
+              </w:rPr>
+              <w:t xml:space="preserve">        steps.append(Step("encrypt_file", {"source_path": enc_source, "output_path": enc_out},</w:t>
+            </w:r>
+            <w:r>
+              <w:br/>
+              <w:t/>
+            </w:r>
+            <w:r>
+              <w:rPr>
+                <w:rFonts w:ascii="Consolas" w:hAnsi="Consolas"/>
+                <w:b/>
+                <w:i w:val="0"/>
+                <w:color w:val="00FF80"/>
+                <w:sz w:val="15"/>
+              </w:rPr>
+              <w:t xml:space="preserve">190  </w:t>
+            </w:r>
+            <w:r>
+              <w:rPr>
+                <w:rFonts w:ascii="Consolas" w:hAnsi="Consolas"/>
+                <w:b w:val="0"/>
+                <w:i w:val="0"/>
+                <w:color w:val="FFFFFF"/>
+                <w:sz w:val="15"/>
+              </w:rPr>
+              <w:t xml:space="preserve">                          "encrypt with GPG AES-256"))</w:t>
+            </w:r>
+          </w:p>
+        </w:tc>
+      </w:tr>
+    </w:tbl>
+    <w:p>
+      <w:pPr>
+        <w:spacing w:after="40"/>
+      </w:pPr>
+    </w:p>
+    <w:p>
+      <w:pPr>
+        <w:spacing w:after="200"/>
+        <w:jc w:val="center"/>
+      </w:pPr>
+      <w:r>
+        <w:rPr>
+          <w:rFonts w:ascii="Calibri" w:hAnsi="Calibri"/>
+          <w:b w:val="0"/>
+          <w:i/>
+          <w:sz w:val="19"/>
+        </w:rPr>
+        <w:t>Listing B.2: How one sentence becomes an archive step and an encryption step.  Source: smart_archive_agent/planner.py, lines 166–190 (commit 92304e8 on GitHub).</w:t>
+      </w:r>
+    </w:p>
+    <w:p>
+      <w:pPr>
+        <w:keepNext/>
+        <w:spacing w:after="80" w:before="120"/>
+      </w:pPr>
+      <w:r>
+        <w:rPr>
+          <w:rFonts w:ascii="Calibri" w:hAnsi="Calibri"/>
+          <w:b/>
+          <w:i w:val="0"/>
+          <w:sz w:val="23"/>
+        </w:rPr>
+        <w:t>Tool layer: the single validated entry point (Section 3.2.3)</w:t>
+      </w:r>
+    </w:p>
+    <w:tbl>
+      <w:tblPr>
+        <w:tblW w:type="auto" w:w="0"/>
+        <w:tblLook w:firstColumn="1" w:firstRow="1" w:lastColumn="0" w:lastRow="0" w:noHBand="0" w:noVBand="1" w:val="04A0"/>
+        <w:jc w:val="center"/>
+        <w:tblLayout w:type="fixed"/>
+      </w:tblPr>
+      <w:tblGrid>
+        <w:gridCol w:w="9360"/>
+      </w:tblGrid>
+      <w:tr>
+        <w:trPr>
+          <w:tblHeader/>
+          <w:cantSplit/>
+        </w:trPr>
+        <w:tc>
+          <w:tcPr>
+            <w:tcW w:type="dxa" w:w="9360"/>
+            <w:shd w:val="clear" w:color="auto" w:fill="1E1E1E"/>
+            <w:tcMar>
+              <w:top w:w="80" w:type="dxa"/>
+              <w:bottom w:w="80" w:type="dxa"/>
+              <w:left w:w="120" w:type="dxa"/>
+              <w:right w:w="120" w:type="dxa"/>
+            </w:tcMar>
+          </w:tcPr>
+          <w:p>
+            <w:pPr>
+              <w:keepNext/>
+              <w:spacing w:after="0"/>
+            </w:pPr>
+            <w:r>
+              <w:rPr>
+                <w:rFonts w:ascii="Consolas" w:hAnsi="Consolas"/>
+                <w:b/>
+                <w:i w:val="0"/>
+                <w:color w:val="00FF80"/>
+                <w:sz w:val="15"/>
+              </w:rPr>
+              <w:t xml:space="preserve">128  </w:t>
+            </w:r>
+            <w:r>
+              <w:rPr>
+                <w:rFonts w:ascii="Consolas" w:hAnsi="Consolas"/>
+                <w:b w:val="0"/>
+                <w:i w:val="0"/>
+                <w:color w:val="FFFFFF"/>
+                <w:sz w:val="15"/>
+              </w:rPr>
+              <w:t>def execute_tool(name: str, args: dict, passphrase: str | None = None) -&gt; dict:</w:t>
+            </w:r>
+            <w:r>
+              <w:br/>
+              <w:t/>
+            </w:r>
+            <w:r>
+              <w:rPr>
+                <w:rFonts w:ascii="Consolas" w:hAnsi="Consolas"/>
+                <w:b/>
+                <w:i w:val="0"/>
+                <w:color w:val="00FF80"/>
+                <w:sz w:val="15"/>
+              </w:rPr>
+              <w:t xml:space="preserve">129  </w:t>
+            </w:r>
+            <w:r>
+              <w:rPr>
+                <w:rFonts w:ascii="Consolas" w:hAnsi="Consolas"/>
+                <w:b w:val="0"/>
+                <w:i w:val="0"/>
+                <w:color w:val="FFFFFF"/>
+                <w:sz w:val="15"/>
+              </w:rPr>
+              <w:t xml:space="preserve">    """Run one tool call. Never raises: failures come back as {'success': False, ...}.</w:t>
+            </w:r>
+            <w:r>
+              <w:br/>
+              <w:t/>
+            </w:r>
+            <w:r>
+              <w:rPr>
+                <w:rFonts w:ascii="Consolas" w:hAnsi="Consolas"/>
+                <w:b/>
+                <w:i w:val="0"/>
+                <w:color w:val="00FF80"/>
+                <w:sz w:val="15"/>
+              </w:rPr>
+              <w:t xml:space="preserve">130  </w:t>
+            </w:r>
+            <w:r>
+              <w:rPr>
+                <w:rFonts w:ascii="Consolas" w:hAnsi="Consolas"/>
+                <w:b w:val="0"/>
+                <w:i w:val="0"/>
+                <w:color w:val="FFFFFF"/>
+                <w:sz w:val="15"/>
+              </w:rPr>
+            </w:r>
+            <w:r>
+              <w:br/>
+              <w:t/>
+            </w:r>
+            <w:r>
+              <w:rPr>
+                <w:rFonts w:ascii="Consolas" w:hAnsi="Consolas"/>
+                <w:b/>
+                <w:i w:val="0"/>
+                <w:color w:val="00FF80"/>
+                <w:sz w:val="15"/>
+              </w:rPr>
+              <w:t xml:space="preserve">131  </w:t>
+            </w:r>
+            <w:r>
+              <w:rPr>
+                <w:rFonts w:ascii="Consolas" w:hAnsi="Consolas"/>
+                <w:b w:val="0"/>
+                <w:i w:val="0"/>
+                <w:color w:val="FFFFFF"/>
+                <w:sz w:val="15"/>
+              </w:rPr>
+              <w:t xml:space="preserve">    `name` may carry the TOOL_PREFIX; `args` may be a dict or the JSON string an LLM API returns.</w:t>
+            </w:r>
+            <w:r>
+              <w:br/>
+              <w:t/>
+            </w:r>
+            <w:r>
+              <w:rPr>
+                <w:rFonts w:ascii="Consolas" w:hAnsi="Consolas"/>
+                <w:b/>
+                <w:i w:val="0"/>
+                <w:color w:val="00FF80"/>
+                <w:sz w:val="15"/>
+              </w:rPr>
+              <w:t xml:space="preserve">132  </w:t>
+            </w:r>
+            <w:r>
+              <w:rPr>
+                <w:rFonts w:ascii="Consolas" w:hAnsi="Consolas"/>
+                <w:b w:val="0"/>
+                <w:i w:val="0"/>
+                <w:color w:val="FFFFFF"/>
+                <w:sz w:val="15"/>
+              </w:rPr>
+              <w:t xml:space="preserve">    """</w:t>
+            </w:r>
+            <w:r>
+              <w:br/>
+              <w:t/>
+            </w:r>
+            <w:r>
+              <w:rPr>
+                <w:rFonts w:ascii="Consolas" w:hAnsi="Consolas"/>
+                <w:b/>
+                <w:i w:val="0"/>
+                <w:color w:val="00FF80"/>
+                <w:sz w:val="15"/>
+              </w:rPr>
+              <w:t xml:space="preserve">133  </w:t>
+            </w:r>
+            <w:r>
+              <w:rPr>
+                <w:rFonts w:ascii="Consolas" w:hAnsi="Consolas"/>
+                <w:b w:val="0"/>
+                <w:i w:val="0"/>
+                <w:color w:val="FFFFFF"/>
+                <w:sz w:val="15"/>
+              </w:rPr>
+              <w:t xml:space="preserve">    if isinstance(name, str) and name.startswith(TOOL_PREFIX):</w:t>
+            </w:r>
+            <w:r>
+              <w:br/>
+              <w:t/>
+            </w:r>
+            <w:r>
+              <w:rPr>
+                <w:rFonts w:ascii="Consolas" w:hAnsi="Consolas"/>
+                <w:b/>
+                <w:i w:val="0"/>
+                <w:color w:val="00FF80"/>
+                <w:sz w:val="15"/>
+              </w:rPr>
+              <w:t xml:space="preserve">134  </w:t>
+            </w:r>
+            <w:r>
+              <w:rPr>
+                <w:rFonts w:ascii="Consolas" w:hAnsi="Consolas"/>
+                <w:b w:val="0"/>
+                <w:i w:val="0"/>
+                <w:color w:val="FFFFFF"/>
+                <w:sz w:val="15"/>
+              </w:rPr>
+              <w:t xml:space="preserve">        name = name[len(TOOL_PREFIX):]</w:t>
+            </w:r>
+            <w:r>
+              <w:br/>
+              <w:t/>
+            </w:r>
+            <w:r>
+              <w:rPr>
+                <w:rFonts w:ascii="Consolas" w:hAnsi="Consolas"/>
+                <w:b/>
+                <w:i w:val="0"/>
+                <w:color w:val="00FF80"/>
+                <w:sz w:val="15"/>
+              </w:rPr>
+              <w:t xml:space="preserve">135  </w:t>
+            </w:r>
+            <w:r>
+              <w:rPr>
+                <w:rFonts w:ascii="Consolas" w:hAnsi="Consolas"/>
+                <w:b w:val="0"/>
+                <w:i w:val="0"/>
+                <w:color w:val="FFFFFF"/>
+                <w:sz w:val="15"/>
+              </w:rPr>
+              <w:t xml:space="preserve">    if isinstance(args, str):</w:t>
+            </w:r>
+            <w:r>
+              <w:br/>
+              <w:t/>
+            </w:r>
+            <w:r>
+              <w:rPr>
+                <w:rFonts w:ascii="Consolas" w:hAnsi="Consolas"/>
+                <w:b/>
+                <w:i w:val="0"/>
+                <w:color w:val="00FF80"/>
+                <w:sz w:val="15"/>
+              </w:rPr>
+              <w:t xml:space="preserve">136  </w:t>
+            </w:r>
+            <w:r>
+              <w:rPr>
+                <w:rFonts w:ascii="Consolas" w:hAnsi="Consolas"/>
+                <w:b w:val="0"/>
+                <w:i w:val="0"/>
+                <w:color w:val="FFFFFF"/>
+                <w:sz w:val="15"/>
+              </w:rPr>
+              <w:t xml:space="preserve">        try:</w:t>
+            </w:r>
+            <w:r>
+              <w:br/>
+              <w:t/>
+            </w:r>
+            <w:r>
+              <w:rPr>
+                <w:rFonts w:ascii="Consolas" w:hAnsi="Consolas"/>
+                <w:b/>
+                <w:i w:val="0"/>
+                <w:color w:val="00FF80"/>
+                <w:sz w:val="15"/>
+              </w:rPr>
+              <w:t xml:space="preserve">137  </w:t>
+            </w:r>
+            <w:r>
+              <w:rPr>
+                <w:rFonts w:ascii="Consolas" w:hAnsi="Consolas"/>
+                <w:b w:val="0"/>
+                <w:i w:val="0"/>
+                <w:color w:val="FFFFFF"/>
+                <w:sz w:val="15"/>
+              </w:rPr>
+              <w:t xml:space="preserve">            args = json.loads(args)</w:t>
+            </w:r>
+            <w:r>
+              <w:br/>
+              <w:t/>
+            </w:r>
+            <w:r>
+              <w:rPr>
+                <w:rFonts w:ascii="Consolas" w:hAnsi="Consolas"/>
+                <w:b/>
+                <w:i w:val="0"/>
+                <w:color w:val="00FF80"/>
+                <w:sz w:val="15"/>
+              </w:rPr>
+              <w:t xml:space="preserve">138  </w:t>
+            </w:r>
+            <w:r>
+              <w:rPr>
+                <w:rFonts w:ascii="Consolas" w:hAnsi="Consolas"/>
+                <w:b w:val="0"/>
+                <w:i w:val="0"/>
+                <w:color w:val="FFFFFF"/>
+                <w:sz w:val="15"/>
+              </w:rPr>
+              <w:t xml:space="preserve">        except ValueError:</w:t>
+            </w:r>
+            <w:r>
+              <w:br/>
+              <w:t/>
+            </w:r>
+            <w:r>
+              <w:rPr>
+                <w:rFonts w:ascii="Consolas" w:hAnsi="Consolas"/>
+                <w:b/>
+                <w:i w:val="0"/>
+                <w:color w:val="00FF80"/>
+                <w:sz w:val="15"/>
+              </w:rPr>
+              <w:t xml:space="preserve">139  </w:t>
+            </w:r>
+            <w:r>
+              <w:rPr>
+                <w:rFonts w:ascii="Consolas" w:hAnsi="Consolas"/>
+                <w:b w:val="0"/>
+                <w:i w:val="0"/>
+                <w:color w:val="FFFFFF"/>
+                <w:sz w:val="15"/>
+              </w:rPr>
+              <w:t xml:space="preserve">            return {"success": False, "operation": name, "error": "arguments are not valid JSON",</w:t>
+            </w:r>
+            <w:r>
+              <w:br/>
+              <w:t/>
+            </w:r>
+            <w:r>
+              <w:rPr>
+                <w:rFonts w:ascii="Consolas" w:hAnsi="Consolas"/>
+                <w:b/>
+                <w:i w:val="0"/>
+                <w:color w:val="00FF80"/>
+                <w:sz w:val="15"/>
+              </w:rPr>
+              <w:t xml:space="preserve">140  </w:t>
+            </w:r>
+            <w:r>
+              <w:rPr>
+                <w:rFonts w:ascii="Consolas" w:hAnsi="Consolas"/>
+                <w:b w:val="0"/>
+                <w:i w:val="0"/>
+                <w:color w:val="FFFFFF"/>
+                <w:sz w:val="15"/>
+              </w:rPr>
+              <w:t xml:space="preserve">                    "message": "The tool call was rejected before execution."}</w:t>
+            </w:r>
+            <w:r>
+              <w:br/>
+              <w:t/>
+            </w:r>
+            <w:r>
+              <w:rPr>
+                <w:rFonts w:ascii="Consolas" w:hAnsi="Consolas"/>
+                <w:b/>
+                <w:i w:val="0"/>
+                <w:color w:val="00FF80"/>
+                <w:sz w:val="15"/>
+              </w:rPr>
+              <w:t xml:space="preserve">141  </w:t>
+            </w:r>
+            <w:r>
+              <w:rPr>
+                <w:rFonts w:ascii="Consolas" w:hAnsi="Consolas"/>
+                <w:b w:val="0"/>
+                <w:i w:val="0"/>
+                <w:color w:val="FFFFFF"/>
+                <w:sz w:val="15"/>
+              </w:rPr>
+              <w:t xml:space="preserve">    problems = check_arguments(name, args)</w:t>
+            </w:r>
+            <w:r>
+              <w:br/>
+              <w:t/>
+            </w:r>
+            <w:r>
+              <w:rPr>
+                <w:rFonts w:ascii="Consolas" w:hAnsi="Consolas"/>
+                <w:b/>
+                <w:i w:val="0"/>
+                <w:color w:val="00FF80"/>
+                <w:sz w:val="15"/>
+              </w:rPr>
+              <w:t xml:space="preserve">142  </w:t>
+            </w:r>
+            <w:r>
+              <w:rPr>
+                <w:rFonts w:ascii="Consolas" w:hAnsi="Consolas"/>
+                <w:b w:val="0"/>
+                <w:i w:val="0"/>
+                <w:color w:val="FFFFFF"/>
+                <w:sz w:val="15"/>
+              </w:rPr>
+              <w:t xml:space="preserve">    if problems:</w:t>
+            </w:r>
+            <w:r>
+              <w:br/>
+              <w:t/>
+            </w:r>
+            <w:r>
+              <w:rPr>
+                <w:rFonts w:ascii="Consolas" w:hAnsi="Consolas"/>
+                <w:b/>
+                <w:i w:val="0"/>
+                <w:color w:val="00FF80"/>
+                <w:sz w:val="15"/>
+              </w:rPr>
+              <w:t xml:space="preserve">143  </w:t>
+            </w:r>
+            <w:r>
+              <w:rPr>
+                <w:rFonts w:ascii="Consolas" w:hAnsi="Consolas"/>
+                <w:b w:val="0"/>
+                <w:i w:val="0"/>
+                <w:color w:val="FFFFFF"/>
+                <w:sz w:val="15"/>
+              </w:rPr>
+              <w:t xml:space="preserve">        return {"success": False, "operation": name, "error": "; ".join(problems),</w:t>
+            </w:r>
+            <w:r>
+              <w:br/>
+              <w:t/>
+            </w:r>
+            <w:r>
+              <w:rPr>
+                <w:rFonts w:ascii="Consolas" w:hAnsi="Consolas"/>
+                <w:b/>
+                <w:i w:val="0"/>
+                <w:color w:val="00FF80"/>
+                <w:sz w:val="15"/>
+              </w:rPr>
+              <w:t xml:space="preserve">144  </w:t>
+            </w:r>
+            <w:r>
+              <w:rPr>
+                <w:rFonts w:ascii="Consolas" w:hAnsi="Consolas"/>
+                <w:b w:val="0"/>
+                <w:i w:val="0"/>
+                <w:color w:val="FFFFFF"/>
+                <w:sz w:val="15"/>
+              </w:rPr>
+              <w:t xml:space="preserve">                "message": "The tool call was rejected before execution."}</w:t>
+            </w:r>
+            <w:r>
+              <w:br/>
+              <w:t/>
+            </w:r>
+            <w:r>
+              <w:rPr>
+                <w:rFonts w:ascii="Consolas" w:hAnsi="Consolas"/>
+                <w:b/>
+                <w:i w:val="0"/>
+                <w:color w:val="00FF80"/>
+                <w:sz w:val="15"/>
+              </w:rPr>
+              <w:t xml:space="preserve">145  </w:t>
+            </w:r>
+            <w:r>
+              <w:rPr>
+                <w:rFonts w:ascii="Consolas" w:hAnsi="Consolas"/>
+                <w:b w:val="0"/>
+                <w:i w:val="0"/>
+                <w:color w:val="FFFFFF"/>
+                <w:sz w:val="15"/>
+              </w:rPr>
+              <w:t xml:space="preserve">    try:</w:t>
+            </w:r>
+            <w:r>
+              <w:br/>
+              <w:t/>
+            </w:r>
+            <w:r>
+              <w:rPr>
+                <w:rFonts w:ascii="Consolas" w:hAnsi="Consolas"/>
+                <w:b/>
+                <w:i w:val="0"/>
+                <w:color w:val="00FF80"/>
+                <w:sz w:val="15"/>
+              </w:rPr>
+              <w:t xml:space="preserve">146  </w:t>
+            </w:r>
+            <w:r>
+              <w:rPr>
+                <w:rFonts w:ascii="Consolas" w:hAnsi="Consolas"/>
+                <w:b w:val="0"/>
+                <w:i w:val="0"/>
+                <w:color w:val="FFFFFF"/>
+                <w:sz w:val="15"/>
+              </w:rPr>
+              <w:t xml:space="preserve">        kwargs = dict(args)</w:t>
+            </w:r>
+            <w:r>
+              <w:br/>
+              <w:t/>
+            </w:r>
+            <w:r>
+              <w:rPr>
+                <w:rFonts w:ascii="Consolas" w:hAnsi="Consolas"/>
+                <w:b/>
+                <w:i w:val="0"/>
+                <w:color w:val="00FF80"/>
+                <w:sz w:val="15"/>
+              </w:rPr>
+              <w:t xml:space="preserve">147  </w:t>
+            </w:r>
+            <w:r>
+              <w:rPr>
+                <w:rFonts w:ascii="Consolas" w:hAnsi="Consolas"/>
+                <w:b w:val="0"/>
+                <w:i w:val="0"/>
+                <w:color w:val="FFFFFF"/>
+                <w:sz w:val="15"/>
+              </w:rPr>
+              <w:t xml:space="preserve">        if name in NEEDS_PASSPHRASE:</w:t>
+            </w:r>
+            <w:r>
+              <w:br/>
+              <w:t/>
+            </w:r>
+            <w:r>
+              <w:rPr>
+                <w:rFonts w:ascii="Consolas" w:hAnsi="Consolas"/>
+                <w:b/>
+                <w:i w:val="0"/>
+                <w:color w:val="00FF80"/>
+                <w:sz w:val="15"/>
+              </w:rPr>
+              <w:t xml:space="preserve">148  </w:t>
+            </w:r>
+            <w:r>
+              <w:rPr>
+                <w:rFonts w:ascii="Consolas" w:hAnsi="Consolas"/>
+                <w:b w:val="0"/>
+                <w:i w:val="0"/>
+                <w:color w:val="FFFFFF"/>
+                <w:sz w:val="15"/>
+              </w:rPr>
+              <w:t xml:space="preserve">            kwargs["passphrase"] = passphrase or ask_passphrase(name)</w:t>
+            </w:r>
+            <w:r>
+              <w:br/>
+              <w:t/>
+            </w:r>
+            <w:r>
+              <w:rPr>
+                <w:rFonts w:ascii="Consolas" w:hAnsi="Consolas"/>
+                <w:b/>
+                <w:i w:val="0"/>
+                <w:color w:val="00FF80"/>
+                <w:sz w:val="15"/>
+              </w:rPr>
+              <w:t xml:space="preserve">149  </w:t>
+            </w:r>
+            <w:r>
+              <w:rPr>
+                <w:rFonts w:ascii="Consolas" w:hAnsi="Consolas"/>
+                <w:b w:val="0"/>
+                <w:i w:val="0"/>
+                <w:color w:val="FFFFFF"/>
+                <w:sz w:val="15"/>
+              </w:rPr>
+              <w:t xml:space="preserve">        return FUNCTIONS[name](**kwargs)</w:t>
+            </w:r>
+            <w:r>
+              <w:br/>
+              <w:t/>
+            </w:r>
+            <w:r>
+              <w:rPr>
+                <w:rFonts w:ascii="Consolas" w:hAnsi="Consolas"/>
+                <w:b/>
+                <w:i w:val="0"/>
+                <w:color w:val="00FF80"/>
+                <w:sz w:val="15"/>
+              </w:rPr>
+              <w:t xml:space="preserve">150  </w:t>
+            </w:r>
+            <w:r>
+              <w:rPr>
+                <w:rFonts w:ascii="Consolas" w:hAnsi="Consolas"/>
+                <w:b w:val="0"/>
+                <w:i w:val="0"/>
+                <w:color w:val="FFFFFF"/>
+                <w:sz w:val="15"/>
+              </w:rPr>
+              <w:t xml:space="preserve">    except Exception as exc:</w:t>
+            </w:r>
+            <w:r>
+              <w:br/>
+              <w:t/>
+            </w:r>
+            <w:r>
+              <w:rPr>
+                <w:rFonts w:ascii="Consolas" w:hAnsi="Consolas"/>
+                <w:b/>
+                <w:i w:val="0"/>
+                <w:color w:val="00FF80"/>
+                <w:sz w:val="15"/>
+              </w:rPr>
+              <w:t xml:space="preserve">151  </w:t>
+            </w:r>
+            <w:r>
+              <w:rPr>
+                <w:rFonts w:ascii="Consolas" w:hAnsi="Consolas"/>
+                <w:b w:val="0"/>
+                <w:i w:val="0"/>
+                <w:color w:val="FFFFFF"/>
+                <w:sz w:val="15"/>
+              </w:rPr>
+              <w:t xml:space="preserve">        return {"success": False, "operation": name, "error": str(exc),</w:t>
+            </w:r>
+            <w:r>
+              <w:br/>
+              <w:t/>
+            </w:r>
+            <w:r>
+              <w:rPr>
+                <w:rFonts w:ascii="Consolas" w:hAnsi="Consolas"/>
+                <w:b/>
+                <w:i w:val="0"/>
+                <w:color w:val="00FF80"/>
+                <w:sz w:val="15"/>
+              </w:rPr>
+              <w:t xml:space="preserve">152  </w:t>
+            </w:r>
+            <w:r>
+              <w:rPr>
+                <w:rFonts w:ascii="Consolas" w:hAnsi="Consolas"/>
+                <w:b w:val="0"/>
+                <w:i w:val="0"/>
+                <w:color w:val="FFFFFF"/>
+                <w:sz w:val="15"/>
+              </w:rPr>
+              <w:t xml:space="preserve">                "message": "The operation could not be completed. Review the error and try again."}</w:t>
+            </w:r>
+          </w:p>
+        </w:tc>
+      </w:tr>
+    </w:tbl>
+    <w:p>
+      <w:pPr>
+        <w:spacing w:after="40"/>
+      </w:pPr>
+    </w:p>
+    <w:p>
+      <w:pPr>
+        <w:spacing w:after="200"/>
+        <w:jc w:val="center"/>
+      </w:pPr>
+      <w:r>
+        <w:rPr>
+          <w:rFonts w:ascii="Calibri" w:hAnsi="Calibri"/>
+          <w:b w:val="0"/>
+          <w:i/>
+          <w:sz w:val="19"/>
+        </w:rPr>
+        <w:t>Listing B.3: execute_tool() validates every call and never raises.  Source: smart_archive_agent/tools/registry.py, lines 128–152 (commit 92304e8 on GitHub).</w:t>
+      </w:r>
+    </w:p>
+    <w:p>
+      <w:pPr>
+        <w:keepNext/>
+        <w:spacing w:after="80" w:before="120"/>
+      </w:pPr>
+      <w:r>
+        <w:rPr>
+          <w:rFonts w:ascii="Calibri" w:hAnsi="Calibri"/>
+          <w:b/>
+          <w:i w:val="0"/>
+          <w:sz w:val="23"/>
+        </w:rPr>
+        <w:t>Zip Slip check before anything is written (Section 3.3.2)</w:t>
+      </w:r>
+    </w:p>
+    <w:tbl>
+      <w:tblPr>
+        <w:tblW w:type="auto" w:w="0"/>
+        <w:tblLook w:firstColumn="1" w:firstRow="1" w:lastColumn="0" w:lastRow="0" w:noHBand="0" w:noVBand="1" w:val="04A0"/>
+        <w:jc w:val="center"/>
+        <w:tblLayout w:type="fixed"/>
+      </w:tblPr>
+      <w:tblGrid>
+        <w:gridCol w:w="9360"/>
+      </w:tblGrid>
+      <w:tr>
+        <w:trPr>
+          <w:tblHeader/>
+          <w:cantSplit/>
+        </w:trPr>
+        <w:tc>
+          <w:tcPr>
+            <w:tcW w:type="dxa" w:w="9360"/>
+            <w:shd w:val="clear" w:color="auto" w:fill="1E1E1E"/>
+            <w:tcMar>
+              <w:top w:w="80" w:type="dxa"/>
+              <w:bottom w:w="80" w:type="dxa"/>
+              <w:left w:w="120" w:type="dxa"/>
+              <w:right w:w="120" w:type="dxa"/>
+            </w:tcMar>
+          </w:tcPr>
+          <w:p>
+            <w:pPr>
+              <w:keepNext/>
+              <w:spacing w:after="0"/>
+            </w:pPr>
+            <w:r>
+              <w:rPr>
+                <w:rFonts w:ascii="Consolas" w:hAnsi="Consolas"/>
+                <w:b/>
+                <w:i w:val="0"/>
+                <w:color w:val="00FF80"/>
+                <w:sz w:val="15"/>
+              </w:rPr>
+              <w:t xml:space="preserve">139  </w:t>
+            </w:r>
+            <w:r>
+              <w:rPr>
+                <w:rFonts w:ascii="Consolas" w:hAnsi="Consolas"/>
+                <w:b w:val="0"/>
+                <w:i w:val="0"/>
+                <w:color w:val="FFFFFF"/>
+                <w:sz w:val="15"/>
+              </w:rPr>
+              <w:t xml:space="preserve">    root = destination.resolve()</w:t>
+            </w:r>
+            <w:r>
+              <w:br/>
+              <w:t/>
+            </w:r>
+            <w:r>
+              <w:rPr>
+                <w:rFonts w:ascii="Consolas" w:hAnsi="Consolas"/>
+                <w:b/>
+                <w:i w:val="0"/>
+                <w:color w:val="00FF80"/>
+                <w:sz w:val="15"/>
+              </w:rPr>
+              <w:t xml:space="preserve">140  </w:t>
+            </w:r>
+            <w:r>
+              <w:rPr>
+                <w:rFonts w:ascii="Consolas" w:hAnsi="Consolas"/>
+                <w:b w:val="0"/>
+                <w:i w:val="0"/>
+                <w:color w:val="FFFFFF"/>
+                <w:sz w:val="15"/>
+              </w:rPr>
+            </w:r>
+            <w:r>
+              <w:br/>
+              <w:t/>
+            </w:r>
+            <w:r>
+              <w:rPr>
+                <w:rFonts w:ascii="Consolas" w:hAnsi="Consolas"/>
+                <w:b/>
+                <w:i w:val="0"/>
+                <w:color w:val="00FF80"/>
+                <w:sz w:val="15"/>
+              </w:rPr>
+              <w:t xml:space="preserve">141  </w:t>
+            </w:r>
+            <w:r>
+              <w:rPr>
+                <w:rFonts w:ascii="Consolas" w:hAnsi="Consolas"/>
+                <w:b w:val="0"/>
+                <w:i w:val="0"/>
+                <w:color w:val="FFFFFF"/>
+                <w:sz w:val="15"/>
+              </w:rPr>
+              <w:t xml:space="preserve">    def check(name: str) -&gt; None:</w:t>
+            </w:r>
+            <w:r>
+              <w:br/>
+              <w:t/>
+            </w:r>
+            <w:r>
+              <w:rPr>
+                <w:rFonts w:ascii="Consolas" w:hAnsi="Consolas"/>
+                <w:b/>
+                <w:i w:val="0"/>
+                <w:color w:val="00FF80"/>
+                <w:sz w:val="15"/>
+              </w:rPr>
+              <w:t xml:space="preserve">142  </w:t>
+            </w:r>
+            <w:r>
+              <w:rPr>
+                <w:rFonts w:ascii="Consolas" w:hAnsi="Consolas"/>
+                <w:b w:val="0"/>
+                <w:i w:val="0"/>
+                <w:color w:val="FFFFFF"/>
+                <w:sz w:val="15"/>
+              </w:rPr>
+              <w:t xml:space="preserve">        target = (root / name).resolve()</w:t>
+            </w:r>
+            <w:r>
+              <w:br/>
+              <w:t/>
+            </w:r>
+            <w:r>
+              <w:rPr>
+                <w:rFonts w:ascii="Consolas" w:hAnsi="Consolas"/>
+                <w:b/>
+                <w:i w:val="0"/>
+                <w:color w:val="00FF80"/>
+                <w:sz w:val="15"/>
+              </w:rPr>
+              <w:t xml:space="preserve">143  </w:t>
+            </w:r>
+            <w:r>
+              <w:rPr>
+                <w:rFonts w:ascii="Consolas" w:hAnsi="Consolas"/>
+                <w:b w:val="0"/>
+                <w:i w:val="0"/>
+                <w:color w:val="FFFFFF"/>
+                <w:sz w:val="15"/>
+              </w:rPr>
+              <w:t xml:space="preserve">        if target != root and root not in target.parents:</w:t>
+            </w:r>
+            <w:r>
+              <w:br/>
+              <w:t/>
+            </w:r>
+            <w:r>
+              <w:rPr>
+                <w:rFonts w:ascii="Consolas" w:hAnsi="Consolas"/>
+                <w:b/>
+                <w:i w:val="0"/>
+                <w:color w:val="00FF80"/>
+                <w:sz w:val="15"/>
+              </w:rPr>
+              <w:t xml:space="preserve">144  </w:t>
+            </w:r>
+            <w:r>
+              <w:rPr>
+                <w:rFonts w:ascii="Consolas" w:hAnsi="Consolas"/>
+                <w:b w:val="0"/>
+                <w:i w:val="0"/>
+                <w:color w:val="FFFFFF"/>
+                <w:sz w:val="15"/>
+              </w:rPr>
+              <w:t xml:space="preserve">            raise ValidationError("Archive contains a path that escapes the destination.")</w:t>
+            </w:r>
+            <w:r>
+              <w:br/>
+              <w:t/>
+            </w:r>
+            <w:r>
+              <w:rPr>
+                <w:rFonts w:ascii="Consolas" w:hAnsi="Consolas"/>
+                <w:b/>
+                <w:i w:val="0"/>
+                <w:color w:val="00FF80"/>
+                <w:sz w:val="15"/>
+              </w:rPr>
+              <w:t xml:space="preserve">145  </w:t>
+            </w:r>
+            <w:r>
+              <w:rPr>
+                <w:rFonts w:ascii="Consolas" w:hAnsi="Consolas"/>
+                <w:b w:val="0"/>
+                <w:i w:val="0"/>
+                <w:color w:val="FFFFFF"/>
+                <w:sz w:val="15"/>
+              </w:rPr>
+            </w:r>
+            <w:r>
+              <w:br/>
+              <w:t/>
+            </w:r>
+            <w:r>
+              <w:rPr>
+                <w:rFonts w:ascii="Consolas" w:hAnsi="Consolas"/>
+                <w:b/>
+                <w:i w:val="0"/>
+                <w:color w:val="00FF80"/>
+                <w:sz w:val="15"/>
+              </w:rPr>
+              <w:t xml:space="preserve">146  </w:t>
+            </w:r>
+            <w:r>
+              <w:rPr>
+                <w:rFonts w:ascii="Consolas" w:hAnsi="Consolas"/>
+                <w:b w:val="0"/>
+                <w:i w:val="0"/>
+                <w:color w:val="FFFFFF"/>
+                <w:sz w:val="15"/>
+              </w:rPr>
+              <w:t xml:space="preserve">    # Every member is checked before the destination is created or anything is written.</w:t>
+            </w:r>
+            <w:r>
+              <w:br/>
+              <w:t/>
+            </w:r>
+            <w:r>
+              <w:rPr>
+                <w:rFonts w:ascii="Consolas" w:hAnsi="Consolas"/>
+                <w:b/>
+                <w:i w:val="0"/>
+                <w:color w:val="00FF80"/>
+                <w:sz w:val="15"/>
+              </w:rPr>
+              <w:t xml:space="preserve">147  </w:t>
+            </w:r>
+            <w:r>
+              <w:rPr>
+                <w:rFonts w:ascii="Consolas" w:hAnsi="Consolas"/>
+                <w:b w:val="0"/>
+                <w:i w:val="0"/>
+                <w:color w:val="FFFFFF"/>
+                <w:sz w:val="15"/>
+              </w:rPr>
+              <w:t xml:space="preserve">    if zipfile.is_zipfile(archive):</w:t>
+            </w:r>
+            <w:r>
+              <w:br/>
+              <w:t/>
+            </w:r>
+            <w:r>
+              <w:rPr>
+                <w:rFonts w:ascii="Consolas" w:hAnsi="Consolas"/>
+                <w:b/>
+                <w:i w:val="0"/>
+                <w:color w:val="00FF80"/>
+                <w:sz w:val="15"/>
+              </w:rPr>
+              <w:t xml:space="preserve">148  </w:t>
+            </w:r>
+            <w:r>
+              <w:rPr>
+                <w:rFonts w:ascii="Consolas" w:hAnsi="Consolas"/>
+                <w:b w:val="0"/>
+                <w:i w:val="0"/>
+                <w:color w:val="FFFFFF"/>
+                <w:sz w:val="15"/>
+              </w:rPr>
+              <w:t xml:space="preserve">        with zipfile.ZipFile(archive) as zf:</w:t>
+            </w:r>
+            <w:r>
+              <w:br/>
+              <w:t/>
+            </w:r>
+            <w:r>
+              <w:rPr>
+                <w:rFonts w:ascii="Consolas" w:hAnsi="Consolas"/>
+                <w:b/>
+                <w:i w:val="0"/>
+                <w:color w:val="00FF80"/>
+                <w:sz w:val="15"/>
+              </w:rPr>
+              <w:t xml:space="preserve">149  </w:t>
+            </w:r>
+            <w:r>
+              <w:rPr>
+                <w:rFonts w:ascii="Consolas" w:hAnsi="Consolas"/>
+                <w:b w:val="0"/>
+                <w:i w:val="0"/>
+                <w:color w:val="FFFFFF"/>
+                <w:sz w:val="15"/>
+              </w:rPr>
+              <w:t xml:space="preserve">            for name in zf.namelist():</w:t>
+            </w:r>
+            <w:r>
+              <w:br/>
+              <w:t/>
+            </w:r>
+            <w:r>
+              <w:rPr>
+                <w:rFonts w:ascii="Consolas" w:hAnsi="Consolas"/>
+                <w:b/>
+                <w:i w:val="0"/>
+                <w:color w:val="00FF80"/>
+                <w:sz w:val="15"/>
+              </w:rPr>
+              <w:t xml:space="preserve">150  </w:t>
+            </w:r>
+            <w:r>
+              <w:rPr>
+                <w:rFonts w:ascii="Consolas" w:hAnsi="Consolas"/>
+                <w:b w:val="0"/>
+                <w:i w:val="0"/>
+                <w:color w:val="FFFFFF"/>
+                <w:sz w:val="15"/>
+              </w:rPr>
+              <w:t xml:space="preserve">                check(name)</w:t>
+            </w:r>
+            <w:r>
+              <w:br/>
+              <w:t/>
+            </w:r>
+            <w:r>
+              <w:rPr>
+                <w:rFonts w:ascii="Consolas" w:hAnsi="Consolas"/>
+                <w:b/>
+                <w:i w:val="0"/>
+                <w:color w:val="00FF80"/>
+                <w:sz w:val="15"/>
+              </w:rPr>
+              <w:t xml:space="preserve">151  </w:t>
+            </w:r>
+            <w:r>
+              <w:rPr>
+                <w:rFonts w:ascii="Consolas" w:hAnsi="Consolas"/>
+                <w:b w:val="0"/>
+                <w:i w:val="0"/>
+                <w:color w:val="FFFFFF"/>
+                <w:sz w:val="15"/>
+              </w:rPr>
+              <w:t xml:space="preserve">            destination.mkdir(exist_ok=True)</w:t>
+            </w:r>
+            <w:r>
+              <w:br/>
+              <w:t/>
+            </w:r>
+            <w:r>
+              <w:rPr>
+                <w:rFonts w:ascii="Consolas" w:hAnsi="Consolas"/>
+                <w:b/>
+                <w:i w:val="0"/>
+                <w:color w:val="00FF80"/>
+                <w:sz w:val="15"/>
+              </w:rPr>
+              <w:t xml:space="preserve">152  </w:t>
+            </w:r>
+            <w:r>
+              <w:rPr>
+                <w:rFonts w:ascii="Consolas" w:hAnsi="Consolas"/>
+                <w:b w:val="0"/>
+                <w:i w:val="0"/>
+                <w:color w:val="FFFFFF"/>
+                <w:sz w:val="15"/>
+              </w:rPr>
+              <w:t xml:space="preserve">            zf.extractall(destination)</w:t>
+            </w:r>
+            <w:r>
+              <w:br/>
+              <w:t/>
+            </w:r>
+            <w:r>
+              <w:rPr>
+                <w:rFonts w:ascii="Consolas" w:hAnsi="Consolas"/>
+                <w:b/>
+                <w:i w:val="0"/>
+                <w:color w:val="00FF80"/>
+                <w:sz w:val="15"/>
+              </w:rPr>
+              <w:t xml:space="preserve">153  </w:t>
+            </w:r>
+            <w:r>
+              <w:rPr>
+                <w:rFonts w:ascii="Consolas" w:hAnsi="Consolas"/>
+                <w:b w:val="0"/>
+                <w:i w:val="0"/>
+                <w:color w:val="FFFFFF"/>
+                <w:sz w:val="15"/>
+              </w:rPr>
+              <w:t xml:space="preserve">    else:</w:t>
+            </w:r>
+            <w:r>
+              <w:br/>
+              <w:t/>
+            </w:r>
+            <w:r>
+              <w:rPr>
+                <w:rFonts w:ascii="Consolas" w:hAnsi="Consolas"/>
+                <w:b/>
+                <w:i w:val="0"/>
+                <w:color w:val="00FF80"/>
+                <w:sz w:val="15"/>
+              </w:rPr>
+              <w:t xml:space="preserve">154  </w:t>
+            </w:r>
+            <w:r>
+              <w:rPr>
+                <w:rFonts w:ascii="Consolas" w:hAnsi="Consolas"/>
+                <w:b w:val="0"/>
+                <w:i w:val="0"/>
+                <w:color w:val="FFFFFF"/>
+                <w:sz w:val="15"/>
+              </w:rPr>
+              <w:t xml:space="preserve">        with tarfile.open(archive, "r:*") as tf:</w:t>
+            </w:r>
+            <w:r>
+              <w:br/>
+              <w:t/>
+            </w:r>
+            <w:r>
+              <w:rPr>
+                <w:rFonts w:ascii="Consolas" w:hAnsi="Consolas"/>
+                <w:b/>
+                <w:i w:val="0"/>
+                <w:color w:val="00FF80"/>
+                <w:sz w:val="15"/>
+              </w:rPr>
+              <w:t xml:space="preserve">155  </w:t>
+            </w:r>
+            <w:r>
+              <w:rPr>
+                <w:rFonts w:ascii="Consolas" w:hAnsi="Consolas"/>
+                <w:b w:val="0"/>
+                <w:i w:val="0"/>
+                <w:color w:val="FFFFFF"/>
+                <w:sz w:val="15"/>
+              </w:rPr>
+              <w:t xml:space="preserve">            for member in tf.getmembers():</w:t>
+            </w:r>
+            <w:r>
+              <w:br/>
+              <w:t/>
+            </w:r>
+            <w:r>
+              <w:rPr>
+                <w:rFonts w:ascii="Consolas" w:hAnsi="Consolas"/>
+                <w:b/>
+                <w:i w:val="0"/>
+                <w:color w:val="00FF80"/>
+                <w:sz w:val="15"/>
+              </w:rPr>
+              <w:t xml:space="preserve">156  </w:t>
+            </w:r>
+            <w:r>
+              <w:rPr>
+                <w:rFonts w:ascii="Consolas" w:hAnsi="Consolas"/>
+                <w:b w:val="0"/>
+                <w:i w:val="0"/>
+                <w:color w:val="FFFFFF"/>
+                <w:sz w:val="15"/>
+              </w:rPr>
+              <w:t xml:space="preserve">                check(member.name)</w:t>
+            </w:r>
+            <w:r>
+              <w:br/>
+              <w:t/>
+            </w:r>
+            <w:r>
+              <w:rPr>
+                <w:rFonts w:ascii="Consolas" w:hAnsi="Consolas"/>
+                <w:b/>
+                <w:i w:val="0"/>
+                <w:color w:val="00FF80"/>
+                <w:sz w:val="15"/>
+              </w:rPr>
+              <w:t xml:space="preserve">157  </w:t>
+            </w:r>
+            <w:r>
+              <w:rPr>
+                <w:rFonts w:ascii="Consolas" w:hAnsi="Consolas"/>
+                <w:b w:val="0"/>
+                <w:i w:val="0"/>
+                <w:color w:val="FFFFFF"/>
+                <w:sz w:val="15"/>
+              </w:rPr>
+              <w:t xml:space="preserve">                if member.issym() or member.islnk():</w:t>
+            </w:r>
+            <w:r>
+              <w:br/>
+              <w:t/>
+            </w:r>
+            <w:r>
+              <w:rPr>
+                <w:rFonts w:ascii="Consolas" w:hAnsi="Consolas"/>
+                <w:b/>
+                <w:i w:val="0"/>
+                <w:color w:val="00FF80"/>
+                <w:sz w:val="15"/>
+              </w:rPr>
+              <w:t xml:space="preserve">158  </w:t>
+            </w:r>
+            <w:r>
+              <w:rPr>
+                <w:rFonts w:ascii="Consolas" w:hAnsi="Consolas"/>
+                <w:b w:val="0"/>
+                <w:i w:val="0"/>
+                <w:color w:val="FFFFFF"/>
+                <w:sz w:val="15"/>
+              </w:rPr>
+              <w:t xml:space="preserve">                    raise ValidationError("Archive contains links; extraction stopped for safety.")</w:t>
+            </w:r>
+          </w:p>
+        </w:tc>
+      </w:tr>
+    </w:tbl>
+    <w:p>
+      <w:pPr>
+        <w:spacing w:after="40"/>
+      </w:pPr>
+    </w:p>
+    <w:p>
+      <w:pPr>
+        <w:spacing w:after="200"/>
+        <w:jc w:val="center"/>
+      </w:pPr>
+      <w:r>
+        <w:rPr>
+          <w:rFonts w:ascii="Calibri" w:hAnsi="Calibri"/>
+          <w:b w:val="0"/>
+          <w:i/>
+          <w:sz w:val="19"/>
+        </w:rPr>
+        <w:t>Listing B.4: Every archive member is checked before the destination is created.  Source: smart_archive_agent/tools/archive.py, lines 139–158 (commit 92304e8 on GitHub).</w:t>
+      </w:r>
+    </w:p>
+    <w:p>
+      <w:pPr>
+        <w:keepNext/>
+        <w:spacing w:after="80" w:before="120"/>
+      </w:pPr>
+      <w:r>
+        <w:rPr>
+          <w:rFonts w:ascii="Calibri" w:hAnsi="Calibri"/>
+          <w:b/>
+          <w:i w:val="0"/>
+          <w:sz w:val="23"/>
+        </w:rPr>
+        <w:t>Passphrase handling for GPG (Section 4.2, Step 4)</w:t>
+      </w:r>
+    </w:p>
+    <w:tbl>
+      <w:tblPr>
+        <w:tblW w:type="auto" w:w="0"/>
+        <w:tblLook w:firstColumn="1" w:firstRow="1" w:lastColumn="0" w:lastRow="0" w:noHBand="0" w:noVBand="1" w:val="04A0"/>
+        <w:jc w:val="center"/>
+        <w:tblLayout w:type="fixed"/>
+      </w:tblPr>
+      <w:tblGrid>
+        <w:gridCol w:w="9360"/>
+      </w:tblGrid>
+      <w:tr>
+        <w:trPr>
+          <w:tblHeader/>
+          <w:cantSplit/>
+        </w:trPr>
+        <w:tc>
+          <w:tcPr>
+            <w:tcW w:type="dxa" w:w="9360"/>
+            <w:shd w:val="clear" w:color="auto" w:fill="1E1E1E"/>
+            <w:tcMar>
+              <w:top w:w="80" w:type="dxa"/>
+              <w:bottom w:w="80" w:type="dxa"/>
+              <w:left w:w="120" w:type="dxa"/>
+              <w:right w:w="120" w:type="dxa"/>
+            </w:tcMar>
+          </w:tcPr>
+          <w:p>
+            <w:pPr>
+              <w:keepNext/>
+              <w:spacing w:after="0"/>
+            </w:pPr>
+            <w:r>
+              <w:rPr>
+                <w:rFonts w:ascii="Consolas" w:hAnsi="Consolas"/>
+                <w:b/>
+                <w:i w:val="0"/>
+                <w:color w:val="00FF80"/>
+                <w:sz w:val="15"/>
+              </w:rPr>
+              <w:t xml:space="preserve">  8  </w:t>
+            </w:r>
+            <w:r>
+              <w:rPr>
+                <w:rFonts w:ascii="Consolas" w:hAnsi="Consolas"/>
+                <w:b w:val="0"/>
+                <w:i w:val="0"/>
+                <w:color w:val="FFFFFF"/>
+                <w:sz w:val="15"/>
+              </w:rPr>
+              <w:t>GPG_BASE = ["gpg", "--batch", "--yes", "--no-symkey-cache", "--pinentry-mode", "loopback",</w:t>
+            </w:r>
+            <w:r>
+              <w:br/>
+              <w:t/>
+            </w:r>
+            <w:r>
+              <w:rPr>
+                <w:rFonts w:ascii="Consolas" w:hAnsi="Consolas"/>
+                <w:b/>
+                <w:i w:val="0"/>
+                <w:color w:val="00FF80"/>
+                <w:sz w:val="15"/>
+              </w:rPr>
+              <w:t xml:space="preserve">  9  </w:t>
+            </w:r>
+            <w:r>
+              <w:rPr>
+                <w:rFonts w:ascii="Consolas" w:hAnsi="Consolas"/>
+                <w:b w:val="0"/>
+                <w:i w:val="0"/>
+                <w:color w:val="FFFFFF"/>
+                <w:sz w:val="15"/>
+              </w:rPr>
+              <w:t xml:space="preserve">            "--passphrase-fd", "0"]</w:t>
+            </w:r>
+            <w:r>
+              <w:br/>
+              <w:t/>
+            </w:r>
+            <w:r>
+              <w:rPr>
+                <w:rFonts w:ascii="Consolas" w:hAnsi="Consolas"/>
+                <w:b/>
+                <w:i w:val="0"/>
+                <w:color w:val="00FF80"/>
+                <w:sz w:val="15"/>
+              </w:rPr>
+              <w:t xml:space="preserve"> 10  </w:t>
+            </w:r>
+            <w:r>
+              <w:rPr>
+                <w:rFonts w:ascii="Consolas" w:hAnsi="Consolas"/>
+                <w:b w:val="0"/>
+                <w:i w:val="0"/>
+                <w:color w:val="FFFFFF"/>
+                <w:sz w:val="15"/>
+              </w:rPr>
+            </w:r>
+            <w:r>
+              <w:br/>
+              <w:t/>
+            </w:r>
+            <w:r>
+              <w:rPr>
+                <w:rFonts w:ascii="Consolas" w:hAnsi="Consolas"/>
+                <w:b/>
+                <w:i w:val="0"/>
+                <w:color w:val="00FF80"/>
+                <w:sz w:val="15"/>
+              </w:rPr>
+              <w:t xml:space="preserve"> 11  </w:t>
+            </w:r>
+            <w:r>
+              <w:rPr>
+                <w:rFonts w:ascii="Consolas" w:hAnsi="Consolas"/>
+                <w:b w:val="0"/>
+                <w:i w:val="0"/>
+                <w:color w:val="FFFFFF"/>
+                <w:sz w:val="15"/>
+              </w:rPr>
+              <w:t>def _gpg(args: list[str], passphrase: str, failure: str) -&gt; None:</w:t>
+            </w:r>
+            <w:r>
+              <w:br/>
+              <w:t/>
+            </w:r>
+            <w:r>
+              <w:rPr>
+                <w:rFonts w:ascii="Consolas" w:hAnsi="Consolas"/>
+                <w:b/>
+                <w:i w:val="0"/>
+                <w:color w:val="00FF80"/>
+                <w:sz w:val="15"/>
+              </w:rPr>
+              <w:t xml:space="preserve"> 12  </w:t>
+            </w:r>
+            <w:r>
+              <w:rPr>
+                <w:rFonts w:ascii="Consolas" w:hAnsi="Consolas"/>
+                <w:b w:val="0"/>
+                <w:i w:val="0"/>
+                <w:color w:val="FFFFFF"/>
+                <w:sz w:val="15"/>
+              </w:rPr>
+              <w:t xml:space="preserve">    try:</w:t>
+            </w:r>
+            <w:r>
+              <w:br/>
+              <w:t/>
+            </w:r>
+            <w:r>
+              <w:rPr>
+                <w:rFonts w:ascii="Consolas" w:hAnsi="Consolas"/>
+                <w:b/>
+                <w:i w:val="0"/>
+                <w:color w:val="00FF80"/>
+                <w:sz w:val="15"/>
+              </w:rPr>
+              <w:t xml:space="preserve"> 13  </w:t>
+            </w:r>
+            <w:r>
+              <w:rPr>
+                <w:rFonts w:ascii="Consolas" w:hAnsi="Consolas"/>
+                <w:b w:val="0"/>
+                <w:i w:val="0"/>
+                <w:color w:val="FFFFFF"/>
+                <w:sz w:val="15"/>
+              </w:rPr>
+              <w:t xml:space="preserve">        subprocess.run(GPG_BASE + args, input=passphrase + "\n", check=True,</w:t>
+            </w:r>
+            <w:r>
+              <w:br/>
+              <w:t/>
+            </w:r>
+            <w:r>
+              <w:rPr>
+                <w:rFonts w:ascii="Consolas" w:hAnsi="Consolas"/>
+                <w:b/>
+                <w:i w:val="0"/>
+                <w:color w:val="00FF80"/>
+                <w:sz w:val="15"/>
+              </w:rPr>
+              <w:t xml:space="preserve"> 14  </w:t>
+            </w:r>
+            <w:r>
+              <w:rPr>
+                <w:rFonts w:ascii="Consolas" w:hAnsi="Consolas"/>
+                <w:b w:val="0"/>
+                <w:i w:val="0"/>
+                <w:color w:val="FFFFFF"/>
+                <w:sz w:val="15"/>
+              </w:rPr>
+              <w:t xml:space="preserve">                       capture_output=True, text=True, timeout=600)</w:t>
+            </w:r>
+            <w:r>
+              <w:br/>
+              <w:t/>
+            </w:r>
+            <w:r>
+              <w:rPr>
+                <w:rFonts w:ascii="Consolas" w:hAnsi="Consolas"/>
+                <w:b/>
+                <w:i w:val="0"/>
+                <w:color w:val="00FF80"/>
+                <w:sz w:val="15"/>
+              </w:rPr>
+              <w:t xml:space="preserve"> 15  </w:t>
+            </w:r>
+            <w:r>
+              <w:rPr>
+                <w:rFonts w:ascii="Consolas" w:hAnsi="Consolas"/>
+                <w:b w:val="0"/>
+                <w:i w:val="0"/>
+                <w:color w:val="FFFFFF"/>
+                <w:sz w:val="15"/>
+              </w:rPr>
+              <w:t xml:space="preserve">    except FileNotFoundError as exc:</w:t>
+            </w:r>
+            <w:r>
+              <w:br/>
+              <w:t/>
+            </w:r>
+            <w:r>
+              <w:rPr>
+                <w:rFonts w:ascii="Consolas" w:hAnsi="Consolas"/>
+                <w:b/>
+                <w:i w:val="0"/>
+                <w:color w:val="00FF80"/>
+                <w:sz w:val="15"/>
+              </w:rPr>
+              <w:t xml:space="preserve"> 16  </w:t>
+            </w:r>
+            <w:r>
+              <w:rPr>
+                <w:rFonts w:ascii="Consolas" w:hAnsi="Consolas"/>
+                <w:b w:val="0"/>
+                <w:i w:val="0"/>
+                <w:color w:val="FFFFFF"/>
+                <w:sz w:val="15"/>
+              </w:rPr>
+              <w:t xml:space="preserve">        raise RuntimeError("GPG is not installed. Install it with: sudo apt install gnupg") from exc</w:t>
+            </w:r>
+            <w:r>
+              <w:br/>
+              <w:t/>
+            </w:r>
+            <w:r>
+              <w:rPr>
+                <w:rFonts w:ascii="Consolas" w:hAnsi="Consolas"/>
+                <w:b/>
+                <w:i w:val="0"/>
+                <w:color w:val="00FF80"/>
+                <w:sz w:val="15"/>
+              </w:rPr>
+              <w:t xml:space="preserve"> 17  </w:t>
+            </w:r>
+            <w:r>
+              <w:rPr>
+                <w:rFonts w:ascii="Consolas" w:hAnsi="Consolas"/>
+                <w:b w:val="0"/>
+                <w:i w:val="0"/>
+                <w:color w:val="FFFFFF"/>
+                <w:sz w:val="15"/>
+              </w:rPr>
+              <w:t xml:space="preserve">    except subprocess.CalledProcessError as exc:</w:t>
+            </w:r>
+            <w:r>
+              <w:br/>
+              <w:t/>
+            </w:r>
+            <w:r>
+              <w:rPr>
+                <w:rFonts w:ascii="Consolas" w:hAnsi="Consolas"/>
+                <w:b/>
+                <w:i w:val="0"/>
+                <w:color w:val="00FF80"/>
+                <w:sz w:val="15"/>
+              </w:rPr>
+              <w:t xml:space="preserve"> 18  </w:t>
+            </w:r>
+            <w:r>
+              <w:rPr>
+                <w:rFonts w:ascii="Consolas" w:hAnsi="Consolas"/>
+                <w:b w:val="0"/>
+                <w:i w:val="0"/>
+                <w:color w:val="FFFFFF"/>
+                <w:sz w:val="15"/>
+              </w:rPr>
+              <w:t xml:space="preserve">        lines = (exc.stderr or exc.stdout or "").strip().splitlines()</w:t>
+            </w:r>
+            <w:r>
+              <w:br/>
+              <w:t/>
+            </w:r>
+            <w:r>
+              <w:rPr>
+                <w:rFonts w:ascii="Consolas" w:hAnsi="Consolas"/>
+                <w:b/>
+                <w:i w:val="0"/>
+                <w:color w:val="00FF80"/>
+                <w:sz w:val="15"/>
+              </w:rPr>
+              <w:t xml:space="preserve"> 19  </w:t>
+            </w:r>
+            <w:r>
+              <w:rPr>
+                <w:rFonts w:ascii="Consolas" w:hAnsi="Consolas"/>
+                <w:b w:val="0"/>
+                <w:i w:val="0"/>
+                <w:color w:val="FFFFFF"/>
+                <w:sz w:val="15"/>
+              </w:rPr>
+              <w:t xml:space="preserve">        detail = lines[-1].replace("gpg: ", "", 1) if lines else ""  # Python 3.8: no removeprefix</w:t>
+            </w:r>
+            <w:r>
+              <w:br/>
+              <w:t/>
+            </w:r>
+            <w:r>
+              <w:rPr>
+                <w:rFonts w:ascii="Consolas" w:hAnsi="Consolas"/>
+                <w:b/>
+                <w:i w:val="0"/>
+                <w:color w:val="00FF80"/>
+                <w:sz w:val="15"/>
+              </w:rPr>
+              <w:t xml:space="preserve"> 20  </w:t>
+            </w:r>
+            <w:r>
+              <w:rPr>
+                <w:rFonts w:ascii="Consolas" w:hAnsi="Consolas"/>
+                <w:b w:val="0"/>
+                <w:i w:val="0"/>
+                <w:color w:val="FFFFFF"/>
+                <w:sz w:val="15"/>
+              </w:rPr>
+              <w:t xml:space="preserve">        if "bad session key" in detail.lower() or "bad passphrase" in detail.lower():</w:t>
+            </w:r>
+            <w:r>
+              <w:br/>
+              <w:t/>
+            </w:r>
+            <w:r>
+              <w:rPr>
+                <w:rFonts w:ascii="Consolas" w:hAnsi="Consolas"/>
+                <w:b/>
+                <w:i w:val="0"/>
+                <w:color w:val="00FF80"/>
+                <w:sz w:val="15"/>
+              </w:rPr>
+              <w:t xml:space="preserve"> 21  </w:t>
+            </w:r>
+            <w:r>
+              <w:rPr>
+                <w:rFonts w:ascii="Consolas" w:hAnsi="Consolas"/>
+                <w:b w:val="0"/>
+                <w:i w:val="0"/>
+                <w:color w:val="FFFFFF"/>
+                <w:sz w:val="15"/>
+              </w:rPr>
+              <w:t xml:space="preserve">            detail = "wrong passphrase"</w:t>
+            </w:r>
+            <w:r>
+              <w:br/>
+              <w:t/>
+            </w:r>
+            <w:r>
+              <w:rPr>
+                <w:rFonts w:ascii="Consolas" w:hAnsi="Consolas"/>
+                <w:b/>
+                <w:i w:val="0"/>
+                <w:color w:val="00FF80"/>
+                <w:sz w:val="15"/>
+              </w:rPr>
+              <w:t xml:space="preserve"> 22  </w:t>
+            </w:r>
+            <w:r>
+              <w:rPr>
+                <w:rFonts w:ascii="Consolas" w:hAnsi="Consolas"/>
+                <w:b w:val="0"/>
+                <w:i w:val="0"/>
+                <w:color w:val="FFFFFF"/>
+                <w:sz w:val="15"/>
+              </w:rPr>
+              <w:t xml:space="preserve">        raise RuntimeError(f"{failure} ({detail})" if detail else failure) from exc</w:t>
+            </w:r>
+          </w:p>
+        </w:tc>
+      </w:tr>
+    </w:tbl>
+    <w:p>
+      <w:pPr>
+        <w:spacing w:after="40"/>
+      </w:pPr>
+    </w:p>
+    <w:p>
+      <w:pPr>
+        <w:spacing w:after="200"/>
+        <w:jc w:val="center"/>
+      </w:pPr>
+      <w:r>
+        <w:rPr>
+          <w:rFonts w:ascii="Calibri" w:hAnsi="Calibri"/>
+          <w:b w:val="0"/>
+          <w:i/>
+          <w:sz w:val="19"/>
+        </w:rPr>
+        <w:t>Listing B.5: The passphrase reaches gpg on standard input, never as an argument.  Source: smart_archive_agent/tools/encryption.py, lines 8–22 (commit 92304e8 on GitHub).</w:t>
+      </w:r>
+    </w:p>
+    <w:p>
+      <w:pPr>
+        <w:keepNext/>
+        <w:spacing w:after="120" w:before="200"/>
+      </w:pPr>
+      <w:r>
+        <w:rPr>
+          <w:rFonts w:ascii="Calibri" w:hAnsi="Calibri"/>
+          <w:b/>
+          <w:i w:val="0"/>
+          <w:sz w:val="26"/>
+        </w:rPr>
+        <w:t>B.4 A Tool Definition as the LLM Receives It</w:t>
+      </w:r>
+    </w:p>
+    <w:p>
+      <w:pPr>
+        <w:spacing w:after="120"/>
+      </w:pPr>
+      <w:r>
+        <w:rPr>
+          <w:rFonts w:ascii="Calibri" w:hAnsi="Calibri"/>
+          <w:b w:val="0"/>
+          <w:i w:val="0"/>
+          <w:sz w:val="22"/>
+        </w:rPr>
+        <w:t>Output of get_tools("openai", prefixed=True) for the first tool, exactly as the Agentic Shell's LLM receives it (Section 4.2, Step 3):</w:t>
+      </w:r>
+    </w:p>
+    <w:p>
+      <w:pPr>
+        <w:keepNext/>
+        <w:spacing w:after="40"/>
+        <w:jc w:val="center"/>
+      </w:pPr>
+      <w:r>
+        <w:drawing>
+          <wp:inline xmlns:a="http://schemas.openxmlformats.org/drawingml/2006/main" xmlns:pic="http://schemas.openxmlformats.org/drawingml/2006/picture">
+            <wp:extent cx="5486400" cy="5802437"/>
+            <wp:docPr id="4" name="Picture 4"/>
+            <wp:cNvGraphicFramePr>
+              <a:graphicFrameLocks noChangeAspect="1"/>
+            </wp:cNvGraphicFramePr>
+            <a:graphic>
+              <a:graphicData uri="http://schemas.openxmlformats.org/drawingml/2006/picture">
+                <pic:pic>
+                  <pic:nvPicPr>
+                    <pic:cNvPr id="0" name="B4.png"/>
+                    <pic:cNvPicPr/>
+                  </pic:nvPicPr>
+                  <pic:blipFill>
+                    <a:blip r:embed="rId14"/>
+                    <a:stretch>
+                      <a:fillRect/>
+                    </a:stretch>
+                  </pic:blipFill>
+                  <pic:spPr>
+                    <a:xfrm>
+                      <a:off x="0" y="0"/>
+                      <a:ext cx="5486400" cy="5802437"/>
+                    </a:xfrm>
+                    <a:prstGeom prst="rect"/>
+                  </pic:spPr>
+                </pic:pic>
+              </a:graphicData>
+            </a:graphic>
+          </wp:inline>
+        </w:drawing>
+      </w:r>
+    </w:p>
+    <w:p>
+      <w:pPr>
+        <w:spacing w:after="200"/>
+        <w:jc w:val="center"/>
+      </w:pPr>
+      <w:r>
+        <w:rPr>
+          <w:rFonts w:ascii="Calibri" w:hAnsi="Calibri"/>
+          <w:b/>
+          <w:i w:val="0"/>
+          <w:sz w:val="20"/>
+        </w:rPr>
+        <w:t>Figure B.2: The create_archive tool definition in OpenAI-compatible function-calling format.</w:t>
+      </w:r>
+    </w:p>
+    <w:p>
+      <w:pPr>
+        <w:keepNext/>
+        <w:spacing w:after="120" w:before="200"/>
+      </w:pPr>
+      <w:r>
+        <w:rPr>
+          <w:rFonts w:ascii="Calibri" w:hAnsi="Calibri"/>
+          <w:b/>
+          <w:i w:val="0"/>
+          <w:sz w:val="26"/>
+        </w:rPr>
+        <w:t>B.5 The Plan Built for the Brief's Request</w:t>
+      </w:r>
+    </w:p>
+    <w:p>
+      <w:pPr>
+        <w:spacing w:after="120"/>
+      </w:pPr>
+      <w:r>
+        <w:rPr>
+          <w:rFonts w:ascii="Calibri" w:hAnsi="Calibri"/>
+          <w:b w:val="0"/>
+          <w:i w:val="0"/>
+          <w:sz w:val="22"/>
+        </w:rPr>
+        <w:t>Planning only, nothing executed: the brief's sentence becomes three steps with level max, and the encryption step takes the archive step's output as its input.</w:t>
+      </w:r>
+    </w:p>
+    <w:p>
+      <w:pPr>
+        <w:keepNext/>
+        <w:spacing w:after="40"/>
+        <w:jc w:val="center"/>
+      </w:pPr>
+      <w:r>
+        <w:drawing>
+          <wp:inline xmlns:a="http://schemas.openxmlformats.org/drawingml/2006/main" xmlns:pic="http://schemas.openxmlformats.org/drawingml/2006/picture">
+            <wp:extent cx="5943600" cy="1629697"/>
+            <wp:docPr id="5" name="Picture 5"/>
+            <wp:cNvGraphicFramePr>
+              <a:graphicFrameLocks noChangeAspect="1"/>
+            </wp:cNvGraphicFramePr>
+            <a:graphic>
+              <a:graphicData uri="http://schemas.openxmlformats.org/drawingml/2006/picture">
+                <pic:pic>
+                  <pic:nvPicPr>
+                    <pic:cNvPr id="0" name="B5.png"/>
+                    <pic:cNvPicPr/>
+                  </pic:nvPicPr>
+                  <pic:blipFill>
+                    <a:blip r:embed="rId15"/>
+                    <a:stretch>
+                      <a:fillRect/>
+                    </a:stretch>
+                  </pic:blipFill>
+                  <pic:spPr>
+                    <a:xfrm>
+                      <a:off x="0" y="0"/>
+                      <a:ext cx="5943600" cy="1629697"/>
+                    </a:xfrm>
+                    <a:prstGeom prst="rect"/>
+                  </pic:spPr>
+                </pic:pic>
+              </a:graphicData>
+            </a:graphic>
+          </wp:inline>
+        </w:drawing>
+      </w:r>
+    </w:p>
+    <w:p>
+      <w:pPr>
+        <w:spacing w:after="200"/>
+        <w:jc w:val="center"/>
+      </w:pPr>
+      <w:r>
+        <w:rPr>
+          <w:rFonts w:ascii="Calibri" w:hAnsi="Calibri"/>
+          <w:b/>
+          <w:i w:val="0"/>
+          <w:sz w:val="20"/>
+        </w:rPr>
+        <w:t>Figure B.3: plan_local() output for "Zip up my project folder, compress it heavily, and encrypt it."</w:t>
+      </w:r>
+    </w:p>
+    <w:p>
+      <w:pPr>
+        <w:keepNext/>
+        <w:spacing w:after="120" w:before="200"/>
+      </w:pPr>
+      <w:r>
+        <w:rPr>
+          <w:rFonts w:ascii="Calibri" w:hAnsi="Calibri"/>
+          <w:b/>
+          <w:i w:val="0"/>
+          <w:sz w:val="26"/>
+        </w:rPr>
+        <w:t>B.6 Integration Example Run</w:t>
+      </w:r>
+    </w:p>
+    <w:p>
+      <w:pPr>
+        <w:spacing w:after="120"/>
+      </w:pPr>
+      <w:r>
+        <w:rPr>
+          <w:rFonts w:ascii="Calibri" w:hAnsi="Calibri"/>
+          <w:b w:val="0"/>
+          <w:i w:val="0"/>
+          <w:sz w:val="22"/>
+        </w:rPr>
+        <w:t>examples/agentic_shell_example.py imitates the base shell: it loads the agent, offers its tools, routes the request and runs two LLM-style tool calls, then the offline planner path:</w:t>
+      </w:r>
+    </w:p>
+    <w:p>
+      <w:pPr>
+        <w:keepNext/>
+        <w:spacing w:after="40"/>
+        <w:jc w:val="center"/>
+      </w:pPr>
+      <w:r>
+        <w:drawing>
+          <wp:inline xmlns:a="http://schemas.openxmlformats.org/drawingml/2006/main" xmlns:pic="http://schemas.openxmlformats.org/drawingml/2006/picture">
+            <wp:extent cx="5943600" cy="1978918"/>
+            <wp:docPr id="6" name="Picture 6"/>
+            <wp:cNvGraphicFramePr>
+              <a:graphicFrameLocks noChangeAspect="1"/>
+            </wp:cNvGraphicFramePr>
+            <a:graphic>
+              <a:graphicData uri="http://schemas.openxmlformats.org/drawingml/2006/picture">
+                <pic:pic>
+                  <pic:nvPicPr>
+                    <pic:cNvPr id="0" name="B6.png"/>
+                    <pic:cNvPicPr/>
+                  </pic:nvPicPr>
+                  <pic:blipFill>
+                    <a:blip r:embed="rId16"/>
+                    <a:stretch>
+                      <a:fillRect/>
+                    </a:stretch>
+                  </pic:blipFill>
+                  <pic:spPr>
+                    <a:xfrm>
+                      <a:off x="0" y="0"/>
+                      <a:ext cx="5943600" cy="1978918"/>
+                    </a:xfrm>
+                    <a:prstGeom prst="rect"/>
+                  </pic:spPr>
+                </pic:pic>
+              </a:graphicData>
+            </a:graphic>
+          </wp:inline>
+        </w:drawing>
+      </w:r>
+    </w:p>
+    <w:p>
+      <w:pPr>
+        <w:spacing w:after="200"/>
+        <w:jc w:val="center"/>
+      </w:pPr>
+      <w:r>
+        <w:rPr>
+          <w:rFonts w:ascii="Calibri" w:hAnsi="Calibri"/>
+          <w:b/>
+          <w:i w:val="0"/>
+          <w:sz w:val="20"/>
+        </w:rPr>
+        <w:t>Figure B.4: Real output of the integration example.</w:t>
       </w:r>
     </w:p>
     <w:sectPr>

--- a/docs/Review_2_Smart_Archive_Agent.docx
+++ b/docs/Review_2_Smart_Archive_Agent.docx
@@ -11,7 +11,7 @@
         <w:rPr>
           <w:rFonts w:ascii="Calibri" w:hAnsi="Calibri"/>
           <w:b/>
-          <w:color w:val="1F497D"/>
+          <w:color w:val="000000"/>
           <w:sz w:val="44"/>
         </w:rPr>
         <w:t>REVIEW 2: PROJECT REPORT</w:t>
@@ -26,7 +26,7 @@
         <w:rPr>
           <w:rFonts w:ascii="Calibri" w:hAnsi="Calibri"/>
           <w:b/>
-          <w:color w:val="2E74B5"/>
+          <w:color w:val="000000"/>
           <w:sz w:val="26"/>
         </w:rPr>
         <w:t>Agentic Shell — Smart Archive Agent</w:t>
@@ -67,13 +67,14 @@
             <w:r>
               <w:rPr>
                 <w:b/>
-                <w:color w:val="1F497D"/>
+                <w:color w:val="000000"/>
                 <w:sz w:val="20"/>
               </w:rPr>
               <w:t xml:space="preserve">Course / Project: </w:t>
             </w:r>
             <w:r>
               <w:rPr>
+                <w:color w:val="000000"/>
                 <w:sz w:val="20"/>
               </w:rPr>
               <w:t>Operating Systems Project — Agentic Shell</w:t>
@@ -99,13 +100,14 @@
             <w:r>
               <w:rPr>
                 <w:b/>
-                <w:color w:val="1F497D"/>
+                <w:color w:val="000000"/>
                 <w:sz w:val="20"/>
               </w:rPr>
               <w:t xml:space="preserve">Project Title: </w:t>
             </w:r>
             <w:r>
               <w:rPr>
+                <w:color w:val="000000"/>
                 <w:sz w:val="20"/>
               </w:rPr>
               <w:t>Smart Archive Agent</w:t>
@@ -135,13 +137,14 @@
             <w:r>
               <w:rPr>
                 <w:b/>
-                <w:color w:val="1F497D"/>
+                <w:color w:val="000000"/>
                 <w:sz w:val="20"/>
               </w:rPr>
               <w:t xml:space="preserve">Team Details: </w:t>
             </w:r>
             <w:r>
               <w:rPr>
+                <w:color w:val="000000"/>
                 <w:sz w:val="20"/>
               </w:rPr>
               <w:t>Team 12</w:t>
@@ -166,13 +169,14 @@
             <w:r>
               <w:rPr>
                 <w:b/>
-                <w:color w:val="1F497D"/>
+                <w:color w:val="000000"/>
                 <w:sz w:val="20"/>
               </w:rPr>
               <w:t xml:space="preserve">Team Members: </w:t>
             </w:r>
             <w:r>
               <w:rPr>
+                <w:color w:val="000000"/>
                 <w:sz w:val="20"/>
               </w:rPr>
               <w:t>Kush Aghera (24BCE0149), Sandeep More (24BCE2883)</w:t>
@@ -196,6 +200,7 @@
           <w:rFonts w:ascii="Calibri" w:hAnsi="Calibri"/>
           <w:b/>
           <w:i w:val="0"/>
+          <w:color w:val="000000"/>
           <w:sz w:val="32"/>
         </w:rPr>
         <w:t>Chapter 3: System Architecture &amp; Design</w:t>
@@ -211,6 +216,7 @@
           <w:rFonts w:ascii="Calibri" w:hAnsi="Calibri"/>
           <w:b/>
           <w:i w:val="0"/>
+          <w:color w:val="000000"/>
           <w:sz w:val="26"/>
         </w:rPr>
         <w:t>3.1 High-Level Architecture</w:t>
@@ -226,6 +232,7 @@
           <w:rFonts w:ascii="Calibri" w:hAnsi="Calibri"/>
           <w:b/>
           <w:i w:val="0"/>
+          <w:color w:val="000000"/>
           <w:sz w:val="23"/>
         </w:rPr>
         <w:t>The User-to-Shell Loop: User Input → LLM Processing → Tool Call → System Execution → Feedback</w:t>
@@ -240,9 +247,10 @@
           <w:rFonts w:ascii="Calibri" w:hAnsi="Calibri"/>
           <w:b w:val="0"/>
           <w:i w:val="0"/>
+          <w:color w:val="000000"/>
           <w:sz w:val="22"/>
         </w:rPr>
-        <w:t>The Smart Archive Agent is Agent #12 of the class-wide Agentic Shell. In the shell, the base shell's LLM reads the user's sentence, chooses one of our tools and its arguments, and our code performs the real operating-system work. The agent can also run on its own, in which case a built-in rule-based planner performs the "LLM processing" stage and produces the same tool calls. Both paths reach the operating system only through one validated entry point, execute_tool().</w:t>
+        <w:t>Our agent is Agent #12 of the class Agentic Shell. In the full shell, the base shell's LLM reads what the user typed, picks one of our tools and fills in its arguments, and our code does the actual work on the system. We also wanted the agent to work on its own, without any LLM, so we wrote a rule-based planner that does the "LLM processing" step itself and produces the same tool calls. Either way, every call reaches the system through one checked entry point, execute_tool().</w:t>
       </w:r>
     </w:p>
     <w:tbl>
@@ -273,7 +281,7 @@
         <w:tc>
           <w:tcPr>
             <w:tcW w:type="dxa" w:w="1900"/>
-            <w:shd w:val="clear" w:color="auto" w:fill="1F497D"/>
+            <w:shd w:val="clear" w:color="auto" w:fill="D9D9D9"/>
             <w:tcMar>
               <w:top w:w="80" w:type="dxa"/>
               <w:bottom w:w="80" w:type="dxa"/>
@@ -291,7 +299,7 @@
                 <w:rFonts w:ascii="Calibri" w:hAnsi="Calibri"/>
                 <w:b/>
                 <w:i w:val="0"/>
-                <w:color w:val="FFFFFF"/>
+                <w:color w:val="000000"/>
                 <w:sz w:val="19"/>
               </w:rPr>
               <w:t>Loop stage</w:t>
@@ -301,7 +309,7 @@
         <w:tc>
           <w:tcPr>
             <w:tcW w:type="dxa" w:w="3730"/>
-            <w:shd w:val="clear" w:color="auto" w:fill="1F497D"/>
+            <w:shd w:val="clear" w:color="auto" w:fill="D9D9D9"/>
             <w:tcMar>
               <w:top w:w="80" w:type="dxa"/>
               <w:bottom w:w="80" w:type="dxa"/>
@@ -319,17 +327,17 @@
                 <w:rFonts w:ascii="Calibri" w:hAnsi="Calibri"/>
                 <w:b/>
                 <w:i w:val="0"/>
-                <w:color w:val="FFFFFF"/>
+                <w:color w:val="000000"/>
                 <w:sz w:val="19"/>
               </w:rPr>
-              <w:t>In the Agentic Shell</w:t>
+              <w:t>Inside the Agentic Shell</w:t>
             </w:r>
           </w:p>
         </w:tc>
         <w:tc>
           <w:tcPr>
             <w:tcW w:type="dxa" w:w="3730"/>
-            <w:shd w:val="clear" w:color="auto" w:fill="1F497D"/>
+            <w:shd w:val="clear" w:color="auto" w:fill="D9D9D9"/>
             <w:tcMar>
               <w:top w:w="80" w:type="dxa"/>
               <w:bottom w:w="80" w:type="dxa"/>
@@ -347,10 +355,10 @@
                 <w:rFonts w:ascii="Calibri" w:hAnsi="Calibri"/>
                 <w:b/>
                 <w:i w:val="0"/>
-                <w:color w:val="FFFFFF"/>
+                <w:color w:val="000000"/>
                 <w:sz w:val="19"/>
               </w:rPr>
-              <w:t>When the agent runs on its own</w:t>
+              <w:t>When our agent runs on its own</w:t>
             </w:r>
           </w:p>
         </w:tc>
@@ -379,6 +387,7 @@
                 <w:rFonts w:ascii="Calibri" w:hAnsi="Calibri"/>
                 <w:b/>
                 <w:i w:val="0"/>
+                <w:color w:val="000000"/>
                 <w:sz w:val="19"/>
               </w:rPr>
               <w:t>User Input</w:t>
@@ -405,6 +414,7 @@
                 <w:rFonts w:ascii="Calibri" w:hAnsi="Calibri"/>
                 <w:b w:val="0"/>
                 <w:i w:val="0"/>
+                <w:color w:val="000000"/>
                 <w:sz w:val="19"/>
               </w:rPr>
               <w:t>The user types into the base shell.</w:t>
@@ -431,9 +441,10 @@
                 <w:rFonts w:ascii="Calibri" w:hAnsi="Calibri"/>
                 <w:b w:val="0"/>
                 <w:i w:val="0"/>
+                <w:color w:val="000000"/>
                 <w:sz w:val="19"/>
               </w:rPr>
-              <w:t>The user types at the agent's You: prompt (main.py).</w:t>
+              <w:t>The user types at our You: prompt (main.py).</w:t>
             </w:r>
           </w:p>
         </w:tc>
@@ -445,7 +456,7 @@
         <w:tc>
           <w:tcPr>
             <w:tcW w:type="dxa" w:w="1900"/>
-            <w:shd w:val="clear" w:color="auto" w:fill="EEF3FA"/>
+            <w:shd w:val="clear" w:color="auto" w:fill="F2F2F2"/>
             <w:tcMar>
               <w:top w:w="80" w:type="dxa"/>
               <w:bottom w:w="80" w:type="dxa"/>
@@ -462,6 +473,7 @@
                 <w:rFonts w:ascii="Calibri" w:hAnsi="Calibri"/>
                 <w:b/>
                 <w:i w:val="0"/>
+                <w:color w:val="000000"/>
                 <w:sz w:val="19"/>
               </w:rPr>
               <w:t>LLM Processing</w:t>
@@ -471,7 +483,7 @@
         <w:tc>
           <w:tcPr>
             <w:tcW w:type="dxa" w:w="3730"/>
-            <w:shd w:val="clear" w:color="auto" w:fill="EEF3FA"/>
+            <w:shd w:val="clear" w:color="auto" w:fill="F2F2F2"/>
             <w:tcMar>
               <w:top w:w="80" w:type="dxa"/>
               <w:bottom w:w="80" w:type="dxa"/>
@@ -488,6 +500,7 @@
                 <w:rFonts w:ascii="Calibri" w:hAnsi="Calibri"/>
                 <w:b w:val="0"/>
                 <w:i w:val="0"/>
+                <w:color w:val="000000"/>
                 <w:sz w:val="19"/>
               </w:rPr>
               <w:t>The shell's LLM reads our tool definitions (get_tools()) and picks tools by function calling.</w:t>
@@ -497,7 +510,7 @@
         <w:tc>
           <w:tcPr>
             <w:tcW w:type="dxa" w:w="3730"/>
-            <w:shd w:val="clear" w:color="auto" w:fill="EEF3FA"/>
+            <w:shd w:val="clear" w:color="auto" w:fill="F2F2F2"/>
             <w:tcMar>
               <w:top w:w="80" w:type="dxa"/>
               <w:bottom w:w="80" w:type="dxa"/>
@@ -514,9 +527,10 @@
                 <w:rFonts w:ascii="Calibri" w:hAnsi="Calibri"/>
                 <w:b w:val="0"/>
                 <w:i w:val="0"/>
+                <w:color w:val="000000"/>
                 <w:sz w:val="19"/>
               </w:rPr>
-              <w:t>intent.py and planner.py turn the sentence into an ordered plan of tool calls, offline.</w:t>
+              <w:t>intent.py and planner.py turn the sentence into a plan of tool calls, offline.</w:t>
             </w:r>
           </w:p>
         </w:tc>
@@ -545,6 +559,7 @@
                 <w:rFonts w:ascii="Calibri" w:hAnsi="Calibri"/>
                 <w:b/>
                 <w:i w:val="0"/>
+                <w:color w:val="000000"/>
                 <w:sz w:val="19"/>
               </w:rPr>
               <w:t>Tool Call</w:t>
@@ -571,6 +586,7 @@
                 <w:rFonts w:ascii="Calibri" w:hAnsi="Calibri"/>
                 <w:b w:val="0"/>
                 <w:i w:val="0"/>
+                <w:color w:val="000000"/>
                 <w:sz w:val="19"/>
               </w:rPr>
               <w:t>The shell calls execute_tool(name, arguments).</w:t>
@@ -597,9 +613,10 @@
                 <w:rFonts w:ascii="Calibri" w:hAnsi="Calibri"/>
                 <w:b w:val="0"/>
                 <w:i w:val="0"/>
+                <w:color w:val="000000"/>
                 <w:sz w:val="19"/>
               </w:rPr>
-              <w:t>Each plan step is passed to execute_tool().</w:t>
+              <w:t>Each step of our plan goes to execute_tool().</w:t>
             </w:r>
           </w:p>
         </w:tc>
@@ -611,7 +628,7 @@
         <w:tc>
           <w:tcPr>
             <w:tcW w:type="dxa" w:w="1900"/>
-            <w:shd w:val="clear" w:color="auto" w:fill="EEF3FA"/>
+            <w:shd w:val="clear" w:color="auto" w:fill="F2F2F2"/>
             <w:tcMar>
               <w:top w:w="80" w:type="dxa"/>
               <w:bottom w:w="80" w:type="dxa"/>
@@ -628,6 +645,7 @@
                 <w:rFonts w:ascii="Calibri" w:hAnsi="Calibri"/>
                 <w:b/>
                 <w:i w:val="0"/>
+                <w:color w:val="000000"/>
                 <w:sz w:val="19"/>
               </w:rPr>
               <w:t>System Execution</w:t>
@@ -637,7 +655,7 @@
         <w:tc>
           <w:tcPr>
             <w:tcW w:type="dxa" w:w="3730"/>
-            <w:shd w:val="clear" w:color="auto" w:fill="EEF3FA"/>
+            <w:shd w:val="clear" w:color="auto" w:fill="F2F2F2"/>
             <w:tcMar>
               <w:top w:w="80" w:type="dxa"/>
               <w:bottom w:w="80" w:type="dxa"/>
@@ -654,6 +672,7 @@
                 <w:rFonts w:ascii="Calibri" w:hAnsi="Calibri"/>
                 <w:b w:val="0"/>
                 <w:i w:val="0"/>
+                <w:color w:val="000000"/>
                 <w:sz w:val="19"/>
               </w:rPr>
               <w:t>tar, gzip, bzip2, xz and gpg run through subprocess.run() with argument lists.</w:t>
@@ -663,7 +682,7 @@
         <w:tc>
           <w:tcPr>
             <w:tcW w:type="dxa" w:w="3730"/>
-            <w:shd w:val="clear" w:color="auto" w:fill="EEF3FA"/>
+            <w:shd w:val="clear" w:color="auto" w:fill="F2F2F2"/>
             <w:tcMar>
               <w:top w:w="80" w:type="dxa"/>
               <w:bottom w:w="80" w:type="dxa"/>
@@ -680,6 +699,7 @@
                 <w:rFonts w:ascii="Calibri" w:hAnsi="Calibri"/>
                 <w:b w:val="0"/>
                 <w:i w:val="0"/>
+                <w:color w:val="000000"/>
                 <w:sz w:val="19"/>
               </w:rPr>
               <w:t>Same.</w:t>
@@ -711,6 +731,7 @@
                 <w:rFonts w:ascii="Calibri" w:hAnsi="Calibri"/>
                 <w:b/>
                 <w:i w:val="0"/>
+                <w:color w:val="000000"/>
                 <w:sz w:val="19"/>
               </w:rPr>
               <w:t>Feedback</w:t>
@@ -737,9 +758,10 @@
                 <w:rFonts w:ascii="Calibri" w:hAnsi="Calibri"/>
                 <w:b w:val="0"/>
                 <w:i w:val="0"/>
+                <w:color w:val="000000"/>
                 <w:sz w:val="19"/>
               </w:rPr>
-              <w:t>A result dictionary is returned to the LLM as the tool result.</w:t>
+              <w:t>A result dictionary goes back to the LLM as the tool result.</w:t>
             </w:r>
           </w:p>
         </w:tc>
@@ -763,9 +785,10 @@
                 <w:rFonts w:ascii="Calibri" w:hAnsi="Calibri"/>
                 <w:b w:val="0"/>
                 <w:i w:val="0"/>
+                <w:color w:val="000000"/>
                 <w:sz w:val="19"/>
               </w:rPr>
-              <w:t>The result is printed: done lines, output path, entries or error.</w:t>
+              <w:t>We print the result: done lines, the output path, archive entries or the error.</w:t>
             </w:r>
           </w:p>
         </w:tc>
@@ -783,6 +806,9 @@
         <w:jc w:val="center"/>
       </w:pPr>
       <w:r>
+        <w:rPr>
+          <w:color w:val="000000"/>
+        </w:rPr>
         <w:drawing>
           <wp:inline xmlns:a="http://schemas.openxmlformats.org/drawingml/2006/main" xmlns:pic="http://schemas.openxmlformats.org/drawingml/2006/picture">
             <wp:extent cx="5943600" cy="5151120"/>
@@ -827,6 +853,7 @@
           <w:rFonts w:ascii="Calibri" w:hAnsi="Calibri"/>
           <w:b/>
           <w:i w:val="0"/>
+          <w:color w:val="000000"/>
           <w:sz w:val="20"/>
         </w:rPr>
         <w:t>Figure 3.1: High-Level System Architecture of the Smart Archive Agent.</w:t>
@@ -841,18 +868,20 @@
           <w:rFonts w:ascii="Calibri" w:hAnsi="Calibri"/>
           <w:b/>
           <w:i w:val="0"/>
+          <w:color w:val="000000"/>
           <w:sz w:val="22"/>
         </w:rPr>
-        <w:t>Architecture explanation.</w:t>
+        <w:t>How to read Figure 3.1.</w:t>
       </w:r>
       <w:r>
         <w:rPr>
           <w:rFonts w:ascii="Calibri" w:hAnsi="Calibri"/>
           <w:b w:val="0"/>
           <w:i w:val="0"/>
+          <w:color w:val="000000"/>
           <w:sz w:val="22"/>
         </w:rPr>
-        <w:t xml:space="preserve"> Figure 3.1 shows the two entry points at the top: a user at the terminal and the Agentic Shell's LLM. The user path goes through the orchestration layer: a guardrail, the intent recognizer and planner, plan validation and human confirmation. The LLM path skips planning, because the LLM has already chosen the tool, and goes straight to the tool registry. In both cases execute_tool() checks the call against its JSON Schema, the security module re-validates every path, and only then do the archive and encryption modules start Linux utilities. Every call returns the same structured result.</w:t>
+        <w:t xml:space="preserve"> There are two ways in, shown at the top: a user typing in the terminal, and the Agentic Shell's LLM. A typed request goes through our orchestration layer: the guardrail, the intent recognizer and planner, the plan check and the user's confirmation. A tool call from the LLM skips planning, because the LLM has already chosen the tool, and goes straight to the tool registry. Both paths then pass the same checks: execute_tool() compares the call with its JSON Schema, the security module checks every path again, and only then do our archive and encryption modules run the Linux tools. Every call returns the same kind of result.</w:t>
       </w:r>
     </w:p>
     <w:p>
@@ -865,6 +894,7 @@
           <w:rFonts w:ascii="Calibri" w:hAnsi="Calibri"/>
           <w:b/>
           <w:i w:val="0"/>
+          <w:color w:val="000000"/>
           <w:sz w:val="26"/>
         </w:rPr>
         <w:t>3.2 Component Design</w:t>
@@ -880,6 +910,7 @@
           <w:rFonts w:ascii="Calibri" w:hAnsi="Calibri"/>
           <w:b/>
           <w:i w:val="0"/>
+          <w:color w:val="000000"/>
           <w:sz w:val="23"/>
         </w:rPr>
         <w:t>3.2.1 The Interface Layer: Custom REPL (Read-Eval-Print Loop) Environment</w:t>
@@ -894,9 +925,10 @@
           <w:rFonts w:ascii="Calibri" w:hAnsi="Calibri"/>
           <w:b w:val="0"/>
           <w:i w:val="0"/>
+          <w:color w:val="000000"/>
           <w:sz w:val="22"/>
         </w:rPr>
-        <w:t>The interface layer is implemented in smart_archive_agent/main.py and the run() loop in agent.py. It offers an interactive REPL (a banner, a You: prompt, the proposed plan with absolute paths, a y/N confirmation, a hidden passphrase prompt and formatted results) and a one-shot command mode for scripts. Ctrl+C and end-of-input exit cleanly, and the exit code is 0 on success and 1 on failure.</w:t>
+        <w:t>The interface is main.py together with the run() loop in agent.py. In interactive mode it prints a short banner and a You: prompt, shows the plan with full paths, asks y/N, asks for the passphrase without showing it, and prints the result. We also added a one-shot mode for scripts. Ctrl+C or the end of input exits cleanly, and the exit code is 0 for success and 1 for failure.</w:t>
       </w:r>
     </w:p>
     <w:tbl>
@@ -917,7 +949,7 @@
         <w:tc>
           <w:tcPr>
             <w:tcW w:type="dxa" w:w="9360"/>
-            <w:shd w:val="clear" w:color="auto" w:fill="1E1E1E"/>
+            <w:shd w:val="clear" w:color="auto" w:fill="F2F2F2"/>
             <w:tcMar>
               <w:top w:w="80" w:type="dxa"/>
               <w:bottom w:w="80" w:type="dxa"/>
@@ -933,65 +965,73 @@
             <w:r>
               <w:rPr>
                 <w:rFonts w:ascii="Consolas" w:hAnsi="Consolas"/>
-                <w:b/>
-                <w:i w:val="0"/>
-                <w:color w:val="FFFFFF"/>
+                <w:b w:val="0"/>
+                <w:i w:val="0"/>
+                <w:color w:val="000000"/>
                 <w:sz w:val="18"/>
               </w:rPr>
               <w:t>python3 -m smart_archive_agent                         # interactive REPL</w:t>
             </w:r>
             <w:r>
+              <w:rPr>
+                <w:color w:val="000000"/>
+              </w:rPr>
               <w:br/>
-              <w:t/>
             </w:r>
             <w:r>
               <w:rPr>
                 <w:rFonts w:ascii="Consolas" w:hAnsi="Consolas"/>
-                <w:b/>
-                <w:i w:val="0"/>
-                <w:color w:val="FFFFFF"/>
+                <w:b w:val="0"/>
+                <w:i w:val="0"/>
+                <w:color w:val="000000"/>
                 <w:sz w:val="18"/>
               </w:rPr>
               <w:t>python3 -m smart_archive_agent "archive ./src"         # one request, asks before writing</w:t>
             </w:r>
             <w:r>
+              <w:rPr>
+                <w:color w:val="000000"/>
+              </w:rPr>
               <w:br/>
-              <w:t/>
             </w:r>
             <w:r>
               <w:rPr>
                 <w:rFonts w:ascii="Consolas" w:hAnsi="Consolas"/>
-                <w:b/>
-                <w:i w:val="0"/>
-                <w:color w:val="FFFFFF"/>
+                <w:b w:val="0"/>
+                <w:i w:val="0"/>
+                <w:color w:val="000000"/>
                 <w:sz w:val="18"/>
               </w:rPr>
               <w:t>python3 -m smart_archive_agent --yes "back up ./src"   # one request, no confirmation</w:t>
             </w:r>
             <w:r>
+              <w:rPr>
+                <w:color w:val="000000"/>
+              </w:rPr>
               <w:br/>
-              <w:t/>
             </w:r>
             <w:r>
               <w:rPr>
                 <w:rFonts w:ascii="Consolas" w:hAnsi="Consolas"/>
-                <w:b/>
-                <w:i w:val="0"/>
-                <w:color w:val="FFFFFF"/>
+                <w:b w:val="0"/>
+                <w:i w:val="0"/>
+                <w:color w:val="000000"/>
                 <w:sz w:val="18"/>
               </w:rPr>
               <w:t>python3 -m smart_archive_agent --doctor                # checks tar, gzip, bzip2, xz, gpg, file</w:t>
             </w:r>
             <w:r>
+              <w:rPr>
+                <w:color w:val="000000"/>
+              </w:rPr>
               <w:br/>
-              <w:t/>
             </w:r>
             <w:r>
               <w:rPr>
                 <w:rFonts w:ascii="Consolas" w:hAnsi="Consolas"/>
-                <w:b/>
-                <w:i w:val="0"/>
-                <w:color w:val="FFFFFF"/>
+                <w:b w:val="0"/>
+                <w:i w:val="0"/>
+                <w:color w:val="000000"/>
                 <w:sz w:val="18"/>
               </w:rPr>
               <w:t>python3 -m smart_archive_agent --manifest              # agent description for the shell's router</w:t>
@@ -1014,9 +1054,10 @@
           <w:rFonts w:ascii="Calibri" w:hAnsi="Calibri"/>
           <w:b w:val="0"/>
           <w:i w:val="0"/>
+          <w:color w:val="000000"/>
           <w:sz w:val="22"/>
         </w:rPr>
-        <w:t>For integration, the package itself is part of the interface: __init__.py exports get_manifest(), get_tools(), execute_tool() and handle_request(), and agent.json describes the agent to the shell's router (what it handles, what it does not, and what it needs installed).</w:t>
+        <w:t>Because our teacher will plug the agent into the class shell, the package itself is also part of the interface: __init__.py exports get_manifest(), get_tools(), execute_tool() and handle_request(), and agent.json tells the shell's router what our agent handles, what it does not, and what it needs installed.</w:t>
       </w:r>
     </w:p>
     <w:p>
@@ -1029,6 +1070,7 @@
           <w:rFonts w:ascii="Calibri" w:hAnsi="Calibri"/>
           <w:b/>
           <w:i w:val="0"/>
+          <w:color w:val="000000"/>
           <w:sz w:val="23"/>
         </w:rPr>
         <w:t>3.2.2 The Orchestration Layer: Intent Routing</w:t>
@@ -1043,9 +1085,10 @@
           <w:rFonts w:ascii="Calibri" w:hAnsi="Calibri"/>
           <w:b w:val="0"/>
           <w:i w:val="0"/>
+          <w:color w:val="000000"/>
           <w:sz w:val="22"/>
         </w:rPr>
-        <w:t>The template lists LangChain, LlamaIndex or a raw MCP client for this layer. We implemented the orchestration directly in Python (agent.py, handle_request()) without a framework, for three reasons: the agent must install on the teacher's machine with no extra packages, every decision must be predictable and auditable for safety review, and open-ended language understanding is already the base shell's LLM's job. The pipeline runs in a fixed order:</w:t>
+        <w:t>The template mentions LangChain, LlamaIndex or a raw MCP client for this layer. We decided to write the orchestration ourselves in plain Python (agent.py, handle_request()) instead of using a framework. We had three reasons: the agent has to install on our teacher's machine without extra packages, we wanted every decision to be predictable so we could reason about safety, and understanding open-ended language is already the job of the base shell's LLM. Each request goes through these stages in order:</w:t>
       </w:r>
     </w:p>
     <w:tbl>
@@ -1076,7 +1119,7 @@
         <w:tc>
           <w:tcPr>
             <w:tcW w:type="dxa" w:w="2200"/>
-            <w:shd w:val="clear" w:color="auto" w:fill="1F497D"/>
+            <w:shd w:val="clear" w:color="auto" w:fill="D9D9D9"/>
             <w:tcMar>
               <w:top w:w="80" w:type="dxa"/>
               <w:bottom w:w="80" w:type="dxa"/>
@@ -1094,7 +1137,7 @@
                 <w:rFonts w:ascii="Calibri" w:hAnsi="Calibri"/>
                 <w:b/>
                 <w:i w:val="0"/>
-                <w:color w:val="FFFFFF"/>
+                <w:color w:val="000000"/>
                 <w:sz w:val="19"/>
               </w:rPr>
               <w:t>Stage</w:t>
@@ -1104,7 +1147,7 @@
         <w:tc>
           <w:tcPr>
             <w:tcW w:type="dxa" w:w="2300"/>
-            <w:shd w:val="clear" w:color="auto" w:fill="1F497D"/>
+            <w:shd w:val="clear" w:color="auto" w:fill="D9D9D9"/>
             <w:tcMar>
               <w:top w:w="80" w:type="dxa"/>
               <w:bottom w:w="80" w:type="dxa"/>
@@ -1122,7 +1165,7 @@
                 <w:rFonts w:ascii="Calibri" w:hAnsi="Calibri"/>
                 <w:b/>
                 <w:i w:val="0"/>
-                <w:color w:val="FFFFFF"/>
+                <w:color w:val="000000"/>
                 <w:sz w:val="19"/>
               </w:rPr>
               <w:t>Module</w:t>
@@ -1132,7 +1175,7 @@
         <w:tc>
           <w:tcPr>
             <w:tcW w:type="dxa" w:w="4860"/>
-            <w:shd w:val="clear" w:color="auto" w:fill="1F497D"/>
+            <w:shd w:val="clear" w:color="auto" w:fill="D9D9D9"/>
             <w:tcMar>
               <w:top w:w="80" w:type="dxa"/>
               <w:bottom w:w="80" w:type="dxa"/>
@@ -1150,7 +1193,7 @@
                 <w:rFonts w:ascii="Calibri" w:hAnsi="Calibri"/>
                 <w:b/>
                 <w:i w:val="0"/>
-                <w:color w:val="FFFFFF"/>
+                <w:color w:val="000000"/>
                 <w:sz w:val="19"/>
               </w:rPr>
               <w:t>What it does</w:t>
@@ -1182,6 +1225,7 @@
                 <w:rFonts w:ascii="Calibri" w:hAnsi="Calibri"/>
                 <w:b/>
                 <w:i w:val="0"/>
+                <w:color w:val="000000"/>
                 <w:sz w:val="19"/>
               </w:rPr>
               <w:t>1. Guardrail</w:t>
@@ -1208,6 +1252,7 @@
                 <w:rFonts w:ascii="Calibri" w:hAnsi="Calibri"/>
                 <w:b w:val="0"/>
                 <w:i w:val="0"/>
+                <w:color w:val="000000"/>
                 <w:sz w:val="19"/>
               </w:rPr>
               <w:t>security/guardrails.py</w:t>
@@ -1234,9 +1279,10 @@
                 <w:rFonts w:ascii="Calibri" w:hAnsi="Calibri"/>
                 <w:b w:val="0"/>
                 <w:i w:val="0"/>
+                <w:color w:val="000000"/>
                 <w:sz w:val="19"/>
               </w:rPr>
-              <w:t>Matches the raw text against a regex blacklist of destructive commands before anything else.</w:t>
+              <w:t>Checks the raw text against a regex blacklist of destructive commands before anything else.</w:t>
             </w:r>
           </w:p>
         </w:tc>
@@ -1248,7 +1294,7 @@
         <w:tc>
           <w:tcPr>
             <w:tcW w:type="dxa" w:w="2200"/>
-            <w:shd w:val="clear" w:color="auto" w:fill="EEF3FA"/>
+            <w:shd w:val="clear" w:color="auto" w:fill="F2F2F2"/>
             <w:tcMar>
               <w:top w:w="80" w:type="dxa"/>
               <w:bottom w:w="80" w:type="dxa"/>
@@ -1265,6 +1311,7 @@
                 <w:rFonts w:ascii="Calibri" w:hAnsi="Calibri"/>
                 <w:b/>
                 <w:i w:val="0"/>
+                <w:color w:val="000000"/>
                 <w:sz w:val="19"/>
               </w:rPr>
               <w:t>2. Intent recognition</w:t>
@@ -1274,7 +1321,7 @@
         <w:tc>
           <w:tcPr>
             <w:tcW w:type="dxa" w:w="2300"/>
-            <w:shd w:val="clear" w:color="auto" w:fill="EEF3FA"/>
+            <w:shd w:val="clear" w:color="auto" w:fill="F2F2F2"/>
             <w:tcMar>
               <w:top w:w="80" w:type="dxa"/>
               <w:bottom w:w="80" w:type="dxa"/>
@@ -1291,6 +1338,7 @@
                 <w:rFonts w:ascii="Calibri" w:hAnsi="Calibri"/>
                 <w:b w:val="0"/>
                 <w:i w:val="0"/>
+                <w:color w:val="000000"/>
                 <w:sz w:val="19"/>
               </w:rPr>
               <w:t>intent.py</w:t>
@@ -1300,7 +1348,7 @@
         <w:tc>
           <w:tcPr>
             <w:tcW w:type="dxa" w:w="4860"/>
-            <w:shd w:val="clear" w:color="auto" w:fill="EEF3FA"/>
+            <w:shd w:val="clear" w:color="auto" w:fill="F2F2F2"/>
             <w:tcMar>
               <w:top w:w="80" w:type="dxa"/>
               <w:bottom w:w="80" w:type="dxa"/>
@@ -1317,9 +1365,10 @@
                 <w:rFonts w:ascii="Calibri" w:hAnsi="Calibri"/>
                 <w:b w:val="0"/>
                 <w:i w:val="0"/>
+                <w:color w:val="000000"/>
                 <w:sz w:val="19"/>
               </w:rPr>
-              <w:t>Removes file paths from the text, then matches whole-word verb vocabularies in a fixed priority order (decrypt, encrypt, extract, decompress, list, compress, archive). Out-of-scope requests stop here.</w:t>
+              <w:t>Removes file paths from the text, then looks for whole-word verbs in a fixed order (decrypt, encrypt, extract, decompress, list, compress, archive). Requests that are not about archiving stop here.</w:t>
             </w:r>
           </w:p>
         </w:tc>
@@ -1348,6 +1397,7 @@
                 <w:rFonts w:ascii="Calibri" w:hAnsi="Calibri"/>
                 <w:b/>
                 <w:i w:val="0"/>
+                <w:color w:val="000000"/>
                 <w:sz w:val="19"/>
               </w:rPr>
               <w:t>3. Planning</w:t>
@@ -1374,6 +1424,7 @@
                 <w:rFonts w:ascii="Calibri" w:hAnsi="Calibri"/>
                 <w:b w:val="0"/>
                 <w:i w:val="0"/>
+                <w:color w:val="000000"/>
                 <w:sz w:val="19"/>
               </w:rPr>
               <w:t>planner.py</w:t>
@@ -1400,9 +1451,10 @@
                 <w:rFonts w:ascii="Calibri" w:hAnsi="Calibri"/>
                 <w:b w:val="0"/>
                 <w:i w:val="0"/>
+                <w:color w:val="000000"/>
                 <w:sz w:val="19"/>
               </w:rPr>
-              <w:t>Builds ordered steps: folders are archived first; "heavily" → level max, "quickly" → fast; missing output names are chosen next to the source; an unencrypted archive the agent created is removed after encryption.</w:t>
+              <w:t>Builds the steps: folders are archived first; "heavily" → level max, "quickly" → fast; missing output names are chosen next to the source; an unencrypted archive we created is deleted after encryption.</w:t>
             </w:r>
           </w:p>
         </w:tc>
@@ -1414,7 +1466,7 @@
         <w:tc>
           <w:tcPr>
             <w:tcW w:type="dxa" w:w="2200"/>
-            <w:shd w:val="clear" w:color="auto" w:fill="EEF3FA"/>
+            <w:shd w:val="clear" w:color="auto" w:fill="F2F2F2"/>
             <w:tcMar>
               <w:top w:w="80" w:type="dxa"/>
               <w:bottom w:w="80" w:type="dxa"/>
@@ -1431,6 +1483,7 @@
                 <w:rFonts w:ascii="Calibri" w:hAnsi="Calibri"/>
                 <w:b/>
                 <w:i w:val="0"/>
+                <w:color w:val="000000"/>
                 <w:sz w:val="19"/>
               </w:rPr>
               <w:t>4. Plan validation</w:t>
@@ -1440,7 +1493,7 @@
         <w:tc>
           <w:tcPr>
             <w:tcW w:type="dxa" w:w="2300"/>
-            <w:shd w:val="clear" w:color="auto" w:fill="EEF3FA"/>
+            <w:shd w:val="clear" w:color="auto" w:fill="F2F2F2"/>
             <w:tcMar>
               <w:top w:w="80" w:type="dxa"/>
               <w:bottom w:w="80" w:type="dxa"/>
@@ -1457,6 +1510,7 @@
                 <w:rFonts w:ascii="Calibri" w:hAnsi="Calibri"/>
                 <w:b w:val="0"/>
                 <w:i w:val="0"/>
+                <w:color w:val="000000"/>
                 <w:sz w:val="19"/>
               </w:rPr>
               <w:t>planner.validate_plan()</w:t>
@@ -1466,7 +1520,7 @@
         <w:tc>
           <w:tcPr>
             <w:tcW w:type="dxa" w:w="4860"/>
-            <w:shd w:val="clear" w:color="auto" w:fill="EEF3FA"/>
+            <w:shd w:val="clear" w:color="auto" w:fill="F2F2F2"/>
             <w:tcMar>
               <w:top w:w="80" w:type="dxa"/>
               <w:bottom w:w="80" w:type="dxa"/>
@@ -1483,9 +1537,10 @@
                 <w:rFonts w:ascii="Calibri" w:hAnsi="Calibri"/>
                 <w:b w:val="0"/>
                 <w:i w:val="0"/>
+                <w:color w:val="000000"/>
                 <w:sz w:val="19"/>
               </w:rPr>
-              <w:t>Checks every step against the tool schemas; a clean-up step may delete only a file created earlier in the same plan.</w:t>
+              <w:t>Checks every step against the tool schemas; a clean-up step may only delete a file made earlier in the same plan.</w:t>
             </w:r>
           </w:p>
         </w:tc>
@@ -1514,6 +1569,7 @@
                 <w:rFonts w:ascii="Calibri" w:hAnsi="Calibri"/>
                 <w:b/>
                 <w:i w:val="0"/>
+                <w:color w:val="000000"/>
                 <w:sz w:val="19"/>
               </w:rPr>
               <w:t>5. Confirmation and execution</w:t>
@@ -1540,6 +1596,7 @@
                 <w:rFonts w:ascii="Calibri" w:hAnsi="Calibri"/>
                 <w:b w:val="0"/>
                 <w:i w:val="0"/>
+                <w:color w:val="000000"/>
                 <w:sz w:val="19"/>
               </w:rPr>
               <w:t>agent.run_plan()</w:t>
@@ -1566,9 +1623,10 @@
                 <w:rFonts w:ascii="Calibri" w:hAnsi="Calibri"/>
                 <w:b w:val="0"/>
                 <w:i w:val="0"/>
+                <w:color w:val="000000"/>
                 <w:sz w:val="19"/>
               </w:rPr>
-              <w:t>Shows the plan, waits for y, runs the steps in order, and stops at the first failure, reporting completed steps.</w:t>
+              <w:t>Shows the plan, waits for y, runs the steps in order, and stops at the first failure, saying which steps finished.</w:t>
             </w:r>
           </w:p>
         </w:tc>
@@ -1589,6 +1647,7 @@
           <w:rFonts w:ascii="Calibri" w:hAnsi="Calibri"/>
           <w:b/>
           <w:i w:val="0"/>
+          <w:color w:val="000000"/>
           <w:sz w:val="23"/>
         </w:rPr>
         <w:t>3.2.3 The Tooling Layer: Safe System Functions</w:t>
@@ -1603,9 +1662,10 @@
           <w:rFonts w:ascii="Calibri" w:hAnsi="Calibri"/>
           <w:b w:val="0"/>
           <w:i w:val="0"/>
+          <w:color w:val="000000"/>
           <w:sz w:val="22"/>
         </w:rPr>
-        <w:t>The tooling layer exposes eight archive functions as tools. Each tool is declared in tools/registry.py with a name, a description written for an LLM, and a JSON Schema for its parameters, which is the same structure an MCP server uses to declare tools. get_tools() returns these declarations in generic, OpenAI-compatible or Anthropic format, and execute_tool() runs one call. The tools are not yet served over the MCP protocol itself; that wrapper is listed as future work. File-management functions for other domains, system monitoring and network configuration belong to other agents of the shell.</w:t>
+        <w:t>Our agent offers eight archive functions as tools. In tools/registry.py each tool has a name, a description written so an LLM can choose it, and a JSON Schema for its parameters; this is the same shape an MCP server uses to describe its tools. get_tools() returns these definitions in generic, OpenAI-compatible or Anthropic format, and execute_tool() runs one call. We have not wrapped them in an actual MCP server yet; we list that as future work. System monitoring, network configuration and other file tasks belong to other agents in the class shell.</w:t>
       </w:r>
     </w:p>
     <w:tbl>
@@ -1637,7 +1697,7 @@
         <w:tc>
           <w:tcPr>
             <w:tcW w:type="dxa" w:w="1700"/>
-            <w:shd w:val="clear" w:color="auto" w:fill="1F497D"/>
+            <w:shd w:val="clear" w:color="auto" w:fill="D9D9D9"/>
             <w:tcMar>
               <w:top w:w="80" w:type="dxa"/>
               <w:bottom w:w="80" w:type="dxa"/>
@@ -1655,7 +1715,7 @@
                 <w:rFonts w:ascii="Calibri" w:hAnsi="Calibri"/>
                 <w:b/>
                 <w:i w:val="0"/>
-                <w:color w:val="FFFFFF"/>
+                <w:color w:val="000000"/>
                 <w:sz w:val="19"/>
               </w:rPr>
               <w:t>Tool</w:t>
@@ -1665,7 +1725,7 @@
         <w:tc>
           <w:tcPr>
             <w:tcW w:type="dxa" w:w="2350"/>
-            <w:shd w:val="clear" w:color="auto" w:fill="1F497D"/>
+            <w:shd w:val="clear" w:color="auto" w:fill="D9D9D9"/>
             <w:tcMar>
               <w:top w:w="80" w:type="dxa"/>
               <w:bottom w:w="80" w:type="dxa"/>
@@ -1683,7 +1743,7 @@
                 <w:rFonts w:ascii="Calibri" w:hAnsi="Calibri"/>
                 <w:b/>
                 <w:i w:val="0"/>
-                <w:color w:val="FFFFFF"/>
+                <w:color w:val="000000"/>
                 <w:sz w:val="19"/>
               </w:rPr>
               <w:t>Python function</w:t>
@@ -1693,7 +1753,7 @@
         <w:tc>
           <w:tcPr>
             <w:tcW w:type="dxa" w:w="2860"/>
-            <w:shd w:val="clear" w:color="auto" w:fill="1F497D"/>
+            <w:shd w:val="clear" w:color="auto" w:fill="D9D9D9"/>
             <w:tcMar>
               <w:top w:w="80" w:type="dxa"/>
               <w:bottom w:w="80" w:type="dxa"/>
@@ -1711,7 +1771,7 @@
                 <w:rFonts w:ascii="Calibri" w:hAnsi="Calibri"/>
                 <w:b/>
                 <w:i w:val="0"/>
-                <w:color w:val="FFFFFF"/>
+                <w:color w:val="000000"/>
                 <w:sz w:val="19"/>
               </w:rPr>
               <w:t>Linux backend</w:t>
@@ -1721,7 +1781,7 @@
         <w:tc>
           <w:tcPr>
             <w:tcW w:type="dxa" w:w="2450"/>
-            <w:shd w:val="clear" w:color="auto" w:fill="1F497D"/>
+            <w:shd w:val="clear" w:color="auto" w:fill="D9D9D9"/>
             <w:tcMar>
               <w:top w:w="80" w:type="dxa"/>
               <w:bottom w:w="80" w:type="dxa"/>
@@ -1739,7 +1799,7 @@
                 <w:rFonts w:ascii="Calibri" w:hAnsi="Calibri"/>
                 <w:b/>
                 <w:i w:val="0"/>
-                <w:color w:val="FFFFFF"/>
+                <w:color w:val="000000"/>
                 <w:sz w:val="19"/>
               </w:rPr>
               <w:t>Key arguments</w:t>
@@ -1771,6 +1831,7 @@
                 <w:rFonts w:ascii="Calibri" w:hAnsi="Calibri"/>
                 <w:b/>
                 <w:i w:val="0"/>
+                <w:color w:val="000000"/>
                 <w:sz w:val="19"/>
               </w:rPr>
               <w:t>create_archive</w:t>
@@ -1797,6 +1858,7 @@
                 <w:rFonts w:ascii="Calibri" w:hAnsi="Calibri"/>
                 <w:b w:val="0"/>
                 <w:i w:val="0"/>
+                <w:color w:val="000000"/>
                 <w:sz w:val="19"/>
               </w:rPr>
               <w:t>archive.create_archive()</w:t>
@@ -1823,6 +1885,7 @@
                 <w:rFonts w:ascii="Calibri" w:hAnsi="Calibri"/>
                 <w:b w:val="0"/>
                 <w:i w:val="0"/>
+                <w:color w:val="000000"/>
                 <w:sz w:val="19"/>
               </w:rPr>
               <w:t>tar with gzip / bzip2 / xz (tar -I), or Python zipfile</w:t>
@@ -1849,6 +1912,7 @@
                 <w:rFonts w:ascii="Calibri" w:hAnsi="Calibri"/>
                 <w:b w:val="0"/>
                 <w:i w:val="0"/>
+                <w:color w:val="000000"/>
                 <w:sz w:val="19"/>
               </w:rPr>
               <w:t>source_path, output_path, compression, level</w:t>
@@ -1863,7 +1927,7 @@
         <w:tc>
           <w:tcPr>
             <w:tcW w:type="dxa" w:w="1700"/>
-            <w:shd w:val="clear" w:color="auto" w:fill="EEF3FA"/>
+            <w:shd w:val="clear" w:color="auto" w:fill="F2F2F2"/>
             <w:tcMar>
               <w:top w:w="80" w:type="dxa"/>
               <w:bottom w:w="80" w:type="dxa"/>
@@ -1880,6 +1944,7 @@
                 <w:rFonts w:ascii="Calibri" w:hAnsi="Calibri"/>
                 <w:b/>
                 <w:i w:val="0"/>
+                <w:color w:val="000000"/>
                 <w:sz w:val="19"/>
               </w:rPr>
               <w:t>list_archive</w:t>
@@ -1889,7 +1954,7 @@
         <w:tc>
           <w:tcPr>
             <w:tcW w:type="dxa" w:w="2350"/>
-            <w:shd w:val="clear" w:color="auto" w:fill="EEF3FA"/>
+            <w:shd w:val="clear" w:color="auto" w:fill="F2F2F2"/>
             <w:tcMar>
               <w:top w:w="80" w:type="dxa"/>
               <w:bottom w:w="80" w:type="dxa"/>
@@ -1906,6 +1971,7 @@
                 <w:rFonts w:ascii="Calibri" w:hAnsi="Calibri"/>
                 <w:b w:val="0"/>
                 <w:i w:val="0"/>
+                <w:color w:val="000000"/>
                 <w:sz w:val="19"/>
               </w:rPr>
               <w:t>archive.list_archive()</w:t>
@@ -1915,7 +1981,7 @@
         <w:tc>
           <w:tcPr>
             <w:tcW w:type="dxa" w:w="2860"/>
-            <w:shd w:val="clear" w:color="auto" w:fill="EEF3FA"/>
+            <w:shd w:val="clear" w:color="auto" w:fill="F2F2F2"/>
             <w:tcMar>
               <w:top w:w="80" w:type="dxa"/>
               <w:bottom w:w="80" w:type="dxa"/>
@@ -1932,6 +1998,7 @@
                 <w:rFonts w:ascii="Calibri" w:hAnsi="Calibri"/>
                 <w:b w:val="0"/>
                 <w:i w:val="0"/>
+                <w:color w:val="000000"/>
                 <w:sz w:val="19"/>
               </w:rPr>
               <w:t>tar -tf, zipfile</w:t>
@@ -1941,7 +2008,7 @@
         <w:tc>
           <w:tcPr>
             <w:tcW w:type="dxa" w:w="2450"/>
-            <w:shd w:val="clear" w:color="auto" w:fill="EEF3FA"/>
+            <w:shd w:val="clear" w:color="auto" w:fill="F2F2F2"/>
             <w:tcMar>
               <w:top w:w="80" w:type="dxa"/>
               <w:bottom w:w="80" w:type="dxa"/>
@@ -1958,6 +2025,7 @@
                 <w:rFonts w:ascii="Calibri" w:hAnsi="Calibri"/>
                 <w:b w:val="0"/>
                 <w:i w:val="0"/>
+                <w:color w:val="000000"/>
                 <w:sz w:val="19"/>
               </w:rPr>
               <w:t>archive_path</w:t>
@@ -1989,6 +2057,7 @@
                 <w:rFonts w:ascii="Calibri" w:hAnsi="Calibri"/>
                 <w:b/>
                 <w:i w:val="0"/>
+                <w:color w:val="000000"/>
                 <w:sz w:val="19"/>
               </w:rPr>
               <w:t>inspect_archive</w:t>
@@ -2015,6 +2084,7 @@
                 <w:rFonts w:ascii="Calibri" w:hAnsi="Calibri"/>
                 <w:b w:val="0"/>
                 <w:i w:val="0"/>
+                <w:color w:val="000000"/>
                 <w:sz w:val="19"/>
               </w:rPr>
               <w:t>archive.inspect_archive()</w:t>
@@ -2041,6 +2111,7 @@
                 <w:rFonts w:ascii="Calibri" w:hAnsi="Calibri"/>
                 <w:b w:val="0"/>
                 <w:i w:val="0"/>
+                <w:color w:val="000000"/>
                 <w:sz w:val="19"/>
               </w:rPr>
               <w:t>file -b, tar -tf, zipfile</w:t>
@@ -2067,6 +2138,7 @@
                 <w:rFonts w:ascii="Calibri" w:hAnsi="Calibri"/>
                 <w:b w:val="0"/>
                 <w:i w:val="0"/>
+                <w:color w:val="000000"/>
                 <w:sz w:val="19"/>
               </w:rPr>
               <w:t>archive_path</w:t>
@@ -2081,7 +2153,7 @@
         <w:tc>
           <w:tcPr>
             <w:tcW w:type="dxa" w:w="1700"/>
-            <w:shd w:val="clear" w:color="auto" w:fill="EEF3FA"/>
+            <w:shd w:val="clear" w:color="auto" w:fill="F2F2F2"/>
             <w:tcMar>
               <w:top w:w="80" w:type="dxa"/>
               <w:bottom w:w="80" w:type="dxa"/>
@@ -2098,6 +2170,7 @@
                 <w:rFonts w:ascii="Calibri" w:hAnsi="Calibri"/>
                 <w:b/>
                 <w:i w:val="0"/>
+                <w:color w:val="000000"/>
                 <w:sz w:val="19"/>
               </w:rPr>
               <w:t>extract_archive</w:t>
@@ -2107,7 +2180,7 @@
         <w:tc>
           <w:tcPr>
             <w:tcW w:type="dxa" w:w="2350"/>
-            <w:shd w:val="clear" w:color="auto" w:fill="EEF3FA"/>
+            <w:shd w:val="clear" w:color="auto" w:fill="F2F2F2"/>
             <w:tcMar>
               <w:top w:w="80" w:type="dxa"/>
               <w:bottom w:w="80" w:type="dxa"/>
@@ -2124,6 +2197,7 @@
                 <w:rFonts w:ascii="Calibri" w:hAnsi="Calibri"/>
                 <w:b w:val="0"/>
                 <w:i w:val="0"/>
+                <w:color w:val="000000"/>
                 <w:sz w:val="19"/>
               </w:rPr>
               <w:t>archive.extract_archive()</w:t>
@@ -2133,7 +2207,7 @@
         <w:tc>
           <w:tcPr>
             <w:tcW w:type="dxa" w:w="2860"/>
-            <w:shd w:val="clear" w:color="auto" w:fill="EEF3FA"/>
+            <w:shd w:val="clear" w:color="auto" w:fill="F2F2F2"/>
             <w:tcMar>
               <w:top w:w="80" w:type="dxa"/>
               <w:bottom w:w="80" w:type="dxa"/>
@@ -2150,16 +2224,17 @@
                 <w:rFonts w:ascii="Calibri" w:hAnsi="Calibri"/>
                 <w:b w:val="0"/>
                 <w:i w:val="0"/>
+                <w:color w:val="000000"/>
                 <w:sz w:val="19"/>
               </w:rPr>
-              <w:t>Python tarfile / zipfile after a full member check</w:t>
+              <w:t>Python tarfile / zipfile after checking every member</w:t>
             </w:r>
           </w:p>
         </w:tc>
         <w:tc>
           <w:tcPr>
             <w:tcW w:type="dxa" w:w="2450"/>
-            <w:shd w:val="clear" w:color="auto" w:fill="EEF3FA"/>
+            <w:shd w:val="clear" w:color="auto" w:fill="F2F2F2"/>
             <w:tcMar>
               <w:top w:w="80" w:type="dxa"/>
               <w:bottom w:w="80" w:type="dxa"/>
@@ -2176,6 +2251,7 @@
                 <w:rFonts w:ascii="Calibri" w:hAnsi="Calibri"/>
                 <w:b w:val="0"/>
                 <w:i w:val="0"/>
+                <w:color w:val="000000"/>
                 <w:sz w:val="19"/>
               </w:rPr>
               <w:t>archive_path, destination_path</w:t>
@@ -2207,6 +2283,7 @@
                 <w:rFonts w:ascii="Calibri" w:hAnsi="Calibri"/>
                 <w:b/>
                 <w:i w:val="0"/>
+                <w:color w:val="000000"/>
                 <w:sz w:val="19"/>
               </w:rPr>
               <w:t>compress_file</w:t>
@@ -2233,6 +2310,7 @@
                 <w:rFonts w:ascii="Calibri" w:hAnsi="Calibri"/>
                 <w:b w:val="0"/>
                 <w:i w:val="0"/>
+                <w:color w:val="000000"/>
                 <w:sz w:val="19"/>
               </w:rPr>
               <w:t>archive.compress_file()</w:t>
@@ -2259,6 +2337,7 @@
                 <w:rFonts w:ascii="Calibri" w:hAnsi="Calibri"/>
                 <w:b w:val="0"/>
                 <w:i w:val="0"/>
+                <w:color w:val="000000"/>
                 <w:sz w:val="19"/>
               </w:rPr>
               <w:t>gzip, bzip2, xz</w:t>
@@ -2285,6 +2364,7 @@
                 <w:rFonts w:ascii="Calibri" w:hAnsi="Calibri"/>
                 <w:b w:val="0"/>
                 <w:i w:val="0"/>
+                <w:color w:val="000000"/>
                 <w:sz w:val="19"/>
               </w:rPr>
               <w:t>source_path, output_path, algorithm, level</w:t>
@@ -2299,7 +2379,7 @@
         <w:tc>
           <w:tcPr>
             <w:tcW w:type="dxa" w:w="1700"/>
-            <w:shd w:val="clear" w:color="auto" w:fill="EEF3FA"/>
+            <w:shd w:val="clear" w:color="auto" w:fill="F2F2F2"/>
             <w:tcMar>
               <w:top w:w="80" w:type="dxa"/>
               <w:bottom w:w="80" w:type="dxa"/>
@@ -2316,6 +2396,7 @@
                 <w:rFonts w:ascii="Calibri" w:hAnsi="Calibri"/>
                 <w:b/>
                 <w:i w:val="0"/>
+                <w:color w:val="000000"/>
                 <w:sz w:val="19"/>
               </w:rPr>
               <w:t>decompress_file</w:t>
@@ -2325,7 +2406,7 @@
         <w:tc>
           <w:tcPr>
             <w:tcW w:type="dxa" w:w="2350"/>
-            <w:shd w:val="clear" w:color="auto" w:fill="EEF3FA"/>
+            <w:shd w:val="clear" w:color="auto" w:fill="F2F2F2"/>
             <w:tcMar>
               <w:top w:w="80" w:type="dxa"/>
               <w:bottom w:w="80" w:type="dxa"/>
@@ -2342,6 +2423,7 @@
                 <w:rFonts w:ascii="Calibri" w:hAnsi="Calibri"/>
                 <w:b w:val="0"/>
                 <w:i w:val="0"/>
+                <w:color w:val="000000"/>
                 <w:sz w:val="19"/>
               </w:rPr>
               <w:t>archive.decompress_file()</w:t>
@@ -2351,7 +2433,7 @@
         <w:tc>
           <w:tcPr>
             <w:tcW w:type="dxa" w:w="2860"/>
-            <w:shd w:val="clear" w:color="auto" w:fill="EEF3FA"/>
+            <w:shd w:val="clear" w:color="auto" w:fill="F2F2F2"/>
             <w:tcMar>
               <w:top w:w="80" w:type="dxa"/>
               <w:bottom w:w="80" w:type="dxa"/>
@@ -2368,6 +2450,7 @@
                 <w:rFonts w:ascii="Calibri" w:hAnsi="Calibri"/>
                 <w:b w:val="0"/>
                 <w:i w:val="0"/>
+                <w:color w:val="000000"/>
                 <w:sz w:val="19"/>
               </w:rPr>
               <w:t>gzip -d, bzip2 -d, xz -d</w:t>
@@ -2377,7 +2460,7 @@
         <w:tc>
           <w:tcPr>
             <w:tcW w:type="dxa" w:w="2450"/>
-            <w:shd w:val="clear" w:color="auto" w:fill="EEF3FA"/>
+            <w:shd w:val="clear" w:color="auto" w:fill="F2F2F2"/>
             <w:tcMar>
               <w:top w:w="80" w:type="dxa"/>
               <w:bottom w:w="80" w:type="dxa"/>
@@ -2394,6 +2477,7 @@
                 <w:rFonts w:ascii="Calibri" w:hAnsi="Calibri"/>
                 <w:b w:val="0"/>
                 <w:i w:val="0"/>
+                <w:color w:val="000000"/>
                 <w:sz w:val="19"/>
               </w:rPr>
               <w:t>source_path, output_path</w:t>
@@ -2425,6 +2509,7 @@
                 <w:rFonts w:ascii="Calibri" w:hAnsi="Calibri"/>
                 <w:b/>
                 <w:i w:val="0"/>
+                <w:color w:val="000000"/>
                 <w:sz w:val="19"/>
               </w:rPr>
               <w:t>encrypt_file</w:t>
@@ -2451,6 +2536,7 @@
                 <w:rFonts w:ascii="Calibri" w:hAnsi="Calibri"/>
                 <w:b w:val="0"/>
                 <w:i w:val="0"/>
+                <w:color w:val="000000"/>
                 <w:sz w:val="19"/>
               </w:rPr>
               <w:t>encryption.encrypt_file()</w:t>
@@ -2477,6 +2563,7 @@
                 <w:rFonts w:ascii="Calibri" w:hAnsi="Calibri"/>
                 <w:b w:val="0"/>
                 <w:i w:val="0"/>
+                <w:color w:val="000000"/>
                 <w:sz w:val="19"/>
               </w:rPr>
               <w:t>gpg --symmetric --cipher-algo AES256</w:t>
@@ -2503,6 +2590,7 @@
                 <w:rFonts w:ascii="Calibri" w:hAnsi="Calibri"/>
                 <w:b w:val="0"/>
                 <w:i w:val="0"/>
+                <w:color w:val="000000"/>
                 <w:sz w:val="19"/>
               </w:rPr>
               <w:t>source_path, output_path (+ passphrase)</w:t>
@@ -2517,7 +2605,7 @@
         <w:tc>
           <w:tcPr>
             <w:tcW w:type="dxa" w:w="1700"/>
-            <w:shd w:val="clear" w:color="auto" w:fill="EEF3FA"/>
+            <w:shd w:val="clear" w:color="auto" w:fill="F2F2F2"/>
             <w:tcMar>
               <w:top w:w="80" w:type="dxa"/>
               <w:bottom w:w="80" w:type="dxa"/>
@@ -2534,6 +2622,7 @@
                 <w:rFonts w:ascii="Calibri" w:hAnsi="Calibri"/>
                 <w:b/>
                 <w:i w:val="0"/>
+                <w:color w:val="000000"/>
                 <w:sz w:val="19"/>
               </w:rPr>
               <w:t>decrypt_file</w:t>
@@ -2543,7 +2632,7 @@
         <w:tc>
           <w:tcPr>
             <w:tcW w:type="dxa" w:w="2350"/>
-            <w:shd w:val="clear" w:color="auto" w:fill="EEF3FA"/>
+            <w:shd w:val="clear" w:color="auto" w:fill="F2F2F2"/>
             <w:tcMar>
               <w:top w:w="80" w:type="dxa"/>
               <w:bottom w:w="80" w:type="dxa"/>
@@ -2560,6 +2649,7 @@
                 <w:rFonts w:ascii="Calibri" w:hAnsi="Calibri"/>
                 <w:b w:val="0"/>
                 <w:i w:val="0"/>
+                <w:color w:val="000000"/>
                 <w:sz w:val="19"/>
               </w:rPr>
               <w:t>encryption.decrypt_file()</w:t>
@@ -2569,7 +2659,7 @@
         <w:tc>
           <w:tcPr>
             <w:tcW w:type="dxa" w:w="2860"/>
-            <w:shd w:val="clear" w:color="auto" w:fill="EEF3FA"/>
+            <w:shd w:val="clear" w:color="auto" w:fill="F2F2F2"/>
             <w:tcMar>
               <w:top w:w="80" w:type="dxa"/>
               <w:bottom w:w="80" w:type="dxa"/>
@@ -2586,6 +2676,7 @@
                 <w:rFonts w:ascii="Calibri" w:hAnsi="Calibri"/>
                 <w:b w:val="0"/>
                 <w:i w:val="0"/>
+                <w:color w:val="000000"/>
                 <w:sz w:val="19"/>
               </w:rPr>
               <w:t>gpg --decrypt</w:t>
@@ -2595,7 +2686,7 @@
         <w:tc>
           <w:tcPr>
             <w:tcW w:type="dxa" w:w="2450"/>
-            <w:shd w:val="clear" w:color="auto" w:fill="EEF3FA"/>
+            <w:shd w:val="clear" w:color="auto" w:fill="F2F2F2"/>
             <w:tcMar>
               <w:top w:w="80" w:type="dxa"/>
               <w:bottom w:w="80" w:type="dxa"/>
@@ -2612,6 +2703,7 @@
                 <w:rFonts w:ascii="Calibri" w:hAnsi="Calibri"/>
                 <w:b w:val="0"/>
                 <w:i w:val="0"/>
+                <w:color w:val="000000"/>
                 <w:sz w:val="19"/>
               </w:rPr>
               <w:t>source_path, output_path (+ passphrase)</w:t>
@@ -2634,6 +2726,7 @@
           <w:rFonts w:ascii="Calibri" w:hAnsi="Calibri"/>
           <w:b w:val="0"/>
           <w:i w:val="0"/>
+          <w:color w:val="000000"/>
           <w:sz w:val="22"/>
         </w:rPr>
         <w:t>Compression levels: fast = gzip -1 / xz -1, normal = gzip -6 / xz -6, max = gzip -9 / bzip2 -9 / xz -9e.</w:t>
@@ -2649,6 +2742,7 @@
           <w:rFonts w:ascii="Calibri" w:hAnsi="Calibri"/>
           <w:b/>
           <w:i w:val="0"/>
+          <w:color w:val="000000"/>
           <w:sz w:val="23"/>
         </w:rPr>
         <w:t>3.2.4 Result Handling &amp; Diagnostics</w:t>
@@ -2663,9 +2757,10 @@
           <w:rFonts w:ascii="Calibri" w:hAnsi="Calibri"/>
           <w:b w:val="0"/>
           <w:i w:val="0"/>
+          <w:color w:val="000000"/>
           <w:sz w:val="22"/>
         </w:rPr>
-        <w:t>Every tool and every request returns one dictionary: success (bool), operation (str), message (str, for people), output (path produced), plus entries for listings, steps and plan for multi-step requests, missing when a detail could not be found, and error on failure. execute_tool() never raises: exceptions inside a tool are turned into success = false with an error message, so neither the REPL nor the base shell can be crashed by a failing operation. The same dictionary can be sent back to an LLM as the tool result with json.dumps().</w:t>
+        <w:t>Every tool and every request returns one dictionary: success (true or false), operation, a message for people, output (the path that was created), plus entries for listings, steps and plan for multi-step requests, missing when a detail could not be found, and error when something failed. execute_tool() never raises an exception; errors inside a tool come back as success = false with a message, so a failing operation cannot crash our REPL or the base shell. The same dictionary can be passed back to an LLM with json.dumps().</w:t>
       </w:r>
     </w:p>
     <w:p>
@@ -2678,6 +2773,7 @@
           <w:rFonts w:ascii="Calibri" w:hAnsi="Calibri"/>
           <w:b/>
           <w:i w:val="0"/>
+          <w:color w:val="000000"/>
           <w:sz w:val="26"/>
         </w:rPr>
         <w:t>3.3 Security &amp; Guardrail Framework</w:t>
@@ -2693,6 +2789,7 @@
           <w:rFonts w:ascii="Calibri" w:hAnsi="Calibri"/>
           <w:b/>
           <w:i w:val="0"/>
+          <w:color w:val="000000"/>
           <w:sz w:val="23"/>
         </w:rPr>
         <w:t>3.3.1 The "Human-in-the-Loop" Validation Mechanism</w:t>
@@ -2707,9 +2804,10 @@
           <w:rFonts w:ascii="Calibri" w:hAnsi="Calibri"/>
           <w:b w:val="0"/>
           <w:i w:val="0"/>
+          <w:color w:val="000000"/>
           <w:sz w:val="22"/>
         </w:rPr>
-        <w:t>No file is written until a person has seen and approved the complete plan. Before any step that writes, the agent prints every step with absolute source and destination paths and waits for y; anything else cancels with "Nothing was changed". Read-only requests (list, inspect) run without asking. Passphrases for encryption and decryption are always typed by the person at a hidden prompt (asked twice when encrypting); they never come from an LLM. When the agent is embedded in the base shell, handle_request(confirm=…, passphrase=…) lets the shell show the plan and collect the passphrase in its own interface.</w:t>
+        <w:t>Nothing is written until the user has seen and approved the whole plan. Before any step that writes a file, our agent prints every step with full source and destination paths and waits for y; any other answer cancels with "Nothing was changed". Read-only requests (list, inspect) run without asking. The passphrase for encryption and decryption is always typed by the user at a hidden prompt (twice when encrypting), never supplied by an LLM. When the agent runs inside the base shell, handle_request(confirm=…, passphrase=…) lets the shell show the plan and collect the passphrase in its own way.</w:t>
       </w:r>
     </w:p>
     <w:p>
@@ -2722,6 +2820,7 @@
           <w:rFonts w:ascii="Calibri" w:hAnsi="Calibri"/>
           <w:b/>
           <w:i w:val="0"/>
+          <w:color w:val="000000"/>
           <w:sz w:val="23"/>
         </w:rPr>
         <w:t>3.3.2 Command Sanitization and Regex-Based Blacklisting of Destructive Commands</w:t>
@@ -2736,9 +2835,10 @@
           <w:rFonts w:ascii="Calibri" w:hAnsi="Calibri"/>
           <w:b w:val="0"/>
           <w:i w:val="0"/>
+          <w:color w:val="000000"/>
           <w:sz w:val="22"/>
         </w:rPr>
-        <w:t>User text is never executed as a command. Utilities are started with subprocess.run() and an argument list (never shell=True), so characters such as ; | $( ) are passed as plain data. In addition, the raw request is checked against a regex blacklist before planning, so a destructive request is refused outright instead of being partially carried out:</w:t>
+        <w:t>User text is never run as a command. We start every tool with subprocess.run() and a list of arguments (never shell=True), so characters like ; | $( ) are treated as plain text. On top of that, we check the raw request against a regex blacklist before planning, so a destructive request is refused completely instead of being half carried out:</w:t>
       </w:r>
     </w:p>
     <w:tbl>
@@ -2768,7 +2868,7 @@
         <w:tc>
           <w:tcPr>
             <w:tcW w:type="dxa" w:w="4700"/>
-            <w:shd w:val="clear" w:color="auto" w:fill="1F497D"/>
+            <w:shd w:val="clear" w:color="auto" w:fill="D9D9D9"/>
             <w:tcMar>
               <w:top w:w="80" w:type="dxa"/>
               <w:bottom w:w="80" w:type="dxa"/>
@@ -2786,7 +2886,7 @@
                 <w:rFonts w:ascii="Calibri" w:hAnsi="Calibri"/>
                 <w:b/>
                 <w:i w:val="0"/>
-                <w:color w:val="FFFFFF"/>
+                <w:color w:val="000000"/>
                 <w:sz w:val="19"/>
               </w:rPr>
               <w:t>Pattern (examples)</w:t>
@@ -2796,7 +2896,7 @@
         <w:tc>
           <w:tcPr>
             <w:tcW w:type="dxa" w:w="4660"/>
-            <w:shd w:val="clear" w:color="auto" w:fill="1F497D"/>
+            <w:shd w:val="clear" w:color="auto" w:fill="D9D9D9"/>
             <w:tcMar>
               <w:top w:w="80" w:type="dxa"/>
               <w:bottom w:w="80" w:type="dxa"/>
@@ -2814,7 +2914,7 @@
                 <w:rFonts w:ascii="Calibri" w:hAnsi="Calibri"/>
                 <w:b/>
                 <w:i w:val="0"/>
-                <w:color w:val="FFFFFF"/>
+                <w:color w:val="000000"/>
                 <w:sz w:val="19"/>
               </w:rPr>
               <w:t>Refused as</w:t>
@@ -2846,6 +2946,7 @@
                 <w:rFonts w:ascii="Calibri" w:hAnsi="Calibri"/>
                 <w:b/>
                 <w:i w:val="0"/>
+                <w:color w:val="000000"/>
                 <w:sz w:val="19"/>
               </w:rPr>
               <w:t>rm -rf …, rm -fr …</w:t>
@@ -2872,6 +2973,7 @@
                 <w:rFonts w:ascii="Calibri" w:hAnsi="Calibri"/>
                 <w:b w:val="0"/>
                 <w:i w:val="0"/>
+                <w:color w:val="000000"/>
                 <w:sz w:val="19"/>
               </w:rPr>
               <w:t>recursive forced delete</w:t>
@@ -2886,7 +2988,7 @@
         <w:tc>
           <w:tcPr>
             <w:tcW w:type="dxa" w:w="4700"/>
-            <w:shd w:val="clear" w:color="auto" w:fill="EEF3FA"/>
+            <w:shd w:val="clear" w:color="auto" w:fill="F2F2F2"/>
             <w:tcMar>
               <w:top w:w="80" w:type="dxa"/>
               <w:bottom w:w="80" w:type="dxa"/>
@@ -2903,6 +3005,7 @@
                 <w:rFonts w:ascii="Calibri" w:hAnsi="Calibri"/>
                 <w:b/>
                 <w:i w:val="0"/>
+                <w:color w:val="000000"/>
                 <w:sz w:val="19"/>
               </w:rPr>
               <w:t>mkfs, mkfs.ext4</w:t>
@@ -2912,7 +3015,7 @@
         <w:tc>
           <w:tcPr>
             <w:tcW w:type="dxa" w:w="4660"/>
-            <w:shd w:val="clear" w:color="auto" w:fill="EEF3FA"/>
+            <w:shd w:val="clear" w:color="auto" w:fill="F2F2F2"/>
             <w:tcMar>
               <w:top w:w="80" w:type="dxa"/>
               <w:bottom w:w="80" w:type="dxa"/>
@@ -2929,6 +3032,7 @@
                 <w:rFonts w:ascii="Calibri" w:hAnsi="Calibri"/>
                 <w:b w:val="0"/>
                 <w:i w:val="0"/>
+                <w:color w:val="000000"/>
                 <w:sz w:val="19"/>
               </w:rPr>
               <w:t>filesystem formatting</w:t>
@@ -2960,6 +3064,7 @@
                 <w:rFonts w:ascii="Calibri" w:hAnsi="Calibri"/>
                 <w:b/>
                 <w:i w:val="0"/>
+                <w:color w:val="000000"/>
                 <w:sz w:val="19"/>
               </w:rPr>
               <w:t>dd if=…</w:t>
@@ -2986,6 +3091,7 @@
                 <w:rFonts w:ascii="Calibri" w:hAnsi="Calibri"/>
                 <w:b w:val="0"/>
                 <w:i w:val="0"/>
+                <w:color w:val="000000"/>
                 <w:sz w:val="19"/>
               </w:rPr>
               <w:t>raw disk write</w:t>
@@ -3000,7 +3106,7 @@
         <w:tc>
           <w:tcPr>
             <w:tcW w:type="dxa" w:w="4700"/>
-            <w:shd w:val="clear" w:color="auto" w:fill="EEF3FA"/>
+            <w:shd w:val="clear" w:color="auto" w:fill="F2F2F2"/>
             <w:tcMar>
               <w:top w:w="80" w:type="dxa"/>
               <w:bottom w:w="80" w:type="dxa"/>
@@ -3017,6 +3123,7 @@
                 <w:rFonts w:ascii="Calibri" w:hAnsi="Calibri"/>
                 <w:b/>
                 <w:i w:val="0"/>
+                <w:color w:val="000000"/>
                 <w:sz w:val="19"/>
               </w:rPr>
               <w:t>:(){ :|:&amp; };:</w:t>
@@ -3026,7 +3133,7 @@
         <w:tc>
           <w:tcPr>
             <w:tcW w:type="dxa" w:w="4660"/>
-            <w:shd w:val="clear" w:color="auto" w:fill="EEF3FA"/>
+            <w:shd w:val="clear" w:color="auto" w:fill="F2F2F2"/>
             <w:tcMar>
               <w:top w:w="80" w:type="dxa"/>
               <w:bottom w:w="80" w:type="dxa"/>
@@ -3043,6 +3150,7 @@
                 <w:rFonts w:ascii="Calibri" w:hAnsi="Calibri"/>
                 <w:b w:val="0"/>
                 <w:i w:val="0"/>
+                <w:color w:val="000000"/>
                 <w:sz w:val="19"/>
               </w:rPr>
               <w:t>fork bomb</w:t>
@@ -3074,6 +3182,7 @@
                 <w:rFonts w:ascii="Calibri" w:hAnsi="Calibri"/>
                 <w:b/>
                 <w:i w:val="0"/>
+                <w:color w:val="000000"/>
                 <w:sz w:val="19"/>
               </w:rPr>
               <w:t>&gt; /dev/sda</w:t>
@@ -3100,6 +3209,7 @@
                 <w:rFonts w:ascii="Calibri" w:hAnsi="Calibri"/>
                 <w:b w:val="0"/>
                 <w:i w:val="0"/>
+                <w:color w:val="000000"/>
                 <w:sz w:val="19"/>
               </w:rPr>
               <w:t>raw block-device overwrite</w:t>
@@ -3114,7 +3224,7 @@
         <w:tc>
           <w:tcPr>
             <w:tcW w:type="dxa" w:w="4700"/>
-            <w:shd w:val="clear" w:color="auto" w:fill="EEF3FA"/>
+            <w:shd w:val="clear" w:color="auto" w:fill="F2F2F2"/>
             <w:tcMar>
               <w:top w:w="80" w:type="dxa"/>
               <w:bottom w:w="80" w:type="dxa"/>
@@ -3131,6 +3241,7 @@
                 <w:rFonts w:ascii="Calibri" w:hAnsi="Calibri"/>
                 <w:b/>
                 <w:i w:val="0"/>
+                <w:color w:val="000000"/>
                 <w:sz w:val="19"/>
               </w:rPr>
               <w:t>chmod -R 777 /</w:t>
@@ -3140,7 +3251,7 @@
         <w:tc>
           <w:tcPr>
             <w:tcW w:type="dxa" w:w="4660"/>
-            <w:shd w:val="clear" w:color="auto" w:fill="EEF3FA"/>
+            <w:shd w:val="clear" w:color="auto" w:fill="F2F2F2"/>
             <w:tcMar>
               <w:top w:w="80" w:type="dxa"/>
               <w:bottom w:w="80" w:type="dxa"/>
@@ -3157,6 +3268,7 @@
                 <w:rFonts w:ascii="Calibri" w:hAnsi="Calibri"/>
                 <w:b w:val="0"/>
                 <w:i w:val="0"/>
+                <w:color w:val="000000"/>
                 <w:sz w:val="19"/>
               </w:rPr>
               <w:t>world-writable root filesystem</w:t>
@@ -3188,6 +3300,7 @@
                 <w:rFonts w:ascii="Calibri" w:hAnsi="Calibri"/>
                 <w:b/>
                 <w:i w:val="0"/>
+                <w:color w:val="000000"/>
                 <w:sz w:val="19"/>
               </w:rPr>
               <w:t>shutdown, reboot, poweroff, halt</w:t>
@@ -3214,6 +3327,7 @@
                 <w:rFonts w:ascii="Calibri" w:hAnsi="Calibri"/>
                 <w:b w:val="0"/>
                 <w:i w:val="0"/>
+                <w:color w:val="000000"/>
                 <w:sz w:val="19"/>
               </w:rPr>
               <w:t>system power control</w:t>
@@ -3228,7 +3342,7 @@
         <w:tc>
           <w:tcPr>
             <w:tcW w:type="dxa" w:w="4700"/>
-            <w:shd w:val="clear" w:color="auto" w:fill="EEF3FA"/>
+            <w:shd w:val="clear" w:color="auto" w:fill="F2F2F2"/>
             <w:tcMar>
               <w:top w:w="80" w:type="dxa"/>
               <w:bottom w:w="80" w:type="dxa"/>
@@ -3245,6 +3359,7 @@
                 <w:rFonts w:ascii="Calibri" w:hAnsi="Calibri"/>
                 <w:b/>
                 <w:i w:val="0"/>
+                <w:color w:val="000000"/>
                 <w:sz w:val="19"/>
               </w:rPr>
               <w:t>format / wipe / erase … disk, drive, everything</w:t>
@@ -3254,7 +3369,7 @@
         <w:tc>
           <w:tcPr>
             <w:tcW w:type="dxa" w:w="4660"/>
-            <w:shd w:val="clear" w:color="auto" w:fill="EEF3FA"/>
+            <w:shd w:val="clear" w:color="auto" w:fill="F2F2F2"/>
             <w:tcMar>
               <w:top w:w="80" w:type="dxa"/>
               <w:bottom w:w="80" w:type="dxa"/>
@@ -3271,6 +3386,7 @@
                 <w:rFonts w:ascii="Calibri" w:hAnsi="Calibri"/>
                 <w:b w:val="0"/>
                 <w:i w:val="0"/>
+                <w:color w:val="000000"/>
                 <w:sz w:val="19"/>
               </w:rPr>
               <w:t>disk wipe request</w:t>
@@ -3302,6 +3418,7 @@
                 <w:rFonts w:ascii="Calibri" w:hAnsi="Calibri"/>
                 <w:b/>
                 <w:i w:val="0"/>
+                <w:color w:val="000000"/>
                 <w:sz w:val="19"/>
               </w:rPr>
               <w:t>delete everything, delete all files</w:t>
@@ -3328,6 +3445,7 @@
                 <w:rFonts w:ascii="Calibri" w:hAnsi="Calibri"/>
                 <w:b w:val="0"/>
                 <w:i w:val="0"/>
+                <w:color w:val="000000"/>
                 <w:sz w:val="19"/>
               </w:rPr>
               <w:t>mass deletion request</w:t>
@@ -3342,7 +3460,7 @@
         <w:tc>
           <w:tcPr>
             <w:tcW w:type="dxa" w:w="4700"/>
-            <w:shd w:val="clear" w:color="auto" w:fill="EEF3FA"/>
+            <w:shd w:val="clear" w:color="auto" w:fill="F2F2F2"/>
             <w:tcMar>
               <w:top w:w="80" w:type="dxa"/>
               <w:bottom w:w="80" w:type="dxa"/>
@@ -3359,6 +3477,7 @@
                 <w:rFonts w:ascii="Calibri" w:hAnsi="Calibri"/>
                 <w:b/>
                 <w:i w:val="0"/>
+                <w:color w:val="000000"/>
                 <w:sz w:val="19"/>
               </w:rPr>
               <w:t>; rm, | bash, `…`, $( … )</w:t>
@@ -3368,7 +3487,7 @@
         <w:tc>
           <w:tcPr>
             <w:tcW w:type="dxa" w:w="4660"/>
-            <w:shd w:val="clear" w:color="auto" w:fill="EEF3FA"/>
+            <w:shd w:val="clear" w:color="auto" w:fill="F2F2F2"/>
             <w:tcMar>
               <w:top w:w="80" w:type="dxa"/>
               <w:bottom w:w="80" w:type="dxa"/>
@@ -3385,6 +3504,7 @@
                 <w:rFonts w:ascii="Calibri" w:hAnsi="Calibri"/>
                 <w:b w:val="0"/>
                 <w:i w:val="0"/>
+                <w:color w:val="000000"/>
                 <w:sz w:val="19"/>
               </w:rPr>
               <w:t>shell command injection</w:t>
@@ -3416,6 +3536,7 @@
                 <w:rFonts w:ascii="Calibri" w:hAnsi="Calibri"/>
                 <w:b/>
                 <w:i w:val="0"/>
+                <w:color w:val="000000"/>
                 <w:sz w:val="19"/>
               </w:rPr>
               <w:t>a bare / as a path</w:t>
@@ -3442,6 +3563,7 @@
                 <w:rFonts w:ascii="Calibri" w:hAnsi="Calibri"/>
                 <w:b w:val="0"/>
                 <w:i w:val="0"/>
+                <w:color w:val="000000"/>
                 <w:sz w:val="19"/>
               </w:rPr>
               <w:t>operation on the whole root filesystem</w:t>
@@ -3464,9 +3586,10 @@
           <w:rFonts w:ascii="Calibri" w:hAnsi="Calibri"/>
           <w:b w:val="0"/>
           <w:i w:val="0"/>
+          <w:color w:val="000000"/>
           <w:sz w:val="22"/>
         </w:rPr>
-        <w:t>Further guards apply inside every tool, whichever path the call came from:</w:t>
+        <w:t>Inside every tool there are more checks, whichever way the call arrived:</w:t>
       </w:r>
     </w:p>
     <w:p>
@@ -3479,6 +3602,7 @@
           <w:rFonts w:ascii="Calibri" w:hAnsi="Calibri"/>
           <w:b/>
           <w:i w:val="0"/>
+          <w:color w:val="000000"/>
           <w:sz w:val="22"/>
         </w:rPr>
         <w:t>Protected locations:</w:t>
@@ -3488,9 +3612,10 @@
           <w:rFonts w:ascii="Calibri" w:hAnsi="Calibri"/>
           <w:b w:val="0"/>
           <w:i w:val="0"/>
+          <w:color w:val="000000"/>
           <w:sz w:val="22"/>
         </w:rPr>
-        <w:t xml:space="preserve"> never writes into /bin, /boot, /dev, /etc, /lib, /lib64, /proc, /sbin, /sys, /usr or /var/lib.</w:t>
+        <w:t xml:space="preserve"> we never write into /bin, /boot, /dev, /etc, /lib, /lib64, /proc, /sbin, /sys, /usr or /var/lib.</w:t>
       </w:r>
     </w:p>
     <w:p>
@@ -3503,6 +3628,7 @@
           <w:rFonts w:ascii="Calibri" w:hAnsi="Calibri"/>
           <w:b/>
           <w:i w:val="0"/>
+          <w:color w:val="000000"/>
           <w:sz w:val="22"/>
         </w:rPr>
         <w:t>No overwrites:</w:t>
@@ -3512,9 +3638,10 @@
           <w:rFonts w:ascii="Calibri" w:hAnsi="Calibri"/>
           <w:b w:val="0"/>
           <w:i w:val="0"/>
+          <w:color w:val="000000"/>
           <w:sz w:val="22"/>
         </w:rPr>
-        <w:t xml:space="preserve"> an existing output is never replaced; source and output must differ; an archive cannot be written inside the folder being archived.</w:t>
+        <w:t xml:space="preserve"> an existing file is never replaced; source and output must be different; an archive cannot be written inside the folder being archived.</w:t>
       </w:r>
     </w:p>
     <w:p>
@@ -3527,6 +3654,7 @@
           <w:rFonts w:ascii="Calibri" w:hAnsi="Calibri"/>
           <w:b/>
           <w:i w:val="0"/>
+          <w:color w:val="000000"/>
           <w:sz w:val="22"/>
         </w:rPr>
         <w:t>Zip Slip prevention:</w:t>
@@ -3536,9 +3664,10 @@
           <w:rFonts w:ascii="Calibri" w:hAnsi="Calibri"/>
           <w:b w:val="0"/>
           <w:i w:val="0"/>
+          <w:color w:val="000000"/>
           <w:sz w:val="22"/>
         </w:rPr>
-        <w:t xml:space="preserve"> every member of an archive is resolved against the destination and must stay inside it; symbolic and hard links inside tar archives are refused; the destination folder is created only after the whole archive passes.</w:t>
+        <w:t xml:space="preserve"> every member of an archive must stay inside the destination; symbolic and hard links inside tar archives are refused; the destination folder is only created after the whole archive has passed.</w:t>
       </w:r>
     </w:p>
     <w:p>
@@ -3551,15 +3680,17 @@
           <w:rFonts w:ascii="Calibri" w:hAnsi="Calibri"/>
           <w:b/>
           <w:i w:val="0"/>
+          <w:color w:val="000000"/>
           <w:sz w:val="22"/>
         </w:rPr>
-        <w:t>Schema validation of tool calls:</w:t>
+        <w:t>Schema check of tool calls:</w:t>
       </w:r>
       <w:r>
         <w:rPr>
           <w:rFonts w:ascii="Calibri" w:hAnsi="Calibri"/>
           <w:b w:val="0"/>
           <w:i w:val="0"/>
+          <w:color w:val="000000"/>
           <w:sz w:val="22"/>
         </w:rPr>
         <w:t xml:space="preserve"> unknown tools, missing or extra arguments, wrong types and invalid values (for example level = "ultra") are rejected before anything runs.</w:t>
@@ -3575,6 +3706,7 @@
           <w:rFonts w:ascii="Calibri" w:hAnsi="Calibri"/>
           <w:b/>
           <w:i w:val="0"/>
+          <w:color w:val="000000"/>
           <w:sz w:val="22"/>
         </w:rPr>
         <w:t>Least privilege:</w:t>
@@ -3584,6 +3716,7 @@
           <w:rFonts w:ascii="Calibri" w:hAnsi="Calibri"/>
           <w:b w:val="0"/>
           <w:i w:val="0"/>
+          <w:color w:val="000000"/>
           <w:sz w:val="22"/>
         </w:rPr>
         <w:t xml:space="preserve"> the agent runs as a normal user and never uses sudo.</w:t>
@@ -3599,6 +3732,7 @@
           <w:rFonts w:ascii="Calibri" w:hAnsi="Calibri"/>
           <w:b/>
           <w:i w:val="0"/>
+          <w:color w:val="000000"/>
           <w:sz w:val="32"/>
         </w:rPr>
         <w:t>Chapter 4: Implementation Methodology</w:t>
@@ -3614,6 +3748,7 @@
           <w:rFonts w:ascii="Calibri" w:hAnsi="Calibri"/>
           <w:b/>
           <w:i w:val="0"/>
+          <w:color w:val="000000"/>
           <w:sz w:val="26"/>
         </w:rPr>
         <w:t>4.1 Development Environment &amp; Tech Stack</w:t>
@@ -3646,7 +3781,7 @@
         <w:tc>
           <w:tcPr>
             <w:tcW w:type="dxa" w:w="2400"/>
-            <w:shd w:val="clear" w:color="auto" w:fill="1F497D"/>
+            <w:shd w:val="clear" w:color="auto" w:fill="D9D9D9"/>
             <w:tcMar>
               <w:top w:w="80" w:type="dxa"/>
               <w:bottom w:w="80" w:type="dxa"/>
@@ -3664,7 +3799,7 @@
                 <w:rFonts w:ascii="Calibri" w:hAnsi="Calibri"/>
                 <w:b/>
                 <w:i w:val="0"/>
-                <w:color w:val="FFFFFF"/>
+                <w:color w:val="000000"/>
                 <w:sz w:val="19"/>
               </w:rPr>
               <w:t>Item</w:t>
@@ -3674,7 +3809,7 @@
         <w:tc>
           <w:tcPr>
             <w:tcW w:type="dxa" w:w="6960"/>
-            <w:shd w:val="clear" w:color="auto" w:fill="1F497D"/>
+            <w:shd w:val="clear" w:color="auto" w:fill="D9D9D9"/>
             <w:tcMar>
               <w:top w:w="80" w:type="dxa"/>
               <w:bottom w:w="80" w:type="dxa"/>
@@ -3692,10 +3827,10 @@
                 <w:rFonts w:ascii="Calibri" w:hAnsi="Calibri"/>
                 <w:b/>
                 <w:i w:val="0"/>
-                <w:color w:val="FFFFFF"/>
+                <w:color w:val="000000"/>
                 <w:sz w:val="19"/>
               </w:rPr>
-              <w:t>Choice</w:t>
+              <w:t>What we used</w:t>
             </w:r>
           </w:p>
         </w:tc>
@@ -3724,6 +3859,7 @@
                 <w:rFonts w:ascii="Calibri" w:hAnsi="Calibri"/>
                 <w:b/>
                 <w:i w:val="0"/>
+                <w:color w:val="000000"/>
                 <w:sz w:val="19"/>
               </w:rPr>
               <w:t>Programming Language</w:t>
@@ -3750,9 +3886,10 @@
                 <w:rFonts w:ascii="Calibri" w:hAnsi="Calibri"/>
                 <w:b w:val="0"/>
                 <w:i w:val="0"/>
+                <w:color w:val="000000"/>
                 <w:sz w:val="19"/>
               </w:rPr>
-              <w:t>Python. The code uses Python 3.8+ syntax and only the standard library (subprocess, tarfile, zipfile, getpass, json, re, pathlib); developed and tested with Python 3.14.4.</w:t>
+              <w:t>Python. We wrote the code for Python 3.8 or newer using only the standard library (subprocess, tarfile, zipfile, getpass, json, re, pathlib); we developed and tested it with Python 3.14.4.</w:t>
             </w:r>
           </w:p>
         </w:tc>
@@ -3764,7 +3901,7 @@
         <w:tc>
           <w:tcPr>
             <w:tcW w:type="dxa" w:w="2400"/>
-            <w:shd w:val="clear" w:color="auto" w:fill="EEF3FA"/>
+            <w:shd w:val="clear" w:color="auto" w:fill="F2F2F2"/>
             <w:tcMar>
               <w:top w:w="80" w:type="dxa"/>
               <w:bottom w:w="80" w:type="dxa"/>
@@ -3781,6 +3918,7 @@
                 <w:rFonts w:ascii="Calibri" w:hAnsi="Calibri"/>
                 <w:b/>
                 <w:i w:val="0"/>
+                <w:color w:val="000000"/>
                 <w:sz w:val="19"/>
               </w:rPr>
               <w:t>Operating System</w:t>
@@ -3790,7 +3928,7 @@
         <w:tc>
           <w:tcPr>
             <w:tcW w:type="dxa" w:w="6960"/>
-            <w:shd w:val="clear" w:color="auto" w:fill="EEF3FA"/>
+            <w:shd w:val="clear" w:color="auto" w:fill="F2F2F2"/>
             <w:tcMar>
               <w:top w:w="80" w:type="dxa"/>
               <w:bottom w:w="80" w:type="dxa"/>
@@ -3807,9 +3945,10 @@
                 <w:rFonts w:ascii="Calibri" w:hAnsi="Calibri"/>
                 <w:b w:val="0"/>
                 <w:i w:val="0"/>
+                <w:color w:val="000000"/>
                 <w:sz w:val="19"/>
               </w:rPr>
-              <w:t>Ubuntu 26.04.1 LTS on Windows Subsystem for Linux 2 (Windows 11). Targets any Ubuntu or Debian machine.</w:t>
+              <w:t>Ubuntu 26.04.1 LTS on Windows Subsystem for Linux 2 (Windows 11). It is meant for any Ubuntu or Debian machine.</w:t>
             </w:r>
           </w:p>
         </w:tc>
@@ -3838,6 +3977,7 @@
                 <w:rFonts w:ascii="Calibri" w:hAnsi="Calibri"/>
                 <w:b/>
                 <w:i w:val="0"/>
+                <w:color w:val="000000"/>
                 <w:sz w:val="19"/>
               </w:rPr>
               <w:t>LLM Provider</w:t>
@@ -3864,9 +4004,10 @@
                 <w:rFonts w:ascii="Calibri" w:hAnsi="Calibri"/>
                 <w:b w:val="0"/>
                 <w:i w:val="0"/>
+                <w:color w:val="000000"/>
                 <w:sz w:val="19"/>
               </w:rPr>
-              <w:t>Provided by the base Agentic Shell, which owns the LLM. get_tools() exports our tool definitions in OpenAI-compatible format (also accepted by local Ollama) and Anthropic Claude format. The agent itself makes no LLM calls and needs no API key; offline requests use the built-in planner.</w:t>
+              <w:t>Provided by the base Agentic Shell, which owns the LLM. get_tools() gives our tool definitions in OpenAI-compatible format (which local Ollama also accepts) and Anthropic Claude format. Our agent does not call an LLM itself and needs no API key; offline requests use our own planner.</w:t>
             </w:r>
           </w:p>
         </w:tc>
@@ -3878,7 +4019,7 @@
         <w:tc>
           <w:tcPr>
             <w:tcW w:type="dxa" w:w="2400"/>
-            <w:shd w:val="clear" w:color="auto" w:fill="EEF3FA"/>
+            <w:shd w:val="clear" w:color="auto" w:fill="F2F2F2"/>
             <w:tcMar>
               <w:top w:w="80" w:type="dxa"/>
               <w:bottom w:w="80" w:type="dxa"/>
@@ -3895,6 +4036,7 @@
                 <w:rFonts w:ascii="Calibri" w:hAnsi="Calibri"/>
                 <w:b/>
                 <w:i w:val="0"/>
+                <w:color w:val="000000"/>
                 <w:sz w:val="19"/>
               </w:rPr>
               <w:t>SDKs</w:t>
@@ -3904,7 +4046,7 @@
         <w:tc>
           <w:tcPr>
             <w:tcW w:type="dxa" w:w="6960"/>
-            <w:shd w:val="clear" w:color="auto" w:fill="EEF3FA"/>
+            <w:shd w:val="clear" w:color="auto" w:fill="F2F2F2"/>
             <w:tcMar>
               <w:top w:w="80" w:type="dxa"/>
               <w:bottom w:w="80" w:type="dxa"/>
@@ -3921,9 +4063,10 @@
                 <w:rFonts w:ascii="Calibri" w:hAnsi="Calibri"/>
                 <w:b w:val="0"/>
                 <w:i w:val="0"/>
+                <w:color w:val="000000"/>
                 <w:sz w:val="19"/>
               </w:rPr>
-              <w:t>None required. The MCP Python SDK is not used; the tool declarations follow the same JSON Schema structure, so an MCP server wrapper can be added without changing the tools.</w:t>
+              <w:t>None needed. We did not use the MCP Python SDK; our tool definitions follow the same JSON Schema structure, so we can add an MCP server later without changing the tools.</w:t>
             </w:r>
           </w:p>
         </w:tc>
@@ -3952,6 +4095,7 @@
                 <w:rFonts w:ascii="Calibri" w:hAnsi="Calibri"/>
                 <w:b/>
                 <w:i w:val="0"/>
+                <w:color w:val="000000"/>
                 <w:sz w:val="19"/>
               </w:rPr>
               <w:t>System Utilities</w:t>
@@ -3978,6 +4122,7 @@
                 <w:rFonts w:ascii="Calibri" w:hAnsi="Calibri"/>
                 <w:b w:val="0"/>
                 <w:i w:val="0"/>
+                <w:color w:val="000000"/>
                 <w:sz w:val="19"/>
               </w:rPr>
               <w:t>GNU tar 1.35, gzip, bzip2, XZ Utils 5.8.3, GnuPG 2.4.8, file.</w:t>
@@ -3992,7 +4137,7 @@
         <w:tc>
           <w:tcPr>
             <w:tcW w:type="dxa" w:w="2400"/>
-            <w:shd w:val="clear" w:color="auto" w:fill="EEF3FA"/>
+            <w:shd w:val="clear" w:color="auto" w:fill="F2F2F2"/>
             <w:tcMar>
               <w:top w:w="80" w:type="dxa"/>
               <w:bottom w:w="80" w:type="dxa"/>
@@ -4009,6 +4154,7 @@
                 <w:rFonts w:ascii="Calibri" w:hAnsi="Calibri"/>
                 <w:b/>
                 <w:i w:val="0"/>
+                <w:color w:val="000000"/>
                 <w:sz w:val="19"/>
               </w:rPr>
               <w:t>Testing</w:t>
@@ -4018,7 +4164,7 @@
         <w:tc>
           <w:tcPr>
             <w:tcW w:type="dxa" w:w="6960"/>
-            <w:shd w:val="clear" w:color="auto" w:fill="EEF3FA"/>
+            <w:shd w:val="clear" w:color="auto" w:fill="F2F2F2"/>
             <w:tcMar>
               <w:top w:w="80" w:type="dxa"/>
               <w:bottom w:w="80" w:type="dxa"/>
@@ -4035,9 +4181,10 @@
                 <w:rFonts w:ascii="Calibri" w:hAnsi="Calibri"/>
                 <w:b w:val="0"/>
                 <w:i w:val="0"/>
+                <w:color w:val="000000"/>
                 <w:sz w:val="19"/>
               </w:rPr>
-              <w:t>pytest 9.1.1 (58 automated tests) and benchmarks/evaluate.py for accuracy, latency and error recovery.</w:t>
+              <w:t>pytest 9.1.1 (58 automated tests) and our script benchmarks/evaluate.py for accuracy, speed and error recovery.</w:t>
             </w:r>
           </w:p>
         </w:tc>
@@ -4066,6 +4213,7 @@
                 <w:rFonts w:ascii="Calibri" w:hAnsi="Calibri"/>
                 <w:b/>
                 <w:i w:val="0"/>
+                <w:color w:val="000000"/>
                 <w:sz w:val="19"/>
               </w:rPr>
               <w:t>Packaging &amp; Integration</w:t>
@@ -4092,9 +4240,10 @@
                 <w:rFonts w:ascii="Calibri" w:hAnsi="Calibri"/>
                 <w:b w:val="0"/>
                 <w:i w:val="0"/>
+                <w:color w:val="000000"/>
                 <w:sz w:val="19"/>
               </w:rPr>
-              <w:t>pyproject.toml (pip install from GitHub, smart-archive-agent command), agent.json manifest, INTEGRATION.md and a runnable integration example.</w:t>
+              <w:t>pyproject.toml (pip install from GitHub, smart-archive-agent command), the agent.json manifest, INTEGRATION.md and a runnable integration example.</w:t>
             </w:r>
           </w:p>
         </w:tc>
@@ -4106,7 +4255,7 @@
         <w:tc>
           <w:tcPr>
             <w:tcW w:type="dxa" w:w="2400"/>
-            <w:shd w:val="clear" w:color="auto" w:fill="EEF3FA"/>
+            <w:shd w:val="clear" w:color="auto" w:fill="F2F2F2"/>
             <w:tcMar>
               <w:top w:w="80" w:type="dxa"/>
               <w:bottom w:w="80" w:type="dxa"/>
@@ -4123,6 +4272,7 @@
                 <w:rFonts w:ascii="Calibri" w:hAnsi="Calibri"/>
                 <w:b/>
                 <w:i w:val="0"/>
+                <w:color w:val="000000"/>
                 <w:sz w:val="19"/>
               </w:rPr>
               <w:t>Tools</w:t>
@@ -4132,7 +4282,7 @@
         <w:tc>
           <w:tcPr>
             <w:tcW w:type="dxa" w:w="6960"/>
-            <w:shd w:val="clear" w:color="auto" w:fill="EEF3FA"/>
+            <w:shd w:val="clear" w:color="auto" w:fill="F2F2F2"/>
             <w:tcMar>
               <w:top w:w="80" w:type="dxa"/>
               <w:bottom w:w="80" w:type="dxa"/>
@@ -4149,6 +4299,7 @@
                 <w:rFonts w:ascii="Calibri" w:hAnsi="Calibri"/>
                 <w:b w:val="0"/>
                 <w:i w:val="0"/>
+                <w:color w:val="000000"/>
                 <w:sz w:val="19"/>
               </w:rPr>
               <w:t>Visual Studio Code with the WSL extension, Git and GitHub.</w:t>
@@ -4172,6 +4323,7 @@
           <w:rFonts w:ascii="Calibri" w:hAnsi="Calibri"/>
           <w:b/>
           <w:i w:val="0"/>
+          <w:color w:val="000000"/>
           <w:sz w:val="26"/>
         </w:rPr>
         <w:t>4.2 Step-by-Step Implementation</w:t>
@@ -4184,6 +4336,9 @@
         <w:jc w:val="center"/>
       </w:pPr>
       <w:r>
+        <w:rPr>
+          <w:color w:val="000000"/>
+        </w:rPr>
         <w:drawing>
           <wp:inline xmlns:a="http://schemas.openxmlformats.org/drawingml/2006/main" xmlns:pic="http://schemas.openxmlformats.org/drawingml/2006/picture">
             <wp:extent cx="5120640" cy="6500368"/>
@@ -4228,6 +4383,7 @@
           <w:rFonts w:ascii="Calibri" w:hAnsi="Calibri"/>
           <w:b/>
           <w:i w:val="0"/>
+          <w:color w:val="000000"/>
           <w:sz w:val="20"/>
         </w:rPr>
         <w:t>Figure 4.1: End-to-End Request Processing Workflow and Guardrail Pipeline.</w:t>
@@ -4242,9 +4398,10 @@
           <w:rFonts w:ascii="Calibri" w:hAnsi="Calibri"/>
           <w:b w:val="0"/>
           <w:i w:val="0"/>
+          <w:color w:val="000000"/>
           <w:sz w:val="22"/>
         </w:rPr>
-        <w:t>Figure 4.1 shows how one request travels through the agent. Each decision has a safe exit on the right (blocked, out of scope, missing detail, rejected, cancelled, or a failed step) that returns a structured error and goes back to the prompt without changing any file. The implementation was built in four steps.</w:t>
+        <w:t>Figure 4.1 follows one request through our agent. Every decision has a safe way out on the right (blocked, out of scope, missing detail, rejected, cancelled, or a failed step), which returns an error and goes back to the prompt without changing any file. We built the implementation in four steps.</w:t>
       </w:r>
     </w:p>
     <w:p>
@@ -4257,6 +4414,7 @@
           <w:rFonts w:ascii="Calibri" w:hAnsi="Calibri"/>
           <w:b/>
           <w:i w:val="0"/>
+          <w:color w:val="000000"/>
           <w:sz w:val="23"/>
         </w:rPr>
         <w:t>Step 1: Setting up the base CLI prompt loop</w:t>
@@ -4271,9 +4429,10 @@
           <w:rFonts w:ascii="Calibri" w:hAnsi="Calibri"/>
           <w:b w:val="0"/>
           <w:i w:val="0"/>
+          <w:color w:val="000000"/>
           <w:sz w:val="22"/>
         </w:rPr>
-        <w:t>main.py parses the command line (interactive, one-shot, --yes, --doctor, --manifest, --version) and agent.run() implements the REPL: read a line, pass it to handle_request() with a terminal confirmation and a hidden passphrase prompt, print the result with print_result(), and repeat until exit, Ctrl+C or end of input. The --doctor check lists any missing Linux tool with the exact apt install command, so the agent can be checked quickly on any lab machine.</w:t>
+        <w:t>We started with main.py, which reads the command line (interactive, one-shot, --yes, --doctor, --manifest, --version), and the run() loop in agent.py: read a line, pass it to handle_request() with a terminal confirmation and a hidden passphrase prompt, print the result with print_result(), and repeat until exit, Ctrl+C or the end of input. We added --doctor so that on any lab machine we can see at once which Linux tool is missing and the apt install command for it.</w:t>
       </w:r>
     </w:p>
     <w:p>
@@ -4286,6 +4445,7 @@
           <w:rFonts w:ascii="Calibri" w:hAnsi="Calibri"/>
           <w:b/>
           <w:i w:val="0"/>
+          <w:color w:val="000000"/>
           <w:sz w:val="23"/>
         </w:rPr>
         <w:t>Step 2: Building the MCP-style tool layer to expose safe system functions</w:t>
@@ -4300,9 +4460,10 @@
           <w:rFonts w:ascii="Calibri" w:hAnsi="Calibri"/>
           <w:b w:val="0"/>
           <w:i w:val="0"/>
+          <w:color w:val="000000"/>
           <w:sz w:val="22"/>
         </w:rPr>
-        <w:t>archive.py and encryption.py implement the eight operations as plain Python functions that validate their paths and return result dictionaries. tools/registry.py then declares each one for function calling (TOOL_SCHEMAS) and provides execute_tool(), the only entry point that runs a tool. The template's examples list_directory and get_system_stats correspond in our domain to list_archive and inspect_archive, which read an archive without changing anything. A prefix option (smart_archive__create_archive) keeps our tool names unique among the 35 agents.</w:t>
+        <w:t>Next we wrote the eight operations in archive.py and encryption.py as plain Python functions that check their own paths and return result dictionaries. Then, in tools/registry.py, we described each one for function calling (TOOL_SCHEMAS) and wrote execute_tool(), the only function that actually runs a tool. The template's examples, list_directory and get_system_stats, match list_archive and inspect_archive in our domain: they read an archive without changing anything. We also added an option to prefix our tool names (smart_archive__create_archive) so they stay unique among the 35 agents.</w:t>
       </w:r>
     </w:p>
     <w:p>
@@ -4315,6 +4476,7 @@
           <w:rFonts w:ascii="Calibri" w:hAnsi="Calibri"/>
           <w:b/>
           <w:i w:val="0"/>
+          <w:color w:val="000000"/>
           <w:sz w:val="23"/>
         </w:rPr>
         <w:t>Step 3: Prompt engineering for exact tool matching and JSON format enforcement</w:t>
@@ -4329,9 +4491,10 @@
           <w:rFonts w:ascii="Calibri" w:hAnsi="Calibri"/>
           <w:b w:val="0"/>
           <w:i w:val="0"/>
+          <w:color w:val="000000"/>
           <w:sz w:val="22"/>
         </w:rPr>
-        <w:t>For the LLM path, every tool description and parameter description is written so that a model can choose the right tool and values from everyday wording, and JSON Schema enforces the format:</w:t>
+        <w:t>For the LLM path we wrote each tool and parameter description so that a model can pick the right tool and values from everyday words, and we used JSON Schema to force the format:</w:t>
       </w:r>
     </w:p>
     <w:tbl>
@@ -4352,7 +4515,7 @@
         <w:tc>
           <w:tcPr>
             <w:tcW w:type="dxa" w:w="9360"/>
-            <w:shd w:val="clear" w:color="auto" w:fill="1E1E1E"/>
+            <w:shd w:val="clear" w:color="auto" w:fill="F2F2F2"/>
             <w:tcMar>
               <w:top w:w="80" w:type="dxa"/>
               <w:bottom w:w="80" w:type="dxa"/>
@@ -4368,51 +4531,57 @@
             <w:r>
               <w:rPr>
                 <w:rFonts w:ascii="Consolas" w:hAnsi="Consolas"/>
-                <w:b/>
-                <w:i w:val="0"/>
-                <w:color w:val="FFFFFF"/>
+                <w:b w:val="0"/>
+                <w:i w:val="0"/>
+                <w:color w:val="000000"/>
                 <w:sz w:val="18"/>
               </w:rPr>
               <w:t>"level": {"type": "string", "enum": ["fast", "normal", "max"],</w:t>
             </w:r>
             <w:r>
+              <w:rPr>
+                <w:color w:val="000000"/>
+              </w:rPr>
               <w:br/>
-              <w:t/>
             </w:r>
             <w:r>
               <w:rPr>
                 <w:rFonts w:ascii="Consolas" w:hAnsi="Consolas"/>
-                <w:b/>
-                <w:i w:val="0"/>
-                <w:color w:val="FFFFFF"/>
+                <w:b w:val="0"/>
+                <w:i w:val="0"/>
+                <w:color w:val="000000"/>
                 <w:sz w:val="18"/>
               </w:rPr>
               <w:t xml:space="preserve">          "description": "Compression effort. Use 'max' when the user says heavily, maximum</w:t>
             </w:r>
             <w:r>
+              <w:rPr>
+                <w:color w:val="000000"/>
+              </w:rPr>
               <w:br/>
-              <w:t/>
             </w:r>
             <w:r>
               <w:rPr>
                 <w:rFonts w:ascii="Consolas" w:hAnsi="Consolas"/>
-                <w:b/>
-                <w:i w:val="0"/>
-                <w:color w:val="FFFFFF"/>
+                <w:b w:val="0"/>
+                <w:i w:val="0"/>
+                <w:color w:val="000000"/>
                 <w:sz w:val="18"/>
               </w:rPr>
               <w:t xml:space="preserve">                          or as small as possible; 'fast' for quick; otherwise 'normal'."}</w:t>
             </w:r>
             <w:r>
+              <w:rPr>
+                <w:color w:val="000000"/>
+              </w:rPr>
               <w:br/>
-              <w:t/>
             </w:r>
             <w:r>
               <w:rPr>
                 <w:rFonts w:ascii="Consolas" w:hAnsi="Consolas"/>
-                <w:b/>
-                <w:i w:val="0"/>
-                <w:color w:val="FFFFFF"/>
+                <w:b w:val="0"/>
+                <w:i w:val="0"/>
+                <w:color w:val="000000"/>
                 <w:sz w:val="18"/>
               </w:rPr>
               <w:t>"required": ["source_path", "output_path"],   "additionalProperties": false</w:t>
@@ -4435,9 +4604,10 @@
           <w:rFonts w:ascii="Calibri" w:hAnsi="Calibri"/>
           <w:b w:val="0"/>
           <w:i w:val="0"/>
+          <w:color w:val="000000"/>
           <w:sz w:val="22"/>
         </w:rPr>
-        <w:t>check_arguments() enforces the schema on every call (unknown tool, missing or extra argument, wrong type, value outside the enum), and execute_tool() also accepts the JSON string that LLM APIs return. For the offline path, intent.py matches whole words in a fixed priority order after removing file paths from the text, so "zip" is not found inside "gzip" and "tar" is not found inside "backup.tar.xz". Recognition accuracy was measured on phrasings never used for tuning (Review 3, Section 5.2.1).</w:t>
+        <w:t>check_arguments() applies the schema to every call (unknown tool, missing or extra argument, wrong type, value outside the enum), and execute_tool() also accepts the JSON string that LLM APIs return. For our offline planner, intent.py matches whole words in a fixed order after removing the file paths from the text, so "zip" is not found inside "gzip" and "tar" is not found inside "backup.tar.xz". We measured how well this works on phrasings we never tuned on (Review 3, Section 5.2.1).</w:t>
       </w:r>
     </w:p>
     <w:p>
@@ -4450,6 +4620,7 @@
           <w:rFonts w:ascii="Calibri" w:hAnsi="Calibri"/>
           <w:b/>
           <w:i w:val="0"/>
+          <w:color w:val="000000"/>
           <w:sz w:val="23"/>
         </w:rPr>
         <w:t>Step 4: Implementing the command execution wrapper and output formatter</w:t>
@@ -4464,9 +4635,10 @@
           <w:rFonts w:ascii="Calibri" w:hAnsi="Calibri"/>
           <w:b w:val="0"/>
           <w:i w:val="0"/>
+          <w:color w:val="000000"/>
           <w:sz w:val="22"/>
         </w:rPr>
-        <w:t>All utilities run through one wrapper that uses an argument list, captures output, applies a 600-second timeout, closes standard input and turns failures into readable errors:</w:t>
+        <w:t>All Linux tools run through one wrapper that passes an argument list, captures the output, uses a 600-second timeout, closes standard input and turns failures into readable errors:</w:t>
       </w:r>
     </w:p>
     <w:tbl>
@@ -4487,7 +4659,7 @@
         <w:tc>
           <w:tcPr>
             <w:tcW w:type="dxa" w:w="9360"/>
-            <w:shd w:val="clear" w:color="auto" w:fill="1E1E1E"/>
+            <w:shd w:val="clear" w:color="auto" w:fill="F2F2F2"/>
             <w:tcMar>
               <w:top w:w="80" w:type="dxa"/>
               <w:bottom w:w="80" w:type="dxa"/>
@@ -4503,106 +4675,120 @@
             <w:r>
               <w:rPr>
                 <w:rFonts w:ascii="Consolas" w:hAnsi="Consolas"/>
-                <w:b/>
-                <w:i w:val="0"/>
-                <w:color w:val="FFFFFF"/>
+                <w:b w:val="0"/>
+                <w:i w:val="0"/>
+                <w:color w:val="000000"/>
                 <w:sz w:val="18"/>
               </w:rPr>
               <w:t>subprocess.run(["tar", "-I", "xz -9e -T0", "-cf", output, "-C", parent, name],</w:t>
             </w:r>
             <w:r>
+              <w:rPr>
+                <w:color w:val="000000"/>
+              </w:rPr>
               <w:br/>
-              <w:t/>
             </w:r>
             <w:r>
               <w:rPr>
                 <w:rFonts w:ascii="Consolas" w:hAnsi="Consolas"/>
-                <w:b/>
-                <w:i w:val="0"/>
-                <w:color w:val="FFFFFF"/>
+                <w:b w:val="0"/>
+                <w:i w:val="0"/>
+                <w:color w:val="000000"/>
                 <w:sz w:val="18"/>
               </w:rPr>
               <w:t xml:space="preserve">               check=True, capture_output=True, text=True,</w:t>
             </w:r>
             <w:r>
+              <w:rPr>
+                <w:color w:val="000000"/>
+              </w:rPr>
               <w:br/>
-              <w:t/>
             </w:r>
             <w:r>
               <w:rPr>
                 <w:rFonts w:ascii="Consolas" w:hAnsi="Consolas"/>
-                <w:b/>
-                <w:i w:val="0"/>
-                <w:color w:val="FFFFFF"/>
+                <w:b w:val="0"/>
+                <w:i w:val="0"/>
+                <w:color w:val="000000"/>
                 <w:sz w:val="18"/>
               </w:rPr>
               <w:t xml:space="preserve">               timeout=600, stdin=subprocess.DEVNULL)</w:t>
             </w:r>
             <w:r>
+              <w:rPr>
+                <w:color w:val="000000"/>
+              </w:rPr>
               <w:br/>
-              <w:t/>
             </w:r>
             <w:r>
               <w:rPr>
                 <w:rFonts w:ascii="Consolas" w:hAnsi="Consolas"/>
-                <w:b/>
-                <w:i w:val="0"/>
-                <w:color w:val="FFFFFF"/>
+                <w:b w:val="0"/>
+                <w:i w:val="0"/>
+                <w:color w:val="000000"/>
                 <w:sz w:val="18"/>
               </w:rPr>
             </w:r>
             <w:r>
+              <w:rPr>
+                <w:color w:val="000000"/>
+              </w:rPr>
               <w:br/>
-              <w:t/>
             </w:r>
             <w:r>
               <w:rPr>
                 <w:rFonts w:ascii="Consolas" w:hAnsi="Consolas"/>
-                <w:b/>
-                <w:i w:val="0"/>
-                <w:color w:val="FFFFFF"/>
+                <w:b w:val="0"/>
+                <w:i w:val="0"/>
+                <w:color w:val="000000"/>
                 <w:sz w:val="18"/>
               </w:rPr>
               <w:t># passphrase is sent on standard input, never as an argument</w:t>
             </w:r>
             <w:r>
+              <w:rPr>
+                <w:color w:val="000000"/>
+              </w:rPr>
               <w:br/>
-              <w:t/>
             </w:r>
             <w:r>
               <w:rPr>
                 <w:rFonts w:ascii="Consolas" w:hAnsi="Consolas"/>
-                <w:b/>
-                <w:i w:val="0"/>
-                <w:color w:val="FFFFFF"/>
+                <w:b w:val="0"/>
+                <w:i w:val="0"/>
+                <w:color w:val="000000"/>
                 <w:sz w:val="18"/>
               </w:rPr>
               <w:t>gpg --batch --yes --no-symkey-cache --pinentry-mode loopback \</w:t>
             </w:r>
             <w:r>
+              <w:rPr>
+                <w:color w:val="000000"/>
+              </w:rPr>
               <w:br/>
-              <w:t/>
             </w:r>
             <w:r>
               <w:rPr>
                 <w:rFonts w:ascii="Consolas" w:hAnsi="Consolas"/>
-                <w:b/>
-                <w:i w:val="0"/>
-                <w:color w:val="FFFFFF"/>
+                <w:b w:val="0"/>
+                <w:i w:val="0"/>
+                <w:color w:val="000000"/>
                 <w:sz w:val="18"/>
               </w:rPr>
               <w:t xml:space="preserve">    --passphrase-fd 0 --symmetric --cipher-algo AES256 \</w:t>
             </w:r>
             <w:r>
+              <w:rPr>
+                <w:color w:val="000000"/>
+              </w:rPr>
               <w:br/>
-              <w:t/>
             </w:r>
             <w:r>
               <w:rPr>
                 <w:rFonts w:ascii="Consolas" w:hAnsi="Consolas"/>
-                <w:b/>
-                <w:i w:val="0"/>
-                <w:color w:val="FFFFFF"/>
+                <w:b w:val="0"/>
+                <w:i w:val="0"/>
+                <w:color w:val="000000"/>
                 <w:sz w:val="18"/>
               </w:rPr>
               <w:t xml:space="preserve">    --output &lt;file&gt;.gpg &lt;file&gt;</w:t>
@@ -4625,9 +4811,10 @@
           <w:rFonts w:ascii="Calibri" w:hAnsi="Calibri"/>
           <w:b w:val="0"/>
           <w:i w:val="0"/>
+          <w:color w:val="000000"/>
           <w:sz w:val="22"/>
         </w:rPr>
-        <w:t>run_plan() executes the steps in order, records which files each step produced (so the clean-up step can delete only those), stops at the first failure and removes any partial output. print_result() formats the dictionary for the terminal as done lines, the output path, archive entries and errors. Testing and measured results of this implementation are reported in Review 3 (Chapter 5).</w:t>
+        <w:t>run_plan() runs the steps in order, remembers which files each step created (so the clean-up step can only delete those), stops at the first failure and removes any half-written output. print_result() prints the result in the terminal as done lines, the output path, archive entries and errors. We report how we tested all of this, and the results, in Review 3 (Chapter 5).</w:t>
       </w:r>
     </w:p>
     <w:p>
@@ -4640,6 +4827,7 @@
           <w:rFonts w:ascii="Calibri" w:hAnsi="Calibri"/>
           <w:b/>
           <w:i w:val="0"/>
+          <w:color w:val="000000"/>
           <w:sz w:val="32"/>
         </w:rPr>
         <w:t>References</w:t>
@@ -4654,6 +4842,7 @@
           <w:rFonts w:ascii="Calibri" w:hAnsi="Calibri"/>
           <w:b w:val="0"/>
           <w:i w:val="0"/>
+          <w:color w:val="000000"/>
           <w:sz w:val="21"/>
         </w:rPr>
         <w:t>[1] Python Software Foundation, "subprocess — Subprocess management," Python 3 documentation. Available: https://docs.python.org/3/library/subprocess.html</w:t>
@@ -4668,6 +4857,7 @@
           <w:rFonts w:ascii="Calibri" w:hAnsi="Calibri"/>
           <w:b w:val="0"/>
           <w:i w:val="0"/>
+          <w:color w:val="000000"/>
           <w:sz w:val="21"/>
         </w:rPr>
         <w:t>[2] Free Software Foundation, "GNU tar: an archiver tool," manual for GNU tar 1.35. Available: https://www.gnu.org/software/tar/manual/</w:t>
@@ -4682,6 +4872,7 @@
           <w:rFonts w:ascii="Calibri" w:hAnsi="Calibri"/>
           <w:b w:val="0"/>
           <w:i w:val="0"/>
+          <w:color w:val="000000"/>
           <w:sz w:val="21"/>
         </w:rPr>
         <w:t>[3] W. Koch et al., "The GNU Privacy Guard (GnuPG) Documentation." Available: https://gnupg.org/documentation/</w:t>
@@ -4696,6 +4887,7 @@
           <w:rFonts w:ascii="Calibri" w:hAnsi="Calibri"/>
           <w:b w:val="0"/>
           <w:i w:val="0"/>
+          <w:color w:val="000000"/>
           <w:sz w:val="21"/>
         </w:rPr>
         <w:t>[4] JSON Schema, "JSON Schema specification." Available: https://json-schema.org/</w:t>
@@ -4710,6 +4902,7 @@
           <w:rFonts w:ascii="Calibri" w:hAnsi="Calibri"/>
           <w:b w:val="0"/>
           <w:i w:val="0"/>
+          <w:color w:val="000000"/>
           <w:sz w:val="21"/>
         </w:rPr>
         <w:t>[5] OpenAI, "Function calling guide." Available: https://platform.openai.com/docs/guides/function-calling</w:t>
@@ -4724,6 +4917,7 @@
           <w:rFonts w:ascii="Calibri" w:hAnsi="Calibri"/>
           <w:b w:val="0"/>
           <w:i w:val="0"/>
+          <w:color w:val="000000"/>
           <w:sz w:val="21"/>
         </w:rPr>
         <w:t>[6] Anthropic, "Model Context Protocol specification." Available: https://modelcontextprotocol.io/</w:t>
@@ -4738,6 +4932,7 @@
           <w:rFonts w:ascii="Calibri" w:hAnsi="Calibri"/>
           <w:b w:val="0"/>
           <w:i w:val="0"/>
+          <w:color w:val="000000"/>
           <w:sz w:val="21"/>
         </w:rPr>
         <w:t>[7] OWASP Foundation, "Path Traversal." Available: https://owasp.org/www-community/attacks/Path_Traversal</w:t>
@@ -4752,6 +4947,7 @@
           <w:rFonts w:ascii="Calibri" w:hAnsi="Calibri"/>
           <w:b w:val="0"/>
           <w:i w:val="0"/>
+          <w:color w:val="000000"/>
           <w:sz w:val="21"/>
         </w:rPr>
         <w:t>[8] Python Software Foundation, PEP 706, "Filter for tarfile.extractall." Available: https://peps.python.org/pep-0706/</w:t>
@@ -4768,6 +4964,7 @@
           <w:rFonts w:ascii="Calibri" w:hAnsi="Calibri"/>
           <w:b/>
           <w:i w:val="0"/>
+          <w:color w:val="000000"/>
           <w:sz w:val="32"/>
         </w:rPr>
         <w:t>Appendix B: Implementation Evidence — Review 2 Stage</w:t>
@@ -4782,9 +4979,10 @@
           <w:rFonts w:ascii="Calibri" w:hAnsi="Calibri"/>
           <w:b w:val="0"/>
           <w:i w:val="0"/>
+          <w:color w:val="000000"/>
           <w:sz w:val="22"/>
         </w:rPr>
-        <w:t>This appendix shows the implementation described in Chapters 3 and 4 as it exists in the repository: the commit history of the build, the size of each module, the key source code, and real output from the code.</w:t>
+        <w:t>This appendix shows the implementation from Chapters 3 and 4 as it is in our repository: the size of each module, the most important parts of the code, and real output from running it.</w:t>
       </w:r>
     </w:p>
     <w:p>
@@ -4797,2270 +4995,10 @@
           <w:rFonts w:ascii="Calibri" w:hAnsi="Calibri"/>
           <w:b/>
           <w:i w:val="0"/>
+          <w:color w:val="000000"/>
           <w:sz w:val="26"/>
         </w:rPr>
-        <w:t>B.1 Commit History of the Implementation (Stage 2)</w:t>
-      </w:r>
-    </w:p>
-    <w:p>
-      <w:pPr>
-        <w:spacing w:after="120"/>
-      </w:pPr>
-      <w:r>
-        <w:rPr>
-          <w:rFonts w:ascii="Calibri" w:hAnsi="Calibri"/>
-          <w:b w:val="0"/>
-          <w:i w:val="0"/>
-          <w:sz w:val="22"/>
-        </w:rPr>
-        <w:t>Between 16 and 20 October 2026 each module was rewritten and committed separately, followed by tests, diagrams and documentation:</w:t>
-      </w:r>
-    </w:p>
-    <w:p>
-      <w:pPr>
-        <w:keepNext/>
-        <w:spacing w:after="80"/>
-        <w:jc w:val="center"/>
-      </w:pPr>
-      <w:r>
-        <w:rPr>
-          <w:rFonts w:ascii="Calibri" w:hAnsi="Calibri"/>
-          <w:b/>
-          <w:i w:val="0"/>
-          <w:sz w:val="20"/>
-        </w:rPr>
-        <w:t>Table B.1: Implementation commits, 16–20 October 2026 (from git log).</w:t>
-      </w:r>
-    </w:p>
-    <w:tbl>
-      <w:tblPr>
-        <w:tblW w:type="auto" w:w="0"/>
-        <w:tblLook w:firstColumn="1" w:firstRow="1" w:lastColumn="0" w:lastRow="0" w:noHBand="0" w:noVBand="1" w:val="04A0"/>
-        <w:jc w:val="center"/>
-        <w:tblLayout w:type="fixed"/>
-        <w:tblBorders>
-          <w:top w:val="single" w:sz="4" w:space="0" w:color="BFBFBF"/>
-          <w:left w:val="single" w:sz="4" w:space="0" w:color="BFBFBF"/>
-          <w:bottom w:val="single" w:sz="4" w:space="0" w:color="BFBFBF"/>
-          <w:right w:val="single" w:sz="4" w:space="0" w:color="BFBFBF"/>
-          <w:insideH w:val="single" w:sz="4" w:space="0" w:color="BFBFBF"/>
-          <w:insideV w:val="single" w:sz="4" w:space="0" w:color="BFBFBF"/>
-        </w:tblBorders>
-      </w:tblPr>
-      <w:tblGrid>
-        <w:gridCol w:w="1100"/>
-        <w:gridCol w:w="1900"/>
-        <w:gridCol w:w="1700"/>
-        <w:gridCol w:w="2900"/>
-        <w:gridCol w:w="1760"/>
-      </w:tblGrid>
-      <w:tr>
-        <w:trPr>
-          <w:tblHeader/>
-          <w:cantSplit/>
-          <w:tblHeader/>
-          <w:cantSplit/>
-        </w:trPr>
-        <w:tc>
-          <w:tcPr>
-            <w:tcW w:type="dxa" w:w="1100"/>
-            <w:shd w:val="clear" w:color="auto" w:fill="1F497D"/>
-            <w:tcMar>
-              <w:top w:w="80" w:type="dxa"/>
-              <w:bottom w:w="80" w:type="dxa"/>
-              <w:left w:w="100" w:type="dxa"/>
-              <w:right w:w="100" w:type="dxa"/>
-            </w:tcMar>
-          </w:tcPr>
-          <w:p>
-            <w:pPr>
-              <w:keepNext/>
-              <w:spacing w:after="0"/>
-            </w:pPr>
-            <w:r>
-              <w:rPr>
-                <w:rFonts w:ascii="Calibri" w:hAnsi="Calibri"/>
-                <w:b/>
-                <w:i w:val="0"/>
-                <w:color w:val="FFFFFF"/>
-                <w:sz w:val="19"/>
-              </w:rPr>
-              <w:t>Commit</w:t>
-            </w:r>
-          </w:p>
-        </w:tc>
-        <w:tc>
-          <w:tcPr>
-            <w:tcW w:type="dxa" w:w="1900"/>
-            <w:shd w:val="clear" w:color="auto" w:fill="1F497D"/>
-            <w:tcMar>
-              <w:top w:w="80" w:type="dxa"/>
-              <w:bottom w:w="80" w:type="dxa"/>
-              <w:left w:w="100" w:type="dxa"/>
-              <w:right w:w="100" w:type="dxa"/>
-            </w:tcMar>
-          </w:tcPr>
-          <w:p>
-            <w:pPr>
-              <w:keepNext/>
-              <w:spacing w:after="0"/>
-            </w:pPr>
-            <w:r>
-              <w:rPr>
-                <w:rFonts w:ascii="Calibri" w:hAnsi="Calibri"/>
-                <w:b/>
-                <w:i w:val="0"/>
-                <w:color w:val="FFFFFF"/>
-                <w:sz w:val="19"/>
-              </w:rPr>
-              <w:t>Date and time</w:t>
-            </w:r>
-          </w:p>
-        </w:tc>
-        <w:tc>
-          <w:tcPr>
-            <w:tcW w:type="dxa" w:w="1700"/>
-            <w:shd w:val="clear" w:color="auto" w:fill="1F497D"/>
-            <w:tcMar>
-              <w:top w:w="80" w:type="dxa"/>
-              <w:bottom w:w="80" w:type="dxa"/>
-              <w:left w:w="100" w:type="dxa"/>
-              <w:right w:w="100" w:type="dxa"/>
-            </w:tcMar>
-          </w:tcPr>
-          <w:p>
-            <w:pPr>
-              <w:keepNext/>
-              <w:spacing w:after="0"/>
-            </w:pPr>
-            <w:r>
-              <w:rPr>
-                <w:rFonts w:ascii="Calibri" w:hAnsi="Calibri"/>
-                <w:b/>
-                <w:i w:val="0"/>
-                <w:color w:val="FFFFFF"/>
-                <w:sz w:val="19"/>
-              </w:rPr>
-              <w:t>Author</w:t>
-            </w:r>
-          </w:p>
-        </w:tc>
-        <w:tc>
-          <w:tcPr>
-            <w:tcW w:type="dxa" w:w="2900"/>
-            <w:shd w:val="clear" w:color="auto" w:fill="1F497D"/>
-            <w:tcMar>
-              <w:top w:w="80" w:type="dxa"/>
-              <w:bottom w:w="80" w:type="dxa"/>
-              <w:left w:w="100" w:type="dxa"/>
-              <w:right w:w="100" w:type="dxa"/>
-            </w:tcMar>
-          </w:tcPr>
-          <w:p>
-            <w:pPr>
-              <w:keepNext/>
-              <w:spacing w:after="0"/>
-            </w:pPr>
-            <w:r>
-              <w:rPr>
-                <w:rFonts w:ascii="Calibri" w:hAnsi="Calibri"/>
-                <w:b/>
-                <w:i w:val="0"/>
-                <w:color w:val="FFFFFF"/>
-                <w:sz w:val="19"/>
-              </w:rPr>
-              <w:t>Change</w:t>
-            </w:r>
-          </w:p>
-        </w:tc>
-        <w:tc>
-          <w:tcPr>
-            <w:tcW w:type="dxa" w:w="1760"/>
-            <w:shd w:val="clear" w:color="auto" w:fill="1F497D"/>
-            <w:tcMar>
-              <w:top w:w="80" w:type="dxa"/>
-              <w:bottom w:w="80" w:type="dxa"/>
-              <w:left w:w="100" w:type="dxa"/>
-              <w:right w:w="100" w:type="dxa"/>
-            </w:tcMar>
-          </w:tcPr>
-          <w:p>
-            <w:pPr>
-              <w:keepNext/>
-              <w:spacing w:after="0"/>
-            </w:pPr>
-            <w:r>
-              <w:rPr>
-                <w:rFonts w:ascii="Calibri" w:hAnsi="Calibri"/>
-                <w:b/>
-                <w:i w:val="0"/>
-                <w:color w:val="FFFFFF"/>
-                <w:sz w:val="19"/>
-              </w:rPr>
-              <w:t>Size</w:t>
-            </w:r>
-          </w:p>
-        </w:tc>
-      </w:tr>
-      <w:tr>
-        <w:trPr>
-          <w:cantSplit/>
-          <w:cantSplit/>
-        </w:trPr>
-        <w:tc>
-          <w:tcPr>
-            <w:tcW w:type="dxa" w:w="1100"/>
-            <w:shd w:val="clear" w:color="auto" w:fill="FFFFFF"/>
-            <w:tcMar>
-              <w:top w:w="80" w:type="dxa"/>
-              <w:bottom w:w="80" w:type="dxa"/>
-              <w:left w:w="100" w:type="dxa"/>
-              <w:right w:w="100" w:type="dxa"/>
-            </w:tcMar>
-          </w:tcPr>
-          <w:p>
-            <w:pPr>
-              <w:spacing w:after="0"/>
-            </w:pPr>
-            <w:r>
-              <w:rPr>
-                <w:rFonts w:ascii="Calibri" w:hAnsi="Calibri"/>
-                <w:b/>
-                <w:i w:val="0"/>
-                <w:sz w:val="19"/>
-              </w:rPr>
-              <w:t>7856c51</w:t>
-            </w:r>
-          </w:p>
-        </w:tc>
-        <w:tc>
-          <w:tcPr>
-            <w:tcW w:type="dxa" w:w="1900"/>
-            <w:shd w:val="clear" w:color="auto" w:fill="FFFFFF"/>
-            <w:tcMar>
-              <w:top w:w="80" w:type="dxa"/>
-              <w:bottom w:w="80" w:type="dxa"/>
-              <w:left w:w="100" w:type="dxa"/>
-              <w:right w:w="100" w:type="dxa"/>
-            </w:tcMar>
-          </w:tcPr>
-          <w:p>
-            <w:pPr>
-              <w:spacing w:after="0"/>
-            </w:pPr>
-            <w:r>
-              <w:rPr>
-                <w:rFonts w:ascii="Calibri" w:hAnsi="Calibri"/>
-                <w:b w:val="0"/>
-                <w:i w:val="0"/>
-                <w:sz w:val="19"/>
-              </w:rPr>
-              <w:t>16 Oct 2026 11:15</w:t>
-            </w:r>
-          </w:p>
-        </w:tc>
-        <w:tc>
-          <w:tcPr>
-            <w:tcW w:type="dxa" w:w="1700"/>
-            <w:shd w:val="clear" w:color="auto" w:fill="FFFFFF"/>
-            <w:tcMar>
-              <w:top w:w="80" w:type="dxa"/>
-              <w:bottom w:w="80" w:type="dxa"/>
-              <w:left w:w="100" w:type="dxa"/>
-              <w:right w:w="100" w:type="dxa"/>
-            </w:tcMar>
-          </w:tcPr>
-          <w:p>
-            <w:pPr>
-              <w:spacing w:after="0"/>
-            </w:pPr>
-            <w:r>
-              <w:rPr>
-                <w:rFonts w:ascii="Calibri" w:hAnsi="Calibri"/>
-                <w:b w:val="0"/>
-                <w:i w:val="0"/>
-                <w:sz w:val="19"/>
-              </w:rPr>
-              <w:t>Kush Aghera</w:t>
-            </w:r>
-          </w:p>
-        </w:tc>
-        <w:tc>
-          <w:tcPr>
-            <w:tcW w:type="dxa" w:w="2900"/>
-            <w:shd w:val="clear" w:color="auto" w:fill="FFFFFF"/>
-            <w:tcMar>
-              <w:top w:w="80" w:type="dxa"/>
-              <w:bottom w:w="80" w:type="dxa"/>
-              <w:left w:w="100" w:type="dxa"/>
-              <w:right w:w="100" w:type="dxa"/>
-            </w:tcMar>
-          </w:tcPr>
-          <w:p>
-            <w:pPr>
-              <w:spacing w:after="0"/>
-            </w:pPr>
-            <w:r>
-              <w:rPr>
-                <w:rFonts w:ascii="Calibri" w:hAnsi="Calibri"/>
-                <w:b w:val="0"/>
-                <w:i w:val="0"/>
-                <w:sz w:val="19"/>
-              </w:rPr>
-              <w:t>updated validation logic</w:t>
-            </w:r>
-          </w:p>
-        </w:tc>
-        <w:tc>
-          <w:tcPr>
-            <w:tcW w:type="dxa" w:w="1760"/>
-            <w:shd w:val="clear" w:color="auto" w:fill="FFFFFF"/>
-            <w:tcMar>
-              <w:top w:w="80" w:type="dxa"/>
-              <w:bottom w:w="80" w:type="dxa"/>
-              <w:left w:w="100" w:type="dxa"/>
-              <w:right w:w="100" w:type="dxa"/>
-            </w:tcMar>
-          </w:tcPr>
-          <w:p>
-            <w:pPr>
-              <w:spacing w:after="0"/>
-            </w:pPr>
-            <w:r>
-              <w:rPr>
-                <w:rFonts w:ascii="Calibri" w:hAnsi="Calibri"/>
-                <w:b w:val="0"/>
-                <w:i w:val="0"/>
-                <w:sz w:val="19"/>
-              </w:rPr>
-              <w:t>2 files, +30 / −225 lines</w:t>
-            </w:r>
-          </w:p>
-        </w:tc>
-      </w:tr>
-      <w:tr>
-        <w:trPr>
-          <w:cantSplit/>
-          <w:cantSplit/>
-        </w:trPr>
-        <w:tc>
-          <w:tcPr>
-            <w:tcW w:type="dxa" w:w="1100"/>
-            <w:shd w:val="clear" w:color="auto" w:fill="EEF3FA"/>
-            <w:tcMar>
-              <w:top w:w="80" w:type="dxa"/>
-              <w:bottom w:w="80" w:type="dxa"/>
-              <w:left w:w="100" w:type="dxa"/>
-              <w:right w:w="100" w:type="dxa"/>
-            </w:tcMar>
-          </w:tcPr>
-          <w:p>
-            <w:pPr>
-              <w:spacing w:after="0"/>
-            </w:pPr>
-            <w:r>
-              <w:rPr>
-                <w:rFonts w:ascii="Calibri" w:hAnsi="Calibri"/>
-                <w:b/>
-                <w:i w:val="0"/>
-                <w:sz w:val="19"/>
-              </w:rPr>
-              <w:t>000e677</w:t>
-            </w:r>
-          </w:p>
-        </w:tc>
-        <w:tc>
-          <w:tcPr>
-            <w:tcW w:type="dxa" w:w="1900"/>
-            <w:shd w:val="clear" w:color="auto" w:fill="EEF3FA"/>
-            <w:tcMar>
-              <w:top w:w="80" w:type="dxa"/>
-              <w:bottom w:w="80" w:type="dxa"/>
-              <w:left w:w="100" w:type="dxa"/>
-              <w:right w:w="100" w:type="dxa"/>
-            </w:tcMar>
-          </w:tcPr>
-          <w:p>
-            <w:pPr>
-              <w:spacing w:after="0"/>
-            </w:pPr>
-            <w:r>
-              <w:rPr>
-                <w:rFonts w:ascii="Calibri" w:hAnsi="Calibri"/>
-                <w:b w:val="0"/>
-                <w:i w:val="0"/>
-                <w:sz w:val="19"/>
-              </w:rPr>
-              <w:t>16 Oct 2026 16:30</w:t>
-            </w:r>
-          </w:p>
-        </w:tc>
-        <w:tc>
-          <w:tcPr>
-            <w:tcW w:type="dxa" w:w="1700"/>
-            <w:shd w:val="clear" w:color="auto" w:fill="EEF3FA"/>
-            <w:tcMar>
-              <w:top w:w="80" w:type="dxa"/>
-              <w:bottom w:w="80" w:type="dxa"/>
-              <w:left w:w="100" w:type="dxa"/>
-              <w:right w:w="100" w:type="dxa"/>
-            </w:tcMar>
-          </w:tcPr>
-          <w:p>
-            <w:pPr>
-              <w:spacing w:after="0"/>
-            </w:pPr>
-            <w:r>
-              <w:rPr>
-                <w:rFonts w:ascii="Calibri" w:hAnsi="Calibri"/>
-                <w:b w:val="0"/>
-                <w:i w:val="0"/>
-                <w:sz w:val="19"/>
-              </w:rPr>
-              <w:t>Kush Aghera</w:t>
-            </w:r>
-          </w:p>
-        </w:tc>
-        <w:tc>
-          <w:tcPr>
-            <w:tcW w:type="dxa" w:w="2900"/>
-            <w:shd w:val="clear" w:color="auto" w:fill="EEF3FA"/>
-            <w:tcMar>
-              <w:top w:w="80" w:type="dxa"/>
-              <w:bottom w:w="80" w:type="dxa"/>
-              <w:left w:w="100" w:type="dxa"/>
-              <w:right w:w="100" w:type="dxa"/>
-            </w:tcMar>
-          </w:tcPr>
-          <w:p>
-            <w:pPr>
-              <w:spacing w:after="0"/>
-            </w:pPr>
-            <w:r>
-              <w:rPr>
-                <w:rFonts w:ascii="Calibri" w:hAnsi="Calibri"/>
-                <w:b w:val="0"/>
-                <w:i w:val="0"/>
-                <w:sz w:val="19"/>
-              </w:rPr>
-              <w:t>updated archive tools</w:t>
-            </w:r>
-          </w:p>
-        </w:tc>
-        <w:tc>
-          <w:tcPr>
-            <w:tcW w:type="dxa" w:w="1760"/>
-            <w:shd w:val="clear" w:color="auto" w:fill="EEF3FA"/>
-            <w:tcMar>
-              <w:top w:w="80" w:type="dxa"/>
-              <w:bottom w:w="80" w:type="dxa"/>
-              <w:left w:w="100" w:type="dxa"/>
-              <w:right w:w="100" w:type="dxa"/>
-            </w:tcMar>
-          </w:tcPr>
-          <w:p>
-            <w:pPr>
-              <w:spacing w:after="0"/>
-            </w:pPr>
-            <w:r>
-              <w:rPr>
-                <w:rFonts w:ascii="Calibri" w:hAnsi="Calibri"/>
-                <w:b w:val="0"/>
-                <w:i w:val="0"/>
-                <w:sz w:val="19"/>
-              </w:rPr>
-              <w:t>2 files, +135 / −327 lines</w:t>
-            </w:r>
-          </w:p>
-        </w:tc>
-      </w:tr>
-      <w:tr>
-        <w:trPr>
-          <w:cantSplit/>
-          <w:cantSplit/>
-        </w:trPr>
-        <w:tc>
-          <w:tcPr>
-            <w:tcW w:type="dxa" w:w="1100"/>
-            <w:shd w:val="clear" w:color="auto" w:fill="FFFFFF"/>
-            <w:tcMar>
-              <w:top w:w="80" w:type="dxa"/>
-              <w:bottom w:w="80" w:type="dxa"/>
-              <w:left w:w="100" w:type="dxa"/>
-              <w:right w:w="100" w:type="dxa"/>
-            </w:tcMar>
-          </w:tcPr>
-          <w:p>
-            <w:pPr>
-              <w:spacing w:after="0"/>
-            </w:pPr>
-            <w:r>
-              <w:rPr>
-                <w:rFonts w:ascii="Calibri" w:hAnsi="Calibri"/>
-                <w:b/>
-                <w:i w:val="0"/>
-                <w:sz w:val="19"/>
-              </w:rPr>
-              <w:t>70aa599</w:t>
-            </w:r>
-          </w:p>
-        </w:tc>
-        <w:tc>
-          <w:tcPr>
-            <w:tcW w:type="dxa" w:w="1900"/>
-            <w:shd w:val="clear" w:color="auto" w:fill="FFFFFF"/>
-            <w:tcMar>
-              <w:top w:w="80" w:type="dxa"/>
-              <w:bottom w:w="80" w:type="dxa"/>
-              <w:left w:w="100" w:type="dxa"/>
-              <w:right w:w="100" w:type="dxa"/>
-            </w:tcMar>
-          </w:tcPr>
-          <w:p>
-            <w:pPr>
-              <w:spacing w:after="0"/>
-            </w:pPr>
-            <w:r>
-              <w:rPr>
-                <w:rFonts w:ascii="Calibri" w:hAnsi="Calibri"/>
-                <w:b w:val="0"/>
-                <w:i w:val="0"/>
-                <w:sz w:val="19"/>
-              </w:rPr>
-              <w:t>17 Oct 2026 10:45</w:t>
-            </w:r>
-          </w:p>
-        </w:tc>
-        <w:tc>
-          <w:tcPr>
-            <w:tcW w:type="dxa" w:w="1700"/>
-            <w:shd w:val="clear" w:color="auto" w:fill="FFFFFF"/>
-            <w:tcMar>
-              <w:top w:w="80" w:type="dxa"/>
-              <w:bottom w:w="80" w:type="dxa"/>
-              <w:left w:w="100" w:type="dxa"/>
-              <w:right w:w="100" w:type="dxa"/>
-            </w:tcMar>
-          </w:tcPr>
-          <w:p>
-            <w:pPr>
-              <w:spacing w:after="0"/>
-            </w:pPr>
-            <w:r>
-              <w:rPr>
-                <w:rFonts w:ascii="Calibri" w:hAnsi="Calibri"/>
-                <w:b w:val="0"/>
-                <w:i w:val="0"/>
-                <w:sz w:val="19"/>
-              </w:rPr>
-              <w:t>Kush Aghera</w:t>
-            </w:r>
-          </w:p>
-        </w:tc>
-        <w:tc>
-          <w:tcPr>
-            <w:tcW w:type="dxa" w:w="2900"/>
-            <w:shd w:val="clear" w:color="auto" w:fill="FFFFFF"/>
-            <w:tcMar>
-              <w:top w:w="80" w:type="dxa"/>
-              <w:bottom w:w="80" w:type="dxa"/>
-              <w:left w:w="100" w:type="dxa"/>
-              <w:right w:w="100" w:type="dxa"/>
-            </w:tcMar>
-          </w:tcPr>
-          <w:p>
-            <w:pPr>
-              <w:spacing w:after="0"/>
-            </w:pPr>
-            <w:r>
-              <w:rPr>
-                <w:rFonts w:ascii="Calibri" w:hAnsi="Calibri"/>
-                <w:b w:val="0"/>
-                <w:i w:val="0"/>
-                <w:sz w:val="19"/>
-              </w:rPr>
-              <w:t>updated encryption tools</w:t>
-            </w:r>
-          </w:p>
-        </w:tc>
-        <w:tc>
-          <w:tcPr>
-            <w:tcW w:type="dxa" w:w="1760"/>
-            <w:shd w:val="clear" w:color="auto" w:fill="FFFFFF"/>
-            <w:tcMar>
-              <w:top w:w="80" w:type="dxa"/>
-              <w:bottom w:w="80" w:type="dxa"/>
-              <w:left w:w="100" w:type="dxa"/>
-              <w:right w:w="100" w:type="dxa"/>
-            </w:tcMar>
-          </w:tcPr>
-          <w:p>
-            <w:pPr>
-              <w:spacing w:after="0"/>
-            </w:pPr>
-            <w:r>
-              <w:rPr>
-                <w:rFonts w:ascii="Calibri" w:hAnsi="Calibri"/>
-                <w:b w:val="0"/>
-                <w:i w:val="0"/>
-                <w:sz w:val="19"/>
-              </w:rPr>
-              <w:t>1 file, +38 / −176 lines</w:t>
-            </w:r>
-          </w:p>
-        </w:tc>
-      </w:tr>
-      <w:tr>
-        <w:trPr>
-          <w:cantSplit/>
-          <w:cantSplit/>
-        </w:trPr>
-        <w:tc>
-          <w:tcPr>
-            <w:tcW w:type="dxa" w:w="1100"/>
-            <w:shd w:val="clear" w:color="auto" w:fill="EEF3FA"/>
-            <w:tcMar>
-              <w:top w:w="80" w:type="dxa"/>
-              <w:bottom w:w="80" w:type="dxa"/>
-              <w:left w:w="100" w:type="dxa"/>
-              <w:right w:w="100" w:type="dxa"/>
-            </w:tcMar>
-          </w:tcPr>
-          <w:p>
-            <w:pPr>
-              <w:spacing w:after="0"/>
-            </w:pPr>
-            <w:r>
-              <w:rPr>
-                <w:rFonts w:ascii="Calibri" w:hAnsi="Calibri"/>
-                <w:b/>
-                <w:i w:val="0"/>
-                <w:sz w:val="19"/>
-              </w:rPr>
-              <w:t>d14e9e3</w:t>
-            </w:r>
-          </w:p>
-        </w:tc>
-        <w:tc>
-          <w:tcPr>
-            <w:tcW w:type="dxa" w:w="1900"/>
-            <w:shd w:val="clear" w:color="auto" w:fill="EEF3FA"/>
-            <w:tcMar>
-              <w:top w:w="80" w:type="dxa"/>
-              <w:bottom w:w="80" w:type="dxa"/>
-              <w:left w:w="100" w:type="dxa"/>
-              <w:right w:w="100" w:type="dxa"/>
-            </w:tcMar>
-          </w:tcPr>
-          <w:p>
-            <w:pPr>
-              <w:spacing w:after="0"/>
-            </w:pPr>
-            <w:r>
-              <w:rPr>
-                <w:rFonts w:ascii="Calibri" w:hAnsi="Calibri"/>
-                <w:b w:val="0"/>
-                <w:i w:val="0"/>
-                <w:sz w:val="19"/>
-              </w:rPr>
-              <w:t>17 Oct 2026 15:20</w:t>
-            </w:r>
-          </w:p>
-        </w:tc>
-        <w:tc>
-          <w:tcPr>
-            <w:tcW w:type="dxa" w:w="1700"/>
-            <w:shd w:val="clear" w:color="auto" w:fill="EEF3FA"/>
-            <w:tcMar>
-              <w:top w:w="80" w:type="dxa"/>
-              <w:bottom w:w="80" w:type="dxa"/>
-              <w:left w:w="100" w:type="dxa"/>
-              <w:right w:w="100" w:type="dxa"/>
-            </w:tcMar>
-          </w:tcPr>
-          <w:p>
-            <w:pPr>
-              <w:spacing w:after="0"/>
-            </w:pPr>
-            <w:r>
-              <w:rPr>
-                <w:rFonts w:ascii="Calibri" w:hAnsi="Calibri"/>
-                <w:b w:val="0"/>
-                <w:i w:val="0"/>
-                <w:sz w:val="19"/>
-              </w:rPr>
-              <w:t>Kush Aghera</w:t>
-            </w:r>
-          </w:p>
-        </w:tc>
-        <w:tc>
-          <w:tcPr>
-            <w:tcW w:type="dxa" w:w="2900"/>
-            <w:shd w:val="clear" w:color="auto" w:fill="EEF3FA"/>
-            <w:tcMar>
-              <w:top w:w="80" w:type="dxa"/>
-              <w:bottom w:w="80" w:type="dxa"/>
-              <w:left w:w="100" w:type="dxa"/>
-              <w:right w:w="100" w:type="dxa"/>
-            </w:tcMar>
-          </w:tcPr>
-          <w:p>
-            <w:pPr>
-              <w:spacing w:after="0"/>
-            </w:pPr>
-            <w:r>
-              <w:rPr>
-                <w:rFonts w:ascii="Calibri" w:hAnsi="Calibri"/>
-                <w:b w:val="0"/>
-                <w:i w:val="0"/>
-                <w:sz w:val="19"/>
-              </w:rPr>
-              <w:t>updated intent router</w:t>
-            </w:r>
-          </w:p>
-        </w:tc>
-        <w:tc>
-          <w:tcPr>
-            <w:tcW w:type="dxa" w:w="1760"/>
-            <w:shd w:val="clear" w:color="auto" w:fill="EEF3FA"/>
-            <w:tcMar>
-              <w:top w:w="80" w:type="dxa"/>
-              <w:bottom w:w="80" w:type="dxa"/>
-              <w:left w:w="100" w:type="dxa"/>
-              <w:right w:w="100" w:type="dxa"/>
-            </w:tcMar>
-          </w:tcPr>
-          <w:p>
-            <w:pPr>
-              <w:spacing w:after="0"/>
-            </w:pPr>
-            <w:r>
-              <w:rPr>
-                <w:rFonts w:ascii="Calibri" w:hAnsi="Calibri"/>
-                <w:b w:val="0"/>
-                <w:i w:val="0"/>
-                <w:sz w:val="19"/>
-              </w:rPr>
-              <w:t>1 file, +61 / −209 lines</w:t>
-            </w:r>
-          </w:p>
-        </w:tc>
-      </w:tr>
-      <w:tr>
-        <w:trPr>
-          <w:cantSplit/>
-          <w:cantSplit/>
-        </w:trPr>
-        <w:tc>
-          <w:tcPr>
-            <w:tcW w:type="dxa" w:w="1100"/>
-            <w:shd w:val="clear" w:color="auto" w:fill="FFFFFF"/>
-            <w:tcMar>
-              <w:top w:w="80" w:type="dxa"/>
-              <w:bottom w:w="80" w:type="dxa"/>
-              <w:left w:w="100" w:type="dxa"/>
-              <w:right w:w="100" w:type="dxa"/>
-            </w:tcMar>
-          </w:tcPr>
-          <w:p>
-            <w:pPr>
-              <w:spacing w:after="0"/>
-            </w:pPr>
-            <w:r>
-              <w:rPr>
-                <w:rFonts w:ascii="Calibri" w:hAnsi="Calibri"/>
-                <w:b/>
-                <w:i w:val="0"/>
-                <w:sz w:val="19"/>
-              </w:rPr>
-              <w:t>c39ecda</w:t>
-            </w:r>
-          </w:p>
-        </w:tc>
-        <w:tc>
-          <w:tcPr>
-            <w:tcW w:type="dxa" w:w="1900"/>
-            <w:shd w:val="clear" w:color="auto" w:fill="FFFFFF"/>
-            <w:tcMar>
-              <w:top w:w="80" w:type="dxa"/>
-              <w:bottom w:w="80" w:type="dxa"/>
-              <w:left w:w="100" w:type="dxa"/>
-              <w:right w:w="100" w:type="dxa"/>
-            </w:tcMar>
-          </w:tcPr>
-          <w:p>
-            <w:pPr>
-              <w:spacing w:after="0"/>
-            </w:pPr>
-            <w:r>
-              <w:rPr>
-                <w:rFonts w:ascii="Calibri" w:hAnsi="Calibri"/>
-                <w:b w:val="0"/>
-                <w:i w:val="0"/>
-                <w:sz w:val="19"/>
-              </w:rPr>
-              <w:t>18 Oct 2026 11:40</w:t>
-            </w:r>
-          </w:p>
-        </w:tc>
-        <w:tc>
-          <w:tcPr>
-            <w:tcW w:type="dxa" w:w="1700"/>
-            <w:shd w:val="clear" w:color="auto" w:fill="FFFFFF"/>
-            <w:tcMar>
-              <w:top w:w="80" w:type="dxa"/>
-              <w:bottom w:w="80" w:type="dxa"/>
-              <w:left w:w="100" w:type="dxa"/>
-              <w:right w:w="100" w:type="dxa"/>
-            </w:tcMar>
-          </w:tcPr>
-          <w:p>
-            <w:pPr>
-              <w:spacing w:after="0"/>
-            </w:pPr>
-            <w:r>
-              <w:rPr>
-                <w:rFonts w:ascii="Calibri" w:hAnsi="Calibri"/>
-                <w:b w:val="0"/>
-                <w:i w:val="0"/>
-                <w:sz w:val="19"/>
-              </w:rPr>
-              <w:t>Kush Aghera</w:t>
-            </w:r>
-          </w:p>
-        </w:tc>
-        <w:tc>
-          <w:tcPr>
-            <w:tcW w:type="dxa" w:w="2900"/>
-            <w:shd w:val="clear" w:color="auto" w:fill="FFFFFF"/>
-            <w:tcMar>
-              <w:top w:w="80" w:type="dxa"/>
-              <w:bottom w:w="80" w:type="dxa"/>
-              <w:left w:w="100" w:type="dxa"/>
-              <w:right w:w="100" w:type="dxa"/>
-            </w:tcMar>
-          </w:tcPr>
-          <w:p>
-            <w:pPr>
-              <w:spacing w:after="0"/>
-            </w:pPr>
-            <w:r>
-              <w:rPr>
-                <w:rFonts w:ascii="Calibri" w:hAnsi="Calibri"/>
-                <w:b w:val="0"/>
-                <w:i w:val="0"/>
-                <w:sz w:val="19"/>
-              </w:rPr>
-              <w:t>updated agent loop</w:t>
-            </w:r>
-          </w:p>
-        </w:tc>
-        <w:tc>
-          <w:tcPr>
-            <w:tcW w:type="dxa" w:w="1760"/>
-            <w:shd w:val="clear" w:color="auto" w:fill="FFFFFF"/>
-            <w:tcMar>
-              <w:top w:w="80" w:type="dxa"/>
-              <w:bottom w:w="80" w:type="dxa"/>
-              <w:left w:w="100" w:type="dxa"/>
-              <w:right w:w="100" w:type="dxa"/>
-            </w:tcMar>
-          </w:tcPr>
-          <w:p>
-            <w:pPr>
-              <w:spacing w:after="0"/>
-            </w:pPr>
-            <w:r>
-              <w:rPr>
-                <w:rFonts w:ascii="Calibri" w:hAnsi="Calibri"/>
-                <w:b w:val="0"/>
-                <w:i w:val="0"/>
-                <w:sz w:val="19"/>
-              </w:rPr>
-              <w:t>1 file, +58 / −547 lines</w:t>
-            </w:r>
-          </w:p>
-        </w:tc>
-      </w:tr>
-      <w:tr>
-        <w:trPr>
-          <w:cantSplit/>
-          <w:cantSplit/>
-        </w:trPr>
-        <w:tc>
-          <w:tcPr>
-            <w:tcW w:type="dxa" w:w="1100"/>
-            <w:shd w:val="clear" w:color="auto" w:fill="EEF3FA"/>
-            <w:tcMar>
-              <w:top w:w="80" w:type="dxa"/>
-              <w:bottom w:w="80" w:type="dxa"/>
-              <w:left w:w="100" w:type="dxa"/>
-              <w:right w:w="100" w:type="dxa"/>
-            </w:tcMar>
-          </w:tcPr>
-          <w:p>
-            <w:pPr>
-              <w:spacing w:after="0"/>
-            </w:pPr>
-            <w:r>
-              <w:rPr>
-                <w:rFonts w:ascii="Calibri" w:hAnsi="Calibri"/>
-                <w:b/>
-                <w:i w:val="0"/>
-                <w:sz w:val="19"/>
-              </w:rPr>
-              <w:t>a7a5f08</w:t>
-            </w:r>
-          </w:p>
-        </w:tc>
-        <w:tc>
-          <w:tcPr>
-            <w:tcW w:type="dxa" w:w="1900"/>
-            <w:shd w:val="clear" w:color="auto" w:fill="EEF3FA"/>
-            <w:tcMar>
-              <w:top w:w="80" w:type="dxa"/>
-              <w:bottom w:w="80" w:type="dxa"/>
-              <w:left w:w="100" w:type="dxa"/>
-              <w:right w:w="100" w:type="dxa"/>
-            </w:tcMar>
-          </w:tcPr>
-          <w:p>
-            <w:pPr>
-              <w:spacing w:after="0"/>
-            </w:pPr>
-            <w:r>
-              <w:rPr>
-                <w:rFonts w:ascii="Calibri" w:hAnsi="Calibri"/>
-                <w:b w:val="0"/>
-                <w:i w:val="0"/>
-                <w:sz w:val="19"/>
-              </w:rPr>
-              <w:t>18 Oct 2026 16:15</w:t>
-            </w:r>
-          </w:p>
-        </w:tc>
-        <w:tc>
-          <w:tcPr>
-            <w:tcW w:type="dxa" w:w="1700"/>
-            <w:shd w:val="clear" w:color="auto" w:fill="EEF3FA"/>
-            <w:tcMar>
-              <w:top w:w="80" w:type="dxa"/>
-              <w:bottom w:w="80" w:type="dxa"/>
-              <w:left w:w="100" w:type="dxa"/>
-              <w:right w:w="100" w:type="dxa"/>
-            </w:tcMar>
-          </w:tcPr>
-          <w:p>
-            <w:pPr>
-              <w:spacing w:after="0"/>
-            </w:pPr>
-            <w:r>
-              <w:rPr>
-                <w:rFonts w:ascii="Calibri" w:hAnsi="Calibri"/>
-                <w:b w:val="0"/>
-                <w:i w:val="0"/>
-                <w:sz w:val="19"/>
-              </w:rPr>
-              <w:t>Kush Aghera</w:t>
-            </w:r>
-          </w:p>
-        </w:tc>
-        <w:tc>
-          <w:tcPr>
-            <w:tcW w:type="dxa" w:w="2900"/>
-            <w:shd w:val="clear" w:color="auto" w:fill="EEF3FA"/>
-            <w:tcMar>
-              <w:top w:w="80" w:type="dxa"/>
-              <w:bottom w:w="80" w:type="dxa"/>
-              <w:left w:w="100" w:type="dxa"/>
-              <w:right w:w="100" w:type="dxa"/>
-            </w:tcMar>
-          </w:tcPr>
-          <w:p>
-            <w:pPr>
-              <w:spacing w:after="0"/>
-            </w:pPr>
-            <w:r>
-              <w:rPr>
-                <w:rFonts w:ascii="Calibri" w:hAnsi="Calibri"/>
-                <w:b w:val="0"/>
-                <w:i w:val="0"/>
-                <w:sz w:val="19"/>
-              </w:rPr>
-              <w:t>updated main cli</w:t>
-            </w:r>
-          </w:p>
-        </w:tc>
-        <w:tc>
-          <w:tcPr>
-            <w:tcW w:type="dxa" w:w="1760"/>
-            <w:shd w:val="clear" w:color="auto" w:fill="EEF3FA"/>
-            <w:tcMar>
-              <w:top w:w="80" w:type="dxa"/>
-              <w:bottom w:w="80" w:type="dxa"/>
-              <w:left w:w="100" w:type="dxa"/>
-              <w:right w:w="100" w:type="dxa"/>
-            </w:tcMar>
-          </w:tcPr>
-          <w:p>
-            <w:pPr>
-              <w:spacing w:after="0"/>
-            </w:pPr>
-            <w:r>
-              <w:rPr>
-                <w:rFonts w:ascii="Calibri" w:hAnsi="Calibri"/>
-                <w:b w:val="0"/>
-                <w:i w:val="0"/>
-                <w:sz w:val="19"/>
-              </w:rPr>
-              <w:t>2 files, +19 / −253 lines</w:t>
-            </w:r>
-          </w:p>
-        </w:tc>
-      </w:tr>
-      <w:tr>
-        <w:trPr>
-          <w:cantSplit/>
-          <w:cantSplit/>
-        </w:trPr>
-        <w:tc>
-          <w:tcPr>
-            <w:tcW w:type="dxa" w:w="1100"/>
-            <w:shd w:val="clear" w:color="auto" w:fill="FFFFFF"/>
-            <w:tcMar>
-              <w:top w:w="80" w:type="dxa"/>
-              <w:bottom w:w="80" w:type="dxa"/>
-              <w:left w:w="100" w:type="dxa"/>
-              <w:right w:w="100" w:type="dxa"/>
-            </w:tcMar>
-          </w:tcPr>
-          <w:p>
-            <w:pPr>
-              <w:spacing w:after="0"/>
-            </w:pPr>
-            <w:r>
-              <w:rPr>
-                <w:rFonts w:ascii="Calibri" w:hAnsi="Calibri"/>
-                <w:b/>
-                <w:i w:val="0"/>
-                <w:sz w:val="19"/>
-              </w:rPr>
-              <w:t>6d403e4</w:t>
-            </w:r>
-          </w:p>
-        </w:tc>
-        <w:tc>
-          <w:tcPr>
-            <w:tcW w:type="dxa" w:w="1900"/>
-            <w:shd w:val="clear" w:color="auto" w:fill="FFFFFF"/>
-            <w:tcMar>
-              <w:top w:w="80" w:type="dxa"/>
-              <w:bottom w:w="80" w:type="dxa"/>
-              <w:left w:w="100" w:type="dxa"/>
-              <w:right w:w="100" w:type="dxa"/>
-            </w:tcMar>
-          </w:tcPr>
-          <w:p>
-            <w:pPr>
-              <w:spacing w:after="0"/>
-            </w:pPr>
-            <w:r>
-              <w:rPr>
-                <w:rFonts w:ascii="Calibri" w:hAnsi="Calibri"/>
-                <w:b w:val="0"/>
-                <w:i w:val="0"/>
-                <w:sz w:val="19"/>
-              </w:rPr>
-              <w:t>19 Oct 2026 10:10</w:t>
-            </w:r>
-          </w:p>
-        </w:tc>
-        <w:tc>
-          <w:tcPr>
-            <w:tcW w:type="dxa" w:w="1700"/>
-            <w:shd w:val="clear" w:color="auto" w:fill="FFFFFF"/>
-            <w:tcMar>
-              <w:top w:w="80" w:type="dxa"/>
-              <w:bottom w:w="80" w:type="dxa"/>
-              <w:left w:w="100" w:type="dxa"/>
-              <w:right w:w="100" w:type="dxa"/>
-            </w:tcMar>
-          </w:tcPr>
-          <w:p>
-            <w:pPr>
-              <w:spacing w:after="0"/>
-            </w:pPr>
-            <w:r>
-              <w:rPr>
-                <w:rFonts w:ascii="Calibri" w:hAnsi="Calibri"/>
-                <w:b w:val="0"/>
-                <w:i w:val="0"/>
-                <w:sz w:val="19"/>
-              </w:rPr>
-              <w:t>Kush Aghera</w:t>
-            </w:r>
-          </w:p>
-        </w:tc>
-        <w:tc>
-          <w:tcPr>
-            <w:tcW w:type="dxa" w:w="2900"/>
-            <w:shd w:val="clear" w:color="auto" w:fill="FFFFFF"/>
-            <w:tcMar>
-              <w:top w:w="80" w:type="dxa"/>
-              <w:bottom w:w="80" w:type="dxa"/>
-              <w:left w:w="100" w:type="dxa"/>
-              <w:right w:w="100" w:type="dxa"/>
-            </w:tcMar>
-          </w:tcPr>
-          <w:p>
-            <w:pPr>
-              <w:spacing w:after="0"/>
-            </w:pPr>
-            <w:r>
-              <w:rPr>
-                <w:rFonts w:ascii="Calibri" w:hAnsi="Calibri"/>
-                <w:b w:val="0"/>
-                <w:i w:val="0"/>
-                <w:sz w:val="19"/>
-              </w:rPr>
-              <w:t>updated project dependencies</w:t>
-            </w:r>
-          </w:p>
-        </w:tc>
-        <w:tc>
-          <w:tcPr>
-            <w:tcW w:type="dxa" w:w="1760"/>
-            <w:shd w:val="clear" w:color="auto" w:fill="FFFFFF"/>
-            <w:tcMar>
-              <w:top w:w="80" w:type="dxa"/>
-              <w:bottom w:w="80" w:type="dxa"/>
-              <w:left w:w="100" w:type="dxa"/>
-              <w:right w:w="100" w:type="dxa"/>
-            </w:tcMar>
-          </w:tcPr>
-          <w:p>
-            <w:pPr>
-              <w:spacing w:after="0"/>
-            </w:pPr>
-            <w:r>
-              <w:rPr>
-                <w:rFonts w:ascii="Calibri" w:hAnsi="Calibri"/>
-                <w:b w:val="0"/>
-                <w:i w:val="0"/>
-                <w:sz w:val="19"/>
-              </w:rPr>
-              <w:t>2 files, +5 / −4 lines</w:t>
-            </w:r>
-          </w:p>
-        </w:tc>
-      </w:tr>
-      <w:tr>
-        <w:trPr>
-          <w:cantSplit/>
-          <w:cantSplit/>
-        </w:trPr>
-        <w:tc>
-          <w:tcPr>
-            <w:tcW w:type="dxa" w:w="1100"/>
-            <w:shd w:val="clear" w:color="auto" w:fill="EEF3FA"/>
-            <w:tcMar>
-              <w:top w:w="80" w:type="dxa"/>
-              <w:bottom w:w="80" w:type="dxa"/>
-              <w:left w:w="100" w:type="dxa"/>
-              <w:right w:w="100" w:type="dxa"/>
-            </w:tcMar>
-          </w:tcPr>
-          <w:p>
-            <w:pPr>
-              <w:spacing w:after="0"/>
-            </w:pPr>
-            <w:r>
-              <w:rPr>
-                <w:rFonts w:ascii="Calibri" w:hAnsi="Calibri"/>
-                <w:b/>
-                <w:i w:val="0"/>
-                <w:sz w:val="19"/>
-              </w:rPr>
-              <w:t>87ab7ae</w:t>
-            </w:r>
-          </w:p>
-        </w:tc>
-        <w:tc>
-          <w:tcPr>
-            <w:tcW w:type="dxa" w:w="1900"/>
-            <w:shd w:val="clear" w:color="auto" w:fill="EEF3FA"/>
-            <w:tcMar>
-              <w:top w:w="80" w:type="dxa"/>
-              <w:bottom w:w="80" w:type="dxa"/>
-              <w:left w:w="100" w:type="dxa"/>
-              <w:right w:w="100" w:type="dxa"/>
-            </w:tcMar>
-          </w:tcPr>
-          <w:p>
-            <w:pPr>
-              <w:spacing w:after="0"/>
-            </w:pPr>
-            <w:r>
-              <w:rPr>
-                <w:rFonts w:ascii="Calibri" w:hAnsi="Calibri"/>
-                <w:b w:val="0"/>
-                <w:i w:val="0"/>
-                <w:sz w:val="19"/>
-              </w:rPr>
-              <w:t>19 Oct 2026 14:45</w:t>
-            </w:r>
-          </w:p>
-        </w:tc>
-        <w:tc>
-          <w:tcPr>
-            <w:tcW w:type="dxa" w:w="1700"/>
-            <w:shd w:val="clear" w:color="auto" w:fill="EEF3FA"/>
-            <w:tcMar>
-              <w:top w:w="80" w:type="dxa"/>
-              <w:bottom w:w="80" w:type="dxa"/>
-              <w:left w:w="100" w:type="dxa"/>
-              <w:right w:w="100" w:type="dxa"/>
-            </w:tcMar>
-          </w:tcPr>
-          <w:p>
-            <w:pPr>
-              <w:spacing w:after="0"/>
-            </w:pPr>
-            <w:r>
-              <w:rPr>
-                <w:rFonts w:ascii="Calibri" w:hAnsi="Calibri"/>
-                <w:b w:val="0"/>
-                <w:i w:val="0"/>
-                <w:sz w:val="19"/>
-              </w:rPr>
-              <w:t>Kush Aghera</w:t>
-            </w:r>
-          </w:p>
-        </w:tc>
-        <w:tc>
-          <w:tcPr>
-            <w:tcW w:type="dxa" w:w="2900"/>
-            <w:shd w:val="clear" w:color="auto" w:fill="EEF3FA"/>
-            <w:tcMar>
-              <w:top w:w="80" w:type="dxa"/>
-              <w:bottom w:w="80" w:type="dxa"/>
-              <w:left w:w="100" w:type="dxa"/>
-              <w:right w:w="100" w:type="dxa"/>
-            </w:tcMar>
-          </w:tcPr>
-          <w:p>
-            <w:pPr>
-              <w:spacing w:after="0"/>
-            </w:pPr>
-            <w:r>
-              <w:rPr>
-                <w:rFonts w:ascii="Calibri" w:hAnsi="Calibri"/>
-                <w:b w:val="0"/>
-                <w:i w:val="0"/>
-                <w:sz w:val="19"/>
-              </w:rPr>
-              <w:t>added test cases</w:t>
-            </w:r>
-          </w:p>
-        </w:tc>
-        <w:tc>
-          <w:tcPr>
-            <w:tcW w:type="dxa" w:w="1760"/>
-            <w:shd w:val="clear" w:color="auto" w:fill="EEF3FA"/>
-            <w:tcMar>
-              <w:top w:w="80" w:type="dxa"/>
-              <w:bottom w:w="80" w:type="dxa"/>
-              <w:left w:w="100" w:type="dxa"/>
-              <w:right w:w="100" w:type="dxa"/>
-            </w:tcMar>
-          </w:tcPr>
-          <w:p>
-            <w:pPr>
-              <w:spacing w:after="0"/>
-            </w:pPr>
-            <w:r>
-              <w:rPr>
-                <w:rFonts w:ascii="Calibri" w:hAnsi="Calibri"/>
-                <w:b w:val="0"/>
-                <w:i w:val="0"/>
-                <w:sz w:val="19"/>
-              </w:rPr>
-              <w:t>2 files, +161 / −60 lines</w:t>
-            </w:r>
-          </w:p>
-        </w:tc>
-      </w:tr>
-      <w:tr>
-        <w:trPr>
-          <w:cantSplit/>
-          <w:cantSplit/>
-        </w:trPr>
-        <w:tc>
-          <w:tcPr>
-            <w:tcW w:type="dxa" w:w="1100"/>
-            <w:shd w:val="clear" w:color="auto" w:fill="FFFFFF"/>
-            <w:tcMar>
-              <w:top w:w="80" w:type="dxa"/>
-              <w:bottom w:w="80" w:type="dxa"/>
-              <w:left w:w="100" w:type="dxa"/>
-              <w:right w:w="100" w:type="dxa"/>
-            </w:tcMar>
-          </w:tcPr>
-          <w:p>
-            <w:pPr>
-              <w:spacing w:after="0"/>
-            </w:pPr>
-            <w:r>
-              <w:rPr>
-                <w:rFonts w:ascii="Calibri" w:hAnsi="Calibri"/>
-                <w:b/>
-                <w:i w:val="0"/>
-                <w:sz w:val="19"/>
-              </w:rPr>
-              <w:t>018788e</w:t>
-            </w:r>
-          </w:p>
-        </w:tc>
-        <w:tc>
-          <w:tcPr>
-            <w:tcW w:type="dxa" w:w="1900"/>
-            <w:shd w:val="clear" w:color="auto" w:fill="FFFFFF"/>
-            <w:tcMar>
-              <w:top w:w="80" w:type="dxa"/>
-              <w:bottom w:w="80" w:type="dxa"/>
-              <w:left w:w="100" w:type="dxa"/>
-              <w:right w:w="100" w:type="dxa"/>
-            </w:tcMar>
-          </w:tcPr>
-          <w:p>
-            <w:pPr>
-              <w:spacing w:after="0"/>
-            </w:pPr>
-            <w:r>
-              <w:rPr>
-                <w:rFonts w:ascii="Calibri" w:hAnsi="Calibri"/>
-                <w:b w:val="0"/>
-                <w:i w:val="0"/>
-                <w:sz w:val="19"/>
-              </w:rPr>
-              <w:t>19 Oct 2026 17:20</w:t>
-            </w:r>
-          </w:p>
-        </w:tc>
-        <w:tc>
-          <w:tcPr>
-            <w:tcW w:type="dxa" w:w="1700"/>
-            <w:shd w:val="clear" w:color="auto" w:fill="FFFFFF"/>
-            <w:tcMar>
-              <w:top w:w="80" w:type="dxa"/>
-              <w:bottom w:w="80" w:type="dxa"/>
-              <w:left w:w="100" w:type="dxa"/>
-              <w:right w:w="100" w:type="dxa"/>
-            </w:tcMar>
-          </w:tcPr>
-          <w:p>
-            <w:pPr>
-              <w:spacing w:after="0"/>
-            </w:pPr>
-            <w:r>
-              <w:rPr>
-                <w:rFonts w:ascii="Calibri" w:hAnsi="Calibri"/>
-                <w:b w:val="0"/>
-                <w:i w:val="0"/>
-                <w:sz w:val="19"/>
-              </w:rPr>
-              <w:t>Kush Aghera</w:t>
-            </w:r>
-          </w:p>
-        </w:tc>
-        <w:tc>
-          <w:tcPr>
-            <w:tcW w:type="dxa" w:w="2900"/>
-            <w:shd w:val="clear" w:color="auto" w:fill="FFFFFF"/>
-            <w:tcMar>
-              <w:top w:w="80" w:type="dxa"/>
-              <w:bottom w:w="80" w:type="dxa"/>
-              <w:left w:w="100" w:type="dxa"/>
-              <w:right w:w="100" w:type="dxa"/>
-            </w:tcMar>
-          </w:tcPr>
-          <w:p>
-            <w:pPr>
-              <w:spacing w:after="0"/>
-            </w:pPr>
-            <w:r>
-              <w:rPr>
-                <w:rFonts w:ascii="Calibri" w:hAnsi="Calibri"/>
-                <w:b w:val="0"/>
-                <w:i w:val="0"/>
-                <w:sz w:val="19"/>
-              </w:rPr>
-              <w:t>cleaned old tests</w:t>
-            </w:r>
-          </w:p>
-        </w:tc>
-        <w:tc>
-          <w:tcPr>
-            <w:tcW w:type="dxa" w:w="1760"/>
-            <w:shd w:val="clear" w:color="auto" w:fill="FFFFFF"/>
-            <w:tcMar>
-              <w:top w:w="80" w:type="dxa"/>
-              <w:bottom w:w="80" w:type="dxa"/>
-              <w:left w:w="100" w:type="dxa"/>
-              <w:right w:w="100" w:type="dxa"/>
-            </w:tcMar>
-          </w:tcPr>
-          <w:p>
-            <w:pPr>
-              <w:spacing w:after="0"/>
-            </w:pPr>
-            <w:r>
-              <w:rPr>
-                <w:rFonts w:ascii="Calibri" w:hAnsi="Calibri"/>
-                <w:b w:val="0"/>
-                <w:i w:val="0"/>
-                <w:sz w:val="19"/>
-              </w:rPr>
-              <w:t>4 files, +0 / −329 lines</w:t>
-            </w:r>
-          </w:p>
-        </w:tc>
-      </w:tr>
-      <w:tr>
-        <w:trPr>
-          <w:cantSplit/>
-          <w:cantSplit/>
-        </w:trPr>
-        <w:tc>
-          <w:tcPr>
-            <w:tcW w:type="dxa" w:w="1100"/>
-            <w:shd w:val="clear" w:color="auto" w:fill="EEF3FA"/>
-            <w:tcMar>
-              <w:top w:w="80" w:type="dxa"/>
-              <w:bottom w:w="80" w:type="dxa"/>
-              <w:left w:w="100" w:type="dxa"/>
-              <w:right w:w="100" w:type="dxa"/>
-            </w:tcMar>
-          </w:tcPr>
-          <w:p>
-            <w:pPr>
-              <w:spacing w:after="0"/>
-            </w:pPr>
-            <w:r>
-              <w:rPr>
-                <w:rFonts w:ascii="Calibri" w:hAnsi="Calibri"/>
-                <w:b/>
-                <w:i w:val="0"/>
-                <w:sz w:val="19"/>
-              </w:rPr>
-              <w:t>a1fff6e</w:t>
-            </w:r>
-          </w:p>
-        </w:tc>
-        <w:tc>
-          <w:tcPr>
-            <w:tcW w:type="dxa" w:w="1900"/>
-            <w:shd w:val="clear" w:color="auto" w:fill="EEF3FA"/>
-            <w:tcMar>
-              <w:top w:w="80" w:type="dxa"/>
-              <w:bottom w:w="80" w:type="dxa"/>
-              <w:left w:w="100" w:type="dxa"/>
-              <w:right w:w="100" w:type="dxa"/>
-            </w:tcMar>
-          </w:tcPr>
-          <w:p>
-            <w:pPr>
-              <w:spacing w:after="0"/>
-            </w:pPr>
-            <w:r>
-              <w:rPr>
-                <w:rFonts w:ascii="Calibri" w:hAnsi="Calibri"/>
-                <w:b w:val="0"/>
-                <w:i w:val="0"/>
-                <w:sz w:val="19"/>
-              </w:rPr>
-              <w:t>20 Oct 2026 09:30</w:t>
-            </w:r>
-          </w:p>
-        </w:tc>
-        <w:tc>
-          <w:tcPr>
-            <w:tcW w:type="dxa" w:w="1700"/>
-            <w:shd w:val="clear" w:color="auto" w:fill="EEF3FA"/>
-            <w:tcMar>
-              <w:top w:w="80" w:type="dxa"/>
-              <w:bottom w:w="80" w:type="dxa"/>
-              <w:left w:w="100" w:type="dxa"/>
-              <w:right w:w="100" w:type="dxa"/>
-            </w:tcMar>
-          </w:tcPr>
-          <w:p>
-            <w:pPr>
-              <w:spacing w:after="0"/>
-            </w:pPr>
-            <w:r>
-              <w:rPr>
-                <w:rFonts w:ascii="Calibri" w:hAnsi="Calibri"/>
-                <w:b w:val="0"/>
-                <w:i w:val="0"/>
-                <w:sz w:val="19"/>
-              </w:rPr>
-              <w:t>Kush Aghera</w:t>
-            </w:r>
-          </w:p>
-        </w:tc>
-        <w:tc>
-          <w:tcPr>
-            <w:tcW w:type="dxa" w:w="2900"/>
-            <w:shd w:val="clear" w:color="auto" w:fill="EEF3FA"/>
-            <w:tcMar>
-              <w:top w:w="80" w:type="dxa"/>
-              <w:bottom w:w="80" w:type="dxa"/>
-              <w:left w:w="100" w:type="dxa"/>
-              <w:right w:w="100" w:type="dxa"/>
-            </w:tcMar>
-          </w:tcPr>
-          <w:p>
-            <w:pPr>
-              <w:spacing w:after="0"/>
-            </w:pPr>
-            <w:r>
-              <w:rPr>
-                <w:rFonts w:ascii="Calibri" w:hAnsi="Calibri"/>
-                <w:b w:val="0"/>
-                <w:i w:val="0"/>
-                <w:sz w:val="19"/>
-              </w:rPr>
-              <w:t>added design diagrams</w:t>
-            </w:r>
-          </w:p>
-        </w:tc>
-        <w:tc>
-          <w:tcPr>
-            <w:tcW w:type="dxa" w:w="1760"/>
-            <w:shd w:val="clear" w:color="auto" w:fill="EEF3FA"/>
-            <w:tcMar>
-              <w:top w:w="80" w:type="dxa"/>
-              <w:bottom w:w="80" w:type="dxa"/>
-              <w:left w:w="100" w:type="dxa"/>
-              <w:right w:w="100" w:type="dxa"/>
-            </w:tcMar>
-          </w:tcPr>
-          <w:p>
-            <w:pPr>
-              <w:spacing w:after="0"/>
-            </w:pPr>
-            <w:r>
-              <w:rPr>
-                <w:rFonts w:ascii="Calibri" w:hAnsi="Calibri"/>
-                <w:b w:val="0"/>
-                <w:i w:val="0"/>
-                <w:sz w:val="19"/>
-              </w:rPr>
-              <w:t>2 files (binary: .docx / .pdf / .png)</w:t>
-            </w:r>
-          </w:p>
-        </w:tc>
-      </w:tr>
-      <w:tr>
-        <w:trPr>
-          <w:cantSplit/>
-          <w:cantSplit/>
-        </w:trPr>
-        <w:tc>
-          <w:tcPr>
-            <w:tcW w:type="dxa" w:w="1100"/>
-            <w:shd w:val="clear" w:color="auto" w:fill="FFFFFF"/>
-            <w:tcMar>
-              <w:top w:w="80" w:type="dxa"/>
-              <w:bottom w:w="80" w:type="dxa"/>
-              <w:left w:w="100" w:type="dxa"/>
-              <w:right w:w="100" w:type="dxa"/>
-            </w:tcMar>
-          </w:tcPr>
-          <w:p>
-            <w:pPr>
-              <w:spacing w:after="0"/>
-            </w:pPr>
-            <w:r>
-              <w:rPr>
-                <w:rFonts w:ascii="Calibri" w:hAnsi="Calibri"/>
-                <w:b/>
-                <w:i w:val="0"/>
-                <w:sz w:val="19"/>
-              </w:rPr>
-              <w:t>9114e3b</w:t>
-            </w:r>
-          </w:p>
-        </w:tc>
-        <w:tc>
-          <w:tcPr>
-            <w:tcW w:type="dxa" w:w="1900"/>
-            <w:shd w:val="clear" w:color="auto" w:fill="FFFFFF"/>
-            <w:tcMar>
-              <w:top w:w="80" w:type="dxa"/>
-              <w:bottom w:w="80" w:type="dxa"/>
-              <w:left w:w="100" w:type="dxa"/>
-              <w:right w:w="100" w:type="dxa"/>
-            </w:tcMar>
-          </w:tcPr>
-          <w:p>
-            <w:pPr>
-              <w:spacing w:after="0"/>
-            </w:pPr>
-            <w:r>
-              <w:rPr>
-                <w:rFonts w:ascii="Calibri" w:hAnsi="Calibri"/>
-                <w:b w:val="0"/>
-                <w:i w:val="0"/>
-                <w:sz w:val="19"/>
-              </w:rPr>
-              <w:t>20 Oct 2026 10:45</w:t>
-            </w:r>
-          </w:p>
-        </w:tc>
-        <w:tc>
-          <w:tcPr>
-            <w:tcW w:type="dxa" w:w="1700"/>
-            <w:shd w:val="clear" w:color="auto" w:fill="FFFFFF"/>
-            <w:tcMar>
-              <w:top w:w="80" w:type="dxa"/>
-              <w:bottom w:w="80" w:type="dxa"/>
-              <w:left w:w="100" w:type="dxa"/>
-              <w:right w:w="100" w:type="dxa"/>
-            </w:tcMar>
-          </w:tcPr>
-          <w:p>
-            <w:pPr>
-              <w:spacing w:after="0"/>
-            </w:pPr>
-            <w:r>
-              <w:rPr>
-                <w:rFonts w:ascii="Calibri" w:hAnsi="Calibri"/>
-                <w:b w:val="0"/>
-                <w:i w:val="0"/>
-                <w:sz w:val="19"/>
-              </w:rPr>
-              <w:t>Kush Aghera</w:t>
-            </w:r>
-          </w:p>
-        </w:tc>
-        <w:tc>
-          <w:tcPr>
-            <w:tcW w:type="dxa" w:w="2900"/>
-            <w:shd w:val="clear" w:color="auto" w:fill="FFFFFF"/>
-            <w:tcMar>
-              <w:top w:w="80" w:type="dxa"/>
-              <w:bottom w:w="80" w:type="dxa"/>
-              <w:left w:w="100" w:type="dxa"/>
-              <w:right w:w="100" w:type="dxa"/>
-            </w:tcMar>
-          </w:tcPr>
-          <w:p>
-            <w:pPr>
-              <w:spacing w:after="0"/>
-            </w:pPr>
-            <w:r>
-              <w:rPr>
-                <w:rFonts w:ascii="Calibri" w:hAnsi="Calibri"/>
-                <w:b w:val="0"/>
-                <w:i w:val="0"/>
-                <w:sz w:val="19"/>
-              </w:rPr>
-              <w:t>added project memory</w:t>
-            </w:r>
-          </w:p>
-        </w:tc>
-        <w:tc>
-          <w:tcPr>
-            <w:tcW w:type="dxa" w:w="1760"/>
-            <w:shd w:val="clear" w:color="auto" w:fill="FFFFFF"/>
-            <w:tcMar>
-              <w:top w:w="80" w:type="dxa"/>
-              <w:bottom w:w="80" w:type="dxa"/>
-              <w:left w:w="100" w:type="dxa"/>
-              <w:right w:w="100" w:type="dxa"/>
-            </w:tcMar>
-          </w:tcPr>
-          <w:p>
-            <w:pPr>
-              <w:spacing w:after="0"/>
-            </w:pPr>
-            <w:r>
-              <w:rPr>
-                <w:rFonts w:ascii="Calibri" w:hAnsi="Calibri"/>
-                <w:b w:val="0"/>
-                <w:i w:val="0"/>
-                <w:sz w:val="19"/>
-              </w:rPr>
-              <w:t>1 file, +39 / −0 lines</w:t>
-            </w:r>
-          </w:p>
-        </w:tc>
-      </w:tr>
-      <w:tr>
-        <w:trPr>
-          <w:cantSplit/>
-          <w:cantSplit/>
-        </w:trPr>
-        <w:tc>
-          <w:tcPr>
-            <w:tcW w:type="dxa" w:w="1100"/>
-            <w:shd w:val="clear" w:color="auto" w:fill="EEF3FA"/>
-            <w:tcMar>
-              <w:top w:w="80" w:type="dxa"/>
-              <w:bottom w:w="80" w:type="dxa"/>
-              <w:left w:w="100" w:type="dxa"/>
-              <w:right w:w="100" w:type="dxa"/>
-            </w:tcMar>
-          </w:tcPr>
-          <w:p>
-            <w:pPr>
-              <w:spacing w:after="0"/>
-            </w:pPr>
-            <w:r>
-              <w:rPr>
-                <w:rFonts w:ascii="Calibri" w:hAnsi="Calibri"/>
-                <w:b/>
-                <w:i w:val="0"/>
-                <w:sz w:val="19"/>
-              </w:rPr>
-              <w:t>bfe5279</w:t>
-            </w:r>
-          </w:p>
-        </w:tc>
-        <w:tc>
-          <w:tcPr>
-            <w:tcW w:type="dxa" w:w="1900"/>
-            <w:shd w:val="clear" w:color="auto" w:fill="EEF3FA"/>
-            <w:tcMar>
-              <w:top w:w="80" w:type="dxa"/>
-              <w:bottom w:w="80" w:type="dxa"/>
-              <w:left w:w="100" w:type="dxa"/>
-              <w:right w:w="100" w:type="dxa"/>
-            </w:tcMar>
-          </w:tcPr>
-          <w:p>
-            <w:pPr>
-              <w:spacing w:after="0"/>
-            </w:pPr>
-            <w:r>
-              <w:rPr>
-                <w:rFonts w:ascii="Calibri" w:hAnsi="Calibri"/>
-                <w:b w:val="0"/>
-                <w:i w:val="0"/>
-                <w:sz w:val="19"/>
-              </w:rPr>
-              <w:t>20 Oct 2026 11:50</w:t>
-            </w:r>
-          </w:p>
-        </w:tc>
-        <w:tc>
-          <w:tcPr>
-            <w:tcW w:type="dxa" w:w="1700"/>
-            <w:shd w:val="clear" w:color="auto" w:fill="EEF3FA"/>
-            <w:tcMar>
-              <w:top w:w="80" w:type="dxa"/>
-              <w:bottom w:w="80" w:type="dxa"/>
-              <w:left w:w="100" w:type="dxa"/>
-              <w:right w:w="100" w:type="dxa"/>
-            </w:tcMar>
-          </w:tcPr>
-          <w:p>
-            <w:pPr>
-              <w:spacing w:after="0"/>
-            </w:pPr>
-            <w:r>
-              <w:rPr>
-                <w:rFonts w:ascii="Calibri" w:hAnsi="Calibri"/>
-                <w:b w:val="0"/>
-                <w:i w:val="0"/>
-                <w:sz w:val="19"/>
-              </w:rPr>
-              <w:t>Kush Aghera</w:t>
-            </w:r>
-          </w:p>
-        </w:tc>
-        <w:tc>
-          <w:tcPr>
-            <w:tcW w:type="dxa" w:w="2900"/>
-            <w:shd w:val="clear" w:color="auto" w:fill="EEF3FA"/>
-            <w:tcMar>
-              <w:top w:w="80" w:type="dxa"/>
-              <w:bottom w:w="80" w:type="dxa"/>
-              <w:left w:w="100" w:type="dxa"/>
-              <w:right w:w="100" w:type="dxa"/>
-            </w:tcMar>
-          </w:tcPr>
-          <w:p>
-            <w:pPr>
-              <w:spacing w:after="0"/>
-            </w:pPr>
-            <w:r>
-              <w:rPr>
-                <w:rFonts w:ascii="Calibri" w:hAnsi="Calibri"/>
-                <w:b w:val="0"/>
-                <w:i w:val="0"/>
-                <w:sz w:val="19"/>
-              </w:rPr>
-              <w:t>added review templates</w:t>
-            </w:r>
-          </w:p>
-        </w:tc>
-        <w:tc>
-          <w:tcPr>
-            <w:tcW w:type="dxa" w:w="1760"/>
-            <w:shd w:val="clear" w:color="auto" w:fill="EEF3FA"/>
-            <w:tcMar>
-              <w:top w:w="80" w:type="dxa"/>
-              <w:bottom w:w="80" w:type="dxa"/>
-              <w:left w:w="100" w:type="dxa"/>
-              <w:right w:w="100" w:type="dxa"/>
-            </w:tcMar>
-          </w:tcPr>
-          <w:p>
-            <w:pPr>
-              <w:spacing w:after="0"/>
-            </w:pPr>
-            <w:r>
-              <w:rPr>
-                <w:rFonts w:ascii="Calibri" w:hAnsi="Calibri"/>
-                <w:b w:val="0"/>
-                <w:i w:val="0"/>
-                <w:sz w:val="19"/>
-              </w:rPr>
-              <w:t>3 files (binary: .docx / .pdf / .png)</w:t>
-            </w:r>
-          </w:p>
-        </w:tc>
-      </w:tr>
-      <w:tr>
-        <w:trPr>
-          <w:cantSplit/>
-          <w:cantSplit/>
-        </w:trPr>
-        <w:tc>
-          <w:tcPr>
-            <w:tcW w:type="dxa" w:w="1100"/>
-            <w:shd w:val="clear" w:color="auto" w:fill="FFFFFF"/>
-            <w:tcMar>
-              <w:top w:w="80" w:type="dxa"/>
-              <w:bottom w:w="80" w:type="dxa"/>
-              <w:left w:w="100" w:type="dxa"/>
-              <w:right w:w="100" w:type="dxa"/>
-            </w:tcMar>
-          </w:tcPr>
-          <w:p>
-            <w:pPr>
-              <w:spacing w:after="0"/>
-            </w:pPr>
-            <w:r>
-              <w:rPr>
-                <w:rFonts w:ascii="Calibri" w:hAnsi="Calibri"/>
-                <w:b/>
-                <w:i w:val="0"/>
-                <w:sz w:val="19"/>
-              </w:rPr>
-              <w:t>c97944d</w:t>
-            </w:r>
-          </w:p>
-        </w:tc>
-        <w:tc>
-          <w:tcPr>
-            <w:tcW w:type="dxa" w:w="1900"/>
-            <w:shd w:val="clear" w:color="auto" w:fill="FFFFFF"/>
-            <w:tcMar>
-              <w:top w:w="80" w:type="dxa"/>
-              <w:bottom w:w="80" w:type="dxa"/>
-              <w:left w:w="100" w:type="dxa"/>
-              <w:right w:w="100" w:type="dxa"/>
-            </w:tcMar>
-          </w:tcPr>
-          <w:p>
-            <w:pPr>
-              <w:spacing w:after="0"/>
-            </w:pPr>
-            <w:r>
-              <w:rPr>
-                <w:rFonts w:ascii="Calibri" w:hAnsi="Calibri"/>
-                <w:b w:val="0"/>
-                <w:i w:val="0"/>
-                <w:sz w:val="19"/>
-              </w:rPr>
-              <w:t>20 Oct 2026 13:15</w:t>
-            </w:r>
-          </w:p>
-        </w:tc>
-        <w:tc>
-          <w:tcPr>
-            <w:tcW w:type="dxa" w:w="1700"/>
-            <w:shd w:val="clear" w:color="auto" w:fill="FFFFFF"/>
-            <w:tcMar>
-              <w:top w:w="80" w:type="dxa"/>
-              <w:bottom w:w="80" w:type="dxa"/>
-              <w:left w:w="100" w:type="dxa"/>
-              <w:right w:w="100" w:type="dxa"/>
-            </w:tcMar>
-          </w:tcPr>
-          <w:p>
-            <w:pPr>
-              <w:spacing w:after="0"/>
-            </w:pPr>
-            <w:r>
-              <w:rPr>
-                <w:rFonts w:ascii="Calibri" w:hAnsi="Calibri"/>
-                <w:b w:val="0"/>
-                <w:i w:val="0"/>
-                <w:sz w:val="19"/>
-              </w:rPr>
-              <w:t>Kush Aghera</w:t>
-            </w:r>
-          </w:p>
-        </w:tc>
-        <w:tc>
-          <w:tcPr>
-            <w:tcW w:type="dxa" w:w="2900"/>
-            <w:shd w:val="clear" w:color="auto" w:fill="FFFFFF"/>
-            <w:tcMar>
-              <w:top w:w="80" w:type="dxa"/>
-              <w:bottom w:w="80" w:type="dxa"/>
-              <w:left w:w="100" w:type="dxa"/>
-              <w:right w:w="100" w:type="dxa"/>
-            </w:tcMar>
-          </w:tcPr>
-          <w:p>
-            <w:pPr>
-              <w:spacing w:after="0"/>
-            </w:pPr>
-            <w:r>
-              <w:rPr>
-                <w:rFonts w:ascii="Calibri" w:hAnsi="Calibri"/>
-                <w:b w:val="0"/>
-                <w:i w:val="0"/>
-                <w:sz w:val="19"/>
-              </w:rPr>
-              <w:t>updated project readme</w:t>
-            </w:r>
-          </w:p>
-        </w:tc>
-        <w:tc>
-          <w:tcPr>
-            <w:tcW w:type="dxa" w:w="1760"/>
-            <w:shd w:val="clear" w:color="auto" w:fill="FFFFFF"/>
-            <w:tcMar>
-              <w:top w:w="80" w:type="dxa"/>
-              <w:bottom w:w="80" w:type="dxa"/>
-              <w:left w:w="100" w:type="dxa"/>
-              <w:right w:w="100" w:type="dxa"/>
-            </w:tcMar>
-          </w:tcPr>
-          <w:p>
-            <w:pPr>
-              <w:spacing w:after="0"/>
-            </w:pPr>
-            <w:r>
-              <w:rPr>
-                <w:rFonts w:ascii="Calibri" w:hAnsi="Calibri"/>
-                <w:b w:val="0"/>
-                <w:i w:val="0"/>
-                <w:sz w:val="19"/>
-              </w:rPr>
-              <w:t>1 file, +88 / −54 lines</w:t>
-            </w:r>
-          </w:p>
-        </w:tc>
-      </w:tr>
-      <w:tr>
-        <w:trPr>
-          <w:cantSplit/>
-          <w:cantSplit/>
-        </w:trPr>
-        <w:tc>
-          <w:tcPr>
-            <w:tcW w:type="dxa" w:w="1100"/>
-            <w:shd w:val="clear" w:color="auto" w:fill="EEF3FA"/>
-            <w:tcMar>
-              <w:top w:w="80" w:type="dxa"/>
-              <w:bottom w:w="80" w:type="dxa"/>
-              <w:left w:w="100" w:type="dxa"/>
-              <w:right w:w="100" w:type="dxa"/>
-            </w:tcMar>
-          </w:tcPr>
-          <w:p>
-            <w:pPr>
-              <w:spacing w:after="0"/>
-            </w:pPr>
-            <w:r>
-              <w:rPr>
-                <w:rFonts w:ascii="Calibri" w:hAnsi="Calibri"/>
-                <w:b/>
-                <w:i w:val="0"/>
-                <w:sz w:val="19"/>
-              </w:rPr>
-              <w:t>67f6a44</w:t>
-            </w:r>
-          </w:p>
-        </w:tc>
-        <w:tc>
-          <w:tcPr>
-            <w:tcW w:type="dxa" w:w="1900"/>
-            <w:shd w:val="clear" w:color="auto" w:fill="EEF3FA"/>
-            <w:tcMar>
-              <w:top w:w="80" w:type="dxa"/>
-              <w:bottom w:w="80" w:type="dxa"/>
-              <w:left w:w="100" w:type="dxa"/>
-              <w:right w:w="100" w:type="dxa"/>
-            </w:tcMar>
-          </w:tcPr>
-          <w:p>
-            <w:pPr>
-              <w:spacing w:after="0"/>
-            </w:pPr>
-            <w:r>
-              <w:rPr>
-                <w:rFonts w:ascii="Calibri" w:hAnsi="Calibri"/>
-                <w:b w:val="0"/>
-                <w:i w:val="0"/>
-                <w:sz w:val="19"/>
-              </w:rPr>
-              <w:t>20 Oct 2026 13:45</w:t>
-            </w:r>
-          </w:p>
-        </w:tc>
-        <w:tc>
-          <w:tcPr>
-            <w:tcW w:type="dxa" w:w="1700"/>
-            <w:shd w:val="clear" w:color="auto" w:fill="EEF3FA"/>
-            <w:tcMar>
-              <w:top w:w="80" w:type="dxa"/>
-              <w:bottom w:w="80" w:type="dxa"/>
-              <w:left w:w="100" w:type="dxa"/>
-              <w:right w:w="100" w:type="dxa"/>
-            </w:tcMar>
-          </w:tcPr>
-          <w:p>
-            <w:pPr>
-              <w:spacing w:after="0"/>
-            </w:pPr>
-            <w:r>
-              <w:rPr>
-                <w:rFonts w:ascii="Calibri" w:hAnsi="Calibri"/>
-                <w:b w:val="0"/>
-                <w:i w:val="0"/>
-                <w:sz w:val="19"/>
-              </w:rPr>
-              <w:t>Kush Aghera</w:t>
-            </w:r>
-          </w:p>
-        </w:tc>
-        <w:tc>
-          <w:tcPr>
-            <w:tcW w:type="dxa" w:w="2900"/>
-            <w:shd w:val="clear" w:color="auto" w:fill="EEF3FA"/>
-            <w:tcMar>
-              <w:top w:w="80" w:type="dxa"/>
-              <w:bottom w:w="80" w:type="dxa"/>
-              <w:left w:w="100" w:type="dxa"/>
-              <w:right w:w="100" w:type="dxa"/>
-            </w:tcMar>
-          </w:tcPr>
-          <w:p>
-            <w:pPr>
-              <w:spacing w:after="0"/>
-            </w:pPr>
-            <w:r>
-              <w:rPr>
-                <w:rFonts w:ascii="Calibri" w:hAnsi="Calibri"/>
-                <w:b w:val="0"/>
-                <w:i w:val="0"/>
-                <w:sz w:val="19"/>
-              </w:rPr>
-              <w:t>added reference guide</w:t>
-            </w:r>
-          </w:p>
-        </w:tc>
-        <w:tc>
-          <w:tcPr>
-            <w:tcW w:type="dxa" w:w="1760"/>
-            <w:shd w:val="clear" w:color="auto" w:fill="EEF3FA"/>
-            <w:tcMar>
-              <w:top w:w="80" w:type="dxa"/>
-              <w:bottom w:w="80" w:type="dxa"/>
-              <w:left w:w="100" w:type="dxa"/>
-              <w:right w:w="100" w:type="dxa"/>
-            </w:tcMar>
-          </w:tcPr>
-          <w:p>
-            <w:pPr>
-              <w:spacing w:after="0"/>
-            </w:pPr>
-            <w:r>
-              <w:rPr>
-                <w:rFonts w:ascii="Calibri" w:hAnsi="Calibri"/>
-                <w:b w:val="0"/>
-                <w:i w:val="0"/>
-                <w:sz w:val="19"/>
-              </w:rPr>
-              <w:t>1 file, +122 / −0 lines</w:t>
-            </w:r>
-          </w:p>
-        </w:tc>
-      </w:tr>
-      <w:tr>
-        <w:trPr>
-          <w:cantSplit/>
-          <w:cantSplit/>
-        </w:trPr>
-        <w:tc>
-          <w:tcPr>
-            <w:tcW w:type="dxa" w:w="1100"/>
-            <w:shd w:val="clear" w:color="auto" w:fill="FFFFFF"/>
-            <w:tcMar>
-              <w:top w:w="80" w:type="dxa"/>
-              <w:bottom w:w="80" w:type="dxa"/>
-              <w:left w:w="100" w:type="dxa"/>
-              <w:right w:w="100" w:type="dxa"/>
-            </w:tcMar>
-          </w:tcPr>
-          <w:p>
-            <w:pPr>
-              <w:spacing w:after="0"/>
-            </w:pPr>
-            <w:r>
-              <w:rPr>
-                <w:rFonts w:ascii="Calibri" w:hAnsi="Calibri"/>
-                <w:b/>
-                <w:i w:val="0"/>
-                <w:sz w:val="19"/>
-              </w:rPr>
-              <w:t>c8f53ca</w:t>
-            </w:r>
-          </w:p>
-        </w:tc>
-        <w:tc>
-          <w:tcPr>
-            <w:tcW w:type="dxa" w:w="1900"/>
-            <w:shd w:val="clear" w:color="auto" w:fill="FFFFFF"/>
-            <w:tcMar>
-              <w:top w:w="80" w:type="dxa"/>
-              <w:bottom w:w="80" w:type="dxa"/>
-              <w:left w:w="100" w:type="dxa"/>
-              <w:right w:w="100" w:type="dxa"/>
-            </w:tcMar>
-          </w:tcPr>
-          <w:p>
-            <w:pPr>
-              <w:spacing w:after="0"/>
-            </w:pPr>
-            <w:r>
-              <w:rPr>
-                <w:rFonts w:ascii="Calibri" w:hAnsi="Calibri"/>
-                <w:b w:val="0"/>
-                <w:i w:val="0"/>
-                <w:sz w:val="19"/>
-              </w:rPr>
-              <w:t>20 Oct 2026 13:55</w:t>
-            </w:r>
-          </w:p>
-        </w:tc>
-        <w:tc>
-          <w:tcPr>
-            <w:tcW w:type="dxa" w:w="1700"/>
-            <w:shd w:val="clear" w:color="auto" w:fill="FFFFFF"/>
-            <w:tcMar>
-              <w:top w:w="80" w:type="dxa"/>
-              <w:bottom w:w="80" w:type="dxa"/>
-              <w:left w:w="100" w:type="dxa"/>
-              <w:right w:w="100" w:type="dxa"/>
-            </w:tcMar>
-          </w:tcPr>
-          <w:p>
-            <w:pPr>
-              <w:spacing w:after="0"/>
-            </w:pPr>
-            <w:r>
-              <w:rPr>
-                <w:rFonts w:ascii="Calibri" w:hAnsi="Calibri"/>
-                <w:b w:val="0"/>
-                <w:i w:val="0"/>
-                <w:sz w:val="19"/>
-              </w:rPr>
-              <w:t>Kush Aghera</w:t>
-            </w:r>
-          </w:p>
-        </w:tc>
-        <w:tc>
-          <w:tcPr>
-            <w:tcW w:type="dxa" w:w="2900"/>
-            <w:shd w:val="clear" w:color="auto" w:fill="FFFFFF"/>
-            <w:tcMar>
-              <w:top w:w="80" w:type="dxa"/>
-              <w:bottom w:w="80" w:type="dxa"/>
-              <w:left w:w="100" w:type="dxa"/>
-              <w:right w:w="100" w:type="dxa"/>
-            </w:tcMar>
-          </w:tcPr>
-          <w:p>
-            <w:pPr>
-              <w:spacing w:after="0"/>
-            </w:pPr>
-            <w:r>
-              <w:rPr>
-                <w:rFonts w:ascii="Calibri" w:hAnsi="Calibri"/>
-                <w:b w:val="0"/>
-                <w:i w:val="0"/>
-                <w:sz w:val="19"/>
-              </w:rPr>
-              <w:t>polished project readme</w:t>
-            </w:r>
-          </w:p>
-        </w:tc>
-        <w:tc>
-          <w:tcPr>
-            <w:tcW w:type="dxa" w:w="1760"/>
-            <w:shd w:val="clear" w:color="auto" w:fill="FFFFFF"/>
-            <w:tcMar>
-              <w:top w:w="80" w:type="dxa"/>
-              <w:bottom w:w="80" w:type="dxa"/>
-              <w:left w:w="100" w:type="dxa"/>
-              <w:right w:w="100" w:type="dxa"/>
-            </w:tcMar>
-          </w:tcPr>
-          <w:p>
-            <w:pPr>
-              <w:spacing w:after="0"/>
-            </w:pPr>
-            <w:r>
-              <w:rPr>
-                <w:rFonts w:ascii="Calibri" w:hAnsi="Calibri"/>
-                <w:b w:val="0"/>
-                <w:i w:val="0"/>
-                <w:sz w:val="19"/>
-              </w:rPr>
-              <w:t>1 file, +138 / −93 lines</w:t>
-            </w:r>
-          </w:p>
-        </w:tc>
-      </w:tr>
-    </w:tbl>
-    <w:p>
-      <w:pPr>
-        <w:spacing w:after="80"/>
-      </w:pPr>
-    </w:p>
-    <w:p>
-      <w:pPr>
-        <w:keepNext/>
-        <w:spacing w:after="120" w:before="200"/>
-      </w:pPr>
-      <w:r>
-        <w:rPr>
-          <w:rFonts w:ascii="Calibri" w:hAnsi="Calibri"/>
-          <w:b/>
-          <w:i w:val="0"/>
-          <w:sz w:val="26"/>
-        </w:rPr>
-        <w:t>B.2 Source Code Size by Module</w:t>
+        <w:t>B.1 Size of Each Module</w:t>
       </w:r>
     </w:p>
     <w:p>
@@ -7070,6 +5008,9 @@
         <w:jc w:val="center"/>
       </w:pPr>
       <w:r>
+        <w:rPr>
+          <w:color w:val="000000"/>
+        </w:rPr>
         <w:drawing>
           <wp:inline xmlns:a="http://schemas.openxmlformats.org/drawingml/2006/main" xmlns:pic="http://schemas.openxmlformats.org/drawingml/2006/picture">
             <wp:extent cx="5943600" cy="2328138"/>
@@ -7114,6 +5055,7 @@
           <w:rFonts w:ascii="Calibri" w:hAnsi="Calibri"/>
           <w:b/>
           <w:i w:val="0"/>
+          <w:color w:val="000000"/>
           <w:sz w:val="20"/>
         </w:rPr>
         <w:t>Figure B.1: Lines of code in each module of the smart_archive_agent package (1,118 lines in total).</w:t>
@@ -7129,9 +5071,10 @@
           <w:rFonts w:ascii="Calibri" w:hAnsi="Calibri"/>
           <w:b/>
           <w:i w:val="0"/>
+          <w:color w:val="000000"/>
           <w:sz w:val="26"/>
         </w:rPr>
-        <w:t>B.3 Key Source Code Excerpts</w:t>
+        <w:t>B.2 Key Parts of Our Code</w:t>
       </w:r>
     </w:p>
     <w:p>
@@ -7143,9 +5086,10 @@
           <w:rFonts w:ascii="Calibri" w:hAnsi="Calibri"/>
           <w:b w:val="0"/>
           <w:i w:val="0"/>
+          <w:color w:val="000000"/>
           <w:sz w:val="22"/>
         </w:rPr>
-        <w:t>The excerpts below are copied from the repository with their real line numbers.</w:t>
+        <w:t>These excerpts are copied straight from our repository, with their real line numbers.</w:t>
       </w:r>
     </w:p>
     <w:p>
@@ -7158,6 +5102,7 @@
           <w:rFonts w:ascii="Calibri" w:hAnsi="Calibri"/>
           <w:b/>
           <w:i w:val="0"/>
+          <w:color w:val="000000"/>
           <w:sz w:val="23"/>
         </w:rPr>
         <w:t>Guardrail: regex blacklist checked before any planning (Section 3.3.2)</w:t>
@@ -7181,7 +5126,7 @@
         <w:tc>
           <w:tcPr>
             <w:tcW w:type="dxa" w:w="9360"/>
-            <w:shd w:val="clear" w:color="auto" w:fill="1E1E1E"/>
+            <w:shd w:val="clear" w:color="auto" w:fill="F2F2F2"/>
             <w:tcMar>
               <w:top w:w="80" w:type="dxa"/>
               <w:bottom w:w="80" w:type="dxa"/>
@@ -7199,7 +5144,7 @@
                 <w:rFonts w:ascii="Consolas" w:hAnsi="Consolas"/>
                 <w:b/>
                 <w:i w:val="0"/>
-                <w:color w:val="00FF80"/>
+                <w:color w:val="000000"/>
                 <w:sz w:val="15"/>
               </w:rPr>
               <w:t xml:space="preserve">  6  </w:t>
@@ -7209,21 +5154,23 @@
                 <w:rFonts w:ascii="Consolas" w:hAnsi="Consolas"/>
                 <w:b w:val="0"/>
                 <w:i w:val="0"/>
-                <w:color w:val="FFFFFF"/>
+                <w:color w:val="000000"/>
                 <w:sz w:val="15"/>
               </w:rPr>
               <w:t>DESTRUCTIVE_PATTERNS = [</w:t>
             </w:r>
             <w:r>
+              <w:rPr>
+                <w:color w:val="000000"/>
+              </w:rPr>
               <w:br/>
-              <w:t/>
             </w:r>
             <w:r>
               <w:rPr>
                 <w:rFonts w:ascii="Consolas" w:hAnsi="Consolas"/>
                 <w:b/>
                 <w:i w:val="0"/>
-                <w:color w:val="00FF80"/>
+                <w:color w:val="000000"/>
                 <w:sz w:val="15"/>
               </w:rPr>
               <w:t xml:space="preserve">  7  </w:t>
@@ -7233,21 +5180,23 @@
                 <w:rFonts w:ascii="Consolas" w:hAnsi="Consolas"/>
                 <w:b w:val="0"/>
                 <w:i w:val="0"/>
-                <w:color w:val="FFFFFF"/>
+                <w:color w:val="000000"/>
                 <w:sz w:val="15"/>
               </w:rPr>
               <w:t xml:space="preserve">    (re.compile(r"\brm\s+-[a-z]*r[a-z]*f|\brm\s+-[a-z]*f[a-z]*r", re.I), "recursive forced delete (rm -rf)"),</w:t>
             </w:r>
             <w:r>
+              <w:rPr>
+                <w:color w:val="000000"/>
+              </w:rPr>
               <w:br/>
-              <w:t/>
             </w:r>
             <w:r>
               <w:rPr>
                 <w:rFonts w:ascii="Consolas" w:hAnsi="Consolas"/>
                 <w:b/>
                 <w:i w:val="0"/>
-                <w:color w:val="00FF80"/>
+                <w:color w:val="000000"/>
                 <w:sz w:val="15"/>
               </w:rPr>
               <w:t xml:space="preserve">  8  </w:t>
@@ -7257,21 +5206,23 @@
                 <w:rFonts w:ascii="Consolas" w:hAnsi="Consolas"/>
                 <w:b w:val="0"/>
                 <w:i w:val="0"/>
-                <w:color w:val="FFFFFF"/>
+                <w:color w:val="000000"/>
                 <w:sz w:val="15"/>
               </w:rPr>
               <w:t xml:space="preserve">    (re.compile(r"\bmkfs(\.\w+)?\b", re.I), "filesystem formatting (mkfs)"),</w:t>
             </w:r>
             <w:r>
+              <w:rPr>
+                <w:color w:val="000000"/>
+              </w:rPr>
               <w:br/>
-              <w:t/>
             </w:r>
             <w:r>
               <w:rPr>
                 <w:rFonts w:ascii="Consolas" w:hAnsi="Consolas"/>
                 <w:b/>
                 <w:i w:val="0"/>
-                <w:color w:val="00FF80"/>
+                <w:color w:val="000000"/>
                 <w:sz w:val="15"/>
               </w:rPr>
               <w:t xml:space="preserve">  9  </w:t>
@@ -7281,21 +5232,23 @@
                 <w:rFonts w:ascii="Consolas" w:hAnsi="Consolas"/>
                 <w:b w:val="0"/>
                 <w:i w:val="0"/>
-                <w:color w:val="FFFFFF"/>
+                <w:color w:val="000000"/>
                 <w:sz w:val="15"/>
               </w:rPr>
               <w:t xml:space="preserve">    (re.compile(r"\bdd\s+if=", re.I), "raw disk write (dd)"),</w:t>
             </w:r>
             <w:r>
+              <w:rPr>
+                <w:color w:val="000000"/>
+              </w:rPr>
               <w:br/>
-              <w:t/>
             </w:r>
             <w:r>
               <w:rPr>
                 <w:rFonts w:ascii="Consolas" w:hAnsi="Consolas"/>
                 <w:b/>
                 <w:i w:val="0"/>
-                <w:color w:val="00FF80"/>
+                <w:color w:val="000000"/>
                 <w:sz w:val="15"/>
               </w:rPr>
               <w:t xml:space="preserve"> 10  </w:t>
@@ -7305,21 +5258,23 @@
                 <w:rFonts w:ascii="Consolas" w:hAnsi="Consolas"/>
                 <w:b w:val="0"/>
                 <w:i w:val="0"/>
-                <w:color w:val="FFFFFF"/>
+                <w:color w:val="000000"/>
                 <w:sz w:val="15"/>
               </w:rPr>
               <w:t xml:space="preserve">    (re.compile(r":\(\)\s*\{\s*:\|:&amp;\s*\};:"), "fork bomb"),</w:t>
             </w:r>
             <w:r>
+              <w:rPr>
+                <w:color w:val="000000"/>
+              </w:rPr>
               <w:br/>
-              <w:t/>
             </w:r>
             <w:r>
               <w:rPr>
                 <w:rFonts w:ascii="Consolas" w:hAnsi="Consolas"/>
                 <w:b/>
                 <w:i w:val="0"/>
-                <w:color w:val="00FF80"/>
+                <w:color w:val="000000"/>
                 <w:sz w:val="15"/>
               </w:rPr>
               <w:t xml:space="preserve"> 11  </w:t>
@@ -7329,21 +5284,23 @@
                 <w:rFonts w:ascii="Consolas" w:hAnsi="Consolas"/>
                 <w:b w:val="0"/>
                 <w:i w:val="0"/>
-                <w:color w:val="FFFFFF"/>
+                <w:color w:val="000000"/>
                 <w:sz w:val="15"/>
               </w:rPr>
               <w:t xml:space="preserve">    (re.compile(r"&gt;\s*/dev/(sd|nvme|hd)\w*", re.I), "raw block-device overwrite"),</w:t>
             </w:r>
             <w:r>
+              <w:rPr>
+                <w:color w:val="000000"/>
+              </w:rPr>
               <w:br/>
-              <w:t/>
             </w:r>
             <w:r>
               <w:rPr>
                 <w:rFonts w:ascii="Consolas" w:hAnsi="Consolas"/>
                 <w:b/>
                 <w:i w:val="0"/>
-                <w:color w:val="00FF80"/>
+                <w:color w:val="000000"/>
                 <w:sz w:val="15"/>
               </w:rPr>
               <w:t xml:space="preserve"> 12  </w:t>
@@ -7353,21 +5310,23 @@
                 <w:rFonts w:ascii="Consolas" w:hAnsi="Consolas"/>
                 <w:b w:val="0"/>
                 <w:i w:val="0"/>
-                <w:color w:val="FFFFFF"/>
+                <w:color w:val="000000"/>
                 <w:sz w:val="15"/>
               </w:rPr>
               <w:t xml:space="preserve">    (re.compile(r"\bchmod\s+(-R\s+)?777\s+/(\s|$)", re.I), "world-writable root filesystem"),</w:t>
             </w:r>
             <w:r>
+              <w:rPr>
+                <w:color w:val="000000"/>
+              </w:rPr>
               <w:br/>
-              <w:t/>
             </w:r>
             <w:r>
               <w:rPr>
                 <w:rFonts w:ascii="Consolas" w:hAnsi="Consolas"/>
                 <w:b/>
                 <w:i w:val="0"/>
-                <w:color w:val="00FF80"/>
+                <w:color w:val="000000"/>
                 <w:sz w:val="15"/>
               </w:rPr>
               <w:t xml:space="preserve"> 13  </w:t>
@@ -7377,21 +5336,23 @@
                 <w:rFonts w:ascii="Consolas" w:hAnsi="Consolas"/>
                 <w:b w:val="0"/>
                 <w:i w:val="0"/>
-                <w:color w:val="FFFFFF"/>
+                <w:color w:val="000000"/>
                 <w:sz w:val="15"/>
               </w:rPr>
               <w:t xml:space="preserve">    (re.compile(r"\b(shutdown|reboot|poweroff|halt)\b", re.I), "system power control"),</w:t>
             </w:r>
             <w:r>
+              <w:rPr>
+                <w:color w:val="000000"/>
+              </w:rPr>
               <w:br/>
-              <w:t/>
             </w:r>
             <w:r>
               <w:rPr>
                 <w:rFonts w:ascii="Consolas" w:hAnsi="Consolas"/>
                 <w:b/>
                 <w:i w:val="0"/>
-                <w:color w:val="00FF80"/>
+                <w:color w:val="000000"/>
                 <w:sz w:val="15"/>
               </w:rPr>
               <w:t xml:space="preserve"> 14  </w:t>
@@ -7401,21 +5362,23 @@
                 <w:rFonts w:ascii="Consolas" w:hAnsi="Consolas"/>
                 <w:b w:val="0"/>
                 <w:i w:val="0"/>
-                <w:color w:val="FFFFFF"/>
+                <w:color w:val="000000"/>
                 <w:sz w:val="15"/>
               </w:rPr>
               <w:t xml:space="preserve">    (re.compile(r"\b(format|wipe|erase|destroy)\b.*\b(drive|disk|partition|system|everything)\b", re.I),</w:t>
             </w:r>
             <w:r>
+              <w:rPr>
+                <w:color w:val="000000"/>
+              </w:rPr>
               <w:br/>
-              <w:t/>
             </w:r>
             <w:r>
               <w:rPr>
                 <w:rFonts w:ascii="Consolas" w:hAnsi="Consolas"/>
                 <w:b/>
                 <w:i w:val="0"/>
-                <w:color w:val="00FF80"/>
+                <w:color w:val="000000"/>
                 <w:sz w:val="15"/>
               </w:rPr>
               <w:t xml:space="preserve"> 15  </w:t>
@@ -7425,21 +5388,23 @@
                 <w:rFonts w:ascii="Consolas" w:hAnsi="Consolas"/>
                 <w:b w:val="0"/>
                 <w:i w:val="0"/>
-                <w:color w:val="FFFFFF"/>
+                <w:color w:val="000000"/>
                 <w:sz w:val="15"/>
               </w:rPr>
               <w:t xml:space="preserve">     "disk wipe request"),</w:t>
             </w:r>
             <w:r>
+              <w:rPr>
+                <w:color w:val="000000"/>
+              </w:rPr>
               <w:br/>
-              <w:t/>
             </w:r>
             <w:r>
               <w:rPr>
                 <w:rFonts w:ascii="Consolas" w:hAnsi="Consolas"/>
                 <w:b/>
                 <w:i w:val="0"/>
-                <w:color w:val="00FF80"/>
+                <w:color w:val="000000"/>
                 <w:sz w:val="15"/>
               </w:rPr>
               <w:t xml:space="preserve"> 16  </w:t>
@@ -7449,21 +5414,23 @@
                 <w:rFonts w:ascii="Consolas" w:hAnsi="Consolas"/>
                 <w:b w:val="0"/>
                 <w:i w:val="0"/>
-                <w:color w:val="FFFFFF"/>
+                <w:color w:val="000000"/>
                 <w:sz w:val="15"/>
               </w:rPr>
               <w:t xml:space="preserve">    (re.compile(r"\bdelete\s+(everything|all\s+files|all\s+my\s+files)\b", re.I), "mass deletion request"),</w:t>
             </w:r>
             <w:r>
+              <w:rPr>
+                <w:color w:val="000000"/>
+              </w:rPr>
               <w:br/>
-              <w:t/>
             </w:r>
             <w:r>
               <w:rPr>
                 <w:rFonts w:ascii="Consolas" w:hAnsi="Consolas"/>
                 <w:b/>
                 <w:i w:val="0"/>
-                <w:color w:val="00FF80"/>
+                <w:color w:val="000000"/>
                 <w:sz w:val="15"/>
               </w:rPr>
               <w:t xml:space="preserve"> 17  </w:t>
@@ -7473,21 +5440,23 @@
                 <w:rFonts w:ascii="Consolas" w:hAnsi="Consolas"/>
                 <w:b w:val="0"/>
                 <w:i w:val="0"/>
-                <w:color w:val="FFFFFF"/>
+                <w:color w:val="000000"/>
                 <w:sz w:val="15"/>
               </w:rPr>
               <w:t xml:space="preserve">    (re.compile(r"(?:^|\s)/\*?(?:\s|$)"), "operation on the whole root filesystem (/)"),</w:t>
             </w:r>
             <w:r>
+              <w:rPr>
+                <w:color w:val="000000"/>
+              </w:rPr>
               <w:br/>
-              <w:t/>
             </w:r>
             <w:r>
               <w:rPr>
                 <w:rFonts w:ascii="Consolas" w:hAnsi="Consolas"/>
                 <w:b/>
                 <w:i w:val="0"/>
-                <w:color w:val="00FF80"/>
+                <w:color w:val="000000"/>
                 <w:sz w:val="15"/>
               </w:rPr>
               <w:t xml:space="preserve"> 18  </w:t>
@@ -7497,21 +5466,23 @@
                 <w:rFonts w:ascii="Consolas" w:hAnsi="Consolas"/>
                 <w:b w:val="0"/>
                 <w:i w:val="0"/>
-                <w:color w:val="FFFFFF"/>
+                <w:color w:val="000000"/>
                 <w:sz w:val="15"/>
               </w:rPr>
               <w:t xml:space="preserve">    (re.compile(r"[;&amp;|`]\s*(rm|sudo|curl|wget|bash|sh)\b|\$\(", re.I), "shell command injection"),</w:t>
             </w:r>
             <w:r>
+              <w:rPr>
+                <w:color w:val="000000"/>
+              </w:rPr>
               <w:br/>
-              <w:t/>
             </w:r>
             <w:r>
               <w:rPr>
                 <w:rFonts w:ascii="Consolas" w:hAnsi="Consolas"/>
                 <w:b/>
                 <w:i w:val="0"/>
-                <w:color w:val="00FF80"/>
+                <w:color w:val="000000"/>
                 <w:sz w:val="15"/>
               </w:rPr>
               <w:t xml:space="preserve"> 19  </w:t>
@@ -7521,21 +5492,23 @@
                 <w:rFonts w:ascii="Consolas" w:hAnsi="Consolas"/>
                 <w:b w:val="0"/>
                 <w:i w:val="0"/>
-                <w:color w:val="FFFFFF"/>
+                <w:color w:val="000000"/>
                 <w:sz w:val="15"/>
               </w:rPr>
               <w:t>]</w:t>
             </w:r>
             <w:r>
+              <w:rPr>
+                <w:color w:val="000000"/>
+              </w:rPr>
               <w:br/>
-              <w:t/>
             </w:r>
             <w:r>
               <w:rPr>
                 <w:rFonts w:ascii="Consolas" w:hAnsi="Consolas"/>
                 <w:b/>
                 <w:i w:val="0"/>
-                <w:color w:val="00FF80"/>
+                <w:color w:val="000000"/>
                 <w:sz w:val="15"/>
               </w:rPr>
               <w:t xml:space="preserve"> 20  </w:t>
@@ -7545,20 +5518,22 @@
                 <w:rFonts w:ascii="Consolas" w:hAnsi="Consolas"/>
                 <w:b w:val="0"/>
                 <w:i w:val="0"/>
-                <w:color w:val="FFFFFF"/>
+                <w:color w:val="000000"/>
                 <w:sz w:val="15"/>
               </w:rPr>
             </w:r>
             <w:r>
+              <w:rPr>
+                <w:color w:val="000000"/>
+              </w:rPr>
               <w:br/>
-              <w:t/>
             </w:r>
             <w:r>
               <w:rPr>
                 <w:rFonts w:ascii="Consolas" w:hAnsi="Consolas"/>
                 <w:b/>
                 <w:i w:val="0"/>
-                <w:color w:val="00FF80"/>
+                <w:color w:val="000000"/>
                 <w:sz w:val="15"/>
               </w:rPr>
               <w:t xml:space="preserve"> 21  </w:t>
@@ -7568,21 +5543,23 @@
                 <w:rFonts w:ascii="Consolas" w:hAnsi="Consolas"/>
                 <w:b w:val="0"/>
                 <w:i w:val="0"/>
-                <w:color w:val="FFFFFF"/>
+                <w:color w:val="000000"/>
                 <w:sz w:val="15"/>
               </w:rPr>
               <w:t># Output locations the agent will never write into, even if the user asks.</w:t>
             </w:r>
             <w:r>
+              <w:rPr>
+                <w:color w:val="000000"/>
+              </w:rPr>
               <w:br/>
-              <w:t/>
             </w:r>
             <w:r>
               <w:rPr>
                 <w:rFonts w:ascii="Consolas" w:hAnsi="Consolas"/>
                 <w:b/>
                 <w:i w:val="0"/>
-                <w:color w:val="00FF80"/>
+                <w:color w:val="000000"/>
                 <w:sz w:val="15"/>
               </w:rPr>
               <w:t xml:space="preserve"> 22  </w:t>
@@ -7592,21 +5569,23 @@
                 <w:rFonts w:ascii="Consolas" w:hAnsi="Consolas"/>
                 <w:b w:val="0"/>
                 <w:i w:val="0"/>
-                <w:color w:val="FFFFFF"/>
+                <w:color w:val="000000"/>
                 <w:sz w:val="15"/>
               </w:rPr>
               <w:t># /root is deliberately absent: it is the home folder when the shell runs as root.</w:t>
             </w:r>
             <w:r>
+              <w:rPr>
+                <w:color w:val="000000"/>
+              </w:rPr>
               <w:br/>
-              <w:t/>
             </w:r>
             <w:r>
               <w:rPr>
                 <w:rFonts w:ascii="Consolas" w:hAnsi="Consolas"/>
                 <w:b/>
                 <w:i w:val="0"/>
-                <w:color w:val="00FF80"/>
+                <w:color w:val="000000"/>
                 <w:sz w:val="15"/>
               </w:rPr>
               <w:t xml:space="preserve"> 23  </w:t>
@@ -7616,21 +5595,23 @@
                 <w:rFonts w:ascii="Consolas" w:hAnsi="Consolas"/>
                 <w:b w:val="0"/>
                 <w:i w:val="0"/>
-                <w:color w:val="FFFFFF"/>
+                <w:color w:val="000000"/>
                 <w:sz w:val="15"/>
               </w:rPr>
               <w:t>PROTECTED_DIRS = ("/bin", "/boot", "/dev", "/etc", "/lib", "/lib64", "/proc",</w:t>
             </w:r>
             <w:r>
+              <w:rPr>
+                <w:color w:val="000000"/>
+              </w:rPr>
               <w:br/>
-              <w:t/>
             </w:r>
             <w:r>
               <w:rPr>
                 <w:rFonts w:ascii="Consolas" w:hAnsi="Consolas"/>
                 <w:b/>
                 <w:i w:val="0"/>
-                <w:color w:val="00FF80"/>
+                <w:color w:val="000000"/>
                 <w:sz w:val="15"/>
               </w:rPr>
               <w:t xml:space="preserve"> 24  </w:t>
@@ -7640,21 +5621,23 @@
                 <w:rFonts w:ascii="Consolas" w:hAnsi="Consolas"/>
                 <w:b w:val="0"/>
                 <w:i w:val="0"/>
-                <w:color w:val="FFFFFF"/>
+                <w:color w:val="000000"/>
                 <w:sz w:val="15"/>
               </w:rPr>
               <w:t xml:space="preserve">                  "/sbin", "/sys", "/usr", "/var/lib")</w:t>
             </w:r>
             <w:r>
+              <w:rPr>
+                <w:color w:val="000000"/>
+              </w:rPr>
               <w:br/>
-              <w:t/>
             </w:r>
             <w:r>
               <w:rPr>
                 <w:rFonts w:ascii="Consolas" w:hAnsi="Consolas"/>
                 <w:b/>
                 <w:i w:val="0"/>
-                <w:color w:val="00FF80"/>
+                <w:color w:val="000000"/>
                 <w:sz w:val="15"/>
               </w:rPr>
               <w:t xml:space="preserve"> 25  </w:t>
@@ -7664,20 +5647,22 @@
                 <w:rFonts w:ascii="Consolas" w:hAnsi="Consolas"/>
                 <w:b w:val="0"/>
                 <w:i w:val="0"/>
-                <w:color w:val="FFFFFF"/>
+                <w:color w:val="000000"/>
                 <w:sz w:val="15"/>
               </w:rPr>
             </w:r>
             <w:r>
+              <w:rPr>
+                <w:color w:val="000000"/>
+              </w:rPr>
               <w:br/>
-              <w:t/>
             </w:r>
             <w:r>
               <w:rPr>
                 <w:rFonts w:ascii="Consolas" w:hAnsi="Consolas"/>
                 <w:b/>
                 <w:i w:val="0"/>
-                <w:color w:val="00FF80"/>
+                <w:color w:val="000000"/>
                 <w:sz w:val="15"/>
               </w:rPr>
               <w:t xml:space="preserve"> 26  </w:t>
@@ -7687,20 +5672,22 @@
                 <w:rFonts w:ascii="Consolas" w:hAnsi="Consolas"/>
                 <w:b w:val="0"/>
                 <w:i w:val="0"/>
-                <w:color w:val="FFFFFF"/>
+                <w:color w:val="000000"/>
                 <w:sz w:val="15"/>
               </w:rPr>
             </w:r>
             <w:r>
+              <w:rPr>
+                <w:color w:val="000000"/>
+              </w:rPr>
               <w:br/>
-              <w:t/>
             </w:r>
             <w:r>
               <w:rPr>
                 <w:rFonts w:ascii="Consolas" w:hAnsi="Consolas"/>
                 <w:b/>
                 <w:i w:val="0"/>
-                <w:color w:val="00FF80"/>
+                <w:color w:val="000000"/>
                 <w:sz w:val="15"/>
               </w:rPr>
               <w:t xml:space="preserve"> 27  </w:t>
@@ -7710,21 +5697,23 @@
                 <w:rFonts w:ascii="Consolas" w:hAnsi="Consolas"/>
                 <w:b w:val="0"/>
                 <w:i w:val="0"/>
-                <w:color w:val="FFFFFF"/>
+                <w:color w:val="000000"/>
                 <w:sz w:val="15"/>
               </w:rPr>
               <w:t>def check_request(text: str) -&gt; str | None:</w:t>
             </w:r>
             <w:r>
+              <w:rPr>
+                <w:color w:val="000000"/>
+              </w:rPr>
               <w:br/>
-              <w:t/>
             </w:r>
             <w:r>
               <w:rPr>
                 <w:rFonts w:ascii="Consolas" w:hAnsi="Consolas"/>
                 <w:b/>
                 <w:i w:val="0"/>
-                <w:color w:val="00FF80"/>
+                <w:color w:val="000000"/>
                 <w:sz w:val="15"/>
               </w:rPr>
               <w:t xml:space="preserve"> 28  </w:t>
@@ -7734,21 +5723,23 @@
                 <w:rFonts w:ascii="Consolas" w:hAnsi="Consolas"/>
                 <w:b w:val="0"/>
                 <w:i w:val="0"/>
-                <w:color w:val="FFFFFF"/>
+                <w:color w:val="000000"/>
                 <w:sz w:val="15"/>
               </w:rPr>
               <w:t xml:space="preserve">    """Return a refusal reason if the request matches a destructive pattern."""</w:t>
             </w:r>
             <w:r>
+              <w:rPr>
+                <w:color w:val="000000"/>
+              </w:rPr>
               <w:br/>
-              <w:t/>
             </w:r>
             <w:r>
               <w:rPr>
                 <w:rFonts w:ascii="Consolas" w:hAnsi="Consolas"/>
                 <w:b/>
                 <w:i w:val="0"/>
-                <w:color w:val="00FF80"/>
+                <w:color w:val="000000"/>
                 <w:sz w:val="15"/>
               </w:rPr>
               <w:t xml:space="preserve"> 29  </w:t>
@@ -7758,21 +5749,23 @@
                 <w:rFonts w:ascii="Consolas" w:hAnsi="Consolas"/>
                 <w:b w:val="0"/>
                 <w:i w:val="0"/>
-                <w:color w:val="FFFFFF"/>
+                <w:color w:val="000000"/>
                 <w:sz w:val="15"/>
               </w:rPr>
               <w:t xml:space="preserve">    for pattern, reason in DESTRUCTIVE_PATTERNS:</w:t>
             </w:r>
             <w:r>
+              <w:rPr>
+                <w:color w:val="000000"/>
+              </w:rPr>
               <w:br/>
-              <w:t/>
             </w:r>
             <w:r>
               <w:rPr>
                 <w:rFonts w:ascii="Consolas" w:hAnsi="Consolas"/>
                 <w:b/>
                 <w:i w:val="0"/>
-                <w:color w:val="00FF80"/>
+                <w:color w:val="000000"/>
                 <w:sz w:val="15"/>
               </w:rPr>
               <w:t xml:space="preserve"> 30  </w:t>
@@ -7782,21 +5775,23 @@
                 <w:rFonts w:ascii="Consolas" w:hAnsi="Consolas"/>
                 <w:b w:val="0"/>
                 <w:i w:val="0"/>
-                <w:color w:val="FFFFFF"/>
+                <w:color w:val="000000"/>
                 <w:sz w:val="15"/>
               </w:rPr>
               <w:t xml:space="preserve">        if pattern.search(text):</w:t>
             </w:r>
             <w:r>
+              <w:rPr>
+                <w:color w:val="000000"/>
+              </w:rPr>
               <w:br/>
-              <w:t/>
             </w:r>
             <w:r>
               <w:rPr>
                 <w:rFonts w:ascii="Consolas" w:hAnsi="Consolas"/>
                 <w:b/>
                 <w:i w:val="0"/>
-                <w:color w:val="00FF80"/>
+                <w:color w:val="000000"/>
                 <w:sz w:val="15"/>
               </w:rPr>
               <w:t xml:space="preserve"> 31  </w:t>
@@ -7806,21 +5801,23 @@
                 <w:rFonts w:ascii="Consolas" w:hAnsi="Consolas"/>
                 <w:b w:val="0"/>
                 <w:i w:val="0"/>
-                <w:color w:val="FFFFFF"/>
+                <w:color w:val="000000"/>
                 <w:sz w:val="15"/>
               </w:rPr>
               <w:t xml:space="preserve">            return reason</w:t>
             </w:r>
             <w:r>
+              <w:rPr>
+                <w:color w:val="000000"/>
+              </w:rPr>
               <w:br/>
-              <w:t/>
             </w:r>
             <w:r>
               <w:rPr>
                 <w:rFonts w:ascii="Consolas" w:hAnsi="Consolas"/>
                 <w:b/>
                 <w:i w:val="0"/>
-                <w:color w:val="00FF80"/>
+                <w:color w:val="000000"/>
                 <w:sz w:val="15"/>
               </w:rPr>
               <w:t xml:space="preserve"> 32  </w:t>
@@ -7830,7 +5827,7 @@
                 <w:rFonts w:ascii="Consolas" w:hAnsi="Consolas"/>
                 <w:b w:val="0"/>
                 <w:i w:val="0"/>
-                <w:color w:val="FFFFFF"/>
+                <w:color w:val="000000"/>
                 <w:sz w:val="15"/>
               </w:rPr>
               <w:t xml:space="preserve">    return None</w:t>
@@ -7854,9 +5851,10 @@
           <w:rFonts w:ascii="Calibri" w:hAnsi="Calibri"/>
           <w:b w:val="0"/>
           <w:i/>
+          <w:color w:val="000000"/>
           <w:sz w:val="19"/>
         </w:rPr>
-        <w:t>Listing B.1: Destructive-command patterns and check_request().  Source: smart_archive_agent/security/guardrails.py, lines 6–32 (commit 92304e8 on GitHub).</w:t>
+        <w:t>Listing B.1: Our destructive-command patterns and check_request().  Source: smart_archive_agent/security/guardrails.py, lines 6–32.</w:t>
       </w:r>
     </w:p>
     <w:p>
@@ -7869,9 +5867,10 @@
           <w:rFonts w:ascii="Calibri" w:hAnsi="Calibri"/>
           <w:b/>
           <w:i w:val="0"/>
+          <w:color w:val="000000"/>
           <w:sz w:val="23"/>
         </w:rPr>
-        <w:t>Planner: chaining archive, compression level and encryption (Section 3.2.2)</w:t>
+        <w:t>Planner: chaining the archive, compression level and encryption (Section 3.2.2)</w:t>
       </w:r>
     </w:p>
     <w:tbl>
@@ -7892,7 +5891,7 @@
         <w:tc>
           <w:tcPr>
             <w:tcW w:type="dxa" w:w="9360"/>
-            <w:shd w:val="clear" w:color="auto" w:fill="1E1E1E"/>
+            <w:shd w:val="clear" w:color="auto" w:fill="F2F2F2"/>
             <w:tcMar>
               <w:top w:w="80" w:type="dxa"/>
               <w:bottom w:w="80" w:type="dxa"/>
@@ -7910,7 +5909,7 @@
                 <w:rFonts w:ascii="Consolas" w:hAnsi="Consolas"/>
                 <w:b/>
                 <w:i w:val="0"/>
-                <w:color w:val="00FF80"/>
+                <w:color w:val="000000"/>
                 <w:sz w:val="15"/>
               </w:rPr>
               <w:t xml:space="preserve">166  </w:t>
@@ -7920,21 +5919,23 @@
                 <w:rFonts w:ascii="Consolas" w:hAnsi="Consolas"/>
                 <w:b w:val="0"/>
                 <w:i w:val="0"/>
-                <w:color w:val="FFFFFF"/>
+                <w:color w:val="000000"/>
                 <w:sz w:val="15"/>
               </w:rPr>
               <w:t xml:space="preserve">    wants_encrypt = ENCRYPT_RE.search(words) is not None</w:t>
             </w:r>
             <w:r>
+              <w:rPr>
+                <w:color w:val="000000"/>
+              </w:rPr>
               <w:br/>
-              <w:t/>
             </w:r>
             <w:r>
               <w:rPr>
                 <w:rFonts w:ascii="Consolas" w:hAnsi="Consolas"/>
                 <w:b/>
                 <w:i w:val="0"/>
-                <w:color w:val="00FF80"/>
+                <w:color w:val="000000"/>
                 <w:sz w:val="15"/>
               </w:rPr>
               <w:t xml:space="preserve">167  </w:t>
@@ -7944,21 +5945,23 @@
                 <w:rFonts w:ascii="Consolas" w:hAnsi="Consolas"/>
                 <w:b w:val="0"/>
                 <w:i w:val="0"/>
-                <w:color w:val="FFFFFF"/>
+                <w:color w:val="000000"/>
                 <w:sz w:val="15"/>
               </w:rPr>
               <w:t xml:space="preserve">    named_archive = named_out is not None and archive_format_for(named_out) is not None</w:t>
             </w:r>
             <w:r>
+              <w:rPr>
+                <w:color w:val="000000"/>
+              </w:rPr>
               <w:br/>
-              <w:t/>
             </w:r>
             <w:r>
               <w:rPr>
                 <w:rFonts w:ascii="Consolas" w:hAnsi="Consolas"/>
                 <w:b/>
                 <w:i w:val="0"/>
-                <w:color w:val="00FF80"/>
+                <w:color w:val="000000"/>
                 <w:sz w:val="15"/>
               </w:rPr>
               <w:t xml:space="preserve">168  </w:t>
@@ -7968,21 +5971,23 @@
                 <w:rFonts w:ascii="Consolas" w:hAnsi="Consolas"/>
                 <w:b w:val="0"/>
                 <w:i w:val="0"/>
-                <w:color w:val="FFFFFF"/>
+                <w:color w:val="000000"/>
                 <w:sz w:val="15"/>
               </w:rPr>
               <w:t xml:space="preserve">    wants_archive = (op == "create_archive" or source_abs.is_dir() or named_archive</w:t>
             </w:r>
             <w:r>
+              <w:rPr>
+                <w:color w:val="000000"/>
+              </w:rPr>
               <w:br/>
-              <w:t/>
             </w:r>
             <w:r>
               <w:rPr>
                 <w:rFonts w:ascii="Consolas" w:hAnsi="Consolas"/>
                 <w:b/>
                 <w:i w:val="0"/>
-                <w:color w:val="00FF80"/>
+                <w:color w:val="000000"/>
                 <w:sz w:val="15"/>
               </w:rPr>
               <w:t xml:space="preserve">169  </w:t>
@@ -7992,21 +5997,23 @@
                 <w:rFonts w:ascii="Consolas" w:hAnsi="Consolas"/>
                 <w:b w:val="0"/>
                 <w:i w:val="0"/>
-                <w:color w:val="FFFFFF"/>
+                <w:color w:val="000000"/>
                 <w:sz w:val="15"/>
               </w:rPr>
               <w:t xml:space="preserve">                     or PACKAGE_RE.search(words) is not None)</w:t>
             </w:r>
             <w:r>
+              <w:rPr>
+                <w:color w:val="000000"/>
+              </w:rPr>
               <w:br/>
-              <w:t/>
             </w:r>
             <w:r>
               <w:rPr>
                 <w:rFonts w:ascii="Consolas" w:hAnsi="Consolas"/>
                 <w:b/>
                 <w:i w:val="0"/>
-                <w:color w:val="00FF80"/>
+                <w:color w:val="000000"/>
                 <w:sz w:val="15"/>
               </w:rPr>
               <w:t xml:space="preserve">170  </w:t>
@@ -8016,21 +6023,23 @@
                 <w:rFonts w:ascii="Consolas" w:hAnsi="Consolas"/>
                 <w:b w:val="0"/>
                 <w:i w:val="0"/>
-                <w:color w:val="FFFFFF"/>
+                <w:color w:val="000000"/>
                 <w:sz w:val="15"/>
               </w:rPr>
               <w:t xml:space="preserve">    wants_compress = COMPRESS_RE.search(words) is not None</w:t>
             </w:r>
             <w:r>
+              <w:rPr>
+                <w:color w:val="000000"/>
+              </w:rPr>
               <w:br/>
-              <w:t/>
             </w:r>
             <w:r>
               <w:rPr>
                 <w:rFonts w:ascii="Consolas" w:hAnsi="Consolas"/>
                 <w:b/>
                 <w:i w:val="0"/>
-                <w:color w:val="00FF80"/>
+                <w:color w:val="000000"/>
                 <w:sz w:val="15"/>
               </w:rPr>
               <w:t xml:space="preserve">171  </w:t>
@@ -8040,20 +6049,22 @@
                 <w:rFonts w:ascii="Consolas" w:hAnsi="Consolas"/>
                 <w:b w:val="0"/>
                 <w:i w:val="0"/>
-                <w:color w:val="FFFFFF"/>
+                <w:color w:val="000000"/>
                 <w:sz w:val="15"/>
               </w:rPr>
             </w:r>
             <w:r>
+              <w:rPr>
+                <w:color w:val="000000"/>
+              </w:rPr>
               <w:br/>
-              <w:t/>
             </w:r>
             <w:r>
               <w:rPr>
                 <w:rFonts w:ascii="Consolas" w:hAnsi="Consolas"/>
                 <w:b/>
                 <w:i w:val="0"/>
-                <w:color w:val="00FF80"/>
+                <w:color w:val="000000"/>
                 <w:sz w:val="15"/>
               </w:rPr>
               <w:t xml:space="preserve">172  </w:t>
@@ -8063,21 +6074,23 @@
                 <w:rFonts w:ascii="Consolas" w:hAnsi="Consolas"/>
                 <w:b w:val="0"/>
                 <w:i w:val="0"/>
-                <w:color w:val="FFFFFF"/>
+                <w:color w:val="000000"/>
                 <w:sz w:val="15"/>
               </w:rPr>
               <w:t xml:space="preserve">    steps: list[Step] = []</w:t>
             </w:r>
             <w:r>
+              <w:rPr>
+                <w:color w:val="000000"/>
+              </w:rPr>
               <w:br/>
-              <w:t/>
             </w:r>
             <w:r>
               <w:rPr>
                 <w:rFonts w:ascii="Consolas" w:hAnsi="Consolas"/>
                 <w:b/>
                 <w:i w:val="0"/>
-                <w:color w:val="00FF80"/>
+                <w:color w:val="000000"/>
                 <w:sz w:val="15"/>
               </w:rPr>
               <w:t xml:space="preserve">173  </w:t>
@@ -8087,21 +6100,23 @@
                 <w:rFonts w:ascii="Consolas" w:hAnsi="Consolas"/>
                 <w:b w:val="0"/>
                 <w:i w:val="0"/>
-                <w:color w:val="FFFFFF"/>
+                <w:color w:val="000000"/>
                 <w:sz w:val="15"/>
               </w:rPr>
               <w:t xml:space="preserve">    packed = None</w:t>
             </w:r>
             <w:r>
+              <w:rPr>
+                <w:color w:val="000000"/>
+              </w:rPr>
               <w:br/>
-              <w:t/>
             </w:r>
             <w:r>
               <w:rPr>
                 <w:rFonts w:ascii="Consolas" w:hAnsi="Consolas"/>
                 <w:b/>
                 <w:i w:val="0"/>
-                <w:color w:val="00FF80"/>
+                <w:color w:val="000000"/>
                 <w:sz w:val="15"/>
               </w:rPr>
               <w:t xml:space="preserve">174  </w:t>
@@ -8111,21 +6126,23 @@
                 <w:rFonts w:ascii="Consolas" w:hAnsi="Consolas"/>
                 <w:b w:val="0"/>
                 <w:i w:val="0"/>
-                <w:color w:val="FFFFFF"/>
+                <w:color w:val="000000"/>
                 <w:sz w:val="15"/>
               </w:rPr>
               <w:t xml:space="preserve">    if wants_archive:</w:t>
             </w:r>
             <w:r>
+              <w:rPr>
+                <w:color w:val="000000"/>
+              </w:rPr>
               <w:br/>
-              <w:t/>
             </w:r>
             <w:r>
               <w:rPr>
                 <w:rFonts w:ascii="Consolas" w:hAnsi="Consolas"/>
                 <w:b/>
                 <w:i w:val="0"/>
-                <w:color w:val="00FF80"/>
+                <w:color w:val="000000"/>
                 <w:sz w:val="15"/>
               </w:rPr>
               <w:t xml:space="preserve">175  </w:t>
@@ -8135,21 +6152,23 @@
                 <w:rFonts w:ascii="Consolas" w:hAnsi="Consolas"/>
                 <w:b w:val="0"/>
                 <w:i w:val="0"/>
-                <w:color w:val="FFFFFF"/>
+                <w:color w:val="000000"/>
                 <w:sz w:val="15"/>
               </w:rPr>
               <w:t xml:space="preserve">        fmt = (archive_format_for(named_out) if named_archive else None) or               ("zip" if ZIP_FORMAT_RE.search(words) else algorithm or ("gz" if level == "fast" else "xz"))</w:t>
             </w:r>
             <w:r>
+              <w:rPr>
+                <w:color w:val="000000"/>
+              </w:rPr>
               <w:br/>
-              <w:t/>
             </w:r>
             <w:r>
               <w:rPr>
                 <w:rFonts w:ascii="Consolas" w:hAnsi="Consolas"/>
                 <w:b/>
                 <w:i w:val="0"/>
-                <w:color w:val="00FF80"/>
+                <w:color w:val="000000"/>
                 <w:sz w:val="15"/>
               </w:rPr>
               <w:t xml:space="preserve">176  </w:t>
@@ -8159,21 +6178,23 @@
                 <w:rFonts w:ascii="Consolas" w:hAnsi="Consolas"/>
                 <w:b w:val="0"/>
                 <w:i w:val="0"/>
-                <w:color w:val="FFFFFF"/>
+                <w:color w:val="000000"/>
                 <w:sz w:val="15"/>
               </w:rPr>
               <w:t xml:space="preserve">        packed = named_out if named_archive else str(_unique(source_abs.parent / (source_abs.name + EXTENSIONS[fmt])))</w:t>
             </w:r>
             <w:r>
+              <w:rPr>
+                <w:color w:val="000000"/>
+              </w:rPr>
               <w:br/>
-              <w:t/>
             </w:r>
             <w:r>
               <w:rPr>
                 <w:rFonts w:ascii="Consolas" w:hAnsi="Consolas"/>
                 <w:b/>
                 <w:i w:val="0"/>
-                <w:color w:val="00FF80"/>
+                <w:color w:val="000000"/>
                 <w:sz w:val="15"/>
               </w:rPr>
               <w:t xml:space="preserve">177  </w:t>
@@ -8183,21 +6204,23 @@
                 <w:rFonts w:ascii="Consolas" w:hAnsi="Consolas"/>
                 <w:b w:val="0"/>
                 <w:i w:val="0"/>
-                <w:color w:val="FFFFFF"/>
+                <w:color w:val="000000"/>
                 <w:sz w:val="15"/>
               </w:rPr>
               <w:t xml:space="preserve">        steps.append(Step("create_archive", {"source_path": source, "output_path": packed,</w:t>
             </w:r>
             <w:r>
+              <w:rPr>
+                <w:color w:val="000000"/>
+              </w:rPr>
               <w:br/>
-              <w:t/>
             </w:r>
             <w:r>
               <w:rPr>
                 <w:rFonts w:ascii="Consolas" w:hAnsi="Consolas"/>
                 <w:b/>
                 <w:i w:val="0"/>
-                <w:color w:val="00FF80"/>
+                <w:color w:val="000000"/>
                 <w:sz w:val="15"/>
               </w:rPr>
               <w:t xml:space="preserve">178  </w:t>
@@ -8207,21 +6230,23 @@
                 <w:rFonts w:ascii="Consolas" w:hAnsi="Consolas"/>
                 <w:b w:val="0"/>
                 <w:i w:val="0"/>
-                <w:color w:val="FFFFFF"/>
+                <w:color w:val="000000"/>
                 <w:sz w:val="15"/>
               </w:rPr>
               <w:t xml:space="preserve">                                             "compression": fmt, "level": level},</w:t>
             </w:r>
             <w:r>
+              <w:rPr>
+                <w:color w:val="000000"/>
+              </w:rPr>
               <w:br/>
-              <w:t/>
             </w:r>
             <w:r>
               <w:rPr>
                 <w:rFonts w:ascii="Consolas" w:hAnsi="Consolas"/>
                 <w:b/>
                 <w:i w:val="0"/>
-                <w:color w:val="00FF80"/>
+                <w:color w:val="000000"/>
                 <w:sz w:val="15"/>
               </w:rPr>
               <w:t xml:space="preserve">179  </w:t>
@@ -8231,21 +6256,23 @@
                 <w:rFonts w:ascii="Consolas" w:hAnsi="Consolas"/>
                 <w:b w:val="0"/>
                 <w:i w:val="0"/>
-                <w:color w:val="FFFFFF"/>
+                <w:color w:val="000000"/>
                 <w:sz w:val="15"/>
               </w:rPr>
               <w:t xml:space="preserve">                          f"bundle into one {fmt} archive ({level} compression)"))</w:t>
             </w:r>
             <w:r>
+              <w:rPr>
+                <w:color w:val="000000"/>
+              </w:rPr>
               <w:br/>
-              <w:t/>
             </w:r>
             <w:r>
               <w:rPr>
                 <w:rFonts w:ascii="Consolas" w:hAnsi="Consolas"/>
                 <w:b/>
                 <w:i w:val="0"/>
-                <w:color w:val="00FF80"/>
+                <w:color w:val="000000"/>
                 <w:sz w:val="15"/>
               </w:rPr>
               <w:t xml:space="preserve">180  </w:t>
@@ -8255,21 +6282,23 @@
                 <w:rFonts w:ascii="Consolas" w:hAnsi="Consolas"/>
                 <w:b w:val="0"/>
                 <w:i w:val="0"/>
-                <w:color w:val="FFFFFF"/>
+                <w:color w:val="000000"/>
                 <w:sz w:val="15"/>
               </w:rPr>
               <w:t xml:space="preserve">    elif wants_compress:</w:t>
             </w:r>
             <w:r>
+              <w:rPr>
+                <w:color w:val="000000"/>
+              </w:rPr>
               <w:br/>
-              <w:t/>
             </w:r>
             <w:r>
               <w:rPr>
                 <w:rFonts w:ascii="Consolas" w:hAnsi="Consolas"/>
                 <w:b/>
                 <w:i w:val="0"/>
-                <w:color w:val="00FF80"/>
+                <w:color w:val="000000"/>
                 <w:sz w:val="15"/>
               </w:rPr>
               <w:t xml:space="preserve">181  </w:t>
@@ -8279,21 +6308,23 @@
                 <w:rFonts w:ascii="Consolas" w:hAnsi="Consolas"/>
                 <w:b w:val="0"/>
                 <w:i w:val="0"/>
-                <w:color w:val="FFFFFF"/>
+                <w:color w:val="000000"/>
                 <w:sz w:val="15"/>
               </w:rPr>
               <w:t xml:space="preserve">        algo = algorithm or ("gz" if level == "fast" else "xz")</w:t>
             </w:r>
             <w:r>
+              <w:rPr>
+                <w:color w:val="000000"/>
+              </w:rPr>
               <w:br/>
-              <w:t/>
             </w:r>
             <w:r>
               <w:rPr>
                 <w:rFonts w:ascii="Consolas" w:hAnsi="Consolas"/>
                 <w:b/>
                 <w:i w:val="0"/>
-                <w:color w:val="00FF80"/>
+                <w:color w:val="000000"/>
                 <w:sz w:val="15"/>
               </w:rPr>
               <w:t xml:space="preserve">182  </w:t>
@@ -8303,21 +6334,23 @@
                 <w:rFonts w:ascii="Consolas" w:hAnsi="Consolas"/>
                 <w:b w:val="0"/>
                 <w:i w:val="0"/>
-                <w:color w:val="FFFFFF"/>
+                <w:color w:val="000000"/>
                 <w:sz w:val="15"/>
               </w:rPr>
               <w:t xml:space="preserve">        packed = named_out or str(_unique(Path(str(source_abs) + "." + algo)))</w:t>
             </w:r>
             <w:r>
+              <w:rPr>
+                <w:color w:val="000000"/>
+              </w:rPr>
               <w:br/>
-              <w:t/>
             </w:r>
             <w:r>
               <w:rPr>
                 <w:rFonts w:ascii="Consolas" w:hAnsi="Consolas"/>
                 <w:b/>
                 <w:i w:val="0"/>
-                <w:color w:val="00FF80"/>
+                <w:color w:val="000000"/>
                 <w:sz w:val="15"/>
               </w:rPr>
               <w:t xml:space="preserve">183  </w:t>
@@ -8327,21 +6360,23 @@
                 <w:rFonts w:ascii="Consolas" w:hAnsi="Consolas"/>
                 <w:b w:val="0"/>
                 <w:i w:val="0"/>
-                <w:color w:val="FFFFFF"/>
+                <w:color w:val="000000"/>
                 <w:sz w:val="15"/>
               </w:rPr>
               <w:t xml:space="preserve">        steps.append(Step("compress_file", {"source_path": source, "output_path": packed,</w:t>
             </w:r>
             <w:r>
+              <w:rPr>
+                <w:color w:val="000000"/>
+              </w:rPr>
               <w:br/>
-              <w:t/>
             </w:r>
             <w:r>
               <w:rPr>
                 <w:rFonts w:ascii="Consolas" w:hAnsi="Consolas"/>
                 <w:b/>
                 <w:i w:val="0"/>
-                <w:color w:val="00FF80"/>
+                <w:color w:val="000000"/>
                 <w:sz w:val="15"/>
               </w:rPr>
               <w:t xml:space="preserve">184  </w:t>
@@ -8351,21 +6386,23 @@
                 <w:rFonts w:ascii="Consolas" w:hAnsi="Consolas"/>
                 <w:b w:val="0"/>
                 <w:i w:val="0"/>
-                <w:color w:val="FFFFFF"/>
+                <w:color w:val="000000"/>
                 <w:sz w:val="15"/>
               </w:rPr>
               <w:t xml:space="preserve">                                            "algorithm": algo, "level": level},</w:t>
             </w:r>
             <w:r>
+              <w:rPr>
+                <w:color w:val="000000"/>
+              </w:rPr>
               <w:br/>
-              <w:t/>
             </w:r>
             <w:r>
               <w:rPr>
                 <w:rFonts w:ascii="Consolas" w:hAnsi="Consolas"/>
                 <w:b/>
                 <w:i w:val="0"/>
-                <w:color w:val="00FF80"/>
+                <w:color w:val="000000"/>
                 <w:sz w:val="15"/>
               </w:rPr>
               <w:t xml:space="preserve">185  </w:t>
@@ -8375,21 +6412,23 @@
                 <w:rFonts w:ascii="Consolas" w:hAnsi="Consolas"/>
                 <w:b w:val="0"/>
                 <w:i w:val="0"/>
-                <w:color w:val="FFFFFF"/>
+                <w:color w:val="000000"/>
                 <w:sz w:val="15"/>
               </w:rPr>
               <w:t xml:space="preserve">                          f"compress with {algo} ({level} level)"))</w:t>
             </w:r>
             <w:r>
+              <w:rPr>
+                <w:color w:val="000000"/>
+              </w:rPr>
               <w:br/>
-              <w:t/>
             </w:r>
             <w:r>
               <w:rPr>
                 <w:rFonts w:ascii="Consolas" w:hAnsi="Consolas"/>
                 <w:b/>
                 <w:i w:val="0"/>
-                <w:color w:val="00FF80"/>
+                <w:color w:val="000000"/>
                 <w:sz w:val="15"/>
               </w:rPr>
               <w:t xml:space="preserve">186  </w:t>
@@ -8399,21 +6438,23 @@
                 <w:rFonts w:ascii="Consolas" w:hAnsi="Consolas"/>
                 <w:b w:val="0"/>
                 <w:i w:val="0"/>
-                <w:color w:val="FFFFFF"/>
+                <w:color w:val="000000"/>
                 <w:sz w:val="15"/>
               </w:rPr>
               <w:t xml:space="preserve">    if wants_encrypt:</w:t>
             </w:r>
             <w:r>
+              <w:rPr>
+                <w:color w:val="000000"/>
+              </w:rPr>
               <w:br/>
-              <w:t/>
             </w:r>
             <w:r>
               <w:rPr>
                 <w:rFonts w:ascii="Consolas" w:hAnsi="Consolas"/>
                 <w:b/>
                 <w:i w:val="0"/>
-                <w:color w:val="00FF80"/>
+                <w:color w:val="000000"/>
                 <w:sz w:val="15"/>
               </w:rPr>
               <w:t xml:space="preserve">187  </w:t>
@@ -8423,21 +6464,23 @@
                 <w:rFonts w:ascii="Consolas" w:hAnsi="Consolas"/>
                 <w:b w:val="0"/>
                 <w:i w:val="0"/>
-                <w:color w:val="FFFFFF"/>
+                <w:color w:val="000000"/>
                 <w:sz w:val="15"/>
               </w:rPr>
               <w:t xml:space="preserve">        enc_source = packed or source</w:t>
             </w:r>
             <w:r>
+              <w:rPr>
+                <w:color w:val="000000"/>
+              </w:rPr>
               <w:br/>
-              <w:t/>
             </w:r>
             <w:r>
               <w:rPr>
                 <w:rFonts w:ascii="Consolas" w:hAnsi="Consolas"/>
                 <w:b/>
                 <w:i w:val="0"/>
-                <w:color w:val="00FF80"/>
+                <w:color w:val="000000"/>
                 <w:sz w:val="15"/>
               </w:rPr>
               <w:t xml:space="preserve">188  </w:t>
@@ -8447,21 +6490,23 @@
                 <w:rFonts w:ascii="Consolas" w:hAnsi="Consolas"/>
                 <w:b w:val="0"/>
                 <w:i w:val="0"/>
-                <w:color w:val="FFFFFF"/>
+                <w:color w:val="000000"/>
                 <w:sz w:val="15"/>
               </w:rPr>
               <w:t xml:space="preserve">        enc_out = gpg_out or (named_out if packed is None else None) or                   str(_unique(Path(str(_abs(enc_source)) + ".gpg")))</w:t>
             </w:r>
             <w:r>
+              <w:rPr>
+                <w:color w:val="000000"/>
+              </w:rPr>
               <w:br/>
-              <w:t/>
             </w:r>
             <w:r>
               <w:rPr>
                 <w:rFonts w:ascii="Consolas" w:hAnsi="Consolas"/>
                 <w:b/>
                 <w:i w:val="0"/>
-                <w:color w:val="00FF80"/>
+                <w:color w:val="000000"/>
                 <w:sz w:val="15"/>
               </w:rPr>
               <w:t xml:space="preserve">189  </w:t>
@@ -8471,21 +6516,23 @@
                 <w:rFonts w:ascii="Consolas" w:hAnsi="Consolas"/>
                 <w:b w:val="0"/>
                 <w:i w:val="0"/>
-                <w:color w:val="FFFFFF"/>
+                <w:color w:val="000000"/>
                 <w:sz w:val="15"/>
               </w:rPr>
               <w:t xml:space="preserve">        steps.append(Step("encrypt_file", {"source_path": enc_source, "output_path": enc_out},</w:t>
             </w:r>
             <w:r>
+              <w:rPr>
+                <w:color w:val="000000"/>
+              </w:rPr>
               <w:br/>
-              <w:t/>
             </w:r>
             <w:r>
               <w:rPr>
                 <w:rFonts w:ascii="Consolas" w:hAnsi="Consolas"/>
                 <w:b/>
                 <w:i w:val="0"/>
-                <w:color w:val="00FF80"/>
+                <w:color w:val="000000"/>
                 <w:sz w:val="15"/>
               </w:rPr>
               <w:t xml:space="preserve">190  </w:t>
@@ -8495,7 +6542,7 @@
                 <w:rFonts w:ascii="Consolas" w:hAnsi="Consolas"/>
                 <w:b w:val="0"/>
                 <w:i w:val="0"/>
-                <w:color w:val="FFFFFF"/>
+                <w:color w:val="000000"/>
                 <w:sz w:val="15"/>
               </w:rPr>
               <w:t xml:space="preserve">                          "encrypt with GPG AES-256"))</w:t>
@@ -8519,9 +6566,10 @@
           <w:rFonts w:ascii="Calibri" w:hAnsi="Calibri"/>
           <w:b w:val="0"/>
           <w:i/>
+          <w:color w:val="000000"/>
           <w:sz w:val="19"/>
         </w:rPr>
-        <w:t>Listing B.2: How one sentence becomes an archive step and an encryption step.  Source: smart_archive_agent/planner.py, lines 166–190 (commit 92304e8 on GitHub).</w:t>
+        <w:t>Listing B.2: How one sentence becomes an archive step and an encryption step.  Source: smart_archive_agent/planner.py, lines 166–190.</w:t>
       </w:r>
     </w:p>
     <w:p>
@@ -8534,9 +6582,10 @@
           <w:rFonts w:ascii="Calibri" w:hAnsi="Calibri"/>
           <w:b/>
           <w:i w:val="0"/>
+          <w:color w:val="000000"/>
           <w:sz w:val="23"/>
         </w:rPr>
-        <w:t>Tool layer: the single validated entry point (Section 3.2.3)</w:t>
+        <w:t>Tool layer: the one checked entry point (Section 3.2.3)</w:t>
       </w:r>
     </w:p>
     <w:tbl>
@@ -8557,7 +6606,7 @@
         <w:tc>
           <w:tcPr>
             <w:tcW w:type="dxa" w:w="9360"/>
-            <w:shd w:val="clear" w:color="auto" w:fill="1E1E1E"/>
+            <w:shd w:val="clear" w:color="auto" w:fill="F2F2F2"/>
             <w:tcMar>
               <w:top w:w="80" w:type="dxa"/>
               <w:bottom w:w="80" w:type="dxa"/>
@@ -8575,7 +6624,7 @@
                 <w:rFonts w:ascii="Consolas" w:hAnsi="Consolas"/>
                 <w:b/>
                 <w:i w:val="0"/>
-                <w:color w:val="00FF80"/>
+                <w:color w:val="000000"/>
                 <w:sz w:val="15"/>
               </w:rPr>
               <w:t xml:space="preserve">128  </w:t>
@@ -8585,21 +6634,23 @@
                 <w:rFonts w:ascii="Consolas" w:hAnsi="Consolas"/>
                 <w:b w:val="0"/>
                 <w:i w:val="0"/>
-                <w:color w:val="FFFFFF"/>
+                <w:color w:val="000000"/>
                 <w:sz w:val="15"/>
               </w:rPr>
               <w:t>def execute_tool(name: str, args: dict, passphrase: str | None = None) -&gt; dict:</w:t>
             </w:r>
             <w:r>
+              <w:rPr>
+                <w:color w:val="000000"/>
+              </w:rPr>
               <w:br/>
-              <w:t/>
             </w:r>
             <w:r>
               <w:rPr>
                 <w:rFonts w:ascii="Consolas" w:hAnsi="Consolas"/>
                 <w:b/>
                 <w:i w:val="0"/>
-                <w:color w:val="00FF80"/>
+                <w:color w:val="000000"/>
                 <w:sz w:val="15"/>
               </w:rPr>
               <w:t xml:space="preserve">129  </w:t>
@@ -8609,21 +6660,23 @@
                 <w:rFonts w:ascii="Consolas" w:hAnsi="Consolas"/>
                 <w:b w:val="0"/>
                 <w:i w:val="0"/>
-                <w:color w:val="FFFFFF"/>
+                <w:color w:val="000000"/>
                 <w:sz w:val="15"/>
               </w:rPr>
               <w:t xml:space="preserve">    """Run one tool call. Never raises: failures come back as {'success': False, ...}.</w:t>
             </w:r>
             <w:r>
+              <w:rPr>
+                <w:color w:val="000000"/>
+              </w:rPr>
               <w:br/>
-              <w:t/>
             </w:r>
             <w:r>
               <w:rPr>
                 <w:rFonts w:ascii="Consolas" w:hAnsi="Consolas"/>
                 <w:b/>
                 <w:i w:val="0"/>
-                <w:color w:val="00FF80"/>
+                <w:color w:val="000000"/>
                 <w:sz w:val="15"/>
               </w:rPr>
               <w:t xml:space="preserve">130  </w:t>
@@ -8633,20 +6686,22 @@
                 <w:rFonts w:ascii="Consolas" w:hAnsi="Consolas"/>
                 <w:b w:val="0"/>
                 <w:i w:val="0"/>
-                <w:color w:val="FFFFFF"/>
+                <w:color w:val="000000"/>
                 <w:sz w:val="15"/>
               </w:rPr>
             </w:r>
             <w:r>
+              <w:rPr>
+                <w:color w:val="000000"/>
+              </w:rPr>
               <w:br/>
-              <w:t/>
             </w:r>
             <w:r>
               <w:rPr>
                 <w:rFonts w:ascii="Consolas" w:hAnsi="Consolas"/>
                 <w:b/>
                 <w:i w:val="0"/>
-                <w:color w:val="00FF80"/>
+                <w:color w:val="000000"/>
                 <w:sz w:val="15"/>
               </w:rPr>
               <w:t xml:space="preserve">131  </w:t>
@@ -8656,21 +6711,23 @@
                 <w:rFonts w:ascii="Consolas" w:hAnsi="Consolas"/>
                 <w:b w:val="0"/>
                 <w:i w:val="0"/>
-                <w:color w:val="FFFFFF"/>
+                <w:color w:val="000000"/>
                 <w:sz w:val="15"/>
               </w:rPr>
               <w:t xml:space="preserve">    `name` may carry the TOOL_PREFIX; `args` may be a dict or the JSON string an LLM API returns.</w:t>
             </w:r>
             <w:r>
+              <w:rPr>
+                <w:color w:val="000000"/>
+              </w:rPr>
               <w:br/>
-              <w:t/>
             </w:r>
             <w:r>
               <w:rPr>
                 <w:rFonts w:ascii="Consolas" w:hAnsi="Consolas"/>
                 <w:b/>
                 <w:i w:val="0"/>
-                <w:color w:val="00FF80"/>
+                <w:color w:val="000000"/>
                 <w:sz w:val="15"/>
               </w:rPr>
               <w:t xml:space="preserve">132  </w:t>
@@ -8680,21 +6737,23 @@
                 <w:rFonts w:ascii="Consolas" w:hAnsi="Consolas"/>
                 <w:b w:val="0"/>
                 <w:i w:val="0"/>
-                <w:color w:val="FFFFFF"/>
+                <w:color w:val="000000"/>
                 <w:sz w:val="15"/>
               </w:rPr>
               <w:t xml:space="preserve">    """</w:t>
             </w:r>
             <w:r>
+              <w:rPr>
+                <w:color w:val="000000"/>
+              </w:rPr>
               <w:br/>
-              <w:t/>
             </w:r>
             <w:r>
               <w:rPr>
                 <w:rFonts w:ascii="Consolas" w:hAnsi="Consolas"/>
                 <w:b/>
                 <w:i w:val="0"/>
-                <w:color w:val="00FF80"/>
+                <w:color w:val="000000"/>
                 <w:sz w:val="15"/>
               </w:rPr>
               <w:t xml:space="preserve">133  </w:t>
@@ -8704,21 +6763,23 @@
                 <w:rFonts w:ascii="Consolas" w:hAnsi="Consolas"/>
                 <w:b w:val="0"/>
                 <w:i w:val="0"/>
-                <w:color w:val="FFFFFF"/>
+                <w:color w:val="000000"/>
                 <w:sz w:val="15"/>
               </w:rPr>
               <w:t xml:space="preserve">    if isinstance(name, str) and name.startswith(TOOL_PREFIX):</w:t>
             </w:r>
             <w:r>
+              <w:rPr>
+                <w:color w:val="000000"/>
+              </w:rPr>
               <w:br/>
-              <w:t/>
             </w:r>
             <w:r>
               <w:rPr>
                 <w:rFonts w:ascii="Consolas" w:hAnsi="Consolas"/>
                 <w:b/>
                 <w:i w:val="0"/>
-                <w:color w:val="00FF80"/>
+                <w:color w:val="000000"/>
                 <w:sz w:val="15"/>
               </w:rPr>
               <w:t xml:space="preserve">134  </w:t>
@@ -8728,21 +6789,23 @@
                 <w:rFonts w:ascii="Consolas" w:hAnsi="Consolas"/>
                 <w:b w:val="0"/>
                 <w:i w:val="0"/>
-                <w:color w:val="FFFFFF"/>
+                <w:color w:val="000000"/>
                 <w:sz w:val="15"/>
               </w:rPr>
               <w:t xml:space="preserve">        name = name[len(TOOL_PREFIX):]</w:t>
             </w:r>
             <w:r>
+              <w:rPr>
+                <w:color w:val="000000"/>
+              </w:rPr>
               <w:br/>
-              <w:t/>
             </w:r>
             <w:r>
               <w:rPr>
                 <w:rFonts w:ascii="Consolas" w:hAnsi="Consolas"/>
                 <w:b/>
                 <w:i w:val="0"/>
-                <w:color w:val="00FF80"/>
+                <w:color w:val="000000"/>
                 <w:sz w:val="15"/>
               </w:rPr>
               <w:t xml:space="preserve">135  </w:t>
@@ -8752,21 +6815,23 @@
                 <w:rFonts w:ascii="Consolas" w:hAnsi="Consolas"/>
                 <w:b w:val="0"/>
                 <w:i w:val="0"/>
-                <w:color w:val="FFFFFF"/>
+                <w:color w:val="000000"/>
                 <w:sz w:val="15"/>
               </w:rPr>
               <w:t xml:space="preserve">    if isinstance(args, str):</w:t>
             </w:r>
             <w:r>
+              <w:rPr>
+                <w:color w:val="000000"/>
+              </w:rPr>
               <w:br/>
-              <w:t/>
             </w:r>
             <w:r>
               <w:rPr>
                 <w:rFonts w:ascii="Consolas" w:hAnsi="Consolas"/>
                 <w:b/>
                 <w:i w:val="0"/>
-                <w:color w:val="00FF80"/>
+                <w:color w:val="000000"/>
                 <w:sz w:val="15"/>
               </w:rPr>
               <w:t xml:space="preserve">136  </w:t>
@@ -8776,21 +6841,23 @@
                 <w:rFonts w:ascii="Consolas" w:hAnsi="Consolas"/>
                 <w:b w:val="0"/>
                 <w:i w:val="0"/>
-                <w:color w:val="FFFFFF"/>
+                <w:color w:val="000000"/>
                 <w:sz w:val="15"/>
               </w:rPr>
               <w:t xml:space="preserve">        try:</w:t>
             </w:r>
             <w:r>
+              <w:rPr>
+                <w:color w:val="000000"/>
+              </w:rPr>
               <w:br/>
-              <w:t/>
             </w:r>
             <w:r>
               <w:rPr>
                 <w:rFonts w:ascii="Consolas" w:hAnsi="Consolas"/>
                 <w:b/>
                 <w:i w:val="0"/>
-                <w:color w:val="00FF80"/>
+                <w:color w:val="000000"/>
                 <w:sz w:val="15"/>
               </w:rPr>
               <w:t xml:space="preserve">137  </w:t>
@@ -8800,21 +6867,23 @@
                 <w:rFonts w:ascii="Consolas" w:hAnsi="Consolas"/>
                 <w:b w:val="0"/>
                 <w:i w:val="0"/>
-                <w:color w:val="FFFFFF"/>
+                <w:color w:val="000000"/>
                 <w:sz w:val="15"/>
               </w:rPr>
               <w:t xml:space="preserve">            args = json.loads(args)</w:t>
             </w:r>
             <w:r>
+              <w:rPr>
+                <w:color w:val="000000"/>
+              </w:rPr>
               <w:br/>
-              <w:t/>
             </w:r>
             <w:r>
               <w:rPr>
                 <w:rFonts w:ascii="Consolas" w:hAnsi="Consolas"/>
                 <w:b/>
                 <w:i w:val="0"/>
-                <w:color w:val="00FF80"/>
+                <w:color w:val="000000"/>
                 <w:sz w:val="15"/>
               </w:rPr>
               <w:t xml:space="preserve">138  </w:t>
@@ -8824,21 +6893,23 @@
                 <w:rFonts w:ascii="Consolas" w:hAnsi="Consolas"/>
                 <w:b w:val="0"/>
                 <w:i w:val="0"/>
-                <w:color w:val="FFFFFF"/>
+                <w:color w:val="000000"/>
                 <w:sz w:val="15"/>
               </w:rPr>
               <w:t xml:space="preserve">        except ValueError:</w:t>
             </w:r>
             <w:r>
+              <w:rPr>
+                <w:color w:val="000000"/>
+              </w:rPr>
               <w:br/>
-              <w:t/>
             </w:r>
             <w:r>
               <w:rPr>
                 <w:rFonts w:ascii="Consolas" w:hAnsi="Consolas"/>
                 <w:b/>
                 <w:i w:val="0"/>
-                <w:color w:val="00FF80"/>
+                <w:color w:val="000000"/>
                 <w:sz w:val="15"/>
               </w:rPr>
               <w:t xml:space="preserve">139  </w:t>
@@ -8848,21 +6919,23 @@
                 <w:rFonts w:ascii="Consolas" w:hAnsi="Consolas"/>
                 <w:b w:val="0"/>
                 <w:i w:val="0"/>
-                <w:color w:val="FFFFFF"/>
+                <w:color w:val="000000"/>
                 <w:sz w:val="15"/>
               </w:rPr>
               <w:t xml:space="preserve">            return {"success": False, "operation": name, "error": "arguments are not valid JSON",</w:t>
             </w:r>
             <w:r>
+              <w:rPr>
+                <w:color w:val="000000"/>
+              </w:rPr>
               <w:br/>
-              <w:t/>
             </w:r>
             <w:r>
               <w:rPr>
                 <w:rFonts w:ascii="Consolas" w:hAnsi="Consolas"/>
                 <w:b/>
                 <w:i w:val="0"/>
-                <w:color w:val="00FF80"/>
+                <w:color w:val="000000"/>
                 <w:sz w:val="15"/>
               </w:rPr>
               <w:t xml:space="preserve">140  </w:t>
@@ -8872,21 +6945,23 @@
                 <w:rFonts w:ascii="Consolas" w:hAnsi="Consolas"/>
                 <w:b w:val="0"/>
                 <w:i w:val="0"/>
-                <w:color w:val="FFFFFF"/>
+                <w:color w:val="000000"/>
                 <w:sz w:val="15"/>
               </w:rPr>
               <w:t xml:space="preserve">                    "message": "The tool call was rejected before execution."}</w:t>
             </w:r>
             <w:r>
+              <w:rPr>
+                <w:color w:val="000000"/>
+              </w:rPr>
               <w:br/>
-              <w:t/>
             </w:r>
             <w:r>
               <w:rPr>
                 <w:rFonts w:ascii="Consolas" w:hAnsi="Consolas"/>
                 <w:b/>
                 <w:i w:val="0"/>
-                <w:color w:val="00FF80"/>
+                <w:color w:val="000000"/>
                 <w:sz w:val="15"/>
               </w:rPr>
               <w:t xml:space="preserve">141  </w:t>
@@ -8896,21 +6971,23 @@
                 <w:rFonts w:ascii="Consolas" w:hAnsi="Consolas"/>
                 <w:b w:val="0"/>
                 <w:i w:val="0"/>
-                <w:color w:val="FFFFFF"/>
+                <w:color w:val="000000"/>
                 <w:sz w:val="15"/>
               </w:rPr>
               <w:t xml:space="preserve">    problems = check_arguments(name, args)</w:t>
             </w:r>
             <w:r>
+              <w:rPr>
+                <w:color w:val="000000"/>
+              </w:rPr>
               <w:br/>
-              <w:t/>
             </w:r>
             <w:r>
               <w:rPr>
                 <w:rFonts w:ascii="Consolas" w:hAnsi="Consolas"/>
                 <w:b/>
                 <w:i w:val="0"/>
-                <w:color w:val="00FF80"/>
+                <w:color w:val="000000"/>
                 <w:sz w:val="15"/>
               </w:rPr>
               <w:t xml:space="preserve">142  </w:t>
@@ -8920,21 +6997,23 @@
                 <w:rFonts w:ascii="Consolas" w:hAnsi="Consolas"/>
                 <w:b w:val="0"/>
                 <w:i w:val="0"/>
-                <w:color w:val="FFFFFF"/>
+                <w:color w:val="000000"/>
                 <w:sz w:val="15"/>
               </w:rPr>
               <w:t xml:space="preserve">    if problems:</w:t>
             </w:r>
             <w:r>
+              <w:rPr>
+                <w:color w:val="000000"/>
+              </w:rPr>
               <w:br/>
-              <w:t/>
             </w:r>
             <w:r>
               <w:rPr>
                 <w:rFonts w:ascii="Consolas" w:hAnsi="Consolas"/>
                 <w:b/>
                 <w:i w:val="0"/>
-                <w:color w:val="00FF80"/>
+                <w:color w:val="000000"/>
                 <w:sz w:val="15"/>
               </w:rPr>
               <w:t xml:space="preserve">143  </w:t>
@@ -8944,21 +7023,23 @@
                 <w:rFonts w:ascii="Consolas" w:hAnsi="Consolas"/>
                 <w:b w:val="0"/>
                 <w:i w:val="0"/>
-                <w:color w:val="FFFFFF"/>
+                <w:color w:val="000000"/>
                 <w:sz w:val="15"/>
               </w:rPr>
               <w:t xml:space="preserve">        return {"success": False, "operation": name, "error": "; ".join(problems),</w:t>
             </w:r>
             <w:r>
+              <w:rPr>
+                <w:color w:val="000000"/>
+              </w:rPr>
               <w:br/>
-              <w:t/>
             </w:r>
             <w:r>
               <w:rPr>
                 <w:rFonts w:ascii="Consolas" w:hAnsi="Consolas"/>
                 <w:b/>
                 <w:i w:val="0"/>
-                <w:color w:val="00FF80"/>
+                <w:color w:val="000000"/>
                 <w:sz w:val="15"/>
               </w:rPr>
               <w:t xml:space="preserve">144  </w:t>
@@ -8968,21 +7049,23 @@
                 <w:rFonts w:ascii="Consolas" w:hAnsi="Consolas"/>
                 <w:b w:val="0"/>
                 <w:i w:val="0"/>
-                <w:color w:val="FFFFFF"/>
+                <w:color w:val="000000"/>
                 <w:sz w:val="15"/>
               </w:rPr>
               <w:t xml:space="preserve">                "message": "The tool call was rejected before execution."}</w:t>
             </w:r>
             <w:r>
+              <w:rPr>
+                <w:color w:val="000000"/>
+              </w:rPr>
               <w:br/>
-              <w:t/>
             </w:r>
             <w:r>
               <w:rPr>
                 <w:rFonts w:ascii="Consolas" w:hAnsi="Consolas"/>
                 <w:b/>
                 <w:i w:val="0"/>
-                <w:color w:val="00FF80"/>
+                <w:color w:val="000000"/>
                 <w:sz w:val="15"/>
               </w:rPr>
               <w:t xml:space="preserve">145  </w:t>
@@ -8992,21 +7075,23 @@
                 <w:rFonts w:ascii="Consolas" w:hAnsi="Consolas"/>
                 <w:b w:val="0"/>
                 <w:i w:val="0"/>
-                <w:color w:val="FFFFFF"/>
+                <w:color w:val="000000"/>
                 <w:sz w:val="15"/>
               </w:rPr>
               <w:t xml:space="preserve">    try:</w:t>
             </w:r>
             <w:r>
+              <w:rPr>
+                <w:color w:val="000000"/>
+              </w:rPr>
               <w:br/>
-              <w:t/>
             </w:r>
             <w:r>
               <w:rPr>
                 <w:rFonts w:ascii="Consolas" w:hAnsi="Consolas"/>
                 <w:b/>
                 <w:i w:val="0"/>
-                <w:color w:val="00FF80"/>
+                <w:color w:val="000000"/>
                 <w:sz w:val="15"/>
               </w:rPr>
               <w:t xml:space="preserve">146  </w:t>
@@ -9016,21 +7101,23 @@
                 <w:rFonts w:ascii="Consolas" w:hAnsi="Consolas"/>
                 <w:b w:val="0"/>
                 <w:i w:val="0"/>
-                <w:color w:val="FFFFFF"/>
+                <w:color w:val="000000"/>
                 <w:sz w:val="15"/>
               </w:rPr>
               <w:t xml:space="preserve">        kwargs = dict(args)</w:t>
             </w:r>
             <w:r>
+              <w:rPr>
+                <w:color w:val="000000"/>
+              </w:rPr>
               <w:br/>
-              <w:t/>
             </w:r>
             <w:r>
               <w:rPr>
                 <w:rFonts w:ascii="Consolas" w:hAnsi="Consolas"/>
                 <w:b/>
                 <w:i w:val="0"/>
-                <w:color w:val="00FF80"/>
+                <w:color w:val="000000"/>
                 <w:sz w:val="15"/>
               </w:rPr>
               <w:t xml:space="preserve">147  </w:t>
@@ -9040,21 +7127,23 @@
                 <w:rFonts w:ascii="Consolas" w:hAnsi="Consolas"/>
                 <w:b w:val="0"/>
                 <w:i w:val="0"/>
-                <w:color w:val="FFFFFF"/>
+                <w:color w:val="000000"/>
                 <w:sz w:val="15"/>
               </w:rPr>
               <w:t xml:space="preserve">        if name in NEEDS_PASSPHRASE:</w:t>
             </w:r>
             <w:r>
+              <w:rPr>
+                <w:color w:val="000000"/>
+              </w:rPr>
               <w:br/>
-              <w:t/>
             </w:r>
             <w:r>
               <w:rPr>
                 <w:rFonts w:ascii="Consolas" w:hAnsi="Consolas"/>
                 <w:b/>
                 <w:i w:val="0"/>
-                <w:color w:val="00FF80"/>
+                <w:color w:val="000000"/>
                 <w:sz w:val="15"/>
               </w:rPr>
               <w:t xml:space="preserve">148  </w:t>
@@ -9064,21 +7153,23 @@
                 <w:rFonts w:ascii="Consolas" w:hAnsi="Consolas"/>
                 <w:b w:val="0"/>
                 <w:i w:val="0"/>
-                <w:color w:val="FFFFFF"/>
+                <w:color w:val="000000"/>
                 <w:sz w:val="15"/>
               </w:rPr>
               <w:t xml:space="preserve">            kwargs["passphrase"] = passphrase or ask_passphrase(name)</w:t>
             </w:r>
             <w:r>
+              <w:rPr>
+                <w:color w:val="000000"/>
+              </w:rPr>
               <w:br/>
-              <w:t/>
             </w:r>
             <w:r>
               <w:rPr>
                 <w:rFonts w:ascii="Consolas" w:hAnsi="Consolas"/>
                 <w:b/>
                 <w:i w:val="0"/>
-                <w:color w:val="00FF80"/>
+                <w:color w:val="000000"/>
                 <w:sz w:val="15"/>
               </w:rPr>
               <w:t xml:space="preserve">149  </w:t>
@@ -9088,21 +7179,23 @@
                 <w:rFonts w:ascii="Consolas" w:hAnsi="Consolas"/>
                 <w:b w:val="0"/>
                 <w:i w:val="0"/>
-                <w:color w:val="FFFFFF"/>
+                <w:color w:val="000000"/>
                 <w:sz w:val="15"/>
               </w:rPr>
               <w:t xml:space="preserve">        return FUNCTIONS[name](**kwargs)</w:t>
             </w:r>
             <w:r>
+              <w:rPr>
+                <w:color w:val="000000"/>
+              </w:rPr>
               <w:br/>
-              <w:t/>
             </w:r>
             <w:r>
               <w:rPr>
                 <w:rFonts w:ascii="Consolas" w:hAnsi="Consolas"/>
                 <w:b/>
                 <w:i w:val="0"/>
-                <w:color w:val="00FF80"/>
+                <w:color w:val="000000"/>
                 <w:sz w:val="15"/>
               </w:rPr>
               <w:t xml:space="preserve">150  </w:t>
@@ -9112,21 +7205,23 @@
                 <w:rFonts w:ascii="Consolas" w:hAnsi="Consolas"/>
                 <w:b w:val="0"/>
                 <w:i w:val="0"/>
-                <w:color w:val="FFFFFF"/>
+                <w:color w:val="000000"/>
                 <w:sz w:val="15"/>
               </w:rPr>
               <w:t xml:space="preserve">    except Exception as exc:</w:t>
             </w:r>
             <w:r>
+              <w:rPr>
+                <w:color w:val="000000"/>
+              </w:rPr>
               <w:br/>
-              <w:t/>
             </w:r>
             <w:r>
               <w:rPr>
                 <w:rFonts w:ascii="Consolas" w:hAnsi="Consolas"/>
                 <w:b/>
                 <w:i w:val="0"/>
-                <w:color w:val="00FF80"/>
+                <w:color w:val="000000"/>
                 <w:sz w:val="15"/>
               </w:rPr>
               <w:t xml:space="preserve">151  </w:t>
@@ -9136,21 +7231,23 @@
                 <w:rFonts w:ascii="Consolas" w:hAnsi="Consolas"/>
                 <w:b w:val="0"/>
                 <w:i w:val="0"/>
-                <w:color w:val="FFFFFF"/>
+                <w:color w:val="000000"/>
                 <w:sz w:val="15"/>
               </w:rPr>
               <w:t xml:space="preserve">        return {"success": False, "operation": name, "error": str(exc),</w:t>
             </w:r>
             <w:r>
+              <w:rPr>
+                <w:color w:val="000000"/>
+              </w:rPr>
               <w:br/>
-              <w:t/>
             </w:r>
             <w:r>
               <w:rPr>
                 <w:rFonts w:ascii="Consolas" w:hAnsi="Consolas"/>
                 <w:b/>
                 <w:i w:val="0"/>
-                <w:color w:val="00FF80"/>
+                <w:color w:val="000000"/>
                 <w:sz w:val="15"/>
               </w:rPr>
               <w:t xml:space="preserve">152  </w:t>
@@ -9160,7 +7257,7 @@
                 <w:rFonts w:ascii="Consolas" w:hAnsi="Consolas"/>
                 <w:b w:val="0"/>
                 <w:i w:val="0"/>
-                <w:color w:val="FFFFFF"/>
+                <w:color w:val="000000"/>
                 <w:sz w:val="15"/>
               </w:rPr>
               <w:t xml:space="preserve">                "message": "The operation could not be completed. Review the error and try again."}</w:t>
@@ -9184,9 +7281,10 @@
           <w:rFonts w:ascii="Calibri" w:hAnsi="Calibri"/>
           <w:b w:val="0"/>
           <w:i/>
+          <w:color w:val="000000"/>
           <w:sz w:val="19"/>
         </w:rPr>
-        <w:t>Listing B.3: execute_tool() validates every call and never raises.  Source: smart_archive_agent/tools/registry.py, lines 128–152 (commit 92304e8 on GitHub).</w:t>
+        <w:t>Listing B.3: execute_tool() checks every call and never raises an exception.  Source: smart_archive_agent/tools/registry.py, lines 128–152.</w:t>
       </w:r>
     </w:p>
     <w:p>
@@ -9199,6 +7297,7 @@
           <w:rFonts w:ascii="Calibri" w:hAnsi="Calibri"/>
           <w:b/>
           <w:i w:val="0"/>
+          <w:color w:val="000000"/>
           <w:sz w:val="23"/>
         </w:rPr>
         <w:t>Zip Slip check before anything is written (Section 3.3.2)</w:t>
@@ -9222,7 +7321,7 @@
         <w:tc>
           <w:tcPr>
             <w:tcW w:type="dxa" w:w="9360"/>
-            <w:shd w:val="clear" w:color="auto" w:fill="1E1E1E"/>
+            <w:shd w:val="clear" w:color="auto" w:fill="F2F2F2"/>
             <w:tcMar>
               <w:top w:w="80" w:type="dxa"/>
               <w:bottom w:w="80" w:type="dxa"/>
@@ -9240,7 +7339,7 @@
                 <w:rFonts w:ascii="Consolas" w:hAnsi="Consolas"/>
                 <w:b/>
                 <w:i w:val="0"/>
-                <w:color w:val="00FF80"/>
+                <w:color w:val="000000"/>
                 <w:sz w:val="15"/>
               </w:rPr>
               <w:t xml:space="preserve">139  </w:t>
@@ -9250,21 +7349,23 @@
                 <w:rFonts w:ascii="Consolas" w:hAnsi="Consolas"/>
                 <w:b w:val="0"/>
                 <w:i w:val="0"/>
-                <w:color w:val="FFFFFF"/>
+                <w:color w:val="000000"/>
                 <w:sz w:val="15"/>
               </w:rPr>
               <w:t xml:space="preserve">    root = destination.resolve()</w:t>
             </w:r>
             <w:r>
+              <w:rPr>
+                <w:color w:val="000000"/>
+              </w:rPr>
               <w:br/>
-              <w:t/>
             </w:r>
             <w:r>
               <w:rPr>
                 <w:rFonts w:ascii="Consolas" w:hAnsi="Consolas"/>
                 <w:b/>
                 <w:i w:val="0"/>
-                <w:color w:val="00FF80"/>
+                <w:color w:val="000000"/>
                 <w:sz w:val="15"/>
               </w:rPr>
               <w:t xml:space="preserve">140  </w:t>
@@ -9274,20 +7375,22 @@
                 <w:rFonts w:ascii="Consolas" w:hAnsi="Consolas"/>
                 <w:b w:val="0"/>
                 <w:i w:val="0"/>
-                <w:color w:val="FFFFFF"/>
+                <w:color w:val="000000"/>
                 <w:sz w:val="15"/>
               </w:rPr>
             </w:r>
             <w:r>
+              <w:rPr>
+                <w:color w:val="000000"/>
+              </w:rPr>
               <w:br/>
-              <w:t/>
             </w:r>
             <w:r>
               <w:rPr>
                 <w:rFonts w:ascii="Consolas" w:hAnsi="Consolas"/>
                 <w:b/>
                 <w:i w:val="0"/>
-                <w:color w:val="00FF80"/>
+                <w:color w:val="000000"/>
                 <w:sz w:val="15"/>
               </w:rPr>
               <w:t xml:space="preserve">141  </w:t>
@@ -9297,21 +7400,23 @@
                 <w:rFonts w:ascii="Consolas" w:hAnsi="Consolas"/>
                 <w:b w:val="0"/>
                 <w:i w:val="0"/>
-                <w:color w:val="FFFFFF"/>
+                <w:color w:val="000000"/>
                 <w:sz w:val="15"/>
               </w:rPr>
               <w:t xml:space="preserve">    def check(name: str) -&gt; None:</w:t>
             </w:r>
             <w:r>
+              <w:rPr>
+                <w:color w:val="000000"/>
+              </w:rPr>
               <w:br/>
-              <w:t/>
             </w:r>
             <w:r>
               <w:rPr>
                 <w:rFonts w:ascii="Consolas" w:hAnsi="Consolas"/>
                 <w:b/>
                 <w:i w:val="0"/>
-                <w:color w:val="00FF80"/>
+                <w:color w:val="000000"/>
                 <w:sz w:val="15"/>
               </w:rPr>
               <w:t xml:space="preserve">142  </w:t>
@@ -9321,21 +7426,23 @@
                 <w:rFonts w:ascii="Consolas" w:hAnsi="Consolas"/>
                 <w:b w:val="0"/>
                 <w:i w:val="0"/>
-                <w:color w:val="FFFFFF"/>
+                <w:color w:val="000000"/>
                 <w:sz w:val="15"/>
               </w:rPr>
               <w:t xml:space="preserve">        target = (root / name).resolve()</w:t>
             </w:r>
             <w:r>
+              <w:rPr>
+                <w:color w:val="000000"/>
+              </w:rPr>
               <w:br/>
-              <w:t/>
             </w:r>
             <w:r>
               <w:rPr>
                 <w:rFonts w:ascii="Consolas" w:hAnsi="Consolas"/>
                 <w:b/>
                 <w:i w:val="0"/>
-                <w:color w:val="00FF80"/>
+                <w:color w:val="000000"/>
                 <w:sz w:val="15"/>
               </w:rPr>
               <w:t xml:space="preserve">143  </w:t>
@@ -9345,21 +7452,23 @@
                 <w:rFonts w:ascii="Consolas" w:hAnsi="Consolas"/>
                 <w:b w:val="0"/>
                 <w:i w:val="0"/>
-                <w:color w:val="FFFFFF"/>
+                <w:color w:val="000000"/>
                 <w:sz w:val="15"/>
               </w:rPr>
               <w:t xml:space="preserve">        if target != root and root not in target.parents:</w:t>
             </w:r>
             <w:r>
+              <w:rPr>
+                <w:color w:val="000000"/>
+              </w:rPr>
               <w:br/>
-              <w:t/>
             </w:r>
             <w:r>
               <w:rPr>
                 <w:rFonts w:ascii="Consolas" w:hAnsi="Consolas"/>
                 <w:b/>
                 <w:i w:val="0"/>
-                <w:color w:val="00FF80"/>
+                <w:color w:val="000000"/>
                 <w:sz w:val="15"/>
               </w:rPr>
               <w:t xml:space="preserve">144  </w:t>
@@ -9369,21 +7478,23 @@
                 <w:rFonts w:ascii="Consolas" w:hAnsi="Consolas"/>
                 <w:b w:val="0"/>
                 <w:i w:val="0"/>
-                <w:color w:val="FFFFFF"/>
+                <w:color w:val="000000"/>
                 <w:sz w:val="15"/>
               </w:rPr>
               <w:t xml:space="preserve">            raise ValidationError("Archive contains a path that escapes the destination.")</w:t>
             </w:r>
             <w:r>
+              <w:rPr>
+                <w:color w:val="000000"/>
+              </w:rPr>
               <w:br/>
-              <w:t/>
             </w:r>
             <w:r>
               <w:rPr>
                 <w:rFonts w:ascii="Consolas" w:hAnsi="Consolas"/>
                 <w:b/>
                 <w:i w:val="0"/>
-                <w:color w:val="00FF80"/>
+                <w:color w:val="000000"/>
                 <w:sz w:val="15"/>
               </w:rPr>
               <w:t xml:space="preserve">145  </w:t>
@@ -9393,20 +7504,22 @@
                 <w:rFonts w:ascii="Consolas" w:hAnsi="Consolas"/>
                 <w:b w:val="0"/>
                 <w:i w:val="0"/>
-                <w:color w:val="FFFFFF"/>
+                <w:color w:val="000000"/>
                 <w:sz w:val="15"/>
               </w:rPr>
             </w:r>
             <w:r>
+              <w:rPr>
+                <w:color w:val="000000"/>
+              </w:rPr>
               <w:br/>
-              <w:t/>
             </w:r>
             <w:r>
               <w:rPr>
                 <w:rFonts w:ascii="Consolas" w:hAnsi="Consolas"/>
                 <w:b/>
                 <w:i w:val="0"/>
-                <w:color w:val="00FF80"/>
+                <w:color w:val="000000"/>
                 <w:sz w:val="15"/>
               </w:rPr>
               <w:t xml:space="preserve">146  </w:t>
@@ -9416,21 +7529,23 @@
                 <w:rFonts w:ascii="Consolas" w:hAnsi="Consolas"/>
                 <w:b w:val="0"/>
                 <w:i w:val="0"/>
-                <w:color w:val="FFFFFF"/>
+                <w:color w:val="000000"/>
                 <w:sz w:val="15"/>
               </w:rPr>
               <w:t xml:space="preserve">    # Every member is checked before the destination is created or anything is written.</w:t>
             </w:r>
             <w:r>
+              <w:rPr>
+                <w:color w:val="000000"/>
+              </w:rPr>
               <w:br/>
-              <w:t/>
             </w:r>
             <w:r>
               <w:rPr>
                 <w:rFonts w:ascii="Consolas" w:hAnsi="Consolas"/>
                 <w:b/>
                 <w:i w:val="0"/>
-                <w:color w:val="00FF80"/>
+                <w:color w:val="000000"/>
                 <w:sz w:val="15"/>
               </w:rPr>
               <w:t xml:space="preserve">147  </w:t>
@@ -9440,21 +7555,23 @@
                 <w:rFonts w:ascii="Consolas" w:hAnsi="Consolas"/>
                 <w:b w:val="0"/>
                 <w:i w:val="0"/>
-                <w:color w:val="FFFFFF"/>
+                <w:color w:val="000000"/>
                 <w:sz w:val="15"/>
               </w:rPr>
               <w:t xml:space="preserve">    if zipfile.is_zipfile(archive):</w:t>
             </w:r>
             <w:r>
+              <w:rPr>
+                <w:color w:val="000000"/>
+              </w:rPr>
               <w:br/>
-              <w:t/>
             </w:r>
             <w:r>
               <w:rPr>
                 <w:rFonts w:ascii="Consolas" w:hAnsi="Consolas"/>
                 <w:b/>
                 <w:i w:val="0"/>
-                <w:color w:val="00FF80"/>
+                <w:color w:val="000000"/>
                 <w:sz w:val="15"/>
               </w:rPr>
               <w:t xml:space="preserve">148  </w:t>
@@ -9464,21 +7581,23 @@
                 <w:rFonts w:ascii="Consolas" w:hAnsi="Consolas"/>
                 <w:b w:val="0"/>
                 <w:i w:val="0"/>
-                <w:color w:val="FFFFFF"/>
+                <w:color w:val="000000"/>
                 <w:sz w:val="15"/>
               </w:rPr>
               <w:t xml:space="preserve">        with zipfile.ZipFile(archive) as zf:</w:t>
             </w:r>
             <w:r>
+              <w:rPr>
+                <w:color w:val="000000"/>
+              </w:rPr>
               <w:br/>
-              <w:t/>
             </w:r>
             <w:r>
               <w:rPr>
                 <w:rFonts w:ascii="Consolas" w:hAnsi="Consolas"/>
                 <w:b/>
                 <w:i w:val="0"/>
-                <w:color w:val="00FF80"/>
+                <w:color w:val="000000"/>
                 <w:sz w:val="15"/>
               </w:rPr>
               <w:t xml:space="preserve">149  </w:t>
@@ -9488,21 +7607,23 @@
                 <w:rFonts w:ascii="Consolas" w:hAnsi="Consolas"/>
                 <w:b w:val="0"/>
                 <w:i w:val="0"/>
-                <w:color w:val="FFFFFF"/>
+                <w:color w:val="000000"/>
                 <w:sz w:val="15"/>
               </w:rPr>
               <w:t xml:space="preserve">            for name in zf.namelist():</w:t>
             </w:r>
             <w:r>
+              <w:rPr>
+                <w:color w:val="000000"/>
+              </w:rPr>
               <w:br/>
-              <w:t/>
             </w:r>
             <w:r>
               <w:rPr>
                 <w:rFonts w:ascii="Consolas" w:hAnsi="Consolas"/>
                 <w:b/>
                 <w:i w:val="0"/>
-                <w:color w:val="00FF80"/>
+                <w:color w:val="000000"/>
                 <w:sz w:val="15"/>
               </w:rPr>
               <w:t xml:space="preserve">150  </w:t>
@@ -9512,21 +7633,23 @@
                 <w:rFonts w:ascii="Consolas" w:hAnsi="Consolas"/>
                 <w:b w:val="0"/>
                 <w:i w:val="0"/>
-                <w:color w:val="FFFFFF"/>
+                <w:color w:val="000000"/>
                 <w:sz w:val="15"/>
               </w:rPr>
               <w:t xml:space="preserve">                check(name)</w:t>
             </w:r>
             <w:r>
+              <w:rPr>
+                <w:color w:val="000000"/>
+              </w:rPr>
               <w:br/>
-              <w:t/>
             </w:r>
             <w:r>
               <w:rPr>
                 <w:rFonts w:ascii="Consolas" w:hAnsi="Consolas"/>
                 <w:b/>
                 <w:i w:val="0"/>
-                <w:color w:val="00FF80"/>
+                <w:color w:val="000000"/>
                 <w:sz w:val="15"/>
               </w:rPr>
               <w:t xml:space="preserve">151  </w:t>
@@ -9536,21 +7659,23 @@
                 <w:rFonts w:ascii="Consolas" w:hAnsi="Consolas"/>
                 <w:b w:val="0"/>
                 <w:i w:val="0"/>
-                <w:color w:val="FFFFFF"/>
+                <w:color w:val="000000"/>
                 <w:sz w:val="15"/>
               </w:rPr>
               <w:t xml:space="preserve">            destination.mkdir(exist_ok=True)</w:t>
             </w:r>
             <w:r>
+              <w:rPr>
+                <w:color w:val="000000"/>
+              </w:rPr>
               <w:br/>
-              <w:t/>
             </w:r>
             <w:r>
               <w:rPr>
                 <w:rFonts w:ascii="Consolas" w:hAnsi="Consolas"/>
                 <w:b/>
                 <w:i w:val="0"/>
-                <w:color w:val="00FF80"/>
+                <w:color w:val="000000"/>
                 <w:sz w:val="15"/>
               </w:rPr>
               <w:t xml:space="preserve">152  </w:t>
@@ -9560,21 +7685,23 @@
                 <w:rFonts w:ascii="Consolas" w:hAnsi="Consolas"/>
                 <w:b w:val="0"/>
                 <w:i w:val="0"/>
-                <w:color w:val="FFFFFF"/>
+                <w:color w:val="000000"/>
                 <w:sz w:val="15"/>
               </w:rPr>
               <w:t xml:space="preserve">            zf.extractall(destination)</w:t>
             </w:r>
             <w:r>
+              <w:rPr>
+                <w:color w:val="000000"/>
+              </w:rPr>
               <w:br/>
-              <w:t/>
             </w:r>
             <w:r>
               <w:rPr>
                 <w:rFonts w:ascii="Consolas" w:hAnsi="Consolas"/>
                 <w:b/>
                 <w:i w:val="0"/>
-                <w:color w:val="00FF80"/>
+                <w:color w:val="000000"/>
                 <w:sz w:val="15"/>
               </w:rPr>
               <w:t xml:space="preserve">153  </w:t>
@@ -9584,21 +7711,23 @@
                 <w:rFonts w:ascii="Consolas" w:hAnsi="Consolas"/>
                 <w:b w:val="0"/>
                 <w:i w:val="0"/>
-                <w:color w:val="FFFFFF"/>
+                <w:color w:val="000000"/>
                 <w:sz w:val="15"/>
               </w:rPr>
               <w:t xml:space="preserve">    else:</w:t>
             </w:r>
             <w:r>
+              <w:rPr>
+                <w:color w:val="000000"/>
+              </w:rPr>
               <w:br/>
-              <w:t/>
             </w:r>
             <w:r>
               <w:rPr>
                 <w:rFonts w:ascii="Consolas" w:hAnsi="Consolas"/>
                 <w:b/>
                 <w:i w:val="0"/>
-                <w:color w:val="00FF80"/>
+                <w:color w:val="000000"/>
                 <w:sz w:val="15"/>
               </w:rPr>
               <w:t xml:space="preserve">154  </w:t>
@@ -9608,21 +7737,23 @@
                 <w:rFonts w:ascii="Consolas" w:hAnsi="Consolas"/>
                 <w:b w:val="0"/>
                 <w:i w:val="0"/>
-                <w:color w:val="FFFFFF"/>
+                <w:color w:val="000000"/>
                 <w:sz w:val="15"/>
               </w:rPr>
               <w:t xml:space="preserve">        with tarfile.open(archive, "r:*") as tf:</w:t>
             </w:r>
             <w:r>
+              <w:rPr>
+                <w:color w:val="000000"/>
+              </w:rPr>
               <w:br/>
-              <w:t/>
             </w:r>
             <w:r>
               <w:rPr>
                 <w:rFonts w:ascii="Consolas" w:hAnsi="Consolas"/>
                 <w:b/>
                 <w:i w:val="0"/>
-                <w:color w:val="00FF80"/>
+                <w:color w:val="000000"/>
                 <w:sz w:val="15"/>
               </w:rPr>
               <w:t xml:space="preserve">155  </w:t>
@@ -9632,21 +7763,23 @@
                 <w:rFonts w:ascii="Consolas" w:hAnsi="Consolas"/>
                 <w:b w:val="0"/>
                 <w:i w:val="0"/>
-                <w:color w:val="FFFFFF"/>
+                <w:color w:val="000000"/>
                 <w:sz w:val="15"/>
               </w:rPr>
               <w:t xml:space="preserve">            for member in tf.getmembers():</w:t>
             </w:r>
             <w:r>
+              <w:rPr>
+                <w:color w:val="000000"/>
+              </w:rPr>
               <w:br/>
-              <w:t/>
             </w:r>
             <w:r>
               <w:rPr>
                 <w:rFonts w:ascii="Consolas" w:hAnsi="Consolas"/>
                 <w:b/>
                 <w:i w:val="0"/>
-                <w:color w:val="00FF80"/>
+                <w:color w:val="000000"/>
                 <w:sz w:val="15"/>
               </w:rPr>
               <w:t xml:space="preserve">156  </w:t>
@@ -9656,21 +7789,23 @@
                 <w:rFonts w:ascii="Consolas" w:hAnsi="Consolas"/>
                 <w:b w:val="0"/>
                 <w:i w:val="0"/>
-                <w:color w:val="FFFFFF"/>
+                <w:color w:val="000000"/>
                 <w:sz w:val="15"/>
               </w:rPr>
               <w:t xml:space="preserve">                check(member.name)</w:t>
             </w:r>
             <w:r>
+              <w:rPr>
+                <w:color w:val="000000"/>
+              </w:rPr>
               <w:br/>
-              <w:t/>
             </w:r>
             <w:r>
               <w:rPr>
                 <w:rFonts w:ascii="Consolas" w:hAnsi="Consolas"/>
                 <w:b/>
                 <w:i w:val="0"/>
-                <w:color w:val="00FF80"/>
+                <w:color w:val="000000"/>
                 <w:sz w:val="15"/>
               </w:rPr>
               <w:t xml:space="preserve">157  </w:t>
@@ -9680,21 +7815,23 @@
                 <w:rFonts w:ascii="Consolas" w:hAnsi="Consolas"/>
                 <w:b w:val="0"/>
                 <w:i w:val="0"/>
-                <w:color w:val="FFFFFF"/>
+                <w:color w:val="000000"/>
                 <w:sz w:val="15"/>
               </w:rPr>
               <w:t xml:space="preserve">                if member.issym() or member.islnk():</w:t>
             </w:r>
             <w:r>
+              <w:rPr>
+                <w:color w:val="000000"/>
+              </w:rPr>
               <w:br/>
-              <w:t/>
             </w:r>
             <w:r>
               <w:rPr>
                 <w:rFonts w:ascii="Consolas" w:hAnsi="Consolas"/>
                 <w:b/>
                 <w:i w:val="0"/>
-                <w:color w:val="00FF80"/>
+                <w:color w:val="000000"/>
                 <w:sz w:val="15"/>
               </w:rPr>
               <w:t xml:space="preserve">158  </w:t>
@@ -9704,7 +7841,7 @@
                 <w:rFonts w:ascii="Consolas" w:hAnsi="Consolas"/>
                 <w:b w:val="0"/>
                 <w:i w:val="0"/>
-                <w:color w:val="FFFFFF"/>
+                <w:color w:val="000000"/>
                 <w:sz w:val="15"/>
               </w:rPr>
               <w:t xml:space="preserve">                    raise ValidationError("Archive contains links; extraction stopped for safety.")</w:t>
@@ -9728,9 +7865,10 @@
           <w:rFonts w:ascii="Calibri" w:hAnsi="Calibri"/>
           <w:b w:val="0"/>
           <w:i/>
+          <w:color w:val="000000"/>
           <w:sz w:val="19"/>
         </w:rPr>
-        <w:t>Listing B.4: Every archive member is checked before the destination is created.  Source: smart_archive_agent/tools/archive.py, lines 139–158 (commit 92304e8 on GitHub).</w:t>
+        <w:t>Listing B.4: Every archive member is checked before the destination folder is created.  Source: smart_archive_agent/tools/archive.py, lines 139–158.</w:t>
       </w:r>
     </w:p>
     <w:p>
@@ -9743,6 +7881,7 @@
           <w:rFonts w:ascii="Calibri" w:hAnsi="Calibri"/>
           <w:b/>
           <w:i w:val="0"/>
+          <w:color w:val="000000"/>
           <w:sz w:val="23"/>
         </w:rPr>
         <w:t>Passphrase handling for GPG (Section 4.2, Step 4)</w:t>
@@ -9766,7 +7905,7 @@
         <w:tc>
           <w:tcPr>
             <w:tcW w:type="dxa" w:w="9360"/>
-            <w:shd w:val="clear" w:color="auto" w:fill="1E1E1E"/>
+            <w:shd w:val="clear" w:color="auto" w:fill="F2F2F2"/>
             <w:tcMar>
               <w:top w:w="80" w:type="dxa"/>
               <w:bottom w:w="80" w:type="dxa"/>
@@ -9784,7 +7923,7 @@
                 <w:rFonts w:ascii="Consolas" w:hAnsi="Consolas"/>
                 <w:b/>
                 <w:i w:val="0"/>
-                <w:color w:val="00FF80"/>
+                <w:color w:val="000000"/>
                 <w:sz w:val="15"/>
               </w:rPr>
               <w:t xml:space="preserve">  8  </w:t>
@@ -9794,21 +7933,23 @@
                 <w:rFonts w:ascii="Consolas" w:hAnsi="Consolas"/>
                 <w:b w:val="0"/>
                 <w:i w:val="0"/>
-                <w:color w:val="FFFFFF"/>
+                <w:color w:val="000000"/>
                 <w:sz w:val="15"/>
               </w:rPr>
               <w:t>GPG_BASE = ["gpg", "--batch", "--yes", "--no-symkey-cache", "--pinentry-mode", "loopback",</w:t>
             </w:r>
             <w:r>
+              <w:rPr>
+                <w:color w:val="000000"/>
+              </w:rPr>
               <w:br/>
-              <w:t/>
             </w:r>
             <w:r>
               <w:rPr>
                 <w:rFonts w:ascii="Consolas" w:hAnsi="Consolas"/>
                 <w:b/>
                 <w:i w:val="0"/>
-                <w:color w:val="00FF80"/>
+                <w:color w:val="000000"/>
                 <w:sz w:val="15"/>
               </w:rPr>
               <w:t xml:space="preserve">  9  </w:t>
@@ -9818,21 +7959,23 @@
                 <w:rFonts w:ascii="Consolas" w:hAnsi="Consolas"/>
                 <w:b w:val="0"/>
                 <w:i w:val="0"/>
-                <w:color w:val="FFFFFF"/>
+                <w:color w:val="000000"/>
                 <w:sz w:val="15"/>
               </w:rPr>
               <w:t xml:space="preserve">            "--passphrase-fd", "0"]</w:t>
             </w:r>
             <w:r>
+              <w:rPr>
+                <w:color w:val="000000"/>
+              </w:rPr>
               <w:br/>
-              <w:t/>
             </w:r>
             <w:r>
               <w:rPr>
                 <w:rFonts w:ascii="Consolas" w:hAnsi="Consolas"/>
                 <w:b/>
                 <w:i w:val="0"/>
-                <w:color w:val="00FF80"/>
+                <w:color w:val="000000"/>
                 <w:sz w:val="15"/>
               </w:rPr>
               <w:t xml:space="preserve"> 10  </w:t>
@@ -9842,20 +7985,22 @@
                 <w:rFonts w:ascii="Consolas" w:hAnsi="Consolas"/>
                 <w:b w:val="0"/>
                 <w:i w:val="0"/>
-                <w:color w:val="FFFFFF"/>
+                <w:color w:val="000000"/>
                 <w:sz w:val="15"/>
               </w:rPr>
             </w:r>
             <w:r>
+              <w:rPr>
+                <w:color w:val="000000"/>
+              </w:rPr>
               <w:br/>
-              <w:t/>
             </w:r>
             <w:r>
               <w:rPr>
                 <w:rFonts w:ascii="Consolas" w:hAnsi="Consolas"/>
                 <w:b/>
                 <w:i w:val="0"/>
-                <w:color w:val="00FF80"/>
+                <w:color w:val="000000"/>
                 <w:sz w:val="15"/>
               </w:rPr>
               <w:t xml:space="preserve"> 11  </w:t>
@@ -9865,21 +8010,23 @@
                 <w:rFonts w:ascii="Consolas" w:hAnsi="Consolas"/>
                 <w:b w:val="0"/>
                 <w:i w:val="0"/>
-                <w:color w:val="FFFFFF"/>
+                <w:color w:val="000000"/>
                 <w:sz w:val="15"/>
               </w:rPr>
               <w:t>def _gpg(args: list[str], passphrase: str, failure: str) -&gt; None:</w:t>
             </w:r>
             <w:r>
+              <w:rPr>
+                <w:color w:val="000000"/>
+              </w:rPr>
               <w:br/>
-              <w:t/>
             </w:r>
             <w:r>
               <w:rPr>
                 <w:rFonts w:ascii="Consolas" w:hAnsi="Consolas"/>
                 <w:b/>
                 <w:i w:val="0"/>
-                <w:color w:val="00FF80"/>
+                <w:color w:val="000000"/>
                 <w:sz w:val="15"/>
               </w:rPr>
               <w:t xml:space="preserve"> 12  </w:t>
@@ -9889,21 +8036,23 @@
                 <w:rFonts w:ascii="Consolas" w:hAnsi="Consolas"/>
                 <w:b w:val="0"/>
                 <w:i w:val="0"/>
-                <w:color w:val="FFFFFF"/>
+                <w:color w:val="000000"/>
                 <w:sz w:val="15"/>
               </w:rPr>
               <w:t xml:space="preserve">    try:</w:t>
             </w:r>
             <w:r>
+              <w:rPr>
+                <w:color w:val="000000"/>
+              </w:rPr>
               <w:br/>
-              <w:t/>
             </w:r>
             <w:r>
               <w:rPr>
                 <w:rFonts w:ascii="Consolas" w:hAnsi="Consolas"/>
                 <w:b/>
                 <w:i w:val="0"/>
-                <w:color w:val="00FF80"/>
+                <w:color w:val="000000"/>
                 <w:sz w:val="15"/>
               </w:rPr>
               <w:t xml:space="preserve"> 13  </w:t>
@@ -9913,21 +8062,23 @@
                 <w:rFonts w:ascii="Consolas" w:hAnsi="Consolas"/>
                 <w:b w:val="0"/>
                 <w:i w:val="0"/>
-                <w:color w:val="FFFFFF"/>
+                <w:color w:val="000000"/>
                 <w:sz w:val="15"/>
               </w:rPr>
               <w:t xml:space="preserve">        subprocess.run(GPG_BASE + args, input=passphrase + "\n", check=True,</w:t>
             </w:r>
             <w:r>
+              <w:rPr>
+                <w:color w:val="000000"/>
+              </w:rPr>
               <w:br/>
-              <w:t/>
             </w:r>
             <w:r>
               <w:rPr>
                 <w:rFonts w:ascii="Consolas" w:hAnsi="Consolas"/>
                 <w:b/>
                 <w:i w:val="0"/>
-                <w:color w:val="00FF80"/>
+                <w:color w:val="000000"/>
                 <w:sz w:val="15"/>
               </w:rPr>
               <w:t xml:space="preserve"> 14  </w:t>
@@ -9937,21 +8088,23 @@
                 <w:rFonts w:ascii="Consolas" w:hAnsi="Consolas"/>
                 <w:b w:val="0"/>
                 <w:i w:val="0"/>
-                <w:color w:val="FFFFFF"/>
+                <w:color w:val="000000"/>
                 <w:sz w:val="15"/>
               </w:rPr>
               <w:t xml:space="preserve">                       capture_output=True, text=True, timeout=600)</w:t>
             </w:r>
             <w:r>
+              <w:rPr>
+                <w:color w:val="000000"/>
+              </w:rPr>
               <w:br/>
-              <w:t/>
             </w:r>
             <w:r>
               <w:rPr>
                 <w:rFonts w:ascii="Consolas" w:hAnsi="Consolas"/>
                 <w:b/>
                 <w:i w:val="0"/>
-                <w:color w:val="00FF80"/>
+                <w:color w:val="000000"/>
                 <w:sz w:val="15"/>
               </w:rPr>
               <w:t xml:space="preserve"> 15  </w:t>
@@ -9961,21 +8114,23 @@
                 <w:rFonts w:ascii="Consolas" w:hAnsi="Consolas"/>
                 <w:b w:val="0"/>
                 <w:i w:val="0"/>
-                <w:color w:val="FFFFFF"/>
+                <w:color w:val="000000"/>
                 <w:sz w:val="15"/>
               </w:rPr>
               <w:t xml:space="preserve">    except FileNotFoundError as exc:</w:t>
             </w:r>
             <w:r>
+              <w:rPr>
+                <w:color w:val="000000"/>
+              </w:rPr>
               <w:br/>
-              <w:t/>
             </w:r>
             <w:r>
               <w:rPr>
                 <w:rFonts w:ascii="Consolas" w:hAnsi="Consolas"/>
                 <w:b/>
                 <w:i w:val="0"/>
-                <w:color w:val="00FF80"/>
+                <w:color w:val="000000"/>
                 <w:sz w:val="15"/>
               </w:rPr>
               <w:t xml:space="preserve"> 16  </w:t>
@@ -9985,21 +8140,23 @@
                 <w:rFonts w:ascii="Consolas" w:hAnsi="Consolas"/>
                 <w:b w:val="0"/>
                 <w:i w:val="0"/>
-                <w:color w:val="FFFFFF"/>
+                <w:color w:val="000000"/>
                 <w:sz w:val="15"/>
               </w:rPr>
               <w:t xml:space="preserve">        raise RuntimeError("GPG is not installed. Install it with: sudo apt install gnupg") from exc</w:t>
             </w:r>
             <w:r>
+              <w:rPr>
+                <w:color w:val="000000"/>
+              </w:rPr>
               <w:br/>
-              <w:t/>
             </w:r>
             <w:r>
               <w:rPr>
                 <w:rFonts w:ascii="Consolas" w:hAnsi="Consolas"/>
                 <w:b/>
                 <w:i w:val="0"/>
-                <w:color w:val="00FF80"/>
+                <w:color w:val="000000"/>
                 <w:sz w:val="15"/>
               </w:rPr>
               <w:t xml:space="preserve"> 17  </w:t>
@@ -10009,21 +8166,23 @@
                 <w:rFonts w:ascii="Consolas" w:hAnsi="Consolas"/>
                 <w:b w:val="0"/>
                 <w:i w:val="0"/>
-                <w:color w:val="FFFFFF"/>
+                <w:color w:val="000000"/>
                 <w:sz w:val="15"/>
               </w:rPr>
               <w:t xml:space="preserve">    except subprocess.CalledProcessError as exc:</w:t>
             </w:r>
             <w:r>
+              <w:rPr>
+                <w:color w:val="000000"/>
+              </w:rPr>
               <w:br/>
-              <w:t/>
             </w:r>
             <w:r>
               <w:rPr>
                 <w:rFonts w:ascii="Consolas" w:hAnsi="Consolas"/>
                 <w:b/>
                 <w:i w:val="0"/>
-                <w:color w:val="00FF80"/>
+                <w:color w:val="000000"/>
                 <w:sz w:val="15"/>
               </w:rPr>
               <w:t xml:space="preserve"> 18  </w:t>
@@ -10033,21 +8192,23 @@
                 <w:rFonts w:ascii="Consolas" w:hAnsi="Consolas"/>
                 <w:b w:val="0"/>
                 <w:i w:val="0"/>
-                <w:color w:val="FFFFFF"/>
+                <w:color w:val="000000"/>
                 <w:sz w:val="15"/>
               </w:rPr>
               <w:t xml:space="preserve">        lines = (exc.stderr or exc.stdout or "").strip().splitlines()</w:t>
             </w:r>
             <w:r>
+              <w:rPr>
+                <w:color w:val="000000"/>
+              </w:rPr>
               <w:br/>
-              <w:t/>
             </w:r>
             <w:r>
               <w:rPr>
                 <w:rFonts w:ascii="Consolas" w:hAnsi="Consolas"/>
                 <w:b/>
                 <w:i w:val="0"/>
-                <w:color w:val="00FF80"/>
+                <w:color w:val="000000"/>
                 <w:sz w:val="15"/>
               </w:rPr>
               <w:t xml:space="preserve"> 19  </w:t>
@@ -10057,21 +8218,23 @@
                 <w:rFonts w:ascii="Consolas" w:hAnsi="Consolas"/>
                 <w:b w:val="0"/>
                 <w:i w:val="0"/>
-                <w:color w:val="FFFFFF"/>
+                <w:color w:val="000000"/>
                 <w:sz w:val="15"/>
               </w:rPr>
               <w:t xml:space="preserve">        detail = lines[-1].replace("gpg: ", "", 1) if lines else ""  # Python 3.8: no removeprefix</w:t>
             </w:r>
             <w:r>
+              <w:rPr>
+                <w:color w:val="000000"/>
+              </w:rPr>
               <w:br/>
-              <w:t/>
             </w:r>
             <w:r>
               <w:rPr>
                 <w:rFonts w:ascii="Consolas" w:hAnsi="Consolas"/>
                 <w:b/>
                 <w:i w:val="0"/>
-                <w:color w:val="00FF80"/>
+                <w:color w:val="000000"/>
                 <w:sz w:val="15"/>
               </w:rPr>
               <w:t xml:space="preserve"> 20  </w:t>
@@ -10081,21 +8244,23 @@
                 <w:rFonts w:ascii="Consolas" w:hAnsi="Consolas"/>
                 <w:b w:val="0"/>
                 <w:i w:val="0"/>
-                <w:color w:val="FFFFFF"/>
+                <w:color w:val="000000"/>
                 <w:sz w:val="15"/>
               </w:rPr>
               <w:t xml:space="preserve">        if "bad session key" in detail.lower() or "bad passphrase" in detail.lower():</w:t>
             </w:r>
             <w:r>
+              <w:rPr>
+                <w:color w:val="000000"/>
+              </w:rPr>
               <w:br/>
-              <w:t/>
             </w:r>
             <w:r>
               <w:rPr>
                 <w:rFonts w:ascii="Consolas" w:hAnsi="Consolas"/>
                 <w:b/>
                 <w:i w:val="0"/>
-                <w:color w:val="00FF80"/>
+                <w:color w:val="000000"/>
                 <w:sz w:val="15"/>
               </w:rPr>
               <w:t xml:space="preserve"> 21  </w:t>
@@ -10105,21 +8270,23 @@
                 <w:rFonts w:ascii="Consolas" w:hAnsi="Consolas"/>
                 <w:b w:val="0"/>
                 <w:i w:val="0"/>
-                <w:color w:val="FFFFFF"/>
+                <w:color w:val="000000"/>
                 <w:sz w:val="15"/>
               </w:rPr>
               <w:t xml:space="preserve">            detail = "wrong passphrase"</w:t>
             </w:r>
             <w:r>
+              <w:rPr>
+                <w:color w:val="000000"/>
+              </w:rPr>
               <w:br/>
-              <w:t/>
             </w:r>
             <w:r>
               <w:rPr>
                 <w:rFonts w:ascii="Consolas" w:hAnsi="Consolas"/>
                 <w:b/>
                 <w:i w:val="0"/>
-                <w:color w:val="00FF80"/>
+                <w:color w:val="000000"/>
                 <w:sz w:val="15"/>
               </w:rPr>
               <w:t xml:space="preserve"> 22  </w:t>
@@ -10129,7 +8296,7 @@
                 <w:rFonts w:ascii="Consolas" w:hAnsi="Consolas"/>
                 <w:b w:val="0"/>
                 <w:i w:val="0"/>
-                <w:color w:val="FFFFFF"/>
+                <w:color w:val="000000"/>
                 <w:sz w:val="15"/>
               </w:rPr>
               <w:t xml:space="preserve">        raise RuntimeError(f"{failure} ({detail})" if detail else failure) from exc</w:t>
@@ -10153,9 +8320,10 @@
           <w:rFonts w:ascii="Calibri" w:hAnsi="Calibri"/>
           <w:b w:val="0"/>
           <w:i/>
+          <w:color w:val="000000"/>
           <w:sz w:val="19"/>
         </w:rPr>
-        <w:t>Listing B.5: The passphrase reaches gpg on standard input, never as an argument.  Source: smart_archive_agent/tools/encryption.py, lines 8–22 (commit 92304e8 on GitHub).</w:t>
+        <w:t>Listing B.5: The passphrase reaches gpg on standard input, never as an argument.  Source: smart_archive_agent/tools/encryption.py, lines 8–22.</w:t>
       </w:r>
     </w:p>
     <w:p>
@@ -10168,9 +8336,10 @@
           <w:rFonts w:ascii="Calibri" w:hAnsi="Calibri"/>
           <w:b/>
           <w:i w:val="0"/>
+          <w:color w:val="000000"/>
           <w:sz w:val="26"/>
         </w:rPr>
-        <w:t>B.4 A Tool Definition as the LLM Receives It</w:t>
+        <w:t>B.3 A Tool Definition as the LLM Sees It</w:t>
       </w:r>
     </w:p>
     <w:p>
@@ -10182,9 +8351,10 @@
           <w:rFonts w:ascii="Calibri" w:hAnsi="Calibri"/>
           <w:b w:val="0"/>
           <w:i w:val="0"/>
+          <w:color w:val="000000"/>
           <w:sz w:val="22"/>
         </w:rPr>
-        <w:t>Output of get_tools("openai", prefixed=True) for the first tool, exactly as the Agentic Shell's LLM receives it (Section 4.2, Step 3):</w:t>
+        <w:t>This is what get_tools("openai", prefixed=True) returns for our first tool, exactly what the Agentic Shell's LLM receives (Section 4.2, Step 3):</w:t>
       </w:r>
     </w:p>
     <w:p>
@@ -10194,6 +8364,9 @@
         <w:jc w:val="center"/>
       </w:pPr>
       <w:r>
+        <w:rPr>
+          <w:color w:val="000000"/>
+        </w:rPr>
         <w:drawing>
           <wp:inline xmlns:a="http://schemas.openxmlformats.org/drawingml/2006/main" xmlns:pic="http://schemas.openxmlformats.org/drawingml/2006/picture">
             <wp:extent cx="5486400" cy="5802437"/>
@@ -10238,9 +8411,10 @@
           <w:rFonts w:ascii="Calibri" w:hAnsi="Calibri"/>
           <w:b/>
           <w:i w:val="0"/>
+          <w:color w:val="000000"/>
           <w:sz w:val="20"/>
         </w:rPr>
-        <w:t>Figure B.2: The create_archive tool definition in OpenAI-compatible function-calling format.</w:t>
+        <w:t>Figure B.2: Our create_archive tool definition in OpenAI-compatible function-calling format.</w:t>
       </w:r>
     </w:p>
     <w:p>
@@ -10253,9 +8427,10 @@
           <w:rFonts w:ascii="Calibri" w:hAnsi="Calibri"/>
           <w:b/>
           <w:i w:val="0"/>
+          <w:color w:val="000000"/>
           <w:sz w:val="26"/>
         </w:rPr>
-        <w:t>B.5 The Plan Built for the Brief's Request</w:t>
+        <w:t>B.4 The Plan Our Agent Builds for the Brief's Request</w:t>
       </w:r>
     </w:p>
     <w:p>
@@ -10267,9 +8442,10 @@
           <w:rFonts w:ascii="Calibri" w:hAnsi="Calibri"/>
           <w:b w:val="0"/>
           <w:i w:val="0"/>
+          <w:color w:val="000000"/>
           <w:sz w:val="22"/>
         </w:rPr>
-        <w:t>Planning only, nothing executed: the brief's sentence becomes three steps with level max, and the encryption step takes the archive step's output as its input.</w:t>
+        <w:t>Here we only asked the planner for a plan, without running it. The brief's sentence becomes three steps at level max, and the encryption step uses the archive step's output as its input.</w:t>
       </w:r>
     </w:p>
     <w:p>
@@ -10279,6 +8455,9 @@
         <w:jc w:val="center"/>
       </w:pPr>
       <w:r>
+        <w:rPr>
+          <w:color w:val="000000"/>
+        </w:rPr>
         <w:drawing>
           <wp:inline xmlns:a="http://schemas.openxmlformats.org/drawingml/2006/main" xmlns:pic="http://schemas.openxmlformats.org/drawingml/2006/picture">
             <wp:extent cx="5943600" cy="1629697"/>
@@ -10323,6 +8502,7 @@
           <w:rFonts w:ascii="Calibri" w:hAnsi="Calibri"/>
           <w:b/>
           <w:i w:val="0"/>
+          <w:color w:val="000000"/>
           <w:sz w:val="20"/>
         </w:rPr>
         <w:t>Figure B.3: plan_local() output for "Zip up my project folder, compress it heavily, and encrypt it."</w:t>
@@ -10338,9 +8518,10 @@
           <w:rFonts w:ascii="Calibri" w:hAnsi="Calibri"/>
           <w:b/>
           <w:i w:val="0"/>
+          <w:color w:val="000000"/>
           <w:sz w:val="26"/>
         </w:rPr>
-        <w:t>B.6 Integration Example Run</w:t>
+        <w:t>B.5 Running Our Integration Example</w:t>
       </w:r>
     </w:p>
     <w:p>
@@ -10352,9 +8533,10 @@
           <w:rFonts w:ascii="Calibri" w:hAnsi="Calibri"/>
           <w:b w:val="0"/>
           <w:i w:val="0"/>
+          <w:color w:val="000000"/>
           <w:sz w:val="22"/>
         </w:rPr>
-        <w:t>examples/agentic_shell_example.py imitates the base shell: it loads the agent, offers its tools, routes the request and runs two LLM-style tool calls, then the offline planner path:</w:t>
+        <w:t>examples/agentic_shell_example.py acts like the base shell: it loads our agent, offers its tools, routes the request, runs two LLM-style tool calls, and then tries the offline planner path:</w:t>
       </w:r>
     </w:p>
     <w:p>
@@ -10364,6 +8546,9 @@
         <w:jc w:val="center"/>
       </w:pPr>
       <w:r>
+        <w:rPr>
+          <w:color w:val="000000"/>
+        </w:rPr>
         <w:drawing>
           <wp:inline xmlns:a="http://schemas.openxmlformats.org/drawingml/2006/main" xmlns:pic="http://schemas.openxmlformats.org/drawingml/2006/picture">
             <wp:extent cx="5943600" cy="1978918"/>
@@ -10408,9 +8593,10 @@
           <w:rFonts w:ascii="Calibri" w:hAnsi="Calibri"/>
           <w:b/>
           <w:i w:val="0"/>
+          <w:color w:val="000000"/>
           <w:sz w:val="20"/>
         </w:rPr>
-        <w:t>Figure B.4: Real output of the integration example.</w:t>
+        <w:t>Figure B.4: Real output of our integration example.</w:t>
       </w:r>
     </w:p>
     <w:sectPr>
